--- a/docs/TZ-tsl-auth.docx
+++ b/docs/TZ-tsl-auth.docx
@@ -48,7 +48,7 @@
         <w:jc w:val="center"/>
       </w:pPr>
       <w:r>
-        <w:t>Версия 1.0 от 27.09.2026</w:t>
+        <w:t>Версия 1.1 от 27.09.2026</w:t>
       </w:r>
     </w:p>
     <w:p>
@@ -97,7 +97,7 @@
     <w:sdt>
       <w:sdtPr>
         <w:alias w:val="Содержание"/>
-        <w:id w:val="-29412409"/>
+        <w:id w:val="-309788499"/>
       </w:sdtPr>
       <w:sdtEndPr/>
       <w:sdtContent>
@@ -125,7 +125,7 @@
           <w:r>
             <w:fldChar w:fldCharType="separate"/>
           </w:r>
-          <w:hyperlink w:anchor="_Toc241416524" w:history="1">
+          <w:hyperlink w:anchor="_Toc241429366" w:history="1">
             <w:r>
               <w:rPr>
                 <w:rStyle w:val="a5"/>
@@ -149,7 +149,7 @@
               <w:rPr>
                 <w:noProof/>
               </w:rPr>
-              <w:instrText xml:space="preserve"> PAGEREF _Toc241416524 \h </w:instrText>
+              <w:instrText xml:space="preserve"> PAGEREF _Toc241429366 \h </w:instrText>
             </w:r>
             <w:r>
               <w:rPr>
@@ -191,7 +191,7 @@
               <w14:ligatures w14:val="standardContextual"/>
             </w:rPr>
           </w:pPr>
-          <w:hyperlink w:anchor="_Toc241416525" w:history="1">
+          <w:hyperlink w:anchor="_Toc241429367" w:history="1">
             <w:r>
               <w:rPr>
                 <w:rStyle w:val="a5"/>
@@ -215,7 +215,7 @@
               <w:rPr>
                 <w:noProof/>
               </w:rPr>
-              <w:instrText xml:space="preserve"> PAGEREF _Toc241416525 \h </w:instrText>
+              <w:instrText xml:space="preserve"> PAGEREF _Toc241429367 \h </w:instrText>
             </w:r>
             <w:r>
               <w:rPr>
@@ -257,7 +257,7 @@
               <w14:ligatures w14:val="standardContextual"/>
             </w:rPr>
           </w:pPr>
-          <w:hyperlink w:anchor="_Toc241416526" w:history="1">
+          <w:hyperlink w:anchor="_Toc241429368" w:history="1">
             <w:r>
               <w:rPr>
                 <w:rStyle w:val="a5"/>
@@ -281,7 +281,7 @@
               <w:rPr>
                 <w:noProof/>
               </w:rPr>
-              <w:instrText xml:space="preserve"> PAGEREF _Toc241416526 \h </w:instrText>
+              <w:instrText xml:space="preserve"> PAGEREF _Toc241429368 \h </w:instrText>
             </w:r>
             <w:r>
               <w:rPr>
@@ -323,7 +323,7 @@
               <w14:ligatures w14:val="standardContextual"/>
             </w:rPr>
           </w:pPr>
-          <w:hyperlink w:anchor="_Toc241416527" w:history="1">
+          <w:hyperlink w:anchor="_Toc241429369" w:history="1">
             <w:r>
               <w:rPr>
                 <w:rStyle w:val="a5"/>
@@ -347,7 +347,7 @@
               <w:rPr>
                 <w:noProof/>
               </w:rPr>
-              <w:instrText xml:space="preserve"> PAGEREF _Toc241416527 \h </w:instrText>
+              <w:instrText xml:space="preserve"> PAGEREF _Toc241429369 \h </w:instrText>
             </w:r>
             <w:r>
               <w:rPr>
@@ -389,7 +389,7 @@
               <w14:ligatures w14:val="standardContextual"/>
             </w:rPr>
           </w:pPr>
-          <w:hyperlink w:anchor="_Toc241416528" w:history="1">
+          <w:hyperlink w:anchor="_Toc241429370" w:history="1">
             <w:r>
               <w:rPr>
                 <w:rStyle w:val="a5"/>
@@ -413,7 +413,7 @@
               <w:rPr>
                 <w:noProof/>
               </w:rPr>
-              <w:instrText xml:space="preserve"> PAGEREF _Toc241416528 \h </w:instrText>
+              <w:instrText xml:space="preserve"> PAGEREF _Toc241429370 \h </w:instrText>
             </w:r>
             <w:r>
               <w:rPr>
@@ -455,7 +455,7 @@
               <w14:ligatures w14:val="standardContextual"/>
             </w:rPr>
           </w:pPr>
-          <w:hyperlink w:anchor="_Toc241416529" w:history="1">
+          <w:hyperlink w:anchor="_Toc241429371" w:history="1">
             <w:r>
               <w:rPr>
                 <w:rStyle w:val="a5"/>
@@ -479,7 +479,7 @@
               <w:rPr>
                 <w:noProof/>
               </w:rPr>
-              <w:instrText xml:space="preserve"> PAGEREF _Toc241416529 \h </w:instrText>
+              <w:instrText xml:space="preserve"> PAGEREF _Toc241429371 \h </w:instrText>
             </w:r>
             <w:r>
               <w:rPr>
@@ -521,7 +521,7 @@
               <w14:ligatures w14:val="standardContextual"/>
             </w:rPr>
           </w:pPr>
-          <w:hyperlink w:anchor="_Toc241416530" w:history="1">
+          <w:hyperlink w:anchor="_Toc241429372" w:history="1">
             <w:r>
               <w:rPr>
                 <w:rStyle w:val="a5"/>
@@ -545,7 +545,7 @@
               <w:rPr>
                 <w:noProof/>
               </w:rPr>
-              <w:instrText xml:space="preserve"> PAGEREF _Toc241416530 \h </w:instrText>
+              <w:instrText xml:space="preserve"> PAGEREF _Toc241429372 \h </w:instrText>
             </w:r>
             <w:r>
               <w:rPr>
@@ -587,7 +587,7 @@
               <w14:ligatures w14:val="standardContextual"/>
             </w:rPr>
           </w:pPr>
-          <w:hyperlink w:anchor="_Toc241416531" w:history="1">
+          <w:hyperlink w:anchor="_Toc241429373" w:history="1">
             <w:r>
               <w:rPr>
                 <w:rStyle w:val="a5"/>
@@ -611,7 +611,7 @@
               <w:rPr>
                 <w:noProof/>
               </w:rPr>
-              <w:instrText xml:space="preserve"> PAGEREF _Toc241416531 \h </w:instrText>
+              <w:instrText xml:space="preserve"> PAGEREF _Toc241429373 \h </w:instrText>
             </w:r>
             <w:r>
               <w:rPr>
@@ -653,7 +653,7 @@
               <w14:ligatures w14:val="standardContextual"/>
             </w:rPr>
           </w:pPr>
-          <w:hyperlink w:anchor="_Toc241416532" w:history="1">
+          <w:hyperlink w:anchor="_Toc241429374" w:history="1">
             <w:r>
               <w:rPr>
                 <w:rStyle w:val="a5"/>
@@ -677,7 +677,7 @@
               <w:rPr>
                 <w:noProof/>
               </w:rPr>
-              <w:instrText xml:space="preserve"> PAGEREF _Toc241416532 \h </w:instrText>
+              <w:instrText xml:space="preserve"> PAGEREF _Toc241429374 \h </w:instrText>
             </w:r>
             <w:r>
               <w:rPr>
@@ -719,7 +719,7 @@
               <w14:ligatures w14:val="standardContextual"/>
             </w:rPr>
           </w:pPr>
-          <w:hyperlink w:anchor="_Toc241416533" w:history="1">
+          <w:hyperlink w:anchor="_Toc241429375" w:history="1">
             <w:r>
               <w:rPr>
                 <w:rStyle w:val="a5"/>
@@ -743,7 +743,7 @@
               <w:rPr>
                 <w:noProof/>
               </w:rPr>
-              <w:instrText xml:space="preserve"> PAGEREF _Toc241416533 \h </w:instrText>
+              <w:instrText xml:space="preserve"> PAGEREF _Toc241429375 \h </w:instrText>
             </w:r>
             <w:r>
               <w:rPr>
@@ -785,7 +785,7 @@
               <w14:ligatures w14:val="standardContextual"/>
             </w:rPr>
           </w:pPr>
-          <w:hyperlink w:anchor="_Toc241416534" w:history="1">
+          <w:hyperlink w:anchor="_Toc241429376" w:history="1">
             <w:r>
               <w:rPr>
                 <w:rStyle w:val="a5"/>
@@ -809,7 +809,7 @@
               <w:rPr>
                 <w:noProof/>
               </w:rPr>
-              <w:instrText xml:space="preserve"> PAGEREF _Toc241416534 \h </w:instrText>
+              <w:instrText xml:space="preserve"> PAGEREF _Toc241429376 \h </w:instrText>
             </w:r>
             <w:r>
               <w:rPr>
@@ -851,7 +851,7 @@
               <w14:ligatures w14:val="standardContextual"/>
             </w:rPr>
           </w:pPr>
-          <w:hyperlink w:anchor="_Toc241416535" w:history="1">
+          <w:hyperlink w:anchor="_Toc241429377" w:history="1">
             <w:r>
               <w:rPr>
                 <w:rStyle w:val="a5"/>
@@ -875,7 +875,7 @@
               <w:rPr>
                 <w:noProof/>
               </w:rPr>
-              <w:instrText xml:space="preserve"> PAGEREF _Toc241416535 \h </w:instrText>
+              <w:instrText xml:space="preserve"> PAGEREF _Toc241429377 \h </w:instrText>
             </w:r>
             <w:r>
               <w:rPr>
@@ -917,7 +917,7 @@
               <w14:ligatures w14:val="standardContextual"/>
             </w:rPr>
           </w:pPr>
-          <w:hyperlink w:anchor="_Toc241416536" w:history="1">
+          <w:hyperlink w:anchor="_Toc241429378" w:history="1">
             <w:r>
               <w:rPr>
                 <w:rStyle w:val="a5"/>
@@ -941,7 +941,7 @@
               <w:rPr>
                 <w:noProof/>
               </w:rPr>
-              <w:instrText xml:space="preserve"> PAGEREF _Toc241416536 \h </w:instrText>
+              <w:instrText xml:space="preserve"> PAGEREF _Toc241429378 \h </w:instrText>
             </w:r>
             <w:r>
               <w:rPr>
@@ -983,7 +983,7 @@
               <w14:ligatures w14:val="standardContextual"/>
             </w:rPr>
           </w:pPr>
-          <w:hyperlink w:anchor="_Toc241416537" w:history="1">
+          <w:hyperlink w:anchor="_Toc241429379" w:history="1">
             <w:r>
               <w:rPr>
                 <w:rStyle w:val="a5"/>
@@ -1007,7 +1007,7 @@
               <w:rPr>
                 <w:noProof/>
               </w:rPr>
-              <w:instrText xml:space="preserve"> PAGEREF _Toc241416537 \h </w:instrText>
+              <w:instrText xml:space="preserve"> PAGEREF _Toc241429379 \h </w:instrText>
             </w:r>
             <w:r>
               <w:rPr>
@@ -1049,7 +1049,7 @@
               <w14:ligatures w14:val="standardContextual"/>
             </w:rPr>
           </w:pPr>
-          <w:hyperlink w:anchor="_Toc241416538" w:history="1">
+          <w:hyperlink w:anchor="_Toc241429380" w:history="1">
             <w:r>
               <w:rPr>
                 <w:rStyle w:val="a5"/>
@@ -1073,7 +1073,7 @@
               <w:rPr>
                 <w:noProof/>
               </w:rPr>
-              <w:instrText xml:space="preserve"> PAGEREF _Toc241416538 \h </w:instrText>
+              <w:instrText xml:space="preserve"> PAGEREF _Toc241429380 \h </w:instrText>
             </w:r>
             <w:r>
               <w:rPr>
@@ -1115,7 +1115,7 @@
               <w14:ligatures w14:val="standardContextual"/>
             </w:rPr>
           </w:pPr>
-          <w:hyperlink w:anchor="_Toc241416539" w:history="1">
+          <w:hyperlink w:anchor="_Toc241429381" w:history="1">
             <w:r>
               <w:rPr>
                 <w:rStyle w:val="a5"/>
@@ -1139,7 +1139,7 @@
               <w:rPr>
                 <w:noProof/>
               </w:rPr>
-              <w:instrText xml:space="preserve"> PAGEREF _Toc241416539 \h </w:instrText>
+              <w:instrText xml:space="preserve"> PAGEREF _Toc241429381 \h </w:instrText>
             </w:r>
             <w:r>
               <w:rPr>
@@ -1181,7 +1181,7 @@
               <w14:ligatures w14:val="standardContextual"/>
             </w:rPr>
           </w:pPr>
-          <w:hyperlink w:anchor="_Toc241416540" w:history="1">
+          <w:hyperlink w:anchor="_Toc241429382" w:history="1">
             <w:r>
               <w:rPr>
                 <w:rStyle w:val="a5"/>
@@ -1205,7 +1205,7 @@
               <w:rPr>
                 <w:noProof/>
               </w:rPr>
-              <w:instrText xml:space="preserve"> PAGEREF _Toc241416540 \h </w:instrText>
+              <w:instrText xml:space="preserve"> PAGEREF _Toc241429382 \h </w:instrText>
             </w:r>
             <w:r>
               <w:rPr>
@@ -1247,7 +1247,7 @@
               <w14:ligatures w14:val="standardContextual"/>
             </w:rPr>
           </w:pPr>
-          <w:hyperlink w:anchor="_Toc241416541" w:history="1">
+          <w:hyperlink w:anchor="_Toc241429383" w:history="1">
             <w:r>
               <w:rPr>
                 <w:rStyle w:val="a5"/>
@@ -1271,7 +1271,7 @@
               <w:rPr>
                 <w:noProof/>
               </w:rPr>
-              <w:instrText xml:space="preserve"> PAGEREF _Toc241416541 \h </w:instrText>
+              <w:instrText xml:space="preserve"> PAGEREF _Toc241429383 \h </w:instrText>
             </w:r>
             <w:r>
               <w:rPr>
@@ -1313,7 +1313,7 @@
               <w14:ligatures w14:val="standardContextual"/>
             </w:rPr>
           </w:pPr>
-          <w:hyperlink w:anchor="_Toc241416542" w:history="1">
+          <w:hyperlink w:anchor="_Toc241429384" w:history="1">
             <w:r>
               <w:rPr>
                 <w:rStyle w:val="a5"/>
@@ -1337,7 +1337,7 @@
               <w:rPr>
                 <w:noProof/>
               </w:rPr>
-              <w:instrText xml:space="preserve"> PAGEREF _Toc241416542 \h </w:instrText>
+              <w:instrText xml:space="preserve"> PAGEREF _Toc241429384 \h </w:instrText>
             </w:r>
             <w:r>
               <w:rPr>
@@ -1379,7 +1379,7 @@
               <w14:ligatures w14:val="standardContextual"/>
             </w:rPr>
           </w:pPr>
-          <w:hyperlink w:anchor="_Toc241416543" w:history="1">
+          <w:hyperlink w:anchor="_Toc241429385" w:history="1">
             <w:r>
               <w:rPr>
                 <w:rStyle w:val="a5"/>
@@ -1403,7 +1403,7 @@
               <w:rPr>
                 <w:noProof/>
               </w:rPr>
-              <w:instrText xml:space="preserve"> PAGEREF _Toc241416543 \h </w:instrText>
+              <w:instrText xml:space="preserve"> PAGEREF _Toc241429385 \h </w:instrText>
             </w:r>
             <w:r>
               <w:rPr>
@@ -1445,7 +1445,7 @@
               <w14:ligatures w14:val="standardContextual"/>
             </w:rPr>
           </w:pPr>
-          <w:hyperlink w:anchor="_Toc241416544" w:history="1">
+          <w:hyperlink w:anchor="_Toc241429386" w:history="1">
             <w:r>
               <w:rPr>
                 <w:rStyle w:val="a5"/>
@@ -1469,7 +1469,7 @@
               <w:rPr>
                 <w:noProof/>
               </w:rPr>
-              <w:instrText xml:space="preserve"> PAGEREF _Toc241416544 \h </w:instrText>
+              <w:instrText xml:space="preserve"> PAGEREF _Toc241429386 \h </w:instrText>
             </w:r>
             <w:r>
               <w:rPr>
@@ -1511,7 +1511,7 @@
               <w14:ligatures w14:val="standardContextual"/>
             </w:rPr>
           </w:pPr>
-          <w:hyperlink w:anchor="_Toc241416545" w:history="1">
+          <w:hyperlink w:anchor="_Toc241429387" w:history="1">
             <w:r>
               <w:rPr>
                 <w:rStyle w:val="a5"/>
@@ -1535,7 +1535,7 @@
               <w:rPr>
                 <w:noProof/>
               </w:rPr>
-              <w:instrText xml:space="preserve"> PAGEREF _Toc241416545 \h </w:instrText>
+              <w:instrText xml:space="preserve"> PAGEREF _Toc241429387 \h </w:instrText>
             </w:r>
             <w:r>
               <w:rPr>
@@ -1577,7 +1577,7 @@
               <w14:ligatures w14:val="standardContextual"/>
             </w:rPr>
           </w:pPr>
-          <w:hyperlink w:anchor="_Toc241416546" w:history="1">
+          <w:hyperlink w:anchor="_Toc241429388" w:history="1">
             <w:r>
               <w:rPr>
                 <w:rStyle w:val="a5"/>
@@ -1601,7 +1601,7 @@
               <w:rPr>
                 <w:noProof/>
               </w:rPr>
-              <w:instrText xml:space="preserve"> PAGEREF _Toc241416546 \h </w:instrText>
+              <w:instrText xml:space="preserve"> PAGEREF _Toc241429388 \h </w:instrText>
             </w:r>
             <w:r>
               <w:rPr>
@@ -1618,7 +1618,7 @@
               <w:rPr>
                 <w:noProof/>
               </w:rPr>
-              <w:t>16</w:t>
+              <w:t>17</w:t>
             </w:r>
             <w:r>
               <w:rPr>
@@ -1643,7 +1643,7 @@
               <w14:ligatures w14:val="standardContextual"/>
             </w:rPr>
           </w:pPr>
-          <w:hyperlink w:anchor="_Toc241416547" w:history="1">
+          <w:hyperlink w:anchor="_Toc241429389" w:history="1">
             <w:r>
               <w:rPr>
                 <w:rStyle w:val="a5"/>
@@ -1667,7 +1667,7 @@
               <w:rPr>
                 <w:noProof/>
               </w:rPr>
-              <w:instrText xml:space="preserve"> PAGEREF _Toc241416547 \h </w:instrText>
+              <w:instrText xml:space="preserve"> PAGEREF _Toc241429389 \h </w:instrText>
             </w:r>
             <w:r>
               <w:rPr>
@@ -1684,7 +1684,7 @@
               <w:rPr>
                 <w:noProof/>
               </w:rPr>
-              <w:t>17</w:t>
+              <w:t>18</w:t>
             </w:r>
             <w:r>
               <w:rPr>
@@ -1709,7 +1709,7 @@
               <w14:ligatures w14:val="standardContextual"/>
             </w:rPr>
           </w:pPr>
-          <w:hyperlink w:anchor="_Toc241416548" w:history="1">
+          <w:hyperlink w:anchor="_Toc241429390" w:history="1">
             <w:r>
               <w:rPr>
                 <w:rStyle w:val="a5"/>
@@ -1733,7 +1733,7 @@
               <w:rPr>
                 <w:noProof/>
               </w:rPr>
-              <w:instrText xml:space="preserve"> PAGEREF _Toc241416548 \h </w:instrText>
+              <w:instrText xml:space="preserve"> PAGEREF _Toc241429390 \h </w:instrText>
             </w:r>
             <w:r>
               <w:rPr>
@@ -1750,7 +1750,7 @@
               <w:rPr>
                 <w:noProof/>
               </w:rPr>
-              <w:t>18</w:t>
+              <w:t>19</w:t>
             </w:r>
             <w:r>
               <w:rPr>
@@ -1787,7 +1787,7 @@
         <w:keepNext/>
         <w:pageBreakBefore/>
       </w:pPr>
-      <w:bookmarkStart w:id="0" w:name="_Toc241416524"/>
+      <w:bookmarkStart w:id="0" w:name="_Toc241429366"/>
       <w:r>
         <w:lastRenderedPageBreak/>
         <w:t>1. Общие сведения</w:t>
@@ -1799,7 +1799,7 @@
         <w:pStyle w:val="2"/>
         <w:keepNext/>
       </w:pPr>
-      <w:bookmarkStart w:id="1" w:name="_Toc241416525"/>
+      <w:bookmarkStart w:id="1" w:name="_Toc241429367"/>
       <w:r>
         <w:t>1.1. Наименование</w:t>
       </w:r>
@@ -1829,7 +1829,7 @@
         <w:pStyle w:val="2"/>
         <w:keepNext/>
       </w:pPr>
-      <w:bookmarkStart w:id="2" w:name="_Toc241416526"/>
+      <w:bookmarkStart w:id="2" w:name="_Toc241429368"/>
       <w:r>
         <w:t>1.2. Заказчик и исполнитель</w:t>
       </w:r>
@@ -1865,7 +1865,7 @@
           <w:left w:w="10" w:type="dxa"/>
           <w:right w:w="10" w:type="dxa"/>
         </w:tblCellMar>
-        <w:tblLook w:val="0000" w:firstRow="0" w:lastRow="0" w:firstColumn="0" w:lastColumn="0" w:noHBand="0" w:noVBand="0"/>
+        <w:tblLook w:val="04A0" w:firstRow="1" w:lastRow="0" w:firstColumn="1" w:lastColumn="0" w:noHBand="0" w:noVBand="1"/>
       </w:tblPr>
       <w:tblGrid>
         <w:gridCol w:w="2410"/>
@@ -2231,7 +2231,7 @@
         <w:pStyle w:val="2"/>
         <w:keepNext/>
       </w:pPr>
-      <w:bookmarkStart w:id="3" w:name="_Toc241416527"/>
+      <w:bookmarkStart w:id="3" w:name="_Toc241429369"/>
       <w:r>
         <w:t>1.3. Основание для разработки</w:t>
       </w:r>
@@ -2268,7 +2268,7 @@
           <w:noProof/>
         </w:rPr>
         <w:drawing>
-          <wp:inline distT="0" distB="0" distL="0" distR="0" wp14:anchorId="02DEAA55" wp14:editId="33392FE2">
+          <wp:inline distT="0" distB="0" distL="0" distR="0" wp14:anchorId="3E1D2279" wp14:editId="7EC04D40">
             <wp:extent cx="5991225" cy="4953000"/>
             <wp:effectExtent l="0" t="0" r="0" b="0"/>
             <wp:docPr id="1" name="page1.png" descr="Базовая архитектура ТСЛ: Авторизатор реализован сервисом TSL Auth" title="Базовая архитектура ТСЛ: Авторизатор реализован сервисом TSL Auth"/>
@@ -2327,7 +2327,7 @@
         <w:pStyle w:val="2"/>
         <w:keepNext/>
       </w:pPr>
-      <w:bookmarkStart w:id="4" w:name="_Toc241416528"/>
+      <w:bookmarkStart w:id="4" w:name="_Toc241429370"/>
       <w:r>
         <w:lastRenderedPageBreak/>
         <w:t>1.4. Плановые сроки</w:t>
@@ -2364,7 +2364,7 @@
           <w:left w:w="10" w:type="dxa"/>
           <w:right w:w="10" w:type="dxa"/>
         </w:tblCellMar>
-        <w:tblLook w:val="0000" w:firstRow="0" w:lastRow="0" w:firstColumn="0" w:lastColumn="0" w:noHBand="0" w:noVBand="0"/>
+        <w:tblLook w:val="04A0" w:firstRow="1" w:lastRow="0" w:firstColumn="1" w:lastColumn="0" w:noHBand="0" w:noVBand="1"/>
       </w:tblPr>
       <w:tblGrid>
         <w:gridCol w:w="3526"/>
@@ -3054,7 +3054,7 @@
         <w:pStyle w:val="2"/>
         <w:keepNext/>
       </w:pPr>
-      <w:bookmarkStart w:id="5" w:name="_Toc241416529"/>
+      <w:bookmarkStart w:id="5" w:name="_Toc241429371"/>
       <w:r>
         <w:t>1.5. Термины и сокращения</w:t>
       </w:r>
@@ -3090,7 +3090,7 @@
           <w:left w:w="10" w:type="dxa"/>
           <w:right w:w="10" w:type="dxa"/>
         </w:tblCellMar>
-        <w:tblLook w:val="0000" w:firstRow="0" w:lastRow="0" w:firstColumn="0" w:lastColumn="0" w:noHBand="0" w:noVBand="0"/>
+        <w:tblLook w:val="04A0" w:firstRow="1" w:lastRow="0" w:firstColumn="1" w:lastColumn="0" w:noHBand="0" w:noVBand="1"/>
       </w:tblPr>
       <w:tblGrid>
         <w:gridCol w:w="2410"/>
@@ -3760,7 +3760,73 @@
                 <w:sz w:val="19"/>
                 <w:szCs w:val="19"/>
               </w:rPr>
-              <w:t>Ключ, из которого выводятся ключи шифрования полей БД; в БД не хранится</w:t>
+              <w:t>Ключ, из которого выводятся ключи шифрования полей БД; в БД не хранится, лежит в OpenBao</w:t>
+            </w:r>
+          </w:p>
+        </w:tc>
+      </w:tr>
+      <w:tr>
+        <w:tblPrEx>
+          <w:tblCellMar>
+            <w:top w:w="0" w:type="dxa"/>
+            <w:bottom w:w="0" w:type="dxa"/>
+          </w:tblCellMar>
+        </w:tblPrEx>
+        <w:tc>
+          <w:tcPr>
+            <w:tcW w:w="2410" w:type="dxa"/>
+            <w:tcBorders>
+              <w:top w:val="single" w:sz="4" w:space="0" w:color="999999"/>
+              <w:left w:val="single" w:sz="4" w:space="0" w:color="999999"/>
+              <w:bottom w:val="single" w:sz="4" w:space="0" w:color="999999"/>
+              <w:right w:val="single" w:sz="4" w:space="0" w:color="999999"/>
+            </w:tcBorders>
+            <w:tcMar>
+              <w:top w:w="60" w:type="dxa"/>
+              <w:left w:w="100" w:type="dxa"/>
+              <w:bottom w:w="60" w:type="dxa"/>
+              <w:right w:w="100" w:type="dxa"/>
+            </w:tcMar>
+          </w:tcPr>
+          <w:p>
+            <w:pPr>
+              <w:spacing w:after="20"/>
+            </w:pPr>
+            <w:r>
+              <w:rPr>
+                <w:sz w:val="19"/>
+                <w:szCs w:val="19"/>
+              </w:rPr>
+              <w:t>OpenBao</w:t>
+            </w:r>
+          </w:p>
+        </w:tc>
+        <w:tc>
+          <w:tcPr>
+            <w:tcW w:w="7228" w:type="dxa"/>
+            <w:tcBorders>
+              <w:top w:val="single" w:sz="4" w:space="0" w:color="999999"/>
+              <w:left w:val="single" w:sz="4" w:space="0" w:color="999999"/>
+              <w:bottom w:val="single" w:sz="4" w:space="0" w:color="999999"/>
+              <w:right w:val="single" w:sz="4" w:space="0" w:color="999999"/>
+            </w:tcBorders>
+            <w:tcMar>
+              <w:top w:w="60" w:type="dxa"/>
+              <w:left w:w="100" w:type="dxa"/>
+              <w:bottom w:w="60" w:type="dxa"/>
+              <w:right w:w="100" w:type="dxa"/>
+            </w:tcMar>
+          </w:tcPr>
+          <w:p>
+            <w:pPr>
+              <w:spacing w:after="20"/>
+            </w:pPr>
+            <w:r>
+              <w:rPr>
+                <w:sz w:val="19"/>
+                <w:szCs w:val="19"/>
+              </w:rPr>
+              <w:t>Открытое хранилище секретов (форк HashiCorp Vault) — единое для проектов ТСЛ; KV v2, вход сервисов по AppRole</w:t>
             </w:r>
           </w:p>
         </w:tc>
@@ -3772,7 +3838,7 @@
         <w:keepNext/>
         <w:pageBreakBefore/>
       </w:pPr>
-      <w:bookmarkStart w:id="6" w:name="_Toc241416530"/>
+      <w:bookmarkStart w:id="6" w:name="_Toc241429372"/>
       <w:r>
         <w:lastRenderedPageBreak/>
         <w:t>2. Назначение и цели создания</w:t>
@@ -3784,7 +3850,7 @@
         <w:pStyle w:val="2"/>
         <w:keepNext/>
       </w:pPr>
-      <w:bookmarkStart w:id="7" w:name="_Toc241416531"/>
+      <w:bookmarkStart w:id="7" w:name="_Toc241429373"/>
       <w:r>
         <w:t>2.1. Назначение</w:t>
       </w:r>
@@ -3804,7 +3870,7 @@
         <w:pStyle w:val="2"/>
         <w:keepNext/>
       </w:pPr>
-      <w:bookmarkStart w:id="8" w:name="_Toc241416532"/>
+      <w:bookmarkStart w:id="8" w:name="_Toc241429374"/>
       <w:r>
         <w:t>2.2. Цели</w:t>
       </w:r>
@@ -3880,7 +3946,7 @@
         <w:pStyle w:val="2"/>
         <w:keepNext/>
       </w:pPr>
-      <w:bookmarkStart w:id="9" w:name="_Toc241416533"/>
+      <w:bookmarkStart w:id="9" w:name="_Toc241429375"/>
       <w:r>
         <w:t>2.3. Ограничения заказчика</w:t>
       </w:r>
@@ -3935,7 +4001,7 @@
         <w:spacing w:after="60" w:line="276" w:lineRule="auto"/>
       </w:pPr>
       <w:r>
-        <w:t>Секреты передаются файлами (docker secrets / OpenBao), не переменными окружения.</w:t>
+        <w:t>Все секреты хранятся в OpenBao — едином хранилище секретов ТСЛ; в окружении контейнеров и .env их нет.</w:t>
       </w:r>
     </w:p>
     <w:p>
@@ -3943,7 +4009,7 @@
         <w:pStyle w:val="2"/>
         <w:keepNext/>
       </w:pPr>
-      <w:bookmarkStart w:id="10" w:name="_Toc241416534"/>
+      <w:bookmarkStart w:id="10" w:name="_Toc241429376"/>
       <w:r>
         <w:t>2.4. Критерии достижения целей</w:t>
       </w:r>
@@ -4007,7 +4073,7 @@
         <w:keepNext/>
         <w:pageBreakBefore/>
       </w:pPr>
-      <w:bookmarkStart w:id="11" w:name="_Toc241416535"/>
+      <w:bookmarkStart w:id="11" w:name="_Toc241429377"/>
       <w:r>
         <w:lastRenderedPageBreak/>
         <w:t>3. Характеристика объекта автоматизации</w:t>
@@ -4019,7 +4085,7 @@
         <w:pStyle w:val="2"/>
         <w:keepNext/>
       </w:pPr>
-      <w:bookmarkStart w:id="12" w:name="_Toc241416536"/>
+      <w:bookmarkStart w:id="12" w:name="_Toc241429378"/>
       <w:r>
         <w:t>3.1. Участники и системы</w:t>
       </w:r>
@@ -4045,10 +4111,10 @@
           <w:noProof/>
         </w:rPr>
         <w:drawing>
-          <wp:inline distT="0" distB="0" distL="0" distR="0" wp14:anchorId="33EEC300" wp14:editId="69BBB5EF">
+          <wp:inline distT="0" distB="0" distL="0" distR="0" wp14:anchorId="32609387" wp14:editId="3E085E83">
             <wp:extent cx="5905500" cy="4086225"/>
             <wp:effectExtent l="0" t="0" r="0" b="0"/>
-            <wp:docPr id="280637264" name="d01.png" descr="Контекст: кто и как обращается к TSL Auth" title="Контекст: кто и как обращается к TSL Auth"/>
+            <wp:docPr id="2075600021" name="d01.png" descr="Контекст: кто и как обращается к TSL Auth" title="Контекст: кто и как обращается к TSL Auth"/>
             <wp:cNvGraphicFramePr>
               <a:graphicFrameLocks xmlns:a="http://schemas.openxmlformats.org/drawingml/2006/main" noChangeAspect="1"/>
             </wp:cNvGraphicFramePr>
@@ -4129,7 +4195,7 @@
           <w:left w:w="10" w:type="dxa"/>
           <w:right w:w="10" w:type="dxa"/>
         </w:tblCellMar>
-        <w:tblLook w:val="0000" w:firstRow="0" w:lastRow="0" w:firstColumn="0" w:lastColumn="0" w:noHBand="0" w:noVBand="0"/>
+        <w:tblLook w:val="04A0" w:firstRow="1" w:lastRow="0" w:firstColumn="1" w:lastColumn="0" w:noHBand="0" w:noVBand="1"/>
       </w:tblPr>
       <w:tblGrid>
         <w:gridCol w:w="2914"/>
@@ -4546,7 +4612,7 @@
         <w:pStyle w:val="2"/>
         <w:keepNext/>
       </w:pPr>
-      <w:bookmarkStart w:id="13" w:name="_Toc241416537"/>
+      <w:bookmarkStart w:id="13" w:name="_Toc241429379"/>
       <w:r>
         <w:lastRenderedPageBreak/>
         <w:t>3.2. Прикладная архитектура</w:t>
@@ -4564,10 +4630,10 @@
           <w:noProof/>
         </w:rPr>
         <w:drawing>
-          <wp:inline distT="0" distB="0" distL="0" distR="0" wp14:anchorId="613F70FB" wp14:editId="59DE413F">
+          <wp:inline distT="0" distB="0" distL="0" distR="0" wp14:anchorId="621E9178" wp14:editId="49BF862E">
             <wp:extent cx="6096000" cy="3981450"/>
             <wp:effectExtent l="0" t="0" r="0" b="0"/>
-            <wp:docPr id="97668075" name="page2.png" descr="TSL Auth: прикладной уровень (ArchiMate)" title="TSL Auth: прикладной уровень (ArchiMate)"/>
+            <wp:docPr id="1745707699" name="page2.png" descr="TSL Auth: прикладной уровень (ArchiMate)" title="TSL Auth: прикладной уровень (ArchiMate)"/>
             <wp:cNvGraphicFramePr>
               <a:graphicFrameLocks xmlns:a="http://schemas.openxmlformats.org/drawingml/2006/main" noChangeAspect="1"/>
             </wp:cNvGraphicFramePr>
@@ -4624,7 +4690,7 @@
         <w:keepNext/>
         <w:pageBreakBefore/>
       </w:pPr>
-      <w:bookmarkStart w:id="14" w:name="_Toc241416538"/>
+      <w:bookmarkStart w:id="14" w:name="_Toc241429380"/>
       <w:r>
         <w:lastRenderedPageBreak/>
         <w:t>4. Требования к системе</w:t>
@@ -4636,7 +4702,7 @@
         <w:pStyle w:val="2"/>
         <w:keepNext/>
       </w:pPr>
-      <w:bookmarkStart w:id="15" w:name="_Toc241416539"/>
+      <w:bookmarkStart w:id="15" w:name="_Toc241429381"/>
       <w:r>
         <w:t>4.1. Требования к структуре</w:t>
       </w:r>
@@ -4653,10 +4719,10 @@
           <w:noProof/>
         </w:rPr>
         <w:drawing>
-          <wp:inline distT="0" distB="0" distL="0" distR="0" wp14:anchorId="3E79F597" wp14:editId="67CF6451">
+          <wp:inline distT="0" distB="0" distL="0" distR="0" wp14:anchorId="538B6787" wp14:editId="260F9790">
             <wp:extent cx="2466975" cy="4381500"/>
             <wp:effectExtent l="0" t="0" r="0" b="0"/>
-            <wp:docPr id="920063298" name="d02.png" descr="Компоненты контейнера TSL Auth" title="Компоненты контейнера TSL Auth"/>
+            <wp:docPr id="1560282537" name="d02.png" descr="Компоненты контейнера TSL Auth" title="Компоненты контейнера TSL Auth"/>
             <wp:cNvGraphicFramePr>
               <a:graphicFrameLocks xmlns:a="http://schemas.openxmlformats.org/drawingml/2006/main" noChangeAspect="1"/>
             </wp:cNvGraphicFramePr>
@@ -4737,7 +4803,7 @@
           <w:left w:w="10" w:type="dxa"/>
           <w:right w:w="10" w:type="dxa"/>
         </w:tblCellMar>
-        <w:tblLook w:val="0000" w:firstRow="0" w:lastRow="0" w:firstColumn="0" w:lastColumn="0" w:noHBand="0" w:noVBand="0"/>
+        <w:tblLook w:val="04A0" w:firstRow="1" w:lastRow="0" w:firstColumn="1" w:lastColumn="0" w:noHBand="0" w:noVBand="1"/>
       </w:tblPr>
       <w:tblGrid>
         <w:gridCol w:w="2914"/>
@@ -5392,7 +5458,7 @@
         <w:pStyle w:val="2"/>
         <w:keepNext/>
       </w:pPr>
-      <w:bookmarkStart w:id="16" w:name="_Toc241416540"/>
+      <w:bookmarkStart w:id="16" w:name="_Toc241429382"/>
       <w:r>
         <w:lastRenderedPageBreak/>
         <w:t>4.2. Функциональные требования</w:t>
@@ -5438,7 +5504,7 @@
           <w:left w:w="10" w:type="dxa"/>
           <w:right w:w="10" w:type="dxa"/>
         </w:tblCellMar>
-        <w:tblLook w:val="0000" w:firstRow="0" w:lastRow="0" w:firstColumn="0" w:lastColumn="0" w:noHBand="0" w:noVBand="0"/>
+        <w:tblLook w:val="04A0" w:firstRow="1" w:lastRow="0" w:firstColumn="1" w:lastColumn="0" w:noHBand="0" w:noVBand="1"/>
       </w:tblPr>
       <w:tblGrid>
         <w:gridCol w:w="876"/>
@@ -5906,10 +5972,10 @@
           <w:noProof/>
         </w:rPr>
         <w:drawing>
-          <wp:inline distT="0" distB="0" distL="0" distR="0" wp14:anchorId="1A4855B0" wp14:editId="640C07BE">
+          <wp:inline distT="0" distB="0" distL="0" distR="0" wp14:anchorId="3F3629E8" wp14:editId="1BF284C5">
             <wp:extent cx="5334000" cy="3248025"/>
             <wp:effectExtent l="0" t="0" r="0" b="0"/>
-            <wp:docPr id="1864355153" name="d03.png" descr="Вход пользователя: authorization code + PKCE" title="Вход пользователя: authorization code + PKCE"/>
+            <wp:docPr id="2121763426" name="d03.png" descr="Вход пользователя: authorization code + PKCE" title="Вход пользователя: authorization code + PKCE"/>
             <wp:cNvGraphicFramePr>
               <a:graphicFrameLocks xmlns:a="http://schemas.openxmlformats.org/drawingml/2006/main" noChangeAspect="1"/>
             </wp:cNvGraphicFramePr>
@@ -5971,10 +6037,10 @@
           <w:noProof/>
         </w:rPr>
         <w:drawing>
-          <wp:inline distT="0" distB="0" distL="0" distR="0" wp14:anchorId="3C91F6D0" wp14:editId="46B66DE4">
+          <wp:inline distT="0" distB="0" distL="0" distR="0" wp14:anchorId="41DC4B17" wp14:editId="3B397CCF">
             <wp:extent cx="4953000" cy="2447925"/>
             <wp:effectExtent l="0" t="0" r="0" b="0"/>
-            <wp:docPr id="977453919" name="d04.png" descr="Сервис → сервис: client credentials и token exchange" title="Сервис → сервис: client credentials и token exchange"/>
+            <wp:docPr id="1009150540" name="d04.png" descr="Сервис → сервис: client credentials и token exchange" title="Сервис → сервис: client credentials и token exchange"/>
             <wp:cNvGraphicFramePr>
               <a:graphicFrameLocks xmlns:a="http://schemas.openxmlformats.org/drawingml/2006/main" noChangeAspect="1"/>
             </wp:cNvGraphicFramePr>
@@ -6065,7 +6131,7 @@
           <w:left w:w="10" w:type="dxa"/>
           <w:right w:w="10" w:type="dxa"/>
         </w:tblCellMar>
-        <w:tblLook w:val="0000" w:firstRow="0" w:lastRow="0" w:firstColumn="0" w:lastColumn="0" w:noHBand="0" w:noVBand="0"/>
+        <w:tblLook w:val="04A0" w:firstRow="1" w:lastRow="0" w:firstColumn="1" w:lastColumn="0" w:noHBand="0" w:noVBand="1"/>
       </w:tblPr>
       <w:tblGrid>
         <w:gridCol w:w="876"/>
@@ -6437,10 +6503,10 @@
           <w:noProof/>
         </w:rPr>
         <w:drawing>
-          <wp:inline distT="0" distB="0" distL="0" distR="0" wp14:anchorId="5FA2A5FC" wp14:editId="7DC68C6F">
+          <wp:inline distT="0" distB="0" distL="0" distR="0" wp14:anchorId="2775E7AB" wp14:editId="7145561F">
             <wp:extent cx="3019425" cy="3048000"/>
             <wp:effectExtent l="0" t="0" r="0" b="0"/>
-            <wp:docPr id="463268778" name="d05.png" descr="Модель прав" title="Модель прав"/>
+            <wp:docPr id="1267217420" name="d05.png" descr="Модель прав" title="Модель прав"/>
             <wp:cNvGraphicFramePr>
               <a:graphicFrameLocks xmlns:a="http://schemas.openxmlformats.org/drawingml/2006/main" noChangeAspect="1"/>
             </wp:cNvGraphicFramePr>
@@ -6530,7 +6596,7 @@
           <w:left w:w="10" w:type="dxa"/>
           <w:right w:w="10" w:type="dxa"/>
         </w:tblCellMar>
-        <w:tblLook w:val="0000" w:firstRow="0" w:lastRow="0" w:firstColumn="0" w:lastColumn="0" w:noHBand="0" w:noVBand="0"/>
+        <w:tblLook w:val="04A0" w:firstRow="1" w:lastRow="0" w:firstColumn="1" w:lastColumn="0" w:noHBand="0" w:noVBand="1"/>
       </w:tblPr>
       <w:tblGrid>
         <w:gridCol w:w="876"/>
@@ -6954,10 +7020,10 @@
         </w:rPr>
         <w:lastRenderedPageBreak/>
         <w:drawing>
-          <wp:inline distT="0" distB="0" distL="0" distR="0" wp14:anchorId="45068100" wp14:editId="258FAE73">
+          <wp:inline distT="0" distB="0" distL="0" distR="0" wp14:anchorId="0C05DCA6" wp14:editId="57EE89AB">
             <wp:extent cx="4953000" cy="2667000"/>
             <wp:effectExtent l="0" t="0" r="0" b="0"/>
-            <wp:docPr id="769176004" name="d06.png" descr="Жизненный цикл учётной записи" title="Жизненный цикл учётной записи"/>
+            <wp:docPr id="29199911" name="d06.png" descr="Жизненный цикл учётной записи" title="Жизненный цикл учётной записи"/>
             <wp:cNvGraphicFramePr>
               <a:graphicFrameLocks xmlns:a="http://schemas.openxmlformats.org/drawingml/2006/main" noChangeAspect="1"/>
             </wp:cNvGraphicFramePr>
@@ -7047,7 +7113,7 @@
           <w:left w:w="10" w:type="dxa"/>
           <w:right w:w="10" w:type="dxa"/>
         </w:tblCellMar>
-        <w:tblLook w:val="0000" w:firstRow="0" w:lastRow="0" w:firstColumn="0" w:lastColumn="0" w:noHBand="0" w:noVBand="0"/>
+        <w:tblLook w:val="04A0" w:firstRow="1" w:lastRow="0" w:firstColumn="1" w:lastColumn="0" w:noHBand="0" w:noVBand="1"/>
       </w:tblPr>
       <w:tblGrid>
         <w:gridCol w:w="876"/>
@@ -7559,10 +7625,10 @@
           <w:noProof/>
         </w:rPr>
         <w:drawing>
-          <wp:inline distT="0" distB="0" distL="0" distR="0" wp14:anchorId="14243644" wp14:editId="4C4282ED">
+          <wp:inline distT="0" distB="0" distL="0" distR="0" wp14:anchorId="75245C41" wp14:editId="0EF4227A">
             <wp:extent cx="5334000" cy="3028950"/>
             <wp:effectExtent l="0" t="0" r="0" b="0"/>
-            <wp:docPr id="1444275058" name="d07.png" descr="Блокировка учётной записи через бота безопасности" title="Блокировка учётной записи через бота безопасности"/>
+            <wp:docPr id="1220611748" name="d07.png" descr="Блокировка учётной записи через бота безопасности" title="Блокировка учётной записи через бота безопасности"/>
             <wp:cNvGraphicFramePr>
               <a:graphicFrameLocks xmlns:a="http://schemas.openxmlformats.org/drawingml/2006/main" noChangeAspect="1"/>
             </wp:cNvGraphicFramePr>
@@ -7653,7 +7719,7 @@
           <w:left w:w="10" w:type="dxa"/>
           <w:right w:w="10" w:type="dxa"/>
         </w:tblCellMar>
-        <w:tblLook w:val="0000" w:firstRow="0" w:lastRow="0" w:firstColumn="0" w:lastColumn="0" w:noHBand="0" w:noVBand="0"/>
+        <w:tblLook w:val="04A0" w:firstRow="1" w:lastRow="0" w:firstColumn="1" w:lastColumn="0" w:noHBand="0" w:noVBand="1"/>
       </w:tblPr>
       <w:tblGrid>
         <w:gridCol w:w="876"/>
@@ -8057,7 +8123,7 @@
         <w:pStyle w:val="2"/>
         <w:keepNext/>
       </w:pPr>
-      <w:bookmarkStart w:id="17" w:name="_Toc241416541"/>
+      <w:bookmarkStart w:id="17" w:name="_Toc241429383"/>
       <w:r>
         <w:t>4.3. Требования к надёжности</w:t>
       </w:r>
@@ -8093,7 +8159,7 @@
           <w:left w:w="10" w:type="dxa"/>
           <w:right w:w="10" w:type="dxa"/>
         </w:tblCellMar>
-        <w:tblLook w:val="0000" w:firstRow="0" w:lastRow="0" w:firstColumn="0" w:lastColumn="0" w:noHBand="0" w:noVBand="0"/>
+        <w:tblLook w:val="04A0" w:firstRow="1" w:lastRow="0" w:firstColumn="1" w:lastColumn="0" w:noHBand="0" w:noVBand="1"/>
       </w:tblPr>
       <w:tblGrid>
         <w:gridCol w:w="876"/>
@@ -8637,10 +8703,10 @@
         </w:rPr>
         <w:lastRenderedPageBreak/>
         <w:drawing>
-          <wp:inline distT="0" distB="0" distL="0" distR="0" wp14:anchorId="2EA5AF17" wp14:editId="253ADBE6">
+          <wp:inline distT="0" distB="0" distL="0" distR="0" wp14:anchorId="46DB5559" wp14:editId="6766058E">
             <wp:extent cx="2695575" cy="4953000"/>
             <wp:effectExtent l="0" t="0" r="0" b="0"/>
-            <wp:docPr id="96867670" name="d08.png" descr="Обновление и самовосстановление схемы БД при старте" title="Обновление и самовосстановление схемы БД при старте"/>
+            <wp:docPr id="638270195" name="d08.png" descr="Обновление и самовосстановление схемы БД при старте" title="Обновление и самовосстановление схемы БД при старте"/>
             <wp:cNvGraphicFramePr>
               <a:graphicFrameLocks xmlns:a="http://schemas.openxmlformats.org/drawingml/2006/main" noChangeAspect="1"/>
             </wp:cNvGraphicFramePr>
@@ -8721,7 +8787,7 @@
           <w:left w:w="10" w:type="dxa"/>
           <w:right w:w="10" w:type="dxa"/>
         </w:tblCellMar>
-        <w:tblLook w:val="0000" w:firstRow="0" w:lastRow="0" w:firstColumn="0" w:lastColumn="0" w:noHBand="0" w:noVBand="0"/>
+        <w:tblLook w:val="04A0" w:firstRow="1" w:lastRow="0" w:firstColumn="1" w:lastColumn="0" w:noHBand="0" w:noVBand="1"/>
       </w:tblPr>
       <w:tblGrid>
         <w:gridCol w:w="3067"/>
@@ -9204,7 +9270,7 @@
         <w:pStyle w:val="2"/>
         <w:keepNext/>
       </w:pPr>
-      <w:bookmarkStart w:id="18" w:name="_Toc241416542"/>
+      <w:bookmarkStart w:id="18" w:name="_Toc241429384"/>
       <w:r>
         <w:t>4.4. Требования к производительности</w:t>
       </w:r>
@@ -9240,7 +9306,7 @@
           <w:left w:w="10" w:type="dxa"/>
           <w:right w:w="10" w:type="dxa"/>
         </w:tblCellMar>
-        <w:tblLook w:val="0000" w:firstRow="0" w:lastRow="0" w:firstColumn="0" w:lastColumn="0" w:noHBand="0" w:noVBand="0"/>
+        <w:tblLook w:val="04A0" w:firstRow="1" w:lastRow="0" w:firstColumn="1" w:lastColumn="0" w:noHBand="0" w:noVBand="1"/>
       </w:tblPr>
       <w:tblGrid>
         <w:gridCol w:w="3637"/>
@@ -9741,7 +9807,7 @@
         <w:pStyle w:val="2"/>
         <w:keepNext/>
       </w:pPr>
-      <w:bookmarkStart w:id="19" w:name="_Toc241416543"/>
+      <w:bookmarkStart w:id="19" w:name="_Toc241429385"/>
       <w:r>
         <w:t>4.5. Требования к безопасности</w:t>
       </w:r>
@@ -9777,7 +9843,7 @@
           <w:left w:w="10" w:type="dxa"/>
           <w:right w:w="10" w:type="dxa"/>
         </w:tblCellMar>
-        <w:tblLook w:val="0000" w:firstRow="0" w:lastRow="0" w:firstColumn="0" w:lastColumn="0" w:noHBand="0" w:noVBand="0"/>
+        <w:tblLook w:val="04A0" w:firstRow="1" w:lastRow="0" w:firstColumn="1" w:lastColumn="0" w:noHBand="0" w:noVBand="1"/>
       </w:tblPr>
       <w:tblGrid>
         <w:gridCol w:w="876"/>
@@ -10051,7 +10117,7 @@
                 <w:sz w:val="19"/>
                 <w:szCs w:val="19"/>
               </w:rPr>
-              <w:t>Мастер-ключ не хранится в БД; передаётся файлом или docker secret (OpenBao)</w:t>
+              <w:t>Мастер-ключ не хранится в БД; как и остальные секреты, хранится в OpenBao</w:t>
             </w:r>
           </w:p>
         </w:tc>
@@ -10373,13 +10439,79 @@
           </w:p>
         </w:tc>
       </w:tr>
+      <w:tr>
+        <w:tblPrEx>
+          <w:tblCellMar>
+            <w:top w:w="0" w:type="dxa"/>
+            <w:bottom w:w="0" w:type="dxa"/>
+          </w:tblCellMar>
+        </w:tblPrEx>
+        <w:tc>
+          <w:tcPr>
+            <w:tcW w:w="876" w:type="dxa"/>
+            <w:tcBorders>
+              <w:top w:val="single" w:sz="4" w:space="0" w:color="999999"/>
+              <w:left w:val="single" w:sz="4" w:space="0" w:color="999999"/>
+              <w:bottom w:val="single" w:sz="4" w:space="0" w:color="999999"/>
+              <w:right w:val="single" w:sz="4" w:space="0" w:color="999999"/>
+            </w:tcBorders>
+            <w:tcMar>
+              <w:top w:w="60" w:type="dxa"/>
+              <w:left w:w="100" w:type="dxa"/>
+              <w:bottom w:w="60" w:type="dxa"/>
+              <w:right w:w="100" w:type="dxa"/>
+            </w:tcMar>
+          </w:tcPr>
+          <w:p>
+            <w:pPr>
+              <w:spacing w:after="20"/>
+            </w:pPr>
+            <w:r>
+              <w:rPr>
+                <w:sz w:val="19"/>
+                <w:szCs w:val="19"/>
+              </w:rPr>
+              <w:t>Б-8</w:t>
+            </w:r>
+          </w:p>
+        </w:tc>
+        <w:tc>
+          <w:tcPr>
+            <w:tcW w:w="8762" w:type="dxa"/>
+            <w:tcBorders>
+              <w:top w:val="single" w:sz="4" w:space="0" w:color="999999"/>
+              <w:left w:val="single" w:sz="4" w:space="0" w:color="999999"/>
+              <w:bottom w:val="single" w:sz="4" w:space="0" w:color="999999"/>
+              <w:right w:val="single" w:sz="4" w:space="0" w:color="999999"/>
+            </w:tcBorders>
+            <w:tcMar>
+              <w:top w:w="60" w:type="dxa"/>
+              <w:left w:w="100" w:type="dxa"/>
+              <w:bottom w:w="60" w:type="dxa"/>
+              <w:right w:w="100" w:type="dxa"/>
+            </w:tcMar>
+          </w:tcPr>
+          <w:p>
+            <w:pPr>
+              <w:spacing w:after="20"/>
+            </w:pPr>
+            <w:r>
+              <w:rPr>
+                <w:sz w:val="19"/>
+                <w:szCs w:val="19"/>
+              </w:rPr>
+              <w:t>Секреты (мастер-ключ, пароль администратора, секрет Admin API, строка БД, пароли SMTP и мониторинга) читаются из OpenBao KV v2 при старте по AppRole; политика — только чтение своего пути; значений секретов нет в окружении, .env и репозитории</w:t>
+            </w:r>
+          </w:p>
+        </w:tc>
+      </w:tr>
     </w:tbl>
     <w:p>
       <w:pPr>
         <w:pStyle w:val="2"/>
         <w:keepNext/>
       </w:pPr>
-      <w:bookmarkStart w:id="20" w:name="_Toc241416544"/>
+      <w:bookmarkStart w:id="20" w:name="_Toc241429386"/>
       <w:r>
         <w:t>4.6. Требования к развёртыванию</w:t>
       </w:r>
@@ -10396,10 +10528,10 @@
           <w:noProof/>
         </w:rPr>
         <w:drawing>
-          <wp:inline distT="0" distB="0" distL="0" distR="0" wp14:anchorId="5E12D886" wp14:editId="140981F2">
-            <wp:extent cx="3048000" cy="2857500"/>
+          <wp:inline distT="0" distB="0" distL="0" distR="0" wp14:anchorId="4FF00AB3" wp14:editId="46D7675E">
+            <wp:extent cx="3800475" cy="2857500"/>
             <wp:effectExtent l="0" t="0" r="0" b="0"/>
-            <wp:docPr id="1098595635" name="d09.png" descr="Варианты развёртывания" title="Варианты развёртывания"/>
+            <wp:docPr id="1736667233" name="d09.png" descr="Варианты развёртывания" title="Варианты развёртывания"/>
             <wp:cNvGraphicFramePr>
               <a:graphicFrameLocks xmlns:a="http://schemas.openxmlformats.org/drawingml/2006/main" noChangeAspect="1"/>
             </wp:cNvGraphicFramePr>
@@ -10422,7 +10554,7 @@
                   <pic:spPr bwMode="auto">
                     <a:xfrm>
                       <a:off x="0" y="0"/>
-                      <a:ext cx="3048000" cy="2857500"/>
+                      <a:ext cx="3800475" cy="2857500"/>
                     </a:xfrm>
                     <a:prstGeom prst="rect">
                       <a:avLst/>
@@ -10462,10 +10594,10 @@
         </w:rPr>
         <w:lastRenderedPageBreak/>
         <w:drawing>
-          <wp:inline distT="0" distB="0" distL="0" distR="0" wp14:anchorId="4BCADEA8" wp14:editId="40CCA048">
+          <wp:inline distT="0" distB="0" distL="0" distR="0" wp14:anchorId="50A56208" wp14:editId="73AEA16C">
             <wp:extent cx="6096000" cy="3181350"/>
             <wp:effectExtent l="0" t="0" r="0" b="0"/>
-            <wp:docPr id="742235538" name="page3.png" descr="TSL Auth: развёртывание (ArchiMate)" title="TSL Auth: развёртывание (ArchiMate)"/>
+            <wp:docPr id="1014955252" name="page3.png" descr="TSL Auth: развёртывание (ArchiMate)" title="TSL Auth: развёртывание (ArchiMate)"/>
             <wp:cNvGraphicFramePr>
               <a:graphicFrameLocks xmlns:a="http://schemas.openxmlformats.org/drawingml/2006/main" noChangeAspect="1"/>
             </wp:cNvGraphicFramePr>
@@ -10519,6 +10651,71 @@
     <w:p>
       <w:pPr>
         <w:keepNext/>
+        <w:spacing w:before="120"/>
+        <w:jc w:val="center"/>
+      </w:pPr>
+      <w:r>
+        <w:rPr>
+          <w:noProof/>
+        </w:rPr>
+        <w:drawing>
+          <wp:inline distT="0" distB="0" distL="0" distR="0" wp14:anchorId="0D73A83E" wp14:editId="290A1DAE">
+            <wp:extent cx="5715000" cy="1838325"/>
+            <wp:effectExtent l="0" t="0" r="0" b="0"/>
+            <wp:docPr id="140753216" name="d11.png" descr="Секреты из OpenBao: инициализация, AppRole, чтение при старте" title="Секреты из OpenBao: инициализация, AppRole, чтение при старте"/>
+            <wp:cNvGraphicFramePr>
+              <a:graphicFrameLocks xmlns:a="http://schemas.openxmlformats.org/drawingml/2006/main" noChangeAspect="1"/>
+            </wp:cNvGraphicFramePr>
+            <a:graphic xmlns:a="http://schemas.openxmlformats.org/drawingml/2006/main">
+              <a:graphicData uri="http://schemas.openxmlformats.org/drawingml/2006/picture">
+                <pic:pic xmlns:pic="http://schemas.openxmlformats.org/drawingml/2006/picture">
+                  <pic:nvPicPr>
+                    <pic:cNvPr id="0" name=""/>
+                    <pic:cNvPicPr>
+                      <a:picLocks noChangeAspect="1" noChangeArrowheads="1"/>
+                    </pic:cNvPicPr>
+                  </pic:nvPicPr>
+                  <pic:blipFill>
+                    <a:blip r:embed="rId19"/>
+                    <a:srcRect/>
+                    <a:stretch>
+                      <a:fillRect/>
+                    </a:stretch>
+                  </pic:blipFill>
+                  <pic:spPr bwMode="auto">
+                    <a:xfrm>
+                      <a:off x="0" y="0"/>
+                      <a:ext cx="5715000" cy="1838325"/>
+                    </a:xfrm>
+                    <a:prstGeom prst="rect">
+                      <a:avLst/>
+                    </a:prstGeom>
+                  </pic:spPr>
+                </pic:pic>
+              </a:graphicData>
+            </a:graphic>
+          </wp:inline>
+        </w:drawing>
+      </w:r>
+    </w:p>
+    <w:p>
+      <w:pPr>
+        <w:spacing w:after="200"/>
+        <w:jc w:val="center"/>
+      </w:pPr>
+      <w:r>
+        <w:rPr>
+          <w:i/>
+          <w:iCs/>
+          <w:sz w:val="20"/>
+          <w:szCs w:val="20"/>
+        </w:rPr>
+        <w:t>Рисунок 13. Секреты из OpenBao: инициализация, AppRole, чтение при старте</w:t>
+      </w:r>
+    </w:p>
+    <w:p>
+      <w:pPr>
+        <w:keepNext/>
         <w:spacing w:before="160" w:after="80"/>
       </w:pPr>
       <w:r>
@@ -10546,7 +10743,7 @@
           <w:left w:w="10" w:type="dxa"/>
           <w:right w:w="10" w:type="dxa"/>
         </w:tblCellMar>
-        <w:tblLook w:val="0000" w:firstRow="0" w:lastRow="0" w:firstColumn="0" w:lastColumn="0" w:noHBand="0" w:noVBand="0"/>
+        <w:tblLook w:val="04A0" w:firstRow="1" w:lastRow="0" w:firstColumn="1" w:lastColumn="0" w:noHBand="0" w:noVBand="1"/>
       </w:tblPr>
       <w:tblGrid>
         <w:gridCol w:w="876"/>
@@ -10946,7 +11143,7 @@
                 <w:sz w:val="19"/>
                 <w:szCs w:val="19"/>
               </w:rPr>
-              <w:t>Секреты — файлами (</w:t>
+              <w:t>Секреты — в OpenBao (</w:t>
             </w:r>
             <w:r>
               <w:rPr>
@@ -10954,14 +11151,52 @@
                 <w:sz w:val="17"/>
                 <w:szCs w:val="17"/>
               </w:rPr>
+              <w:t>docker-compose.openbao.yml</w:t>
+            </w:r>
+            <w:r>
+              <w:rPr>
+                <w:sz w:val="19"/>
+                <w:szCs w:val="19"/>
+              </w:rPr>
+              <w:t xml:space="preserve">, </w:t>
+            </w:r>
+            <w:r>
+              <w:rPr>
+                <w:rFonts w:ascii="Consolas" w:eastAsia="Consolas" w:hAnsi="Consolas" w:cs="Consolas"/>
+                <w:sz w:val="17"/>
+                <w:szCs w:val="17"/>
+              </w:rPr>
+              <w:t>docker-compose.ha-openbao.yml</w:t>
+            </w:r>
+            <w:r>
+              <w:rPr>
+                <w:sz w:val="19"/>
+                <w:szCs w:val="19"/>
+              </w:rPr>
+              <w:t xml:space="preserve">; </w:t>
+            </w:r>
+            <w:r>
+              <w:rPr>
+                <w:rFonts w:ascii="Consolas" w:eastAsia="Consolas" w:hAnsi="Consolas" w:cs="Consolas"/>
+                <w:sz w:val="17"/>
+                <w:szCs w:val="17"/>
+              </w:rPr>
+              <w:t>openbao-init</w:t>
+            </w:r>
+            <w:r>
+              <w:rPr>
+                <w:sz w:val="19"/>
+                <w:szCs w:val="19"/>
+              </w:rPr>
+              <w:t xml:space="preserve"> выдаёт AppRole и генерирует секреты); для контуров без OpenBao — файлы </w:t>
+            </w:r>
+            <w:r>
+              <w:rPr>
+                <w:rFonts w:ascii="Consolas" w:eastAsia="Consolas" w:hAnsi="Consolas" w:cs="Consolas"/>
+                <w:sz w:val="17"/>
+                <w:szCs w:val="17"/>
+              </w:rPr>
               <w:t>*File</w:t>
-            </w:r>
-            <w:r>
-              <w:rPr>
-                <w:sz w:val="19"/>
-                <w:szCs w:val="19"/>
-              </w:rPr>
-              <w:t>), без переменных окружения</w:t>
             </w:r>
           </w:p>
         </w:tc>
@@ -11062,13 +11297,94 @@
           </w:p>
         </w:tc>
       </w:tr>
+      <w:tr>
+        <w:tblPrEx>
+          <w:tblCellMar>
+            <w:top w:w="0" w:type="dxa"/>
+            <w:bottom w:w="0" w:type="dxa"/>
+          </w:tblCellMar>
+        </w:tblPrEx>
+        <w:tc>
+          <w:tcPr>
+            <w:tcW w:w="876" w:type="dxa"/>
+            <w:tcBorders>
+              <w:top w:val="single" w:sz="4" w:space="0" w:color="999999"/>
+              <w:left w:val="single" w:sz="4" w:space="0" w:color="999999"/>
+              <w:bottom w:val="single" w:sz="4" w:space="0" w:color="999999"/>
+              <w:right w:val="single" w:sz="4" w:space="0" w:color="999999"/>
+            </w:tcBorders>
+            <w:tcMar>
+              <w:top w:w="60" w:type="dxa"/>
+              <w:left w:w="100" w:type="dxa"/>
+              <w:bottom w:w="60" w:type="dxa"/>
+              <w:right w:w="100" w:type="dxa"/>
+            </w:tcMar>
+          </w:tcPr>
+          <w:p>
+            <w:pPr>
+              <w:spacing w:after="20"/>
+            </w:pPr>
+            <w:r>
+              <w:rPr>
+                <w:sz w:val="19"/>
+                <w:szCs w:val="19"/>
+              </w:rPr>
+              <w:t>Р-6</w:t>
+            </w:r>
+          </w:p>
+        </w:tc>
+        <w:tc>
+          <w:tcPr>
+            <w:tcW w:w="8762" w:type="dxa"/>
+            <w:tcBorders>
+              <w:top w:val="single" w:sz="4" w:space="0" w:color="999999"/>
+              <w:left w:val="single" w:sz="4" w:space="0" w:color="999999"/>
+              <w:bottom w:val="single" w:sz="4" w:space="0" w:color="999999"/>
+              <w:right w:val="single" w:sz="4" w:space="0" w:color="999999"/>
+            </w:tcBorders>
+            <w:tcMar>
+              <w:top w:w="60" w:type="dxa"/>
+              <w:left w:w="100" w:type="dxa"/>
+              <w:bottom w:w="60" w:type="dxa"/>
+              <w:right w:w="100" w:type="dxa"/>
+            </w:tcMar>
+          </w:tcPr>
+          <w:p>
+            <w:pPr>
+              <w:spacing w:after="20"/>
+            </w:pPr>
+            <w:r>
+              <w:rPr>
+                <w:sz w:val="19"/>
+                <w:szCs w:val="19"/>
+              </w:rPr>
+              <w:t>OpenBao входит в комплект образов закрытого контура (</w:t>
+            </w:r>
+            <w:r>
+              <w:rPr>
+                <w:rFonts w:ascii="Consolas" w:eastAsia="Consolas" w:hAnsi="Consolas" w:cs="Consolas"/>
+                <w:sz w:val="17"/>
+                <w:szCs w:val="17"/>
+              </w:rPr>
+              <w:t>scripts/export-images</w:t>
+            </w:r>
+            <w:r>
+              <w:rPr>
+                <w:sz w:val="19"/>
+                <w:szCs w:val="19"/>
+              </w:rPr>
+              <w:t>)</w:t>
+            </w:r>
+          </w:p>
+        </w:tc>
+      </w:tr>
     </w:tbl>
     <w:p>
       <w:pPr>
         <w:pStyle w:val="2"/>
         <w:keepNext/>
       </w:pPr>
-      <w:bookmarkStart w:id="21" w:name="_Toc241416545"/>
+      <w:bookmarkStart w:id="21" w:name="_Toc241429387"/>
       <w:r>
         <w:t>4.7. Требования к интеграции</w:t>
       </w:r>
@@ -11154,6 +11470,7 @@
         <w:spacing w:after="60" w:line="276" w:lineRule="auto"/>
       </w:pPr>
       <w:r>
+        <w:lastRenderedPageBreak/>
         <w:t>В репозитории — примеры интеграции на .NET, Node.js, Go, Python и демо «Документооборот» (PWA, App API, бот).</w:t>
       </w:r>
     </w:p>
@@ -11163,7 +11480,7 @@
         <w:keepNext/>
         <w:pageBreakBefore/>
       </w:pPr>
-      <w:bookmarkStart w:id="22" w:name="_Toc241416546"/>
+      <w:bookmarkStart w:id="22" w:name="_Toc241429388"/>
       <w:r>
         <w:lastRenderedPageBreak/>
         <w:t>5. Состав и содержание работ</w:t>
@@ -11181,10 +11498,10 @@
           <w:noProof/>
         </w:rPr>
         <w:drawing>
-          <wp:inline distT="0" distB="0" distL="0" distR="0" wp14:anchorId="052DCE6A" wp14:editId="49546D55">
+          <wp:inline distT="0" distB="0" distL="0" distR="0" wp14:anchorId="042156CF" wp14:editId="0E0BF854">
             <wp:extent cx="5905500" cy="695325"/>
             <wp:effectExtent l="0" t="0" r="0" b="0"/>
-            <wp:docPr id="27026458" name="d10.png" descr="Конвейер поставки" title="Конвейер поставки"/>
+            <wp:docPr id="1666793817" name="d10.png" descr="Конвейер поставки" title="Конвейер поставки"/>
             <wp:cNvGraphicFramePr>
               <a:graphicFrameLocks xmlns:a="http://schemas.openxmlformats.org/drawingml/2006/main" noChangeAspect="1"/>
             </wp:cNvGraphicFramePr>
@@ -11198,7 +11515,7 @@
                     </pic:cNvPicPr>
                   </pic:nvPicPr>
                   <pic:blipFill>
-                    <a:blip r:embed="rId19"/>
+                    <a:blip r:embed="rId20"/>
                     <a:srcRect/>
                     <a:stretch>
                       <a:fillRect/>
@@ -11232,7 +11549,7 @@
           <w:sz w:val="20"/>
           <w:szCs w:val="20"/>
         </w:rPr>
-        <w:t>Рисунок 13. Конвейер поставки</w:t>
+        <w:t>Рисунок 14. Конвейер поставки</w:t>
       </w:r>
     </w:p>
     <w:p>
@@ -11265,7 +11582,7 @@
           <w:left w:w="10" w:type="dxa"/>
           <w:right w:w="10" w:type="dxa"/>
         </w:tblCellMar>
-        <w:tblLook w:val="0000" w:firstRow="0" w:lastRow="0" w:firstColumn="0" w:lastColumn="0" w:noHBand="0" w:noVBand="0"/>
+        <w:tblLook w:val="04A0" w:firstRow="1" w:lastRow="0" w:firstColumn="1" w:lastColumn="0" w:noHBand="0" w:noVBand="1"/>
       </w:tblPr>
       <w:tblGrid>
         <w:gridCol w:w="2914"/>
@@ -11617,7 +11934,7 @@
         <w:keepNext/>
         <w:pageBreakBefore/>
       </w:pPr>
-      <w:bookmarkStart w:id="23" w:name="_Toc241416547"/>
+      <w:bookmarkStart w:id="23" w:name="_Toc241429389"/>
       <w:r>
         <w:lastRenderedPageBreak/>
         <w:t>6. Порядок контроля и приёмки</w:t>
@@ -11654,7 +11971,7 @@
           <w:left w:w="10" w:type="dxa"/>
           <w:right w:w="10" w:type="dxa"/>
         </w:tblCellMar>
-        <w:tblLook w:val="0000" w:firstRow="0" w:lastRow="0" w:firstColumn="0" w:lastColumn="0" w:noHBand="0" w:noVBand="0"/>
+        <w:tblLook w:val="04A0" w:firstRow="1" w:lastRow="0" w:firstColumn="1" w:lastColumn="0" w:noHBand="0" w:noVBand="1"/>
       </w:tblPr>
       <w:tblGrid>
         <w:gridCol w:w="1998"/>
@@ -11924,7 +12241,7 @@
                 <w:sz w:val="19"/>
                 <w:szCs w:val="19"/>
               </w:rPr>
-              <w:t>xUnit + WebApplicationFactory, SQLite и PostgreSQL в контейнере</w:t>
+              <w:t>xUnit + WebApplicationFactory, SQLite, PostgreSQL и OpenBao в контейнерах</w:t>
             </w:r>
           </w:p>
         </w:tc>
@@ -11953,7 +12270,102 @@
                 <w:sz w:val="19"/>
                 <w:szCs w:val="19"/>
               </w:rPr>
-              <w:t>все проходят, включая обновление и самовосстановление схемы</w:t>
+              <w:t>все проходят, включая обновление и самовосстановление схемы, секреты из OpenBao</w:t>
+            </w:r>
+          </w:p>
+        </w:tc>
+      </w:tr>
+      <w:tr>
+        <w:tblPrEx>
+          <w:tblCellMar>
+            <w:top w:w="0" w:type="dxa"/>
+            <w:bottom w:w="0" w:type="dxa"/>
+          </w:tblCellMar>
+        </w:tblPrEx>
+        <w:tc>
+          <w:tcPr>
+            <w:tcW w:w="1928" w:type="dxa"/>
+            <w:tcBorders>
+              <w:top w:val="single" w:sz="4" w:space="0" w:color="999999"/>
+              <w:left w:val="single" w:sz="4" w:space="0" w:color="999999"/>
+              <w:bottom w:val="single" w:sz="4" w:space="0" w:color="999999"/>
+              <w:right w:val="single" w:sz="4" w:space="0" w:color="999999"/>
+            </w:tcBorders>
+            <w:tcMar>
+              <w:top w:w="60" w:type="dxa"/>
+              <w:left w:w="100" w:type="dxa"/>
+              <w:bottom w:w="60" w:type="dxa"/>
+              <w:right w:w="100" w:type="dxa"/>
+            </w:tcMar>
+          </w:tcPr>
+          <w:p>
+            <w:pPr>
+              <w:spacing w:after="20"/>
+            </w:pPr>
+            <w:r>
+              <w:rPr>
+                <w:sz w:val="19"/>
+                <w:szCs w:val="19"/>
+              </w:rPr>
+              <w:t>Секреты (E2E)</w:t>
+            </w:r>
+          </w:p>
+        </w:tc>
+        <w:tc>
+          <w:tcPr>
+            <w:tcW w:w="3855" w:type="dxa"/>
+            <w:tcBorders>
+              <w:top w:val="single" w:sz="4" w:space="0" w:color="999999"/>
+              <w:left w:val="single" w:sz="4" w:space="0" w:color="999999"/>
+              <w:bottom w:val="single" w:sz="4" w:space="0" w:color="999999"/>
+              <w:right w:val="single" w:sz="4" w:space="0" w:color="999999"/>
+            </w:tcBorders>
+            <w:tcMar>
+              <w:top w:w="60" w:type="dxa"/>
+              <w:left w:w="100" w:type="dxa"/>
+              <w:bottom w:w="60" w:type="dxa"/>
+              <w:right w:w="100" w:type="dxa"/>
+            </w:tcMar>
+          </w:tcPr>
+          <w:p>
+            <w:pPr>
+              <w:spacing w:after="20"/>
+            </w:pPr>
+            <w:r>
+              <w:rPr>
+                <w:sz w:val="19"/>
+                <w:szCs w:val="19"/>
+              </w:rPr>
+              <w:t>tests/resilience/run-openbao.ps1</w:t>
+            </w:r>
+          </w:p>
+        </w:tc>
+        <w:tc>
+          <w:tcPr>
+            <w:tcW w:w="3855" w:type="dxa"/>
+            <w:tcBorders>
+              <w:top w:val="single" w:sz="4" w:space="0" w:color="999999"/>
+              <w:left w:val="single" w:sz="4" w:space="0" w:color="999999"/>
+              <w:bottom w:val="single" w:sz="4" w:space="0" w:color="999999"/>
+              <w:right w:val="single" w:sz="4" w:space="0" w:color="999999"/>
+            </w:tcBorders>
+            <w:tcMar>
+              <w:top w:w="60" w:type="dxa"/>
+              <w:left w:w="100" w:type="dxa"/>
+              <w:bottom w:w="60" w:type="dxa"/>
+              <w:right w:w="100" w:type="dxa"/>
+            </w:tcMar>
+          </w:tcPr>
+          <w:p>
+            <w:pPr>
+              <w:spacing w:after="20"/>
+            </w:pPr>
+            <w:r>
+              <w:rPr>
+                <w:sz w:val="19"/>
+                <w:szCs w:val="19"/>
+              </w:rPr>
+              <w:t>сервис и кластер стартуют с секретами из OpenBao, секретов нет в окружении, перезапуск OpenBao переживается</w:t>
             </w:r>
           </w:p>
         </w:tc>
@@ -12449,7 +12861,7 @@
         <w:keepNext/>
         <w:pageBreakBefore/>
       </w:pPr>
-      <w:bookmarkStart w:id="24" w:name="_Toc241416548"/>
+      <w:bookmarkStart w:id="24" w:name="_Toc241429390"/>
       <w:r>
         <w:lastRenderedPageBreak/>
         <w:t>7. Требования к документированию</w:t>
@@ -12486,7 +12898,7 @@
           <w:left w:w="10" w:type="dxa"/>
           <w:right w:w="10" w:type="dxa"/>
         </w:tblCellMar>
-        <w:tblLook w:val="0000" w:firstRow="0" w:lastRow="0" w:firstColumn="0" w:lastColumn="0" w:noHBand="0" w:noVBand="0"/>
+        <w:tblLook w:val="04A0" w:firstRow="1" w:lastRow="0" w:firstColumn="1" w:lastColumn="0" w:noHBand="0" w:noVBand="1"/>
       </w:tblPr>
       <w:tblGrid>
         <w:gridCol w:w="3067"/>
@@ -12966,8 +13378,8 @@
     </w:tbl>
     <w:p/>
     <w:sectPr>
-      <w:headerReference w:type="default" r:id="rId20"/>
-      <w:footerReference w:type="default" r:id="rId21"/>
+      <w:headerReference w:type="default" r:id="rId21"/>
+      <w:footerReference w:type="default" r:id="rId22"/>
       <w:pgSz w:w="11906" w:h="16838"/>
       <w:pgMar w:top="1134" w:right="1134" w:bottom="1134" w:left="1134" w:header="708" w:footer="708" w:gutter="0"/>
       <w:cols w:space="720"/>
@@ -13072,7 +13484,7 @@
         <w:sz w:val="16"/>
         <w:szCs w:val="16"/>
       </w:rPr>
-      <w:t>ТЗ tsl-auth, версия 1.0</w:t>
+      <w:t>ТЗ tsl-auth, версия 1.1</w:t>
     </w:r>
   </w:p>
 </w:hdr>
@@ -13081,10 +13493,10 @@
 <file path=word/numbering.xml><?xml version="1.0" encoding="utf-8"?>
 <w:numbering xmlns:wpc="http://schemas.microsoft.com/office/word/2010/wordprocessingCanvas" xmlns:cx="http://schemas.microsoft.com/office/drawing/2014/chartex" xmlns:cx1="http://schemas.microsoft.com/office/drawing/2015/9/8/chartex" xmlns:cx2="http://schemas.microsoft.com/office/drawing/2015/10/21/chartex" xmlns:cx3="http://schemas.microsoft.com/office/drawing/2016/5/9/chartex" xmlns:cx4="http://schemas.microsoft.com/office/drawing/2016/5/10/chartex" xmlns:cx5="http://schemas.microsoft.com/office/drawing/2016/5/11/chartex" xmlns:cx6="http://schemas.microsoft.com/office/drawing/2016/5/12/chartex" xmlns:cx7="http://schemas.microsoft.com/office/drawing/2016/5/13/chartex" xmlns:cx8="http://schemas.microsoft.com/office/drawing/2016/5/14/chartex" xmlns:mc="http://schemas.openxmlformats.org/markup-compatibility/2006" xmlns:aink="http://schemas.microsoft.com/office/drawing/2016/ink" xmlns:am3d="http://schemas.microsoft.com/office/drawing/2017/model3d" xmlns:o="urn:schemas-microsoft-com:office:office" xmlns:oel="http://schemas.microsoft.com/office/2019/extlst" xmlns:r="http://schemas.openxmlformats.org/officeDocument/2006/relationships" xmlns:m="http://schemas.openxmlformats.org/officeDocument/2006/math" xmlns:v="urn:schemas-microsoft-com:vml" xmlns:wp14="http://schemas.microsoft.com/office/word/2010/wordprocessingDrawing" xmlns:wp="http://schemas.openxmlformats.org/drawingml/2006/wordprocessingDrawing" xmlns:w10="urn:schemas-microsoft-com:office:word" xmlns:w="http://schemas.openxmlformats.org/wordprocessingml/2006/main" xmlns:w14="http://schemas.microsoft.com/office/word/2010/wordml" xmlns:w15="http://schemas.microsoft.com/office/word/2012/wordml" xmlns:w16cex="http://schemas.microsoft.com/office/word/2018/wordml/cex" xmlns:w16cid="http://schemas.microsoft.com/office/word/2016/wordml/cid" xmlns:w16="http://schemas.microsoft.com/office/word/2018/wordml" xmlns:w16du="http://schemas.microsoft.com/office/word/2023/wordml/word16du" xmlns:w16sdtdh="http://schemas.microsoft.com/office/word/2020/wordml/sdtdatahash" xmlns:w16sdtfl="http://schemas.microsoft.com/office/word/2024/wordml/sdtformatlock" xmlns:w16se="http://schemas.microsoft.com/office/word/2015/wordml/symex" xmlns:wpg="http://schemas.microsoft.com/office/word/2010/wordprocessingGroup" xmlns:wpi="http://schemas.microsoft.com/office/word/2010/wordprocessingInk" xmlns:wne="http://schemas.microsoft.com/office/word/2006/wordml" xmlns:wps="http://schemas.microsoft.com/office/word/2010/wordprocessingShape" mc:Ignorable="w14 w15 w16se w16cid w16 w16cex w16sdtdh w16sdtfl w16du wp14">
   <w:abstractNum w:abstractNumId="0" w15:restartNumberingAfterBreak="0">
-    <w:nsid w:val="21450BEC"/>
+    <w:nsid w:val="122F5A75"/>
     <w:multiLevelType w:val="hybridMultilevel"/>
-    <w:tmpl w:val="51744DF4"/>
-    <w:lvl w:ilvl="0" w:tplc="0FBC036C">
+    <w:tmpl w:val="14CE8B14"/>
+    <w:lvl w:ilvl="0" w:tplc="14E03222">
       <w:start w:val="1"/>
       <w:numFmt w:val="bullet"/>
       <w:lvlText w:val="●"/>
@@ -13093,7 +13505,7 @@
         <w:ind w:left="720" w:hanging="360"/>
       </w:pPr>
     </w:lvl>
-    <w:lvl w:ilvl="1" w:tplc="BE6A9E2E">
+    <w:lvl w:ilvl="1" w:tplc="AA2AB7F0">
       <w:start w:val="1"/>
       <w:numFmt w:val="bullet"/>
       <w:lvlText w:val="○"/>
@@ -13102,7 +13514,7 @@
         <w:ind w:left="1440" w:hanging="360"/>
       </w:pPr>
     </w:lvl>
-    <w:lvl w:ilvl="2" w:tplc="BC3C0358">
+    <w:lvl w:ilvl="2" w:tplc="10669978">
       <w:start w:val="1"/>
       <w:numFmt w:val="bullet"/>
       <w:lvlText w:val="■"/>
@@ -13111,7 +13523,7 @@
         <w:ind w:left="2160" w:hanging="360"/>
       </w:pPr>
     </w:lvl>
-    <w:lvl w:ilvl="3" w:tplc="ABE84E2A">
+    <w:lvl w:ilvl="3" w:tplc="0FC458FA">
       <w:start w:val="1"/>
       <w:numFmt w:val="bullet"/>
       <w:lvlText w:val="●"/>
@@ -13120,7 +13532,7 @@
         <w:ind w:left="2880" w:hanging="360"/>
       </w:pPr>
     </w:lvl>
-    <w:lvl w:ilvl="4" w:tplc="0DB8A10C">
+    <w:lvl w:ilvl="4" w:tplc="ECF0785E">
       <w:start w:val="1"/>
       <w:numFmt w:val="bullet"/>
       <w:lvlText w:val="○"/>
@@ -13129,7 +13541,7 @@
         <w:ind w:left="3600" w:hanging="360"/>
       </w:pPr>
     </w:lvl>
-    <w:lvl w:ilvl="5" w:tplc="EDC08D40">
+    <w:lvl w:ilvl="5" w:tplc="478C3596">
       <w:start w:val="1"/>
       <w:numFmt w:val="bullet"/>
       <w:lvlText w:val="■"/>
@@ -13138,7 +13550,7 @@
         <w:ind w:left="4320" w:hanging="360"/>
       </w:pPr>
     </w:lvl>
-    <w:lvl w:ilvl="6" w:tplc="421448B8">
+    <w:lvl w:ilvl="6" w:tplc="24B0EED8">
       <w:start w:val="1"/>
       <w:numFmt w:val="bullet"/>
       <w:lvlText w:val="●"/>
@@ -13147,7 +13559,7 @@
         <w:ind w:left="5040" w:hanging="360"/>
       </w:pPr>
     </w:lvl>
-    <w:lvl w:ilvl="7" w:tplc="089A4CF6">
+    <w:lvl w:ilvl="7" w:tplc="81E83466">
       <w:start w:val="1"/>
       <w:numFmt w:val="bullet"/>
       <w:lvlText w:val="●"/>
@@ -13156,7 +13568,7 @@
         <w:ind w:left="5760" w:hanging="360"/>
       </w:pPr>
     </w:lvl>
-    <w:lvl w:ilvl="8" w:tplc="F7D8DA1A">
+    <w:lvl w:ilvl="8" w:tplc="BE9C17EC">
       <w:start w:val="1"/>
       <w:numFmt w:val="bullet"/>
       <w:lvlText w:val="●"/>
@@ -13167,10 +13579,64 @@
     </w:lvl>
   </w:abstractNum>
   <w:abstractNum w:abstractNumId="1" w15:restartNumberingAfterBreak="0">
-    <w:nsid w:val="704E3903"/>
+    <w:nsid w:val="30572534"/>
     <w:multiLevelType w:val="hybridMultilevel"/>
-    <w:tmpl w:val="C0F65906"/>
-    <w:lvl w:ilvl="0" w:tplc="B6E86786">
+    <w:tmpl w:val="0FB25D28"/>
+    <w:lvl w:ilvl="0" w:tplc="2C726F44">
+      <w:start w:val="1"/>
+      <w:numFmt w:val="bullet"/>
+      <w:lvlText w:val="–"/>
+      <w:lvlJc w:val="left"/>
+      <w:pPr>
+        <w:ind w:left="426" w:hanging="284"/>
+      </w:pPr>
+    </w:lvl>
+    <w:lvl w:ilvl="1" w:tplc="01209026">
+      <w:numFmt w:val="decimal"/>
+      <w:lvlText w:val=""/>
+      <w:lvlJc w:val="left"/>
+    </w:lvl>
+    <w:lvl w:ilvl="2" w:tplc="85C0BD42">
+      <w:numFmt w:val="decimal"/>
+      <w:lvlText w:val=""/>
+      <w:lvlJc w:val="left"/>
+    </w:lvl>
+    <w:lvl w:ilvl="3" w:tplc="1E1C8D22">
+      <w:numFmt w:val="decimal"/>
+      <w:lvlText w:val=""/>
+      <w:lvlJc w:val="left"/>
+    </w:lvl>
+    <w:lvl w:ilvl="4" w:tplc="CC987EE6">
+      <w:numFmt w:val="decimal"/>
+      <w:lvlText w:val=""/>
+      <w:lvlJc w:val="left"/>
+    </w:lvl>
+    <w:lvl w:ilvl="5" w:tplc="C1D8F1D6">
+      <w:numFmt w:val="decimal"/>
+      <w:lvlText w:val=""/>
+      <w:lvlJc w:val="left"/>
+    </w:lvl>
+    <w:lvl w:ilvl="6" w:tplc="67102674">
+      <w:numFmt w:val="decimal"/>
+      <w:lvlText w:val=""/>
+      <w:lvlJc w:val="left"/>
+    </w:lvl>
+    <w:lvl w:ilvl="7" w:tplc="86DE6508">
+      <w:numFmt w:val="decimal"/>
+      <w:lvlText w:val=""/>
+      <w:lvlJc w:val="left"/>
+    </w:lvl>
+    <w:lvl w:ilvl="8" w:tplc="5D283CBA">
+      <w:numFmt w:val="decimal"/>
+      <w:lvlText w:val=""/>
+      <w:lvlJc w:val="left"/>
+    </w:lvl>
+  </w:abstractNum>
+  <w:abstractNum w:abstractNumId="2" w15:restartNumberingAfterBreak="0">
+    <w:nsid w:val="78E113F2"/>
+    <w:multiLevelType w:val="hybridMultilevel"/>
+    <w:tmpl w:val="C4406B96"/>
+    <w:lvl w:ilvl="0" w:tplc="B7B2BDC2">
       <w:start w:val="1"/>
       <w:numFmt w:val="decimal"/>
       <w:lvlText w:val="%1."/>
@@ -13179,109 +13645,55 @@
         <w:ind w:left="426" w:hanging="284"/>
       </w:pPr>
     </w:lvl>
-    <w:lvl w:ilvl="1" w:tplc="F0407752">
+    <w:lvl w:ilvl="1" w:tplc="71A660F6">
       <w:numFmt w:val="decimal"/>
       <w:lvlText w:val=""/>
       <w:lvlJc w:val="left"/>
     </w:lvl>
-    <w:lvl w:ilvl="2" w:tplc="1C54235A">
+    <w:lvl w:ilvl="2" w:tplc="18D2A242">
       <w:numFmt w:val="decimal"/>
       <w:lvlText w:val=""/>
       <w:lvlJc w:val="left"/>
     </w:lvl>
-    <w:lvl w:ilvl="3" w:tplc="9310321A">
+    <w:lvl w:ilvl="3" w:tplc="69A41830">
       <w:numFmt w:val="decimal"/>
       <w:lvlText w:val=""/>
       <w:lvlJc w:val="left"/>
     </w:lvl>
-    <w:lvl w:ilvl="4" w:tplc="99784088">
+    <w:lvl w:ilvl="4" w:tplc="64B4A774">
       <w:numFmt w:val="decimal"/>
       <w:lvlText w:val=""/>
       <w:lvlJc w:val="left"/>
     </w:lvl>
-    <w:lvl w:ilvl="5" w:tplc="35E6FF56">
+    <w:lvl w:ilvl="5" w:tplc="A84CEB34">
       <w:numFmt w:val="decimal"/>
       <w:lvlText w:val=""/>
       <w:lvlJc w:val="left"/>
     </w:lvl>
-    <w:lvl w:ilvl="6" w:tplc="305A3FCE">
+    <w:lvl w:ilvl="6" w:tplc="E32EF946">
       <w:numFmt w:val="decimal"/>
       <w:lvlText w:val=""/>
       <w:lvlJc w:val="left"/>
     </w:lvl>
-    <w:lvl w:ilvl="7" w:tplc="50A08CB8">
+    <w:lvl w:ilvl="7" w:tplc="A4FCEA46">
       <w:numFmt w:val="decimal"/>
       <w:lvlText w:val=""/>
       <w:lvlJc w:val="left"/>
     </w:lvl>
-    <w:lvl w:ilvl="8" w:tplc="F30E007C">
+    <w:lvl w:ilvl="8" w:tplc="35F45A16">
       <w:numFmt w:val="decimal"/>
       <w:lvlText w:val=""/>
       <w:lvlJc w:val="left"/>
     </w:lvl>
   </w:abstractNum>
-  <w:abstractNum w:abstractNumId="2" w15:restartNumberingAfterBreak="0">
-    <w:nsid w:val="77386631"/>
-    <w:multiLevelType w:val="hybridMultilevel"/>
-    <w:tmpl w:val="79065026"/>
-    <w:lvl w:ilvl="0" w:tplc="109EF484">
-      <w:start w:val="1"/>
-      <w:numFmt w:val="bullet"/>
-      <w:lvlText w:val="–"/>
-      <w:lvlJc w:val="left"/>
-      <w:pPr>
-        <w:ind w:left="426" w:hanging="284"/>
-      </w:pPr>
-    </w:lvl>
-    <w:lvl w:ilvl="1" w:tplc="2E386B6E">
-      <w:numFmt w:val="decimal"/>
-      <w:lvlText w:val=""/>
-      <w:lvlJc w:val="left"/>
-    </w:lvl>
-    <w:lvl w:ilvl="2" w:tplc="C4C66B50">
-      <w:numFmt w:val="decimal"/>
-      <w:lvlText w:val=""/>
-      <w:lvlJc w:val="left"/>
-    </w:lvl>
-    <w:lvl w:ilvl="3" w:tplc="6EB69DA4">
-      <w:numFmt w:val="decimal"/>
-      <w:lvlText w:val=""/>
-      <w:lvlJc w:val="left"/>
-    </w:lvl>
-    <w:lvl w:ilvl="4" w:tplc="28A46C4E">
-      <w:numFmt w:val="decimal"/>
-      <w:lvlText w:val=""/>
-      <w:lvlJc w:val="left"/>
-    </w:lvl>
-    <w:lvl w:ilvl="5" w:tplc="8348D032">
-      <w:numFmt w:val="decimal"/>
-      <w:lvlText w:val=""/>
-      <w:lvlJc w:val="left"/>
-    </w:lvl>
-    <w:lvl w:ilvl="6" w:tplc="92705960">
-      <w:numFmt w:val="decimal"/>
-      <w:lvlText w:val=""/>
-      <w:lvlJc w:val="left"/>
-    </w:lvl>
-    <w:lvl w:ilvl="7" w:tplc="0A0CBE84">
-      <w:numFmt w:val="decimal"/>
-      <w:lvlText w:val=""/>
-      <w:lvlJc w:val="left"/>
-    </w:lvl>
-    <w:lvl w:ilvl="8" w:tplc="5C50F9EA">
-      <w:numFmt w:val="decimal"/>
-      <w:lvlText w:val=""/>
-      <w:lvlJc w:val="left"/>
-    </w:lvl>
-  </w:abstractNum>
-  <w:num w:numId="1" w16cid:durableId="115829232">
+  <w:num w:numId="1" w16cid:durableId="148404728">
     <w:abstractNumId w:val="0"/>
     <w:lvlOverride w:ilvl="0">
       <w:startOverride w:val="1"/>
     </w:lvlOverride>
   </w:num>
-  <w:num w:numId="2" w16cid:durableId="1938980345">
-    <w:abstractNumId w:val="2"/>
+  <w:num w:numId="2" w16cid:durableId="979111099">
+    <w:abstractNumId w:val="1"/>
     <w:lvlOverride w:ilvl="0">
       <w:startOverride w:val="1"/>
     </w:lvlOverride>
@@ -13901,7 +14313,7 @@
     <w:autoRedefine/>
     <w:uiPriority w:val="39"/>
     <w:unhideWhenUsed/>
-    <w:rsid w:val="008B284E"/>
+    <w:rsid w:val="004B0DA8"/>
     <w:pPr>
       <w:spacing w:after="100"/>
     </w:pPr>
@@ -13913,7 +14325,7 @@
     <w:autoRedefine/>
     <w:uiPriority w:val="39"/>
     <w:unhideWhenUsed/>
-    <w:rsid w:val="008B284E"/>
+    <w:rsid w:val="004B0DA8"/>
     <w:pPr>
       <w:spacing w:after="100"/>
       <w:ind w:left="220"/>

--- a/docs/TZ-tsl-auth.docx
+++ b/docs/TZ-tsl-auth.docx
@@ -97,7 +97,7 @@
     <w:sdt>
       <w:sdtPr>
         <w:alias w:val="Содержание"/>
-        <w:id w:val="-309788499"/>
+        <w:id w:val="-900588501"/>
       </w:sdtPr>
       <w:sdtEndPr/>
       <w:sdtContent>
@@ -125,7 +125,7 @@
           <w:r>
             <w:fldChar w:fldCharType="separate"/>
           </w:r>
-          <w:hyperlink w:anchor="_Toc241429366" w:history="1">
+          <w:hyperlink w:anchor="_Toc241436968" w:history="1">
             <w:r>
               <w:rPr>
                 <w:rStyle w:val="a5"/>
@@ -149,7 +149,7 @@
               <w:rPr>
                 <w:noProof/>
               </w:rPr>
-              <w:instrText xml:space="preserve"> PAGEREF _Toc241429366 \h </w:instrText>
+              <w:instrText xml:space="preserve"> PAGEREF _Toc241436968 \h </w:instrText>
             </w:r>
             <w:r>
               <w:rPr>
@@ -191,7 +191,7 @@
               <w14:ligatures w14:val="standardContextual"/>
             </w:rPr>
           </w:pPr>
-          <w:hyperlink w:anchor="_Toc241429367" w:history="1">
+          <w:hyperlink w:anchor="_Toc241436969" w:history="1">
             <w:r>
               <w:rPr>
                 <w:rStyle w:val="a5"/>
@@ -215,7 +215,7 @@
               <w:rPr>
                 <w:noProof/>
               </w:rPr>
-              <w:instrText xml:space="preserve"> PAGEREF _Toc241429367 \h </w:instrText>
+              <w:instrText xml:space="preserve"> PAGEREF _Toc241436969 \h </w:instrText>
             </w:r>
             <w:r>
               <w:rPr>
@@ -257,7 +257,7 @@
               <w14:ligatures w14:val="standardContextual"/>
             </w:rPr>
           </w:pPr>
-          <w:hyperlink w:anchor="_Toc241429368" w:history="1">
+          <w:hyperlink w:anchor="_Toc241436970" w:history="1">
             <w:r>
               <w:rPr>
                 <w:rStyle w:val="a5"/>
@@ -281,7 +281,7 @@
               <w:rPr>
                 <w:noProof/>
               </w:rPr>
-              <w:instrText xml:space="preserve"> PAGEREF _Toc241429368 \h </w:instrText>
+              <w:instrText xml:space="preserve"> PAGEREF _Toc241436970 \h </w:instrText>
             </w:r>
             <w:r>
               <w:rPr>
@@ -323,7 +323,7 @@
               <w14:ligatures w14:val="standardContextual"/>
             </w:rPr>
           </w:pPr>
-          <w:hyperlink w:anchor="_Toc241429369" w:history="1">
+          <w:hyperlink w:anchor="_Toc241436971" w:history="1">
             <w:r>
               <w:rPr>
                 <w:rStyle w:val="a5"/>
@@ -347,7 +347,7 @@
               <w:rPr>
                 <w:noProof/>
               </w:rPr>
-              <w:instrText xml:space="preserve"> PAGEREF _Toc241429369 \h </w:instrText>
+              <w:instrText xml:space="preserve"> PAGEREF _Toc241436971 \h </w:instrText>
             </w:r>
             <w:r>
               <w:rPr>
@@ -389,7 +389,7 @@
               <w14:ligatures w14:val="standardContextual"/>
             </w:rPr>
           </w:pPr>
-          <w:hyperlink w:anchor="_Toc241429370" w:history="1">
+          <w:hyperlink w:anchor="_Toc241436972" w:history="1">
             <w:r>
               <w:rPr>
                 <w:rStyle w:val="a5"/>
@@ -413,7 +413,7 @@
               <w:rPr>
                 <w:noProof/>
               </w:rPr>
-              <w:instrText xml:space="preserve"> PAGEREF _Toc241429370 \h </w:instrText>
+              <w:instrText xml:space="preserve"> PAGEREF _Toc241436972 \h </w:instrText>
             </w:r>
             <w:r>
               <w:rPr>
@@ -455,7 +455,7 @@
               <w14:ligatures w14:val="standardContextual"/>
             </w:rPr>
           </w:pPr>
-          <w:hyperlink w:anchor="_Toc241429371" w:history="1">
+          <w:hyperlink w:anchor="_Toc241436973" w:history="1">
             <w:r>
               <w:rPr>
                 <w:rStyle w:val="a5"/>
@@ -479,7 +479,7 @@
               <w:rPr>
                 <w:noProof/>
               </w:rPr>
-              <w:instrText xml:space="preserve"> PAGEREF _Toc241429371 \h </w:instrText>
+              <w:instrText xml:space="preserve"> PAGEREF _Toc241436973 \h </w:instrText>
             </w:r>
             <w:r>
               <w:rPr>
@@ -521,7 +521,7 @@
               <w14:ligatures w14:val="standardContextual"/>
             </w:rPr>
           </w:pPr>
-          <w:hyperlink w:anchor="_Toc241429372" w:history="1">
+          <w:hyperlink w:anchor="_Toc241436974" w:history="1">
             <w:r>
               <w:rPr>
                 <w:rStyle w:val="a5"/>
@@ -545,7 +545,7 @@
               <w:rPr>
                 <w:noProof/>
               </w:rPr>
-              <w:instrText xml:space="preserve"> PAGEREF _Toc241429372 \h </w:instrText>
+              <w:instrText xml:space="preserve"> PAGEREF _Toc241436974 \h </w:instrText>
             </w:r>
             <w:r>
               <w:rPr>
@@ -587,7 +587,7 @@
               <w14:ligatures w14:val="standardContextual"/>
             </w:rPr>
           </w:pPr>
-          <w:hyperlink w:anchor="_Toc241429373" w:history="1">
+          <w:hyperlink w:anchor="_Toc241436975" w:history="1">
             <w:r>
               <w:rPr>
                 <w:rStyle w:val="a5"/>
@@ -611,7 +611,7 @@
               <w:rPr>
                 <w:noProof/>
               </w:rPr>
-              <w:instrText xml:space="preserve"> PAGEREF _Toc241429373 \h </w:instrText>
+              <w:instrText xml:space="preserve"> PAGEREF _Toc241436975 \h </w:instrText>
             </w:r>
             <w:r>
               <w:rPr>
@@ -653,7 +653,7 @@
               <w14:ligatures w14:val="standardContextual"/>
             </w:rPr>
           </w:pPr>
-          <w:hyperlink w:anchor="_Toc241429374" w:history="1">
+          <w:hyperlink w:anchor="_Toc241436976" w:history="1">
             <w:r>
               <w:rPr>
                 <w:rStyle w:val="a5"/>
@@ -677,7 +677,7 @@
               <w:rPr>
                 <w:noProof/>
               </w:rPr>
-              <w:instrText xml:space="preserve"> PAGEREF _Toc241429374 \h </w:instrText>
+              <w:instrText xml:space="preserve"> PAGEREF _Toc241436976 \h </w:instrText>
             </w:r>
             <w:r>
               <w:rPr>
@@ -719,7 +719,7 @@
               <w14:ligatures w14:val="standardContextual"/>
             </w:rPr>
           </w:pPr>
-          <w:hyperlink w:anchor="_Toc241429375" w:history="1">
+          <w:hyperlink w:anchor="_Toc241436977" w:history="1">
             <w:r>
               <w:rPr>
                 <w:rStyle w:val="a5"/>
@@ -743,7 +743,7 @@
               <w:rPr>
                 <w:noProof/>
               </w:rPr>
-              <w:instrText xml:space="preserve"> PAGEREF _Toc241429375 \h </w:instrText>
+              <w:instrText xml:space="preserve"> PAGEREF _Toc241436977 \h </w:instrText>
             </w:r>
             <w:r>
               <w:rPr>
@@ -785,7 +785,7 @@
               <w14:ligatures w14:val="standardContextual"/>
             </w:rPr>
           </w:pPr>
-          <w:hyperlink w:anchor="_Toc241429376" w:history="1">
+          <w:hyperlink w:anchor="_Toc241436978" w:history="1">
             <w:r>
               <w:rPr>
                 <w:rStyle w:val="a5"/>
@@ -809,7 +809,7 @@
               <w:rPr>
                 <w:noProof/>
               </w:rPr>
-              <w:instrText xml:space="preserve"> PAGEREF _Toc241429376 \h </w:instrText>
+              <w:instrText xml:space="preserve"> PAGEREF _Toc241436978 \h </w:instrText>
             </w:r>
             <w:r>
               <w:rPr>
@@ -851,7 +851,7 @@
               <w14:ligatures w14:val="standardContextual"/>
             </w:rPr>
           </w:pPr>
-          <w:hyperlink w:anchor="_Toc241429377" w:history="1">
+          <w:hyperlink w:anchor="_Toc241436979" w:history="1">
             <w:r>
               <w:rPr>
                 <w:rStyle w:val="a5"/>
@@ -875,7 +875,7 @@
               <w:rPr>
                 <w:noProof/>
               </w:rPr>
-              <w:instrText xml:space="preserve"> PAGEREF _Toc241429377 \h </w:instrText>
+              <w:instrText xml:space="preserve"> PAGEREF _Toc241436979 \h </w:instrText>
             </w:r>
             <w:r>
               <w:rPr>
@@ -917,7 +917,7 @@
               <w14:ligatures w14:val="standardContextual"/>
             </w:rPr>
           </w:pPr>
-          <w:hyperlink w:anchor="_Toc241429378" w:history="1">
+          <w:hyperlink w:anchor="_Toc241436980" w:history="1">
             <w:r>
               <w:rPr>
                 <w:rStyle w:val="a5"/>
@@ -941,7 +941,7 @@
               <w:rPr>
                 <w:noProof/>
               </w:rPr>
-              <w:instrText xml:space="preserve"> PAGEREF _Toc241429378 \h </w:instrText>
+              <w:instrText xml:space="preserve"> PAGEREF _Toc241436980 \h </w:instrText>
             </w:r>
             <w:r>
               <w:rPr>
@@ -983,7 +983,7 @@
               <w14:ligatures w14:val="standardContextual"/>
             </w:rPr>
           </w:pPr>
-          <w:hyperlink w:anchor="_Toc241429379" w:history="1">
+          <w:hyperlink w:anchor="_Toc241436981" w:history="1">
             <w:r>
               <w:rPr>
                 <w:rStyle w:val="a5"/>
@@ -1007,7 +1007,7 @@
               <w:rPr>
                 <w:noProof/>
               </w:rPr>
-              <w:instrText xml:space="preserve"> PAGEREF _Toc241429379 \h </w:instrText>
+              <w:instrText xml:space="preserve"> PAGEREF _Toc241436981 \h </w:instrText>
             </w:r>
             <w:r>
               <w:rPr>
@@ -1049,7 +1049,7 @@
               <w14:ligatures w14:val="standardContextual"/>
             </w:rPr>
           </w:pPr>
-          <w:hyperlink w:anchor="_Toc241429380" w:history="1">
+          <w:hyperlink w:anchor="_Toc241436982" w:history="1">
             <w:r>
               <w:rPr>
                 <w:rStyle w:val="a5"/>
@@ -1073,7 +1073,7 @@
               <w:rPr>
                 <w:noProof/>
               </w:rPr>
-              <w:instrText xml:space="preserve"> PAGEREF _Toc241429380 \h </w:instrText>
+              <w:instrText xml:space="preserve"> PAGEREF _Toc241436982 \h </w:instrText>
             </w:r>
             <w:r>
               <w:rPr>
@@ -1115,7 +1115,7 @@
               <w14:ligatures w14:val="standardContextual"/>
             </w:rPr>
           </w:pPr>
-          <w:hyperlink w:anchor="_Toc241429381" w:history="1">
+          <w:hyperlink w:anchor="_Toc241436983" w:history="1">
             <w:r>
               <w:rPr>
                 <w:rStyle w:val="a5"/>
@@ -1139,7 +1139,7 @@
               <w:rPr>
                 <w:noProof/>
               </w:rPr>
-              <w:instrText xml:space="preserve"> PAGEREF _Toc241429381 \h </w:instrText>
+              <w:instrText xml:space="preserve"> PAGEREF _Toc241436983 \h </w:instrText>
             </w:r>
             <w:r>
               <w:rPr>
@@ -1181,7 +1181,7 @@
               <w14:ligatures w14:val="standardContextual"/>
             </w:rPr>
           </w:pPr>
-          <w:hyperlink w:anchor="_Toc241429382" w:history="1">
+          <w:hyperlink w:anchor="_Toc241436984" w:history="1">
             <w:r>
               <w:rPr>
                 <w:rStyle w:val="a5"/>
@@ -1205,7 +1205,7 @@
               <w:rPr>
                 <w:noProof/>
               </w:rPr>
-              <w:instrText xml:space="preserve"> PAGEREF _Toc241429382 \h </w:instrText>
+              <w:instrText xml:space="preserve"> PAGEREF _Toc241436984 \h </w:instrText>
             </w:r>
             <w:r>
               <w:rPr>
@@ -1247,7 +1247,7 @@
               <w14:ligatures w14:val="standardContextual"/>
             </w:rPr>
           </w:pPr>
-          <w:hyperlink w:anchor="_Toc241429383" w:history="1">
+          <w:hyperlink w:anchor="_Toc241436985" w:history="1">
             <w:r>
               <w:rPr>
                 <w:rStyle w:val="a5"/>
@@ -1271,7 +1271,7 @@
               <w:rPr>
                 <w:noProof/>
               </w:rPr>
-              <w:instrText xml:space="preserve"> PAGEREF _Toc241429383 \h </w:instrText>
+              <w:instrText xml:space="preserve"> PAGEREF _Toc241436985 \h </w:instrText>
             </w:r>
             <w:r>
               <w:rPr>
@@ -1313,7 +1313,7 @@
               <w14:ligatures w14:val="standardContextual"/>
             </w:rPr>
           </w:pPr>
-          <w:hyperlink w:anchor="_Toc241429384" w:history="1">
+          <w:hyperlink w:anchor="_Toc241436986" w:history="1">
             <w:r>
               <w:rPr>
                 <w:rStyle w:val="a5"/>
@@ -1337,7 +1337,7 @@
               <w:rPr>
                 <w:noProof/>
               </w:rPr>
-              <w:instrText xml:space="preserve"> PAGEREF _Toc241429384 \h </w:instrText>
+              <w:instrText xml:space="preserve"> PAGEREF _Toc241436986 \h </w:instrText>
             </w:r>
             <w:r>
               <w:rPr>
@@ -1379,7 +1379,7 @@
               <w14:ligatures w14:val="standardContextual"/>
             </w:rPr>
           </w:pPr>
-          <w:hyperlink w:anchor="_Toc241429385" w:history="1">
+          <w:hyperlink w:anchor="_Toc241436987" w:history="1">
             <w:r>
               <w:rPr>
                 <w:rStyle w:val="a5"/>
@@ -1403,7 +1403,7 @@
               <w:rPr>
                 <w:noProof/>
               </w:rPr>
-              <w:instrText xml:space="preserve"> PAGEREF _Toc241429385 \h </w:instrText>
+              <w:instrText xml:space="preserve"> PAGEREF _Toc241436987 \h </w:instrText>
             </w:r>
             <w:r>
               <w:rPr>
@@ -1445,7 +1445,7 @@
               <w14:ligatures w14:val="standardContextual"/>
             </w:rPr>
           </w:pPr>
-          <w:hyperlink w:anchor="_Toc241429386" w:history="1">
+          <w:hyperlink w:anchor="_Toc241436988" w:history="1">
             <w:r>
               <w:rPr>
                 <w:rStyle w:val="a5"/>
@@ -1469,7 +1469,7 @@
               <w:rPr>
                 <w:noProof/>
               </w:rPr>
-              <w:instrText xml:space="preserve"> PAGEREF _Toc241429386 \h </w:instrText>
+              <w:instrText xml:space="preserve"> PAGEREF _Toc241436988 \h </w:instrText>
             </w:r>
             <w:r>
               <w:rPr>
@@ -1511,7 +1511,7 @@
               <w14:ligatures w14:val="standardContextual"/>
             </w:rPr>
           </w:pPr>
-          <w:hyperlink w:anchor="_Toc241429387" w:history="1">
+          <w:hyperlink w:anchor="_Toc241436989" w:history="1">
             <w:r>
               <w:rPr>
                 <w:rStyle w:val="a5"/>
@@ -1535,7 +1535,7 @@
               <w:rPr>
                 <w:noProof/>
               </w:rPr>
-              <w:instrText xml:space="preserve"> PAGEREF _Toc241429387 \h </w:instrText>
+              <w:instrText xml:space="preserve"> PAGEREF _Toc241436989 \h </w:instrText>
             </w:r>
             <w:r>
               <w:rPr>
@@ -1577,7 +1577,7 @@
               <w14:ligatures w14:val="standardContextual"/>
             </w:rPr>
           </w:pPr>
-          <w:hyperlink w:anchor="_Toc241429388" w:history="1">
+          <w:hyperlink w:anchor="_Toc241436990" w:history="1">
             <w:r>
               <w:rPr>
                 <w:rStyle w:val="a5"/>
@@ -1601,7 +1601,7 @@
               <w:rPr>
                 <w:noProof/>
               </w:rPr>
-              <w:instrText xml:space="preserve"> PAGEREF _Toc241429388 \h </w:instrText>
+              <w:instrText xml:space="preserve"> PAGEREF _Toc241436990 \h </w:instrText>
             </w:r>
             <w:r>
               <w:rPr>
@@ -1643,7 +1643,7 @@
               <w14:ligatures w14:val="standardContextual"/>
             </w:rPr>
           </w:pPr>
-          <w:hyperlink w:anchor="_Toc241429389" w:history="1">
+          <w:hyperlink w:anchor="_Toc241436991" w:history="1">
             <w:r>
               <w:rPr>
                 <w:rStyle w:val="a5"/>
@@ -1667,7 +1667,7 @@
               <w:rPr>
                 <w:noProof/>
               </w:rPr>
-              <w:instrText xml:space="preserve"> PAGEREF _Toc241429389 \h </w:instrText>
+              <w:instrText xml:space="preserve"> PAGEREF _Toc241436991 \h </w:instrText>
             </w:r>
             <w:r>
               <w:rPr>
@@ -1709,7 +1709,7 @@
               <w14:ligatures w14:val="standardContextual"/>
             </w:rPr>
           </w:pPr>
-          <w:hyperlink w:anchor="_Toc241429390" w:history="1">
+          <w:hyperlink w:anchor="_Toc241436992" w:history="1">
             <w:r>
               <w:rPr>
                 <w:rStyle w:val="a5"/>
@@ -1733,7 +1733,7 @@
               <w:rPr>
                 <w:noProof/>
               </w:rPr>
-              <w:instrText xml:space="preserve"> PAGEREF _Toc241429390 \h </w:instrText>
+              <w:instrText xml:space="preserve"> PAGEREF _Toc241436992 \h </w:instrText>
             </w:r>
             <w:r>
               <w:rPr>
@@ -1787,7 +1787,7 @@
         <w:keepNext/>
         <w:pageBreakBefore/>
       </w:pPr>
-      <w:bookmarkStart w:id="0" w:name="_Toc241429366"/>
+      <w:bookmarkStart w:id="0" w:name="_Toc241436968"/>
       <w:r>
         <w:lastRenderedPageBreak/>
         <w:t>1. Общие сведения</w:t>
@@ -1799,7 +1799,7 @@
         <w:pStyle w:val="2"/>
         <w:keepNext/>
       </w:pPr>
-      <w:bookmarkStart w:id="1" w:name="_Toc241429367"/>
+      <w:bookmarkStart w:id="1" w:name="_Toc241436969"/>
       <w:r>
         <w:t>1.1. Наименование</w:t>
       </w:r>
@@ -1829,7 +1829,7 @@
         <w:pStyle w:val="2"/>
         <w:keepNext/>
       </w:pPr>
-      <w:bookmarkStart w:id="2" w:name="_Toc241429368"/>
+      <w:bookmarkStart w:id="2" w:name="_Toc241436970"/>
       <w:r>
         <w:t>1.2. Заказчик и исполнитель</w:t>
       </w:r>
@@ -2231,7 +2231,7 @@
         <w:pStyle w:val="2"/>
         <w:keepNext/>
       </w:pPr>
-      <w:bookmarkStart w:id="3" w:name="_Toc241429369"/>
+      <w:bookmarkStart w:id="3" w:name="_Toc241436971"/>
       <w:r>
         <w:t>1.3. Основание для разработки</w:t>
       </w:r>
@@ -2243,7 +2243,7 @@
         <w:jc w:val="both"/>
       </w:pPr>
       <w:r>
-        <w:t xml:space="preserve">Базовая архитектура ТСЛ (ArchiMate, файл </w:t>
+        <w:t xml:space="preserve">Базовая архитектура ТСЛ (ArchiMate, </w:t>
       </w:r>
       <w:r>
         <w:rPr>
@@ -2252,6 +2252,17 @@
           <w:szCs w:val="20"/>
         </w:rPr>
         <w:t>base-architecture.drawio</w:t>
+      </w:r>
+      <w:r>
+        <w:t xml:space="preserve">; детализация модуля авторизации — </w:t>
+      </w:r>
+      <w:r>
+        <w:rPr>
+          <w:rFonts w:ascii="Consolas" w:eastAsia="Consolas" w:hAnsi="Consolas" w:cs="Consolas"/>
+          <w:sz w:val="20"/>
+          <w:szCs w:val="20"/>
+        </w:rPr>
+        <w:t>auth-architecture.drawio</w:t>
       </w:r>
       <w:r>
         <w:t>): в прикладном слое предусмотрен компонент «Авторизатор», обслуживающий пользовательский интерфейс, загрузчик файлов и бэкенд. Настоящее ТЗ определяет требования к этому компоненту.</w:t>
@@ -2268,8 +2279,8 @@
           <w:noProof/>
         </w:rPr>
         <w:drawing>
-          <wp:inline distT="0" distB="0" distL="0" distR="0" wp14:anchorId="3E1D2279" wp14:editId="7EC04D40">
-            <wp:extent cx="5991225" cy="4953000"/>
+          <wp:inline distT="0" distB="0" distL="0" distR="0" wp14:anchorId="2F1CC450" wp14:editId="7DA41071">
+            <wp:extent cx="5886450" cy="4953000"/>
             <wp:effectExtent l="0" t="0" r="0" b="0"/>
             <wp:docPr id="1" name="page1.png" descr="Базовая архитектура ТСЛ: Авторизатор реализован сервисом TSL Auth" title="Базовая архитектура ТСЛ: Авторизатор реализован сервисом TSL Auth"/>
             <wp:cNvGraphicFramePr>
@@ -2294,7 +2305,7 @@
                   <pic:spPr bwMode="auto">
                     <a:xfrm>
                       <a:off x="0" y="0"/>
-                      <a:ext cx="5991225" cy="4953000"/>
+                      <a:ext cx="5886450" cy="4953000"/>
                     </a:xfrm>
                     <a:prstGeom prst="rect">
                       <a:avLst/>
@@ -2327,7 +2338,7 @@
         <w:pStyle w:val="2"/>
         <w:keepNext/>
       </w:pPr>
-      <w:bookmarkStart w:id="4" w:name="_Toc241429370"/>
+      <w:bookmarkStart w:id="4" w:name="_Toc241436972"/>
       <w:r>
         <w:lastRenderedPageBreak/>
         <w:t>1.4. Плановые сроки</w:t>
@@ -3054,7 +3065,7 @@
         <w:pStyle w:val="2"/>
         <w:keepNext/>
       </w:pPr>
-      <w:bookmarkStart w:id="5" w:name="_Toc241429371"/>
+      <w:bookmarkStart w:id="5" w:name="_Toc241436973"/>
       <w:r>
         <w:t>1.5. Термины и сокращения</w:t>
       </w:r>
@@ -3838,7 +3849,7 @@
         <w:keepNext/>
         <w:pageBreakBefore/>
       </w:pPr>
-      <w:bookmarkStart w:id="6" w:name="_Toc241429372"/>
+      <w:bookmarkStart w:id="6" w:name="_Toc241436974"/>
       <w:r>
         <w:lastRenderedPageBreak/>
         <w:t>2. Назначение и цели создания</w:t>
@@ -3850,7 +3861,7 @@
         <w:pStyle w:val="2"/>
         <w:keepNext/>
       </w:pPr>
-      <w:bookmarkStart w:id="7" w:name="_Toc241429373"/>
+      <w:bookmarkStart w:id="7" w:name="_Toc241436975"/>
       <w:r>
         <w:t>2.1. Назначение</w:t>
       </w:r>
@@ -3870,7 +3881,7 @@
         <w:pStyle w:val="2"/>
         <w:keepNext/>
       </w:pPr>
-      <w:bookmarkStart w:id="8" w:name="_Toc241429374"/>
+      <w:bookmarkStart w:id="8" w:name="_Toc241436976"/>
       <w:r>
         <w:t>2.2. Цели</w:t>
       </w:r>
@@ -3946,7 +3957,7 @@
         <w:pStyle w:val="2"/>
         <w:keepNext/>
       </w:pPr>
-      <w:bookmarkStart w:id="9" w:name="_Toc241429375"/>
+      <w:bookmarkStart w:id="9" w:name="_Toc241436977"/>
       <w:r>
         <w:t>2.3. Ограничения заказчика</w:t>
       </w:r>
@@ -4009,7 +4020,7 @@
         <w:pStyle w:val="2"/>
         <w:keepNext/>
       </w:pPr>
-      <w:bookmarkStart w:id="10" w:name="_Toc241429376"/>
+      <w:bookmarkStart w:id="10" w:name="_Toc241436978"/>
       <w:r>
         <w:t>2.4. Критерии достижения целей</w:t>
       </w:r>
@@ -4073,7 +4084,7 @@
         <w:keepNext/>
         <w:pageBreakBefore/>
       </w:pPr>
-      <w:bookmarkStart w:id="11" w:name="_Toc241429377"/>
+      <w:bookmarkStart w:id="11" w:name="_Toc241436979"/>
       <w:r>
         <w:lastRenderedPageBreak/>
         <w:t>3. Характеристика объекта автоматизации</w:t>
@@ -4085,7 +4096,7 @@
         <w:pStyle w:val="2"/>
         <w:keepNext/>
       </w:pPr>
-      <w:bookmarkStart w:id="12" w:name="_Toc241429378"/>
+      <w:bookmarkStart w:id="12" w:name="_Toc241436980"/>
       <w:r>
         <w:t>3.1. Участники и системы</w:t>
       </w:r>
@@ -4111,10 +4122,10 @@
           <w:noProof/>
         </w:rPr>
         <w:drawing>
-          <wp:inline distT="0" distB="0" distL="0" distR="0" wp14:anchorId="32609387" wp14:editId="3E085E83">
+          <wp:inline distT="0" distB="0" distL="0" distR="0" wp14:anchorId="1A17C806" wp14:editId="1D614328">
             <wp:extent cx="5905500" cy="4086225"/>
             <wp:effectExtent l="0" t="0" r="0" b="0"/>
-            <wp:docPr id="2075600021" name="d01.png" descr="Контекст: кто и как обращается к TSL Auth" title="Контекст: кто и как обращается к TSL Auth"/>
+            <wp:docPr id="552456807" name="d01.png" descr="Контекст: кто и как обращается к TSL Auth" title="Контекст: кто и как обращается к TSL Auth"/>
             <wp:cNvGraphicFramePr>
               <a:graphicFrameLocks xmlns:a="http://schemas.openxmlformats.org/drawingml/2006/main" noChangeAspect="1"/>
             </wp:cNvGraphicFramePr>
@@ -4612,7 +4623,7 @@
         <w:pStyle w:val="2"/>
         <w:keepNext/>
       </w:pPr>
-      <w:bookmarkStart w:id="13" w:name="_Toc241429379"/>
+      <w:bookmarkStart w:id="13" w:name="_Toc241436981"/>
       <w:r>
         <w:lastRenderedPageBreak/>
         <w:t>3.2. Прикладная архитектура</w:t>
@@ -4630,10 +4641,10 @@
           <w:noProof/>
         </w:rPr>
         <w:drawing>
-          <wp:inline distT="0" distB="0" distL="0" distR="0" wp14:anchorId="621E9178" wp14:editId="49BF862E">
+          <wp:inline distT="0" distB="0" distL="0" distR="0" wp14:anchorId="375A191E" wp14:editId="16826799">
             <wp:extent cx="6096000" cy="3981450"/>
             <wp:effectExtent l="0" t="0" r="0" b="0"/>
-            <wp:docPr id="1745707699" name="page2.png" descr="TSL Auth: прикладной уровень (ArchiMate)" title="TSL Auth: прикладной уровень (ArchiMate)"/>
+            <wp:docPr id="102003340" name="page2.png" descr="TSL Auth: прикладной уровень (ArchiMate)" title="TSL Auth: прикладной уровень (ArchiMate)"/>
             <wp:cNvGraphicFramePr>
               <a:graphicFrameLocks xmlns:a="http://schemas.openxmlformats.org/drawingml/2006/main" noChangeAspect="1"/>
             </wp:cNvGraphicFramePr>
@@ -4690,7 +4701,7 @@
         <w:keepNext/>
         <w:pageBreakBefore/>
       </w:pPr>
-      <w:bookmarkStart w:id="14" w:name="_Toc241429380"/>
+      <w:bookmarkStart w:id="14" w:name="_Toc241436982"/>
       <w:r>
         <w:lastRenderedPageBreak/>
         <w:t>4. Требования к системе</w:t>
@@ -4702,7 +4713,7 @@
         <w:pStyle w:val="2"/>
         <w:keepNext/>
       </w:pPr>
-      <w:bookmarkStart w:id="15" w:name="_Toc241429381"/>
+      <w:bookmarkStart w:id="15" w:name="_Toc241436983"/>
       <w:r>
         <w:t>4.1. Требования к структуре</w:t>
       </w:r>
@@ -4719,10 +4730,10 @@
           <w:noProof/>
         </w:rPr>
         <w:drawing>
-          <wp:inline distT="0" distB="0" distL="0" distR="0" wp14:anchorId="538B6787" wp14:editId="260F9790">
+          <wp:inline distT="0" distB="0" distL="0" distR="0" wp14:anchorId="23CD07F0" wp14:editId="0BB6543D">
             <wp:extent cx="2466975" cy="4381500"/>
             <wp:effectExtent l="0" t="0" r="0" b="0"/>
-            <wp:docPr id="1560282537" name="d02.png" descr="Компоненты контейнера TSL Auth" title="Компоненты контейнера TSL Auth"/>
+            <wp:docPr id="449736629" name="d02.png" descr="Компоненты контейнера TSL Auth" title="Компоненты контейнера TSL Auth"/>
             <wp:cNvGraphicFramePr>
               <a:graphicFrameLocks xmlns:a="http://schemas.openxmlformats.org/drawingml/2006/main" noChangeAspect="1"/>
             </wp:cNvGraphicFramePr>
@@ -5458,7 +5469,7 @@
         <w:pStyle w:val="2"/>
         <w:keepNext/>
       </w:pPr>
-      <w:bookmarkStart w:id="16" w:name="_Toc241429382"/>
+      <w:bookmarkStart w:id="16" w:name="_Toc241436984"/>
       <w:r>
         <w:lastRenderedPageBreak/>
         <w:t>4.2. Функциональные требования</w:t>
@@ -5972,10 +5983,10 @@
           <w:noProof/>
         </w:rPr>
         <w:drawing>
-          <wp:inline distT="0" distB="0" distL="0" distR="0" wp14:anchorId="3F3629E8" wp14:editId="1BF284C5">
+          <wp:inline distT="0" distB="0" distL="0" distR="0" wp14:anchorId="6CCA57AA" wp14:editId="2991F4BE">
             <wp:extent cx="5334000" cy="3248025"/>
             <wp:effectExtent l="0" t="0" r="0" b="0"/>
-            <wp:docPr id="2121763426" name="d03.png" descr="Вход пользователя: authorization code + PKCE" title="Вход пользователя: authorization code + PKCE"/>
+            <wp:docPr id="939330468" name="d03.png" descr="Вход пользователя: authorization code + PKCE" title="Вход пользователя: authorization code + PKCE"/>
             <wp:cNvGraphicFramePr>
               <a:graphicFrameLocks xmlns:a="http://schemas.openxmlformats.org/drawingml/2006/main" noChangeAspect="1"/>
             </wp:cNvGraphicFramePr>
@@ -6037,10 +6048,10 @@
           <w:noProof/>
         </w:rPr>
         <w:drawing>
-          <wp:inline distT="0" distB="0" distL="0" distR="0" wp14:anchorId="41DC4B17" wp14:editId="3B397CCF">
+          <wp:inline distT="0" distB="0" distL="0" distR="0" wp14:anchorId="5F66EAB9" wp14:editId="0A47A2E9">
             <wp:extent cx="4953000" cy="2447925"/>
             <wp:effectExtent l="0" t="0" r="0" b="0"/>
-            <wp:docPr id="1009150540" name="d04.png" descr="Сервис → сервис: client credentials и token exchange" title="Сервис → сервис: client credentials и token exchange"/>
+            <wp:docPr id="1082608124" name="d04.png" descr="Сервис → сервис: client credentials и token exchange" title="Сервис → сервис: client credentials и token exchange"/>
             <wp:cNvGraphicFramePr>
               <a:graphicFrameLocks xmlns:a="http://schemas.openxmlformats.org/drawingml/2006/main" noChangeAspect="1"/>
             </wp:cNvGraphicFramePr>
@@ -6503,10 +6514,10 @@
           <w:noProof/>
         </w:rPr>
         <w:drawing>
-          <wp:inline distT="0" distB="0" distL="0" distR="0" wp14:anchorId="2775E7AB" wp14:editId="7145561F">
+          <wp:inline distT="0" distB="0" distL="0" distR="0" wp14:anchorId="7941871A" wp14:editId="61E8F511">
             <wp:extent cx="3019425" cy="3048000"/>
             <wp:effectExtent l="0" t="0" r="0" b="0"/>
-            <wp:docPr id="1267217420" name="d05.png" descr="Модель прав" title="Модель прав"/>
+            <wp:docPr id="938353837" name="d05.png" descr="Модель прав" title="Модель прав"/>
             <wp:cNvGraphicFramePr>
               <a:graphicFrameLocks xmlns:a="http://schemas.openxmlformats.org/drawingml/2006/main" noChangeAspect="1"/>
             </wp:cNvGraphicFramePr>
@@ -7020,10 +7031,10 @@
         </w:rPr>
         <w:lastRenderedPageBreak/>
         <w:drawing>
-          <wp:inline distT="0" distB="0" distL="0" distR="0" wp14:anchorId="0C05DCA6" wp14:editId="57EE89AB">
+          <wp:inline distT="0" distB="0" distL="0" distR="0" wp14:anchorId="410E7A7F" wp14:editId="637E3480">
             <wp:extent cx="4953000" cy="2667000"/>
             <wp:effectExtent l="0" t="0" r="0" b="0"/>
-            <wp:docPr id="29199911" name="d06.png" descr="Жизненный цикл учётной записи" title="Жизненный цикл учётной записи"/>
+            <wp:docPr id="1168544544" name="d06.png" descr="Жизненный цикл учётной записи" title="Жизненный цикл учётной записи"/>
             <wp:cNvGraphicFramePr>
               <a:graphicFrameLocks xmlns:a="http://schemas.openxmlformats.org/drawingml/2006/main" noChangeAspect="1"/>
             </wp:cNvGraphicFramePr>
@@ -7625,10 +7636,10 @@
           <w:noProof/>
         </w:rPr>
         <w:drawing>
-          <wp:inline distT="0" distB="0" distL="0" distR="0" wp14:anchorId="75245C41" wp14:editId="0EF4227A">
+          <wp:inline distT="0" distB="0" distL="0" distR="0" wp14:anchorId="7BB0EE95" wp14:editId="4DBDD366">
             <wp:extent cx="5334000" cy="3028950"/>
             <wp:effectExtent l="0" t="0" r="0" b="0"/>
-            <wp:docPr id="1220611748" name="d07.png" descr="Блокировка учётной записи через бота безопасности" title="Блокировка учётной записи через бота безопасности"/>
+            <wp:docPr id="1869610407" name="d07.png" descr="Блокировка учётной записи через бота безопасности" title="Блокировка учётной записи через бота безопасности"/>
             <wp:cNvGraphicFramePr>
               <a:graphicFrameLocks xmlns:a="http://schemas.openxmlformats.org/drawingml/2006/main" noChangeAspect="1"/>
             </wp:cNvGraphicFramePr>
@@ -8123,7 +8134,7 @@
         <w:pStyle w:val="2"/>
         <w:keepNext/>
       </w:pPr>
-      <w:bookmarkStart w:id="17" w:name="_Toc241429383"/>
+      <w:bookmarkStart w:id="17" w:name="_Toc241436985"/>
       <w:r>
         <w:t>4.3. Требования к надёжности</w:t>
       </w:r>
@@ -8703,10 +8714,10 @@
         </w:rPr>
         <w:lastRenderedPageBreak/>
         <w:drawing>
-          <wp:inline distT="0" distB="0" distL="0" distR="0" wp14:anchorId="46DB5559" wp14:editId="6766058E">
+          <wp:inline distT="0" distB="0" distL="0" distR="0" wp14:anchorId="0663C0E8" wp14:editId="3BEC3762">
             <wp:extent cx="2695575" cy="4953000"/>
             <wp:effectExtent l="0" t="0" r="0" b="0"/>
-            <wp:docPr id="638270195" name="d08.png" descr="Обновление и самовосстановление схемы БД при старте" title="Обновление и самовосстановление схемы БД при старте"/>
+            <wp:docPr id="1880273297" name="d08.png" descr="Обновление и самовосстановление схемы БД при старте" title="Обновление и самовосстановление схемы БД при старте"/>
             <wp:cNvGraphicFramePr>
               <a:graphicFrameLocks xmlns:a="http://schemas.openxmlformats.org/drawingml/2006/main" noChangeAspect="1"/>
             </wp:cNvGraphicFramePr>
@@ -9270,7 +9281,7 @@
         <w:pStyle w:val="2"/>
         <w:keepNext/>
       </w:pPr>
-      <w:bookmarkStart w:id="18" w:name="_Toc241429384"/>
+      <w:bookmarkStart w:id="18" w:name="_Toc241436986"/>
       <w:r>
         <w:t>4.4. Требования к производительности</w:t>
       </w:r>
@@ -9807,7 +9818,7 @@
         <w:pStyle w:val="2"/>
         <w:keepNext/>
       </w:pPr>
-      <w:bookmarkStart w:id="19" w:name="_Toc241429385"/>
+      <w:bookmarkStart w:id="19" w:name="_Toc241436987"/>
       <w:r>
         <w:t>4.5. Требования к безопасности</w:t>
       </w:r>
@@ -10511,7 +10522,7 @@
         <w:pStyle w:val="2"/>
         <w:keepNext/>
       </w:pPr>
-      <w:bookmarkStart w:id="20" w:name="_Toc241429386"/>
+      <w:bookmarkStart w:id="20" w:name="_Toc241436988"/>
       <w:r>
         <w:t>4.6. Требования к развёртыванию</w:t>
       </w:r>
@@ -10528,10 +10539,10 @@
           <w:noProof/>
         </w:rPr>
         <w:drawing>
-          <wp:inline distT="0" distB="0" distL="0" distR="0" wp14:anchorId="4FF00AB3" wp14:editId="46D7675E">
+          <wp:inline distT="0" distB="0" distL="0" distR="0" wp14:anchorId="70157FCB" wp14:editId="03D47CBF">
             <wp:extent cx="3800475" cy="2857500"/>
             <wp:effectExtent l="0" t="0" r="0" b="0"/>
-            <wp:docPr id="1736667233" name="d09.png" descr="Варианты развёртывания" title="Варианты развёртывания"/>
+            <wp:docPr id="895845569" name="d09.png" descr="Варианты развёртывания" title="Варианты развёртывания"/>
             <wp:cNvGraphicFramePr>
               <a:graphicFrameLocks xmlns:a="http://schemas.openxmlformats.org/drawingml/2006/main" noChangeAspect="1"/>
             </wp:cNvGraphicFramePr>
@@ -10594,10 +10605,10 @@
         </w:rPr>
         <w:lastRenderedPageBreak/>
         <w:drawing>
-          <wp:inline distT="0" distB="0" distL="0" distR="0" wp14:anchorId="50A56208" wp14:editId="73AEA16C">
+          <wp:inline distT="0" distB="0" distL="0" distR="0" wp14:anchorId="09C25161" wp14:editId="7EB8AD3B">
             <wp:extent cx="6096000" cy="3181350"/>
             <wp:effectExtent l="0" t="0" r="0" b="0"/>
-            <wp:docPr id="1014955252" name="page3.png" descr="TSL Auth: развёртывание (ArchiMate)" title="TSL Auth: развёртывание (ArchiMate)"/>
+            <wp:docPr id="813956907" name="page3.png" descr="TSL Auth: развёртывание (ArchiMate)" title="TSL Auth: развёртывание (ArchiMate)"/>
             <wp:cNvGraphicFramePr>
               <a:graphicFrameLocks xmlns:a="http://schemas.openxmlformats.org/drawingml/2006/main" noChangeAspect="1"/>
             </wp:cNvGraphicFramePr>
@@ -10659,10 +10670,10 @@
           <w:noProof/>
         </w:rPr>
         <w:drawing>
-          <wp:inline distT="0" distB="0" distL="0" distR="0" wp14:anchorId="0D73A83E" wp14:editId="290A1DAE">
+          <wp:inline distT="0" distB="0" distL="0" distR="0" wp14:anchorId="0DDABD14" wp14:editId="1B94597F">
             <wp:extent cx="5715000" cy="1838325"/>
             <wp:effectExtent l="0" t="0" r="0" b="0"/>
-            <wp:docPr id="140753216" name="d11.png" descr="Секреты из OpenBao: инициализация, AppRole, чтение при старте" title="Секреты из OpenBao: инициализация, AppRole, чтение при старте"/>
+            <wp:docPr id="313201906" name="d11.png" descr="Секреты из OpenBao: инициализация, AppRole, чтение при старте" title="Секреты из OpenBao: инициализация, AppRole, чтение при старте"/>
             <wp:cNvGraphicFramePr>
               <a:graphicFrameLocks xmlns:a="http://schemas.openxmlformats.org/drawingml/2006/main" noChangeAspect="1"/>
             </wp:cNvGraphicFramePr>
@@ -11384,7 +11395,7 @@
         <w:pStyle w:val="2"/>
         <w:keepNext/>
       </w:pPr>
-      <w:bookmarkStart w:id="21" w:name="_Toc241429387"/>
+      <w:bookmarkStart w:id="21" w:name="_Toc241436989"/>
       <w:r>
         <w:t>4.7. Требования к интеграции</w:t>
       </w:r>
@@ -11480,7 +11491,7 @@
         <w:keepNext/>
         <w:pageBreakBefore/>
       </w:pPr>
-      <w:bookmarkStart w:id="22" w:name="_Toc241429388"/>
+      <w:bookmarkStart w:id="22" w:name="_Toc241436990"/>
       <w:r>
         <w:lastRenderedPageBreak/>
         <w:t>5. Состав и содержание работ</w:t>
@@ -11498,10 +11509,10 @@
           <w:noProof/>
         </w:rPr>
         <w:drawing>
-          <wp:inline distT="0" distB="0" distL="0" distR="0" wp14:anchorId="042156CF" wp14:editId="0E0BF854">
+          <wp:inline distT="0" distB="0" distL="0" distR="0" wp14:anchorId="253A1D94" wp14:editId="418D7255">
             <wp:extent cx="5905500" cy="695325"/>
             <wp:effectExtent l="0" t="0" r="0" b="0"/>
-            <wp:docPr id="1666793817" name="d10.png" descr="Конвейер поставки" title="Конвейер поставки"/>
+            <wp:docPr id="1318756854" name="d10.png" descr="Конвейер поставки" title="Конвейер поставки"/>
             <wp:cNvGraphicFramePr>
               <a:graphicFrameLocks xmlns:a="http://schemas.openxmlformats.org/drawingml/2006/main" noChangeAspect="1"/>
             </wp:cNvGraphicFramePr>
@@ -11934,7 +11945,7 @@
         <w:keepNext/>
         <w:pageBreakBefore/>
       </w:pPr>
-      <w:bookmarkStart w:id="23" w:name="_Toc241429389"/>
+      <w:bookmarkStart w:id="23" w:name="_Toc241436991"/>
       <w:r>
         <w:lastRenderedPageBreak/>
         <w:t>6. Порядок контроля и приёмки</w:t>
@@ -12861,7 +12872,7 @@
         <w:keepNext/>
         <w:pageBreakBefore/>
       </w:pPr>
-      <w:bookmarkStart w:id="24" w:name="_Toc241429390"/>
+      <w:bookmarkStart w:id="24" w:name="_Toc241436992"/>
       <w:r>
         <w:lastRenderedPageBreak/>
         <w:t>7. Требования к документированию</w:t>
@@ -13341,7 +13352,7 @@
                 <w:sz w:val="19"/>
                 <w:szCs w:val="19"/>
               </w:rPr>
-              <w:t>ArchiMate-модель</w:t>
+              <w:t>ArchiMate-модель модуля авторизации</w:t>
             </w:r>
           </w:p>
         </w:tc>
@@ -13370,7 +13381,7 @@
                 <w:sz w:val="19"/>
                 <w:szCs w:val="19"/>
               </w:rPr>
-              <w:t>docs/archimate/base-architecture.drawio</w:t>
+              <w:t>docs/archimate/auth-architecture.drawio</w:t>
             </w:r>
           </w:p>
         </w:tc>
@@ -13493,10 +13504,64 @@
 <file path=word/numbering.xml><?xml version="1.0" encoding="utf-8"?>
 <w:numbering xmlns:wpc="http://schemas.microsoft.com/office/word/2010/wordprocessingCanvas" xmlns:cx="http://schemas.microsoft.com/office/drawing/2014/chartex" xmlns:cx1="http://schemas.microsoft.com/office/drawing/2015/9/8/chartex" xmlns:cx2="http://schemas.microsoft.com/office/drawing/2015/10/21/chartex" xmlns:cx3="http://schemas.microsoft.com/office/drawing/2016/5/9/chartex" xmlns:cx4="http://schemas.microsoft.com/office/drawing/2016/5/10/chartex" xmlns:cx5="http://schemas.microsoft.com/office/drawing/2016/5/11/chartex" xmlns:cx6="http://schemas.microsoft.com/office/drawing/2016/5/12/chartex" xmlns:cx7="http://schemas.microsoft.com/office/drawing/2016/5/13/chartex" xmlns:cx8="http://schemas.microsoft.com/office/drawing/2016/5/14/chartex" xmlns:mc="http://schemas.openxmlformats.org/markup-compatibility/2006" xmlns:aink="http://schemas.microsoft.com/office/drawing/2016/ink" xmlns:am3d="http://schemas.microsoft.com/office/drawing/2017/model3d" xmlns:o="urn:schemas-microsoft-com:office:office" xmlns:oel="http://schemas.microsoft.com/office/2019/extlst" xmlns:r="http://schemas.openxmlformats.org/officeDocument/2006/relationships" xmlns:m="http://schemas.openxmlformats.org/officeDocument/2006/math" xmlns:v="urn:schemas-microsoft-com:vml" xmlns:wp14="http://schemas.microsoft.com/office/word/2010/wordprocessingDrawing" xmlns:wp="http://schemas.openxmlformats.org/drawingml/2006/wordprocessingDrawing" xmlns:w10="urn:schemas-microsoft-com:office:word" xmlns:w="http://schemas.openxmlformats.org/wordprocessingml/2006/main" xmlns:w14="http://schemas.microsoft.com/office/word/2010/wordml" xmlns:w15="http://schemas.microsoft.com/office/word/2012/wordml" xmlns:w16cex="http://schemas.microsoft.com/office/word/2018/wordml/cex" xmlns:w16cid="http://schemas.microsoft.com/office/word/2016/wordml/cid" xmlns:w16="http://schemas.microsoft.com/office/word/2018/wordml" xmlns:w16du="http://schemas.microsoft.com/office/word/2023/wordml/word16du" xmlns:w16sdtdh="http://schemas.microsoft.com/office/word/2020/wordml/sdtdatahash" xmlns:w16sdtfl="http://schemas.microsoft.com/office/word/2024/wordml/sdtformatlock" xmlns:w16se="http://schemas.microsoft.com/office/word/2015/wordml/symex" xmlns:wpg="http://schemas.microsoft.com/office/word/2010/wordprocessingGroup" xmlns:wpi="http://schemas.microsoft.com/office/word/2010/wordprocessingInk" xmlns:wne="http://schemas.microsoft.com/office/word/2006/wordml" xmlns:wps="http://schemas.microsoft.com/office/word/2010/wordprocessingShape" mc:Ignorable="w14 w15 w16se w16cid w16 w16cex w16sdtdh w16sdtfl w16du wp14">
   <w:abstractNum w:abstractNumId="0" w15:restartNumberingAfterBreak="0">
-    <w:nsid w:val="122F5A75"/>
+    <w:nsid w:val="03B14C2B"/>
     <w:multiLevelType w:val="hybridMultilevel"/>
-    <w:tmpl w:val="14CE8B14"/>
-    <w:lvl w:ilvl="0" w:tplc="14E03222">
+    <w:tmpl w:val="ADEEF760"/>
+    <w:lvl w:ilvl="0" w:tplc="B9C2DD54">
+      <w:start w:val="1"/>
+      <w:numFmt w:val="bullet"/>
+      <w:lvlText w:val="–"/>
+      <w:lvlJc w:val="left"/>
+      <w:pPr>
+        <w:ind w:left="426" w:hanging="284"/>
+      </w:pPr>
+    </w:lvl>
+    <w:lvl w:ilvl="1" w:tplc="A10A8D18">
+      <w:numFmt w:val="decimal"/>
+      <w:lvlText w:val=""/>
+      <w:lvlJc w:val="left"/>
+    </w:lvl>
+    <w:lvl w:ilvl="2" w:tplc="3556921E">
+      <w:numFmt w:val="decimal"/>
+      <w:lvlText w:val=""/>
+      <w:lvlJc w:val="left"/>
+    </w:lvl>
+    <w:lvl w:ilvl="3" w:tplc="256017BC">
+      <w:numFmt w:val="decimal"/>
+      <w:lvlText w:val=""/>
+      <w:lvlJc w:val="left"/>
+    </w:lvl>
+    <w:lvl w:ilvl="4" w:tplc="CF7A0FA8">
+      <w:numFmt w:val="decimal"/>
+      <w:lvlText w:val=""/>
+      <w:lvlJc w:val="left"/>
+    </w:lvl>
+    <w:lvl w:ilvl="5" w:tplc="0922CDC2">
+      <w:numFmt w:val="decimal"/>
+      <w:lvlText w:val=""/>
+      <w:lvlJc w:val="left"/>
+    </w:lvl>
+    <w:lvl w:ilvl="6" w:tplc="04FE0692">
+      <w:numFmt w:val="decimal"/>
+      <w:lvlText w:val=""/>
+      <w:lvlJc w:val="left"/>
+    </w:lvl>
+    <w:lvl w:ilvl="7" w:tplc="8AF68E72">
+      <w:numFmt w:val="decimal"/>
+      <w:lvlText w:val=""/>
+      <w:lvlJc w:val="left"/>
+    </w:lvl>
+    <w:lvl w:ilvl="8" w:tplc="232E0912">
+      <w:numFmt w:val="decimal"/>
+      <w:lvlText w:val=""/>
+      <w:lvlJc w:val="left"/>
+    </w:lvl>
+  </w:abstractNum>
+  <w:abstractNum w:abstractNumId="1" w15:restartNumberingAfterBreak="0">
+    <w:nsid w:val="0ABF6F3E"/>
+    <w:multiLevelType w:val="hybridMultilevel"/>
+    <w:tmpl w:val="B62C6500"/>
+    <w:lvl w:ilvl="0" w:tplc="4A2E256E">
       <w:start w:val="1"/>
       <w:numFmt w:val="bullet"/>
       <w:lvlText w:val="●"/>
@@ -13505,7 +13570,7 @@
         <w:ind w:left="720" w:hanging="360"/>
       </w:pPr>
     </w:lvl>
-    <w:lvl w:ilvl="1" w:tplc="AA2AB7F0">
+    <w:lvl w:ilvl="1" w:tplc="797ADA8A">
       <w:start w:val="1"/>
       <w:numFmt w:val="bullet"/>
       <w:lvlText w:val="○"/>
@@ -13514,7 +13579,7 @@
         <w:ind w:left="1440" w:hanging="360"/>
       </w:pPr>
     </w:lvl>
-    <w:lvl w:ilvl="2" w:tplc="10669978">
+    <w:lvl w:ilvl="2" w:tplc="7AA6A710">
       <w:start w:val="1"/>
       <w:numFmt w:val="bullet"/>
       <w:lvlText w:val="■"/>
@@ -13523,7 +13588,7 @@
         <w:ind w:left="2160" w:hanging="360"/>
       </w:pPr>
     </w:lvl>
-    <w:lvl w:ilvl="3" w:tplc="0FC458FA">
+    <w:lvl w:ilvl="3" w:tplc="928A3584">
       <w:start w:val="1"/>
       <w:numFmt w:val="bullet"/>
       <w:lvlText w:val="●"/>
@@ -13532,7 +13597,7 @@
         <w:ind w:left="2880" w:hanging="360"/>
       </w:pPr>
     </w:lvl>
-    <w:lvl w:ilvl="4" w:tplc="ECF0785E">
+    <w:lvl w:ilvl="4" w:tplc="6562E4E6">
       <w:start w:val="1"/>
       <w:numFmt w:val="bullet"/>
       <w:lvlText w:val="○"/>
@@ -13541,7 +13606,7 @@
         <w:ind w:left="3600" w:hanging="360"/>
       </w:pPr>
     </w:lvl>
-    <w:lvl w:ilvl="5" w:tplc="478C3596">
+    <w:lvl w:ilvl="5" w:tplc="CE0AF7B2">
       <w:start w:val="1"/>
       <w:numFmt w:val="bullet"/>
       <w:lvlText w:val="■"/>
@@ -13550,7 +13615,7 @@
         <w:ind w:left="4320" w:hanging="360"/>
       </w:pPr>
     </w:lvl>
-    <w:lvl w:ilvl="6" w:tplc="24B0EED8">
+    <w:lvl w:ilvl="6" w:tplc="244A8BBE">
       <w:start w:val="1"/>
       <w:numFmt w:val="bullet"/>
       <w:lvlText w:val="●"/>
@@ -13559,7 +13624,7 @@
         <w:ind w:left="5040" w:hanging="360"/>
       </w:pPr>
     </w:lvl>
-    <w:lvl w:ilvl="7" w:tplc="81E83466">
+    <w:lvl w:ilvl="7" w:tplc="70584FAC">
       <w:start w:val="1"/>
       <w:numFmt w:val="bullet"/>
       <w:lvlText w:val="●"/>
@@ -13568,7 +13633,7 @@
         <w:ind w:left="5760" w:hanging="360"/>
       </w:pPr>
     </w:lvl>
-    <w:lvl w:ilvl="8" w:tplc="BE9C17EC">
+    <w:lvl w:ilvl="8" w:tplc="CEB69732">
       <w:start w:val="1"/>
       <w:numFmt w:val="bullet"/>
       <w:lvlText w:val="●"/>
@@ -13578,65 +13643,11 @@
       </w:pPr>
     </w:lvl>
   </w:abstractNum>
-  <w:abstractNum w:abstractNumId="1" w15:restartNumberingAfterBreak="0">
-    <w:nsid w:val="30572534"/>
+  <w:abstractNum w:abstractNumId="2" w15:restartNumberingAfterBreak="0">
+    <w:nsid w:val="4CA1782C"/>
     <w:multiLevelType w:val="hybridMultilevel"/>
-    <w:tmpl w:val="0FB25D28"/>
-    <w:lvl w:ilvl="0" w:tplc="2C726F44">
-      <w:start w:val="1"/>
-      <w:numFmt w:val="bullet"/>
-      <w:lvlText w:val="–"/>
-      <w:lvlJc w:val="left"/>
-      <w:pPr>
-        <w:ind w:left="426" w:hanging="284"/>
-      </w:pPr>
-    </w:lvl>
-    <w:lvl w:ilvl="1" w:tplc="01209026">
-      <w:numFmt w:val="decimal"/>
-      <w:lvlText w:val=""/>
-      <w:lvlJc w:val="left"/>
-    </w:lvl>
-    <w:lvl w:ilvl="2" w:tplc="85C0BD42">
-      <w:numFmt w:val="decimal"/>
-      <w:lvlText w:val=""/>
-      <w:lvlJc w:val="left"/>
-    </w:lvl>
-    <w:lvl w:ilvl="3" w:tplc="1E1C8D22">
-      <w:numFmt w:val="decimal"/>
-      <w:lvlText w:val=""/>
-      <w:lvlJc w:val="left"/>
-    </w:lvl>
-    <w:lvl w:ilvl="4" w:tplc="CC987EE6">
-      <w:numFmt w:val="decimal"/>
-      <w:lvlText w:val=""/>
-      <w:lvlJc w:val="left"/>
-    </w:lvl>
-    <w:lvl w:ilvl="5" w:tplc="C1D8F1D6">
-      <w:numFmt w:val="decimal"/>
-      <w:lvlText w:val=""/>
-      <w:lvlJc w:val="left"/>
-    </w:lvl>
-    <w:lvl w:ilvl="6" w:tplc="67102674">
-      <w:numFmt w:val="decimal"/>
-      <w:lvlText w:val=""/>
-      <w:lvlJc w:val="left"/>
-    </w:lvl>
-    <w:lvl w:ilvl="7" w:tplc="86DE6508">
-      <w:numFmt w:val="decimal"/>
-      <w:lvlText w:val=""/>
-      <w:lvlJc w:val="left"/>
-    </w:lvl>
-    <w:lvl w:ilvl="8" w:tplc="5D283CBA">
-      <w:numFmt w:val="decimal"/>
-      <w:lvlText w:val=""/>
-      <w:lvlJc w:val="left"/>
-    </w:lvl>
-  </w:abstractNum>
-  <w:abstractNum w:abstractNumId="2" w15:restartNumberingAfterBreak="0">
-    <w:nsid w:val="78E113F2"/>
-    <w:multiLevelType w:val="hybridMultilevel"/>
-    <w:tmpl w:val="C4406B96"/>
-    <w:lvl w:ilvl="0" w:tplc="B7B2BDC2">
+    <w:tmpl w:val="EBCE016C"/>
+    <w:lvl w:ilvl="0" w:tplc="F0F46CD2">
       <w:start w:val="1"/>
       <w:numFmt w:val="decimal"/>
       <w:lvlText w:val="%1."/>
@@ -13645,55 +13656,55 @@
         <w:ind w:left="426" w:hanging="284"/>
       </w:pPr>
     </w:lvl>
-    <w:lvl w:ilvl="1" w:tplc="71A660F6">
+    <w:lvl w:ilvl="1" w:tplc="45E01472">
       <w:numFmt w:val="decimal"/>
       <w:lvlText w:val=""/>
       <w:lvlJc w:val="left"/>
     </w:lvl>
-    <w:lvl w:ilvl="2" w:tplc="18D2A242">
+    <w:lvl w:ilvl="2" w:tplc="BE3462DC">
       <w:numFmt w:val="decimal"/>
       <w:lvlText w:val=""/>
       <w:lvlJc w:val="left"/>
     </w:lvl>
-    <w:lvl w:ilvl="3" w:tplc="69A41830">
+    <w:lvl w:ilvl="3" w:tplc="EE3C3B9A">
       <w:numFmt w:val="decimal"/>
       <w:lvlText w:val=""/>
       <w:lvlJc w:val="left"/>
     </w:lvl>
-    <w:lvl w:ilvl="4" w:tplc="64B4A774">
+    <w:lvl w:ilvl="4" w:tplc="F1F85830">
       <w:numFmt w:val="decimal"/>
       <w:lvlText w:val=""/>
       <w:lvlJc w:val="left"/>
     </w:lvl>
-    <w:lvl w:ilvl="5" w:tplc="A84CEB34">
+    <w:lvl w:ilvl="5" w:tplc="8DE28222">
       <w:numFmt w:val="decimal"/>
       <w:lvlText w:val=""/>
       <w:lvlJc w:val="left"/>
     </w:lvl>
-    <w:lvl w:ilvl="6" w:tplc="E32EF946">
+    <w:lvl w:ilvl="6" w:tplc="ED8CD786">
       <w:numFmt w:val="decimal"/>
       <w:lvlText w:val=""/>
       <w:lvlJc w:val="left"/>
     </w:lvl>
-    <w:lvl w:ilvl="7" w:tplc="A4FCEA46">
+    <w:lvl w:ilvl="7" w:tplc="C96CC740">
       <w:numFmt w:val="decimal"/>
       <w:lvlText w:val=""/>
       <w:lvlJc w:val="left"/>
     </w:lvl>
-    <w:lvl w:ilvl="8" w:tplc="35F45A16">
+    <w:lvl w:ilvl="8" w:tplc="72C68AAA">
       <w:numFmt w:val="decimal"/>
       <w:lvlText w:val=""/>
       <w:lvlJc w:val="left"/>
     </w:lvl>
   </w:abstractNum>
-  <w:num w:numId="1" w16cid:durableId="148404728">
-    <w:abstractNumId w:val="0"/>
+  <w:num w:numId="1" w16cid:durableId="2106606633">
+    <w:abstractNumId w:val="1"/>
     <w:lvlOverride w:ilvl="0">
       <w:startOverride w:val="1"/>
     </w:lvlOverride>
   </w:num>
-  <w:num w:numId="2" w16cid:durableId="979111099">
-    <w:abstractNumId w:val="1"/>
+  <w:num w:numId="2" w16cid:durableId="1682853231">
+    <w:abstractNumId w:val="0"/>
     <w:lvlOverride w:ilvl="0">
       <w:startOverride w:val="1"/>
     </w:lvlOverride>
@@ -14313,7 +14324,7 @@
     <w:autoRedefine/>
     <w:uiPriority w:val="39"/>
     <w:unhideWhenUsed/>
-    <w:rsid w:val="004B0DA8"/>
+    <w:rsid w:val="005E462F"/>
     <w:pPr>
       <w:spacing w:after="100"/>
     </w:pPr>
@@ -14325,7 +14336,7 @@
     <w:autoRedefine/>
     <w:uiPriority w:val="39"/>
     <w:unhideWhenUsed/>
-    <w:rsid w:val="004B0DA8"/>
+    <w:rsid w:val="005E462F"/>
     <w:pPr>
       <w:spacing w:after="100"/>
       <w:ind w:left="220"/>

--- a/docs/TZ-tsl-auth.docx
+++ b/docs/TZ-tsl-auth.docx
@@ -48,7 +48,7 @@
         <w:jc w:val="center"/>
       </w:pPr>
       <w:r>
-        <w:t>Версия 1.1 от 27.09.2026</w:t>
+        <w:t>Версия 1.2 от 28.09.2026</w:t>
       </w:r>
     </w:p>
     <w:p>
@@ -97,7 +97,7 @@
     <w:sdt>
       <w:sdtPr>
         <w:alias w:val="Содержание"/>
-        <w:id w:val="-900588501"/>
+        <w:id w:val="1044027168"/>
       </w:sdtPr>
       <w:sdtEndPr/>
       <w:sdtContent>
@@ -125,7 +125,7 @@
           <w:r>
             <w:fldChar w:fldCharType="separate"/>
           </w:r>
-          <w:hyperlink w:anchor="_Toc241436968" w:history="1">
+          <w:hyperlink w:anchor="_Toc241509049" w:history="1">
             <w:r>
               <w:rPr>
                 <w:rStyle w:val="a5"/>
@@ -149,7 +149,7 @@
               <w:rPr>
                 <w:noProof/>
               </w:rPr>
-              <w:instrText xml:space="preserve"> PAGEREF _Toc241436968 \h </w:instrText>
+              <w:instrText xml:space="preserve"> PAGEREF _Toc241509049 \h </w:instrText>
             </w:r>
             <w:r>
               <w:rPr>
@@ -191,7 +191,7 @@
               <w14:ligatures w14:val="standardContextual"/>
             </w:rPr>
           </w:pPr>
-          <w:hyperlink w:anchor="_Toc241436969" w:history="1">
+          <w:hyperlink w:anchor="_Toc241509050" w:history="1">
             <w:r>
               <w:rPr>
                 <w:rStyle w:val="a5"/>
@@ -215,7 +215,7 @@
               <w:rPr>
                 <w:noProof/>
               </w:rPr>
-              <w:instrText xml:space="preserve"> PAGEREF _Toc241436969 \h </w:instrText>
+              <w:instrText xml:space="preserve"> PAGEREF _Toc241509050 \h </w:instrText>
             </w:r>
             <w:r>
               <w:rPr>
@@ -257,7 +257,7 @@
               <w14:ligatures w14:val="standardContextual"/>
             </w:rPr>
           </w:pPr>
-          <w:hyperlink w:anchor="_Toc241436970" w:history="1">
+          <w:hyperlink w:anchor="_Toc241509051" w:history="1">
             <w:r>
               <w:rPr>
                 <w:rStyle w:val="a5"/>
@@ -281,7 +281,7 @@
               <w:rPr>
                 <w:noProof/>
               </w:rPr>
-              <w:instrText xml:space="preserve"> PAGEREF _Toc241436970 \h </w:instrText>
+              <w:instrText xml:space="preserve"> PAGEREF _Toc241509051 \h </w:instrText>
             </w:r>
             <w:r>
               <w:rPr>
@@ -323,7 +323,7 @@
               <w14:ligatures w14:val="standardContextual"/>
             </w:rPr>
           </w:pPr>
-          <w:hyperlink w:anchor="_Toc241436971" w:history="1">
+          <w:hyperlink w:anchor="_Toc241509052" w:history="1">
             <w:r>
               <w:rPr>
                 <w:rStyle w:val="a5"/>
@@ -347,7 +347,7 @@
               <w:rPr>
                 <w:noProof/>
               </w:rPr>
-              <w:instrText xml:space="preserve"> PAGEREF _Toc241436971 \h </w:instrText>
+              <w:instrText xml:space="preserve"> PAGEREF _Toc241509052 \h </w:instrText>
             </w:r>
             <w:r>
               <w:rPr>
@@ -389,7 +389,7 @@
               <w14:ligatures w14:val="standardContextual"/>
             </w:rPr>
           </w:pPr>
-          <w:hyperlink w:anchor="_Toc241436972" w:history="1">
+          <w:hyperlink w:anchor="_Toc241509053" w:history="1">
             <w:r>
               <w:rPr>
                 <w:rStyle w:val="a5"/>
@@ -413,7 +413,7 @@
               <w:rPr>
                 <w:noProof/>
               </w:rPr>
-              <w:instrText xml:space="preserve"> PAGEREF _Toc241436972 \h </w:instrText>
+              <w:instrText xml:space="preserve"> PAGEREF _Toc241509053 \h </w:instrText>
             </w:r>
             <w:r>
               <w:rPr>
@@ -455,7 +455,7 @@
               <w14:ligatures w14:val="standardContextual"/>
             </w:rPr>
           </w:pPr>
-          <w:hyperlink w:anchor="_Toc241436973" w:history="1">
+          <w:hyperlink w:anchor="_Toc241509054" w:history="1">
             <w:r>
               <w:rPr>
                 <w:rStyle w:val="a5"/>
@@ -479,7 +479,7 @@
               <w:rPr>
                 <w:noProof/>
               </w:rPr>
-              <w:instrText xml:space="preserve"> PAGEREF _Toc241436973 \h </w:instrText>
+              <w:instrText xml:space="preserve"> PAGEREF _Toc241509054 \h </w:instrText>
             </w:r>
             <w:r>
               <w:rPr>
@@ -521,7 +521,7 @@
               <w14:ligatures w14:val="standardContextual"/>
             </w:rPr>
           </w:pPr>
-          <w:hyperlink w:anchor="_Toc241436974" w:history="1">
+          <w:hyperlink w:anchor="_Toc241509055" w:history="1">
             <w:r>
               <w:rPr>
                 <w:rStyle w:val="a5"/>
@@ -545,7 +545,7 @@
               <w:rPr>
                 <w:noProof/>
               </w:rPr>
-              <w:instrText xml:space="preserve"> PAGEREF _Toc241436974 \h </w:instrText>
+              <w:instrText xml:space="preserve"> PAGEREF _Toc241509055 \h </w:instrText>
             </w:r>
             <w:r>
               <w:rPr>
@@ -587,7 +587,7 @@
               <w14:ligatures w14:val="standardContextual"/>
             </w:rPr>
           </w:pPr>
-          <w:hyperlink w:anchor="_Toc241436975" w:history="1">
+          <w:hyperlink w:anchor="_Toc241509056" w:history="1">
             <w:r>
               <w:rPr>
                 <w:rStyle w:val="a5"/>
@@ -611,7 +611,7 @@
               <w:rPr>
                 <w:noProof/>
               </w:rPr>
-              <w:instrText xml:space="preserve"> PAGEREF _Toc241436975 \h </w:instrText>
+              <w:instrText xml:space="preserve"> PAGEREF _Toc241509056 \h </w:instrText>
             </w:r>
             <w:r>
               <w:rPr>
@@ -653,7 +653,7 @@
               <w14:ligatures w14:val="standardContextual"/>
             </w:rPr>
           </w:pPr>
-          <w:hyperlink w:anchor="_Toc241436976" w:history="1">
+          <w:hyperlink w:anchor="_Toc241509057" w:history="1">
             <w:r>
               <w:rPr>
                 <w:rStyle w:val="a5"/>
@@ -677,7 +677,7 @@
               <w:rPr>
                 <w:noProof/>
               </w:rPr>
-              <w:instrText xml:space="preserve"> PAGEREF _Toc241436976 \h </w:instrText>
+              <w:instrText xml:space="preserve"> PAGEREF _Toc241509057 \h </w:instrText>
             </w:r>
             <w:r>
               <w:rPr>
@@ -719,7 +719,7 @@
               <w14:ligatures w14:val="standardContextual"/>
             </w:rPr>
           </w:pPr>
-          <w:hyperlink w:anchor="_Toc241436977" w:history="1">
+          <w:hyperlink w:anchor="_Toc241509058" w:history="1">
             <w:r>
               <w:rPr>
                 <w:rStyle w:val="a5"/>
@@ -743,7 +743,7 @@
               <w:rPr>
                 <w:noProof/>
               </w:rPr>
-              <w:instrText xml:space="preserve"> PAGEREF _Toc241436977 \h </w:instrText>
+              <w:instrText xml:space="preserve"> PAGEREF _Toc241509058 \h </w:instrText>
             </w:r>
             <w:r>
               <w:rPr>
@@ -785,7 +785,7 @@
               <w14:ligatures w14:val="standardContextual"/>
             </w:rPr>
           </w:pPr>
-          <w:hyperlink w:anchor="_Toc241436978" w:history="1">
+          <w:hyperlink w:anchor="_Toc241509059" w:history="1">
             <w:r>
               <w:rPr>
                 <w:rStyle w:val="a5"/>
@@ -809,7 +809,7 @@
               <w:rPr>
                 <w:noProof/>
               </w:rPr>
-              <w:instrText xml:space="preserve"> PAGEREF _Toc241436978 \h </w:instrText>
+              <w:instrText xml:space="preserve"> PAGEREF _Toc241509059 \h </w:instrText>
             </w:r>
             <w:r>
               <w:rPr>
@@ -851,7 +851,7 @@
               <w14:ligatures w14:val="standardContextual"/>
             </w:rPr>
           </w:pPr>
-          <w:hyperlink w:anchor="_Toc241436979" w:history="1">
+          <w:hyperlink w:anchor="_Toc241509060" w:history="1">
             <w:r>
               <w:rPr>
                 <w:rStyle w:val="a5"/>
@@ -875,7 +875,7 @@
               <w:rPr>
                 <w:noProof/>
               </w:rPr>
-              <w:instrText xml:space="preserve"> PAGEREF _Toc241436979 \h </w:instrText>
+              <w:instrText xml:space="preserve"> PAGEREF _Toc241509060 \h </w:instrText>
             </w:r>
             <w:r>
               <w:rPr>
@@ -917,7 +917,7 @@
               <w14:ligatures w14:val="standardContextual"/>
             </w:rPr>
           </w:pPr>
-          <w:hyperlink w:anchor="_Toc241436980" w:history="1">
+          <w:hyperlink w:anchor="_Toc241509061" w:history="1">
             <w:r>
               <w:rPr>
                 <w:rStyle w:val="a5"/>
@@ -941,7 +941,7 @@
               <w:rPr>
                 <w:noProof/>
               </w:rPr>
-              <w:instrText xml:space="preserve"> PAGEREF _Toc241436980 \h </w:instrText>
+              <w:instrText xml:space="preserve"> PAGEREF _Toc241509061 \h </w:instrText>
             </w:r>
             <w:r>
               <w:rPr>
@@ -983,7 +983,7 @@
               <w14:ligatures w14:val="standardContextual"/>
             </w:rPr>
           </w:pPr>
-          <w:hyperlink w:anchor="_Toc241436981" w:history="1">
+          <w:hyperlink w:anchor="_Toc241509062" w:history="1">
             <w:r>
               <w:rPr>
                 <w:rStyle w:val="a5"/>
@@ -1007,7 +1007,7 @@
               <w:rPr>
                 <w:noProof/>
               </w:rPr>
-              <w:instrText xml:space="preserve"> PAGEREF _Toc241436981 \h </w:instrText>
+              <w:instrText xml:space="preserve"> PAGEREF _Toc241509062 \h </w:instrText>
             </w:r>
             <w:r>
               <w:rPr>
@@ -1049,7 +1049,7 @@
               <w14:ligatures w14:val="standardContextual"/>
             </w:rPr>
           </w:pPr>
-          <w:hyperlink w:anchor="_Toc241436982" w:history="1">
+          <w:hyperlink w:anchor="_Toc241509063" w:history="1">
             <w:r>
               <w:rPr>
                 <w:rStyle w:val="a5"/>
@@ -1073,7 +1073,7 @@
               <w:rPr>
                 <w:noProof/>
               </w:rPr>
-              <w:instrText xml:space="preserve"> PAGEREF _Toc241436982 \h </w:instrText>
+              <w:instrText xml:space="preserve"> PAGEREF _Toc241509063 \h </w:instrText>
             </w:r>
             <w:r>
               <w:rPr>
@@ -1115,7 +1115,7 @@
               <w14:ligatures w14:val="standardContextual"/>
             </w:rPr>
           </w:pPr>
-          <w:hyperlink w:anchor="_Toc241436983" w:history="1">
+          <w:hyperlink w:anchor="_Toc241509064" w:history="1">
             <w:r>
               <w:rPr>
                 <w:rStyle w:val="a5"/>
@@ -1139,7 +1139,7 @@
               <w:rPr>
                 <w:noProof/>
               </w:rPr>
-              <w:instrText xml:space="preserve"> PAGEREF _Toc241436983 \h </w:instrText>
+              <w:instrText xml:space="preserve"> PAGEREF _Toc241509064 \h </w:instrText>
             </w:r>
             <w:r>
               <w:rPr>
@@ -1181,7 +1181,7 @@
               <w14:ligatures w14:val="standardContextual"/>
             </w:rPr>
           </w:pPr>
-          <w:hyperlink w:anchor="_Toc241436984" w:history="1">
+          <w:hyperlink w:anchor="_Toc241509065" w:history="1">
             <w:r>
               <w:rPr>
                 <w:rStyle w:val="a5"/>
@@ -1205,7 +1205,7 @@
               <w:rPr>
                 <w:noProof/>
               </w:rPr>
-              <w:instrText xml:space="preserve"> PAGEREF _Toc241436984 \h </w:instrText>
+              <w:instrText xml:space="preserve"> PAGEREF _Toc241509065 \h </w:instrText>
             </w:r>
             <w:r>
               <w:rPr>
@@ -1247,7 +1247,7 @@
               <w14:ligatures w14:val="standardContextual"/>
             </w:rPr>
           </w:pPr>
-          <w:hyperlink w:anchor="_Toc241436985" w:history="1">
+          <w:hyperlink w:anchor="_Toc241509066" w:history="1">
             <w:r>
               <w:rPr>
                 <w:rStyle w:val="a5"/>
@@ -1271,7 +1271,7 @@
               <w:rPr>
                 <w:noProof/>
               </w:rPr>
-              <w:instrText xml:space="preserve"> PAGEREF _Toc241436985 \h </w:instrText>
+              <w:instrText xml:space="preserve"> PAGEREF _Toc241509066 \h </w:instrText>
             </w:r>
             <w:r>
               <w:rPr>
@@ -1313,7 +1313,7 @@
               <w14:ligatures w14:val="standardContextual"/>
             </w:rPr>
           </w:pPr>
-          <w:hyperlink w:anchor="_Toc241436986" w:history="1">
+          <w:hyperlink w:anchor="_Toc241509067" w:history="1">
             <w:r>
               <w:rPr>
                 <w:rStyle w:val="a5"/>
@@ -1337,7 +1337,7 @@
               <w:rPr>
                 <w:noProof/>
               </w:rPr>
-              <w:instrText xml:space="preserve"> PAGEREF _Toc241436986 \h </w:instrText>
+              <w:instrText xml:space="preserve"> PAGEREF _Toc241509067 \h </w:instrText>
             </w:r>
             <w:r>
               <w:rPr>
@@ -1379,7 +1379,7 @@
               <w14:ligatures w14:val="standardContextual"/>
             </w:rPr>
           </w:pPr>
-          <w:hyperlink w:anchor="_Toc241436987" w:history="1">
+          <w:hyperlink w:anchor="_Toc241509068" w:history="1">
             <w:r>
               <w:rPr>
                 <w:rStyle w:val="a5"/>
@@ -1403,7 +1403,7 @@
               <w:rPr>
                 <w:noProof/>
               </w:rPr>
-              <w:instrText xml:space="preserve"> PAGEREF _Toc241436987 \h </w:instrText>
+              <w:instrText xml:space="preserve"> PAGEREF _Toc241509068 \h </w:instrText>
             </w:r>
             <w:r>
               <w:rPr>
@@ -1445,7 +1445,7 @@
               <w14:ligatures w14:val="standardContextual"/>
             </w:rPr>
           </w:pPr>
-          <w:hyperlink w:anchor="_Toc241436988" w:history="1">
+          <w:hyperlink w:anchor="_Toc241509069" w:history="1">
             <w:r>
               <w:rPr>
                 <w:rStyle w:val="a5"/>
@@ -1469,7 +1469,7 @@
               <w:rPr>
                 <w:noProof/>
               </w:rPr>
-              <w:instrText xml:space="preserve"> PAGEREF _Toc241436988 \h </w:instrText>
+              <w:instrText xml:space="preserve"> PAGEREF _Toc241509069 \h </w:instrText>
             </w:r>
             <w:r>
               <w:rPr>
@@ -1511,7 +1511,7 @@
               <w14:ligatures w14:val="standardContextual"/>
             </w:rPr>
           </w:pPr>
-          <w:hyperlink w:anchor="_Toc241436989" w:history="1">
+          <w:hyperlink w:anchor="_Toc241509070" w:history="1">
             <w:r>
               <w:rPr>
                 <w:rStyle w:val="a5"/>
@@ -1535,7 +1535,7 @@
               <w:rPr>
                 <w:noProof/>
               </w:rPr>
-              <w:instrText xml:space="preserve"> PAGEREF _Toc241436989 \h </w:instrText>
+              <w:instrText xml:space="preserve"> PAGEREF _Toc241509070 \h </w:instrText>
             </w:r>
             <w:r>
               <w:rPr>
@@ -1577,7 +1577,7 @@
               <w14:ligatures w14:val="standardContextual"/>
             </w:rPr>
           </w:pPr>
-          <w:hyperlink w:anchor="_Toc241436990" w:history="1">
+          <w:hyperlink w:anchor="_Toc241509071" w:history="1">
             <w:r>
               <w:rPr>
                 <w:rStyle w:val="a5"/>
@@ -1601,7 +1601,7 @@
               <w:rPr>
                 <w:noProof/>
               </w:rPr>
-              <w:instrText xml:space="preserve"> PAGEREF _Toc241436990 \h </w:instrText>
+              <w:instrText xml:space="preserve"> PAGEREF _Toc241509071 \h </w:instrText>
             </w:r>
             <w:r>
               <w:rPr>
@@ -1643,7 +1643,7 @@
               <w14:ligatures w14:val="standardContextual"/>
             </w:rPr>
           </w:pPr>
-          <w:hyperlink w:anchor="_Toc241436991" w:history="1">
+          <w:hyperlink w:anchor="_Toc241509072" w:history="1">
             <w:r>
               <w:rPr>
                 <w:rStyle w:val="a5"/>
@@ -1667,7 +1667,7 @@
               <w:rPr>
                 <w:noProof/>
               </w:rPr>
-              <w:instrText xml:space="preserve"> PAGEREF _Toc241436991 \h </w:instrText>
+              <w:instrText xml:space="preserve"> PAGEREF _Toc241509072 \h </w:instrText>
             </w:r>
             <w:r>
               <w:rPr>
@@ -1709,7 +1709,7 @@
               <w14:ligatures w14:val="standardContextual"/>
             </w:rPr>
           </w:pPr>
-          <w:hyperlink w:anchor="_Toc241436992" w:history="1">
+          <w:hyperlink w:anchor="_Toc241509073" w:history="1">
             <w:r>
               <w:rPr>
                 <w:rStyle w:val="a5"/>
@@ -1733,7 +1733,7 @@
               <w:rPr>
                 <w:noProof/>
               </w:rPr>
-              <w:instrText xml:space="preserve"> PAGEREF _Toc241436992 \h </w:instrText>
+              <w:instrText xml:space="preserve"> PAGEREF _Toc241509073 \h </w:instrText>
             </w:r>
             <w:r>
               <w:rPr>
@@ -1787,7 +1787,7 @@
         <w:keepNext/>
         <w:pageBreakBefore/>
       </w:pPr>
-      <w:bookmarkStart w:id="0" w:name="_Toc241436968"/>
+      <w:bookmarkStart w:id="0" w:name="_Toc241509049"/>
       <w:r>
         <w:lastRenderedPageBreak/>
         <w:t>1. Общие сведения</w:t>
@@ -1799,7 +1799,7 @@
         <w:pStyle w:val="2"/>
         <w:keepNext/>
       </w:pPr>
-      <w:bookmarkStart w:id="1" w:name="_Toc241436969"/>
+      <w:bookmarkStart w:id="1" w:name="_Toc241509050"/>
       <w:r>
         <w:t>1.1. Наименование</w:t>
       </w:r>
@@ -1829,7 +1829,7 @@
         <w:pStyle w:val="2"/>
         <w:keepNext/>
       </w:pPr>
-      <w:bookmarkStart w:id="2" w:name="_Toc241436970"/>
+      <w:bookmarkStart w:id="2" w:name="_Toc241509051"/>
       <w:r>
         <w:t>1.2. Заказчик и исполнитель</w:t>
       </w:r>
@@ -1865,7 +1865,7 @@
           <w:left w:w="10" w:type="dxa"/>
           <w:right w:w="10" w:type="dxa"/>
         </w:tblCellMar>
-        <w:tblLook w:val="04A0" w:firstRow="1" w:lastRow="0" w:firstColumn="1" w:lastColumn="0" w:noHBand="0" w:noVBand="1"/>
+        <w:tblLook w:val="0000" w:firstRow="0" w:lastRow="0" w:firstColumn="0" w:lastColumn="0" w:noHBand="0" w:noVBand="0"/>
       </w:tblPr>
       <w:tblGrid>
         <w:gridCol w:w="2410"/>
@@ -2231,7 +2231,7 @@
         <w:pStyle w:val="2"/>
         <w:keepNext/>
       </w:pPr>
-      <w:bookmarkStart w:id="3" w:name="_Toc241436971"/>
+      <w:bookmarkStart w:id="3" w:name="_Toc241509052"/>
       <w:r>
         <w:t>1.3. Основание для разработки</w:t>
       </w:r>
@@ -2279,7 +2279,7 @@
           <w:noProof/>
         </w:rPr>
         <w:drawing>
-          <wp:inline distT="0" distB="0" distL="0" distR="0" wp14:anchorId="2F1CC450" wp14:editId="7DA41071">
+          <wp:inline distT="0" distB="0" distL="0" distR="0" wp14:anchorId="7D998865" wp14:editId="061274A5">
             <wp:extent cx="5886450" cy="4953000"/>
             <wp:effectExtent l="0" t="0" r="0" b="0"/>
             <wp:docPr id="1" name="page1.png" descr="Базовая архитектура ТСЛ: Авторизатор реализован сервисом TSL Auth" title="Базовая архитектура ТСЛ: Авторизатор реализован сервисом TSL Auth"/>
@@ -2338,7 +2338,7 @@
         <w:pStyle w:val="2"/>
         <w:keepNext/>
       </w:pPr>
-      <w:bookmarkStart w:id="4" w:name="_Toc241436972"/>
+      <w:bookmarkStart w:id="4" w:name="_Toc241509053"/>
       <w:r>
         <w:lastRenderedPageBreak/>
         <w:t>1.4. Плановые сроки</w:t>
@@ -2375,7 +2375,7 @@
           <w:left w:w="10" w:type="dxa"/>
           <w:right w:w="10" w:type="dxa"/>
         </w:tblCellMar>
-        <w:tblLook w:val="04A0" w:firstRow="1" w:lastRow="0" w:firstColumn="1" w:lastColumn="0" w:noHBand="0" w:noVBand="1"/>
+        <w:tblLook w:val="0000" w:firstRow="0" w:lastRow="0" w:firstColumn="0" w:lastColumn="0" w:noHBand="0" w:noVBand="0"/>
       </w:tblPr>
       <w:tblGrid>
         <w:gridCol w:w="3526"/>
@@ -3065,7 +3065,7 @@
         <w:pStyle w:val="2"/>
         <w:keepNext/>
       </w:pPr>
-      <w:bookmarkStart w:id="5" w:name="_Toc241436973"/>
+      <w:bookmarkStart w:id="5" w:name="_Toc241509054"/>
       <w:r>
         <w:t>1.5. Термины и сокращения</w:t>
       </w:r>
@@ -3101,7 +3101,7 @@
           <w:left w:w="10" w:type="dxa"/>
           <w:right w:w="10" w:type="dxa"/>
         </w:tblCellMar>
-        <w:tblLook w:val="04A0" w:firstRow="1" w:lastRow="0" w:firstColumn="1" w:lastColumn="0" w:noHBand="0" w:noVBand="1"/>
+        <w:tblLook w:val="0000" w:firstRow="0" w:lastRow="0" w:firstColumn="0" w:lastColumn="0" w:noHBand="0" w:noVBand="0"/>
       </w:tblPr>
       <w:tblGrid>
         <w:gridCol w:w="2410"/>
@@ -3849,7 +3849,7 @@
         <w:keepNext/>
         <w:pageBreakBefore/>
       </w:pPr>
-      <w:bookmarkStart w:id="6" w:name="_Toc241436974"/>
+      <w:bookmarkStart w:id="6" w:name="_Toc241509055"/>
       <w:r>
         <w:lastRenderedPageBreak/>
         <w:t>2. Назначение и цели создания</w:t>
@@ -3861,7 +3861,7 @@
         <w:pStyle w:val="2"/>
         <w:keepNext/>
       </w:pPr>
-      <w:bookmarkStart w:id="7" w:name="_Toc241436975"/>
+      <w:bookmarkStart w:id="7" w:name="_Toc241509056"/>
       <w:r>
         <w:t>2.1. Назначение</w:t>
       </w:r>
@@ -3881,7 +3881,7 @@
         <w:pStyle w:val="2"/>
         <w:keepNext/>
       </w:pPr>
-      <w:bookmarkStart w:id="8" w:name="_Toc241436976"/>
+      <w:bookmarkStart w:id="8" w:name="_Toc241509057"/>
       <w:r>
         <w:t>2.2. Цели</w:t>
       </w:r>
@@ -3957,7 +3957,7 @@
         <w:pStyle w:val="2"/>
         <w:keepNext/>
       </w:pPr>
-      <w:bookmarkStart w:id="9" w:name="_Toc241436977"/>
+      <w:bookmarkStart w:id="9" w:name="_Toc241509058"/>
       <w:r>
         <w:t>2.3. Ограничения заказчика</w:t>
       </w:r>
@@ -4012,7 +4012,7 @@
         <w:spacing w:after="60" w:line="276" w:lineRule="auto"/>
       </w:pPr>
       <w:r>
-        <w:t>Все секреты хранятся в OpenBao — едином хранилище секретов ТСЛ; в окружении контейнеров и .env их нет.</w:t>
+        <w:t>MVP: все настройки, включая секреты, задаются переменными контейнеров или файлом настроек; OpenBao — целевое хранилище секретов ТСЛ после MVP.</w:t>
       </w:r>
     </w:p>
     <w:p>
@@ -4020,7 +4020,7 @@
         <w:pStyle w:val="2"/>
         <w:keepNext/>
       </w:pPr>
-      <w:bookmarkStart w:id="10" w:name="_Toc241436978"/>
+      <w:bookmarkStart w:id="10" w:name="_Toc241509059"/>
       <w:r>
         <w:t>2.4. Критерии достижения целей</w:t>
       </w:r>
@@ -4084,7 +4084,7 @@
         <w:keepNext/>
         <w:pageBreakBefore/>
       </w:pPr>
-      <w:bookmarkStart w:id="11" w:name="_Toc241436979"/>
+      <w:bookmarkStart w:id="11" w:name="_Toc241509060"/>
       <w:r>
         <w:lastRenderedPageBreak/>
         <w:t>3. Характеристика объекта автоматизации</w:t>
@@ -4096,7 +4096,7 @@
         <w:pStyle w:val="2"/>
         <w:keepNext/>
       </w:pPr>
-      <w:bookmarkStart w:id="12" w:name="_Toc241436980"/>
+      <w:bookmarkStart w:id="12" w:name="_Toc241509061"/>
       <w:r>
         <w:t>3.1. Участники и системы</w:t>
       </w:r>
@@ -4122,10 +4122,10 @@
           <w:noProof/>
         </w:rPr>
         <w:drawing>
-          <wp:inline distT="0" distB="0" distL="0" distR="0" wp14:anchorId="1A17C806" wp14:editId="1D614328">
+          <wp:inline distT="0" distB="0" distL="0" distR="0" wp14:anchorId="0D118B6D" wp14:editId="751E91E3">
             <wp:extent cx="5905500" cy="4086225"/>
             <wp:effectExtent l="0" t="0" r="0" b="0"/>
-            <wp:docPr id="552456807" name="d01.png" descr="Контекст: кто и как обращается к TSL Auth" title="Контекст: кто и как обращается к TSL Auth"/>
+            <wp:docPr id="178792406" name="d01.png" descr="Контекст: кто и как обращается к TSL Auth" title="Контекст: кто и как обращается к TSL Auth"/>
             <wp:cNvGraphicFramePr>
               <a:graphicFrameLocks xmlns:a="http://schemas.openxmlformats.org/drawingml/2006/main" noChangeAspect="1"/>
             </wp:cNvGraphicFramePr>
@@ -4206,7 +4206,7 @@
           <w:left w:w="10" w:type="dxa"/>
           <w:right w:w="10" w:type="dxa"/>
         </w:tblCellMar>
-        <w:tblLook w:val="04A0" w:firstRow="1" w:lastRow="0" w:firstColumn="1" w:lastColumn="0" w:noHBand="0" w:noVBand="1"/>
+        <w:tblLook w:val="0000" w:firstRow="0" w:lastRow="0" w:firstColumn="0" w:lastColumn="0" w:noHBand="0" w:noVBand="0"/>
       </w:tblPr>
       <w:tblGrid>
         <w:gridCol w:w="2914"/>
@@ -4623,7 +4623,7 @@
         <w:pStyle w:val="2"/>
         <w:keepNext/>
       </w:pPr>
-      <w:bookmarkStart w:id="13" w:name="_Toc241436981"/>
+      <w:bookmarkStart w:id="13" w:name="_Toc241509062"/>
       <w:r>
         <w:lastRenderedPageBreak/>
         <w:t>3.2. Прикладная архитектура</w:t>
@@ -4641,10 +4641,10 @@
           <w:noProof/>
         </w:rPr>
         <w:drawing>
-          <wp:inline distT="0" distB="0" distL="0" distR="0" wp14:anchorId="375A191E" wp14:editId="16826799">
+          <wp:inline distT="0" distB="0" distL="0" distR="0" wp14:anchorId="30CFA1A2" wp14:editId="28789A8C">
             <wp:extent cx="6096000" cy="3981450"/>
             <wp:effectExtent l="0" t="0" r="0" b="0"/>
-            <wp:docPr id="102003340" name="page2.png" descr="TSL Auth: прикладной уровень (ArchiMate)" title="TSL Auth: прикладной уровень (ArchiMate)"/>
+            <wp:docPr id="1900672171" name="page2.png" descr="TSL Auth: прикладной уровень (ArchiMate)" title="TSL Auth: прикладной уровень (ArchiMate)"/>
             <wp:cNvGraphicFramePr>
               <a:graphicFrameLocks xmlns:a="http://schemas.openxmlformats.org/drawingml/2006/main" noChangeAspect="1"/>
             </wp:cNvGraphicFramePr>
@@ -4701,7 +4701,7 @@
         <w:keepNext/>
         <w:pageBreakBefore/>
       </w:pPr>
-      <w:bookmarkStart w:id="14" w:name="_Toc241436982"/>
+      <w:bookmarkStart w:id="14" w:name="_Toc241509063"/>
       <w:r>
         <w:lastRenderedPageBreak/>
         <w:t>4. Требования к системе</w:t>
@@ -4713,7 +4713,7 @@
         <w:pStyle w:val="2"/>
         <w:keepNext/>
       </w:pPr>
-      <w:bookmarkStart w:id="15" w:name="_Toc241436983"/>
+      <w:bookmarkStart w:id="15" w:name="_Toc241509064"/>
       <w:r>
         <w:t>4.1. Требования к структуре</w:t>
       </w:r>
@@ -4730,10 +4730,10 @@
           <w:noProof/>
         </w:rPr>
         <w:drawing>
-          <wp:inline distT="0" distB="0" distL="0" distR="0" wp14:anchorId="23CD07F0" wp14:editId="0BB6543D">
+          <wp:inline distT="0" distB="0" distL="0" distR="0" wp14:anchorId="35CDA668" wp14:editId="2D75AA71">
             <wp:extent cx="2466975" cy="4381500"/>
             <wp:effectExtent l="0" t="0" r="0" b="0"/>
-            <wp:docPr id="449736629" name="d02.png" descr="Компоненты контейнера TSL Auth" title="Компоненты контейнера TSL Auth"/>
+            <wp:docPr id="297739914" name="d02.png" descr="Компоненты контейнера TSL Auth" title="Компоненты контейнера TSL Auth"/>
             <wp:cNvGraphicFramePr>
               <a:graphicFrameLocks xmlns:a="http://schemas.openxmlformats.org/drawingml/2006/main" noChangeAspect="1"/>
             </wp:cNvGraphicFramePr>
@@ -4814,7 +4814,7 @@
           <w:left w:w="10" w:type="dxa"/>
           <w:right w:w="10" w:type="dxa"/>
         </w:tblCellMar>
-        <w:tblLook w:val="04A0" w:firstRow="1" w:lastRow="0" w:firstColumn="1" w:lastColumn="0" w:noHBand="0" w:noVBand="1"/>
+        <w:tblLook w:val="0000" w:firstRow="0" w:lastRow="0" w:firstColumn="0" w:lastColumn="0" w:noHBand="0" w:noVBand="0"/>
       </w:tblPr>
       <w:tblGrid>
         <w:gridCol w:w="2914"/>
@@ -5469,7 +5469,7 @@
         <w:pStyle w:val="2"/>
         <w:keepNext/>
       </w:pPr>
-      <w:bookmarkStart w:id="16" w:name="_Toc241436984"/>
+      <w:bookmarkStart w:id="16" w:name="_Toc241509065"/>
       <w:r>
         <w:lastRenderedPageBreak/>
         <w:t>4.2. Функциональные требования</w:t>
@@ -5515,7 +5515,7 @@
           <w:left w:w="10" w:type="dxa"/>
           <w:right w:w="10" w:type="dxa"/>
         </w:tblCellMar>
-        <w:tblLook w:val="04A0" w:firstRow="1" w:lastRow="0" w:firstColumn="1" w:lastColumn="0" w:noHBand="0" w:noVBand="1"/>
+        <w:tblLook w:val="0000" w:firstRow="0" w:lastRow="0" w:firstColumn="0" w:lastColumn="0" w:noHBand="0" w:noVBand="0"/>
       </w:tblPr>
       <w:tblGrid>
         <w:gridCol w:w="876"/>
@@ -5983,10 +5983,10 @@
           <w:noProof/>
         </w:rPr>
         <w:drawing>
-          <wp:inline distT="0" distB="0" distL="0" distR="0" wp14:anchorId="6CCA57AA" wp14:editId="2991F4BE">
+          <wp:inline distT="0" distB="0" distL="0" distR="0" wp14:anchorId="16186F8B" wp14:editId="427BEDB4">
             <wp:extent cx="5334000" cy="3248025"/>
             <wp:effectExtent l="0" t="0" r="0" b="0"/>
-            <wp:docPr id="939330468" name="d03.png" descr="Вход пользователя: authorization code + PKCE" title="Вход пользователя: authorization code + PKCE"/>
+            <wp:docPr id="197364103" name="d03.png" descr="Вход пользователя: authorization code + PKCE" title="Вход пользователя: authorization code + PKCE"/>
             <wp:cNvGraphicFramePr>
               <a:graphicFrameLocks xmlns:a="http://schemas.openxmlformats.org/drawingml/2006/main" noChangeAspect="1"/>
             </wp:cNvGraphicFramePr>
@@ -6048,10 +6048,10 @@
           <w:noProof/>
         </w:rPr>
         <w:drawing>
-          <wp:inline distT="0" distB="0" distL="0" distR="0" wp14:anchorId="5F66EAB9" wp14:editId="0A47A2E9">
+          <wp:inline distT="0" distB="0" distL="0" distR="0" wp14:anchorId="275AF3CD" wp14:editId="6747B80B">
             <wp:extent cx="4953000" cy="2447925"/>
             <wp:effectExtent l="0" t="0" r="0" b="0"/>
-            <wp:docPr id="1082608124" name="d04.png" descr="Сервис → сервис: client credentials и token exchange" title="Сервис → сервис: client credentials и token exchange"/>
+            <wp:docPr id="99192315" name="d04.png" descr="Сервис → сервис: client credentials и token exchange" title="Сервис → сервис: client credentials и token exchange"/>
             <wp:cNvGraphicFramePr>
               <a:graphicFrameLocks xmlns:a="http://schemas.openxmlformats.org/drawingml/2006/main" noChangeAspect="1"/>
             </wp:cNvGraphicFramePr>
@@ -6142,7 +6142,7 @@
           <w:left w:w="10" w:type="dxa"/>
           <w:right w:w="10" w:type="dxa"/>
         </w:tblCellMar>
-        <w:tblLook w:val="04A0" w:firstRow="1" w:lastRow="0" w:firstColumn="1" w:lastColumn="0" w:noHBand="0" w:noVBand="1"/>
+        <w:tblLook w:val="0000" w:firstRow="0" w:lastRow="0" w:firstColumn="0" w:lastColumn="0" w:noHBand="0" w:noVBand="0"/>
       </w:tblPr>
       <w:tblGrid>
         <w:gridCol w:w="876"/>
@@ -6514,10 +6514,10 @@
           <w:noProof/>
         </w:rPr>
         <w:drawing>
-          <wp:inline distT="0" distB="0" distL="0" distR="0" wp14:anchorId="7941871A" wp14:editId="61E8F511">
+          <wp:inline distT="0" distB="0" distL="0" distR="0" wp14:anchorId="456C5D28" wp14:editId="693E953B">
             <wp:extent cx="3019425" cy="3048000"/>
             <wp:effectExtent l="0" t="0" r="0" b="0"/>
-            <wp:docPr id="938353837" name="d05.png" descr="Модель прав" title="Модель прав"/>
+            <wp:docPr id="154098912" name="d05.png" descr="Модель прав" title="Модель прав"/>
             <wp:cNvGraphicFramePr>
               <a:graphicFrameLocks xmlns:a="http://schemas.openxmlformats.org/drawingml/2006/main" noChangeAspect="1"/>
             </wp:cNvGraphicFramePr>
@@ -6607,7 +6607,7 @@
           <w:left w:w="10" w:type="dxa"/>
           <w:right w:w="10" w:type="dxa"/>
         </w:tblCellMar>
-        <w:tblLook w:val="04A0" w:firstRow="1" w:lastRow="0" w:firstColumn="1" w:lastColumn="0" w:noHBand="0" w:noVBand="1"/>
+        <w:tblLook w:val="0000" w:firstRow="0" w:lastRow="0" w:firstColumn="0" w:lastColumn="0" w:noHBand="0" w:noVBand="0"/>
       </w:tblPr>
       <w:tblGrid>
         <w:gridCol w:w="876"/>
@@ -7031,10 +7031,10 @@
         </w:rPr>
         <w:lastRenderedPageBreak/>
         <w:drawing>
-          <wp:inline distT="0" distB="0" distL="0" distR="0" wp14:anchorId="410E7A7F" wp14:editId="637E3480">
+          <wp:inline distT="0" distB="0" distL="0" distR="0" wp14:anchorId="20EFE023" wp14:editId="2D76612D">
             <wp:extent cx="4953000" cy="2667000"/>
             <wp:effectExtent l="0" t="0" r="0" b="0"/>
-            <wp:docPr id="1168544544" name="d06.png" descr="Жизненный цикл учётной записи" title="Жизненный цикл учётной записи"/>
+            <wp:docPr id="332493289" name="d06.png" descr="Жизненный цикл учётной записи" title="Жизненный цикл учётной записи"/>
             <wp:cNvGraphicFramePr>
               <a:graphicFrameLocks xmlns:a="http://schemas.openxmlformats.org/drawingml/2006/main" noChangeAspect="1"/>
             </wp:cNvGraphicFramePr>
@@ -7124,7 +7124,7 @@
           <w:left w:w="10" w:type="dxa"/>
           <w:right w:w="10" w:type="dxa"/>
         </w:tblCellMar>
-        <w:tblLook w:val="04A0" w:firstRow="1" w:lastRow="0" w:firstColumn="1" w:lastColumn="0" w:noHBand="0" w:noVBand="1"/>
+        <w:tblLook w:val="0000" w:firstRow="0" w:lastRow="0" w:firstColumn="0" w:lastColumn="0" w:noHBand="0" w:noVBand="0"/>
       </w:tblPr>
       <w:tblGrid>
         <w:gridCol w:w="876"/>
@@ -7636,10 +7636,10 @@
           <w:noProof/>
         </w:rPr>
         <w:drawing>
-          <wp:inline distT="0" distB="0" distL="0" distR="0" wp14:anchorId="7BB0EE95" wp14:editId="4DBDD366">
+          <wp:inline distT="0" distB="0" distL="0" distR="0" wp14:anchorId="317AD99C" wp14:editId="50FAFC7A">
             <wp:extent cx="5334000" cy="3028950"/>
             <wp:effectExtent l="0" t="0" r="0" b="0"/>
-            <wp:docPr id="1869610407" name="d07.png" descr="Блокировка учётной записи через бота безопасности" title="Блокировка учётной записи через бота безопасности"/>
+            <wp:docPr id="316733951" name="d07.png" descr="Блокировка учётной записи через бота безопасности" title="Блокировка учётной записи через бота безопасности"/>
             <wp:cNvGraphicFramePr>
               <a:graphicFrameLocks xmlns:a="http://schemas.openxmlformats.org/drawingml/2006/main" noChangeAspect="1"/>
             </wp:cNvGraphicFramePr>
@@ -7730,7 +7730,7 @@
           <w:left w:w="10" w:type="dxa"/>
           <w:right w:w="10" w:type="dxa"/>
         </w:tblCellMar>
-        <w:tblLook w:val="04A0" w:firstRow="1" w:lastRow="0" w:firstColumn="1" w:lastColumn="0" w:noHBand="0" w:noVBand="1"/>
+        <w:tblLook w:val="0000" w:firstRow="0" w:lastRow="0" w:firstColumn="0" w:lastColumn="0" w:noHBand="0" w:noVBand="0"/>
       </w:tblPr>
       <w:tblGrid>
         <w:gridCol w:w="876"/>
@@ -8134,7 +8134,7 @@
         <w:pStyle w:val="2"/>
         <w:keepNext/>
       </w:pPr>
-      <w:bookmarkStart w:id="17" w:name="_Toc241436985"/>
+      <w:bookmarkStart w:id="17" w:name="_Toc241509066"/>
       <w:r>
         <w:t>4.3. Требования к надёжности</w:t>
       </w:r>
@@ -8170,7 +8170,7 @@
           <w:left w:w="10" w:type="dxa"/>
           <w:right w:w="10" w:type="dxa"/>
         </w:tblCellMar>
-        <w:tblLook w:val="04A0" w:firstRow="1" w:lastRow="0" w:firstColumn="1" w:lastColumn="0" w:noHBand="0" w:noVBand="1"/>
+        <w:tblLook w:val="0000" w:firstRow="0" w:lastRow="0" w:firstColumn="0" w:lastColumn="0" w:noHBand="0" w:noVBand="0"/>
       </w:tblPr>
       <w:tblGrid>
         <w:gridCol w:w="876"/>
@@ -8714,10 +8714,10 @@
         </w:rPr>
         <w:lastRenderedPageBreak/>
         <w:drawing>
-          <wp:inline distT="0" distB="0" distL="0" distR="0" wp14:anchorId="0663C0E8" wp14:editId="3BEC3762">
+          <wp:inline distT="0" distB="0" distL="0" distR="0" wp14:anchorId="47B4C71C" wp14:editId="7D47617F">
             <wp:extent cx="2695575" cy="4953000"/>
             <wp:effectExtent l="0" t="0" r="0" b="0"/>
-            <wp:docPr id="1880273297" name="d08.png" descr="Обновление и самовосстановление схемы БД при старте" title="Обновление и самовосстановление схемы БД при старте"/>
+            <wp:docPr id="1913329803" name="d08.png" descr="Обновление и самовосстановление схемы БД при старте" title="Обновление и самовосстановление схемы БД при старте"/>
             <wp:cNvGraphicFramePr>
               <a:graphicFrameLocks xmlns:a="http://schemas.openxmlformats.org/drawingml/2006/main" noChangeAspect="1"/>
             </wp:cNvGraphicFramePr>
@@ -8798,7 +8798,7 @@
           <w:left w:w="10" w:type="dxa"/>
           <w:right w:w="10" w:type="dxa"/>
         </w:tblCellMar>
-        <w:tblLook w:val="04A0" w:firstRow="1" w:lastRow="0" w:firstColumn="1" w:lastColumn="0" w:noHBand="0" w:noVBand="1"/>
+        <w:tblLook w:val="0000" w:firstRow="0" w:lastRow="0" w:firstColumn="0" w:lastColumn="0" w:noHBand="0" w:noVBand="0"/>
       </w:tblPr>
       <w:tblGrid>
         <w:gridCol w:w="3067"/>
@@ -9281,7 +9281,7 @@
         <w:pStyle w:val="2"/>
         <w:keepNext/>
       </w:pPr>
-      <w:bookmarkStart w:id="18" w:name="_Toc241436986"/>
+      <w:bookmarkStart w:id="18" w:name="_Toc241509067"/>
       <w:r>
         <w:t>4.4. Требования к производительности</w:t>
       </w:r>
@@ -9317,7 +9317,7 @@
           <w:left w:w="10" w:type="dxa"/>
           <w:right w:w="10" w:type="dxa"/>
         </w:tblCellMar>
-        <w:tblLook w:val="04A0" w:firstRow="1" w:lastRow="0" w:firstColumn="1" w:lastColumn="0" w:noHBand="0" w:noVBand="1"/>
+        <w:tblLook w:val="0000" w:firstRow="0" w:lastRow="0" w:firstColumn="0" w:lastColumn="0" w:noHBand="0" w:noVBand="0"/>
       </w:tblPr>
       <w:tblGrid>
         <w:gridCol w:w="3637"/>
@@ -9818,7 +9818,7 @@
         <w:pStyle w:val="2"/>
         <w:keepNext/>
       </w:pPr>
-      <w:bookmarkStart w:id="19" w:name="_Toc241436987"/>
+      <w:bookmarkStart w:id="19" w:name="_Toc241509068"/>
       <w:r>
         <w:t>4.5. Требования к безопасности</w:t>
       </w:r>
@@ -9854,7 +9854,7 @@
           <w:left w:w="10" w:type="dxa"/>
           <w:right w:w="10" w:type="dxa"/>
         </w:tblCellMar>
-        <w:tblLook w:val="04A0" w:firstRow="1" w:lastRow="0" w:firstColumn="1" w:lastColumn="0" w:noHBand="0" w:noVBand="1"/>
+        <w:tblLook w:val="0000" w:firstRow="0" w:lastRow="0" w:firstColumn="0" w:lastColumn="0" w:noHBand="0" w:noVBand="0"/>
       </w:tblPr>
       <w:tblGrid>
         <w:gridCol w:w="876"/>
@@ -10128,7 +10128,7 @@
                 <w:sz w:val="19"/>
                 <w:szCs w:val="19"/>
               </w:rPr>
-              <w:t>Мастер-ключ не хранится в БД; как и остальные секреты, хранится в OpenBao</w:t>
+              <w:t>Мастер-ключ не хранится в БД. На этапе MVP он, как и остальные секреты, задаётся переменной окружения контейнера или файлом настроек; в одиночном режиме может генерироваться в томе. После MVP секреты переносятся в OpenBao</w:t>
             </w:r>
           </w:p>
         </w:tc>
@@ -10511,7 +10511,7 @@
                 <w:sz w:val="19"/>
                 <w:szCs w:val="19"/>
               </w:rPr>
-              <w:t>Секреты (мастер-ключ, пароль администратора, секрет Admin API, строка БД, пароли SMTP и мониторинга) читаются из OpenBao KV v2 при старте по AppRole; политика — только чтение своего пути; значений секретов нет в окружении, .env и репозитории</w:t>
+              <w:t>Все настройки, включая секреты (мастер-ключ, пароль администратора, секрет Admin API, строка БД, пароли SMTP и мониторинга), задаются переменными окружения или файлом настроек (MVP). .env и файл настроек — вне репозитория, права 0600; поиск секретов в CI. После MVP — OpenBao KV v2 по AppRole под теми же ключами, без изменения кода</w:t>
             </w:r>
           </w:p>
         </w:tc>
@@ -10522,7 +10522,7 @@
         <w:pStyle w:val="2"/>
         <w:keepNext/>
       </w:pPr>
-      <w:bookmarkStart w:id="20" w:name="_Toc241436988"/>
+      <w:bookmarkStart w:id="20" w:name="_Toc241509069"/>
       <w:r>
         <w:t>4.6. Требования к развёртыванию</w:t>
       </w:r>
@@ -10539,10 +10539,10 @@
           <w:noProof/>
         </w:rPr>
         <w:drawing>
-          <wp:inline distT="0" distB="0" distL="0" distR="0" wp14:anchorId="70157FCB" wp14:editId="03D47CBF">
+          <wp:inline distT="0" distB="0" distL="0" distR="0" wp14:anchorId="36744DA8" wp14:editId="26D3FE13">
             <wp:extent cx="3800475" cy="2857500"/>
             <wp:effectExtent l="0" t="0" r="0" b="0"/>
-            <wp:docPr id="895845569" name="d09.png" descr="Варианты развёртывания" title="Варианты развёртывания"/>
+            <wp:docPr id="1221897911" name="d09.png" descr="Варианты развёртывания" title="Варианты развёртывания"/>
             <wp:cNvGraphicFramePr>
               <a:graphicFrameLocks xmlns:a="http://schemas.openxmlformats.org/drawingml/2006/main" noChangeAspect="1"/>
             </wp:cNvGraphicFramePr>
@@ -10605,10 +10605,10 @@
         </w:rPr>
         <w:lastRenderedPageBreak/>
         <w:drawing>
-          <wp:inline distT="0" distB="0" distL="0" distR="0" wp14:anchorId="09C25161" wp14:editId="7EB8AD3B">
+          <wp:inline distT="0" distB="0" distL="0" distR="0" wp14:anchorId="2DC6E2CA" wp14:editId="41F72897">
             <wp:extent cx="6096000" cy="3181350"/>
             <wp:effectExtent l="0" t="0" r="0" b="0"/>
-            <wp:docPr id="813956907" name="page3.png" descr="TSL Auth: развёртывание (ArchiMate)" title="TSL Auth: развёртывание (ArchiMate)"/>
+            <wp:docPr id="1341668774" name="page3.png" descr="TSL Auth: развёртывание (ArchiMate)" title="TSL Auth: развёртывание (ArchiMate)"/>
             <wp:cNvGraphicFramePr>
               <a:graphicFrameLocks xmlns:a="http://schemas.openxmlformats.org/drawingml/2006/main" noChangeAspect="1"/>
             </wp:cNvGraphicFramePr>
@@ -10670,10 +10670,10 @@
           <w:noProof/>
         </w:rPr>
         <w:drawing>
-          <wp:inline distT="0" distB="0" distL="0" distR="0" wp14:anchorId="0DDABD14" wp14:editId="1B94597F">
+          <wp:inline distT="0" distB="0" distL="0" distR="0" wp14:anchorId="41DCEE17" wp14:editId="53A6BBE6">
             <wp:extent cx="5715000" cy="1838325"/>
             <wp:effectExtent l="0" t="0" r="0" b="0"/>
-            <wp:docPr id="313201906" name="d11.png" descr="Секреты из OpenBao: инициализация, AppRole, чтение при старте" title="Секреты из OpenBao: инициализация, AppRole, чтение при старте"/>
+            <wp:docPr id="1117285429" name="d11.png" descr="После MVP — секреты из OpenBao: инициализация, AppRole, чтение при старте" title="После MVP — секреты из OpenBao: инициализация, AppRole, чтение при старте"/>
             <wp:cNvGraphicFramePr>
               <a:graphicFrameLocks xmlns:a="http://schemas.openxmlformats.org/drawingml/2006/main" noChangeAspect="1"/>
             </wp:cNvGraphicFramePr>
@@ -10721,7 +10721,7 @@
           <w:sz w:val="20"/>
           <w:szCs w:val="20"/>
         </w:rPr>
-        <w:t>Рисунок 13. Секреты из OpenBao: инициализация, AppRole, чтение при старте</w:t>
+        <w:t>Рисунок 13. После MVP — секреты из OpenBao: инициализация, AppRole, чтение при старте</w:t>
       </w:r>
     </w:p>
     <w:p>
@@ -10754,7 +10754,7 @@
           <w:left w:w="10" w:type="dxa"/>
           <w:right w:w="10" w:type="dxa"/>
         </w:tblCellMar>
-        <w:tblLook w:val="04A0" w:firstRow="1" w:lastRow="0" w:firstColumn="1" w:lastColumn="0" w:noHBand="0" w:noVBand="1"/>
+        <w:tblLook w:val="0000" w:firstRow="0" w:lastRow="0" w:firstColumn="0" w:lastColumn="0" w:noHBand="0" w:noVBand="0"/>
       </w:tblPr>
       <w:tblGrid>
         <w:gridCol w:w="876"/>
@@ -11154,60 +11154,7 @@
                 <w:sz w:val="19"/>
                 <w:szCs w:val="19"/>
               </w:rPr>
-              <w:t>Секреты — в OpenBao (</w:t>
-            </w:r>
-            <w:r>
-              <w:rPr>
-                <w:rFonts w:ascii="Consolas" w:eastAsia="Consolas" w:hAnsi="Consolas" w:cs="Consolas"/>
-                <w:sz w:val="17"/>
-                <w:szCs w:val="17"/>
-              </w:rPr>
-              <w:t>docker-compose.openbao.yml</w:t>
-            </w:r>
-            <w:r>
-              <w:rPr>
-                <w:sz w:val="19"/>
-                <w:szCs w:val="19"/>
-              </w:rPr>
-              <w:t xml:space="preserve">, </w:t>
-            </w:r>
-            <w:r>
-              <w:rPr>
-                <w:rFonts w:ascii="Consolas" w:eastAsia="Consolas" w:hAnsi="Consolas" w:cs="Consolas"/>
-                <w:sz w:val="17"/>
-                <w:szCs w:val="17"/>
-              </w:rPr>
-              <w:t>docker-compose.ha-openbao.yml</w:t>
-            </w:r>
-            <w:r>
-              <w:rPr>
-                <w:sz w:val="19"/>
-                <w:szCs w:val="19"/>
-              </w:rPr>
-              <w:t xml:space="preserve">; </w:t>
-            </w:r>
-            <w:r>
-              <w:rPr>
-                <w:rFonts w:ascii="Consolas" w:eastAsia="Consolas" w:hAnsi="Consolas" w:cs="Consolas"/>
-                <w:sz w:val="17"/>
-                <w:szCs w:val="17"/>
-              </w:rPr>
-              <w:t>openbao-init</w:t>
-            </w:r>
-            <w:r>
-              <w:rPr>
-                <w:sz w:val="19"/>
-                <w:szCs w:val="19"/>
-              </w:rPr>
-              <w:t xml:space="preserve"> выдаёт AppRole и генерирует секреты); для контуров без OpenBao — файлы </w:t>
-            </w:r>
-            <w:r>
-              <w:rPr>
-                <w:rFonts w:ascii="Consolas" w:eastAsia="Consolas" w:hAnsi="Consolas" w:cs="Consolas"/>
-                <w:sz w:val="17"/>
-                <w:szCs w:val="17"/>
-              </w:rPr>
-              <w:t>*File</w:t>
+              <w:t>MVP: секреты — в .env (переменные контейнеров) или в файле настроек (deploy/appsettings.mvp.example.json). Необязательно: файлы docker secrets (*File) или OpenBao (docker-compose.openbao.yml, docker-compose.ha-openbao.yml)</w:t>
             </w:r>
           </w:p>
         </w:tc>
@@ -11369,22 +11316,7 @@
                 <w:sz w:val="19"/>
                 <w:szCs w:val="19"/>
               </w:rPr>
-              <w:t>OpenBao входит в комплект образов закрытого контура (</w:t>
-            </w:r>
-            <w:r>
-              <w:rPr>
-                <w:rFonts w:ascii="Consolas" w:eastAsia="Consolas" w:hAnsi="Consolas" w:cs="Consolas"/>
-                <w:sz w:val="17"/>
-                <w:szCs w:val="17"/>
-              </w:rPr>
-              <w:t>scripts/export-images</w:t>
-            </w:r>
-            <w:r>
-              <w:rPr>
-                <w:sz w:val="19"/>
-                <w:szCs w:val="19"/>
-              </w:rPr>
-              <w:t>)</w:t>
+              <w:t>После MVP: OpenBao входит в комплект образов закрытого контура (scripts/export-images)</w:t>
             </w:r>
           </w:p>
         </w:tc>
@@ -11395,7 +11327,7 @@
         <w:pStyle w:val="2"/>
         <w:keepNext/>
       </w:pPr>
-      <w:bookmarkStart w:id="21" w:name="_Toc241436989"/>
+      <w:bookmarkStart w:id="21" w:name="_Toc241509070"/>
       <w:r>
         <w:t>4.7. Требования к интеграции</w:t>
       </w:r>
@@ -11491,7 +11423,7 @@
         <w:keepNext/>
         <w:pageBreakBefore/>
       </w:pPr>
-      <w:bookmarkStart w:id="22" w:name="_Toc241436990"/>
+      <w:bookmarkStart w:id="22" w:name="_Toc241509071"/>
       <w:r>
         <w:lastRenderedPageBreak/>
         <w:t>5. Состав и содержание работ</w:t>
@@ -11509,10 +11441,10 @@
           <w:noProof/>
         </w:rPr>
         <w:drawing>
-          <wp:inline distT="0" distB="0" distL="0" distR="0" wp14:anchorId="253A1D94" wp14:editId="418D7255">
+          <wp:inline distT="0" distB="0" distL="0" distR="0" wp14:anchorId="3E8354B3" wp14:editId="4F553151">
             <wp:extent cx="5905500" cy="695325"/>
             <wp:effectExtent l="0" t="0" r="0" b="0"/>
-            <wp:docPr id="1318756854" name="d10.png" descr="Конвейер поставки" title="Конвейер поставки"/>
+            <wp:docPr id="1867673185" name="d10.png" descr="Конвейер поставки" title="Конвейер поставки"/>
             <wp:cNvGraphicFramePr>
               <a:graphicFrameLocks xmlns:a="http://schemas.openxmlformats.org/drawingml/2006/main" noChangeAspect="1"/>
             </wp:cNvGraphicFramePr>
@@ -11593,7 +11525,7 @@
           <w:left w:w="10" w:type="dxa"/>
           <w:right w:w="10" w:type="dxa"/>
         </w:tblCellMar>
-        <w:tblLook w:val="04A0" w:firstRow="1" w:lastRow="0" w:firstColumn="1" w:lastColumn="0" w:noHBand="0" w:noVBand="1"/>
+        <w:tblLook w:val="0000" w:firstRow="0" w:lastRow="0" w:firstColumn="0" w:lastColumn="0" w:noHBand="0" w:noVBand="0"/>
       </w:tblPr>
       <w:tblGrid>
         <w:gridCol w:w="2914"/>
@@ -11945,7 +11877,7 @@
         <w:keepNext/>
         <w:pageBreakBefore/>
       </w:pPr>
-      <w:bookmarkStart w:id="23" w:name="_Toc241436991"/>
+      <w:bookmarkStart w:id="23" w:name="_Toc241509072"/>
       <w:r>
         <w:lastRenderedPageBreak/>
         <w:t>6. Порядок контроля и приёмки</w:t>
@@ -11982,7 +11914,7 @@
           <w:left w:w="10" w:type="dxa"/>
           <w:right w:w="10" w:type="dxa"/>
         </w:tblCellMar>
-        <w:tblLook w:val="04A0" w:firstRow="1" w:lastRow="0" w:firstColumn="1" w:lastColumn="0" w:noHBand="0" w:noVBand="1"/>
+        <w:tblLook w:val="0000" w:firstRow="0" w:lastRow="0" w:firstColumn="0" w:lastColumn="0" w:noHBand="0" w:noVBand="0"/>
       </w:tblPr>
       <w:tblGrid>
         <w:gridCol w:w="1998"/>
@@ -12872,7 +12804,7 @@
         <w:keepNext/>
         <w:pageBreakBefore/>
       </w:pPr>
-      <w:bookmarkStart w:id="24" w:name="_Toc241436992"/>
+      <w:bookmarkStart w:id="24" w:name="_Toc241509073"/>
       <w:r>
         <w:lastRenderedPageBreak/>
         <w:t>7. Требования к документированию</w:t>
@@ -12909,7 +12841,7 @@
           <w:left w:w="10" w:type="dxa"/>
           <w:right w:w="10" w:type="dxa"/>
         </w:tblCellMar>
-        <w:tblLook w:val="04A0" w:firstRow="1" w:lastRow="0" w:firstColumn="1" w:lastColumn="0" w:noHBand="0" w:noVBand="1"/>
+        <w:tblLook w:val="0000" w:firstRow="0" w:lastRow="0" w:firstColumn="0" w:lastColumn="0" w:noHBand="0" w:noVBand="0"/>
       </w:tblPr>
       <w:tblGrid>
         <w:gridCol w:w="3067"/>
@@ -13495,7 +13427,7 @@
         <w:sz w:val="16"/>
         <w:szCs w:val="16"/>
       </w:rPr>
-      <w:t>ТЗ tsl-auth, версия 1.1</w:t>
+      <w:t>ТЗ tsl-auth, версия 1.2</w:t>
     </w:r>
   </w:p>
 </w:hdr>
@@ -13504,10 +13436,10 @@
 <file path=word/numbering.xml><?xml version="1.0" encoding="utf-8"?>
 <w:numbering xmlns:wpc="http://schemas.microsoft.com/office/word/2010/wordprocessingCanvas" xmlns:cx="http://schemas.microsoft.com/office/drawing/2014/chartex" xmlns:cx1="http://schemas.microsoft.com/office/drawing/2015/9/8/chartex" xmlns:cx2="http://schemas.microsoft.com/office/drawing/2015/10/21/chartex" xmlns:cx3="http://schemas.microsoft.com/office/drawing/2016/5/9/chartex" xmlns:cx4="http://schemas.microsoft.com/office/drawing/2016/5/10/chartex" xmlns:cx5="http://schemas.microsoft.com/office/drawing/2016/5/11/chartex" xmlns:cx6="http://schemas.microsoft.com/office/drawing/2016/5/12/chartex" xmlns:cx7="http://schemas.microsoft.com/office/drawing/2016/5/13/chartex" xmlns:cx8="http://schemas.microsoft.com/office/drawing/2016/5/14/chartex" xmlns:mc="http://schemas.openxmlformats.org/markup-compatibility/2006" xmlns:aink="http://schemas.microsoft.com/office/drawing/2016/ink" xmlns:am3d="http://schemas.microsoft.com/office/drawing/2017/model3d" xmlns:o="urn:schemas-microsoft-com:office:office" xmlns:oel="http://schemas.microsoft.com/office/2019/extlst" xmlns:r="http://schemas.openxmlformats.org/officeDocument/2006/relationships" xmlns:m="http://schemas.openxmlformats.org/officeDocument/2006/math" xmlns:v="urn:schemas-microsoft-com:vml" xmlns:wp14="http://schemas.microsoft.com/office/word/2010/wordprocessingDrawing" xmlns:wp="http://schemas.openxmlformats.org/drawingml/2006/wordprocessingDrawing" xmlns:w10="urn:schemas-microsoft-com:office:word" xmlns:w="http://schemas.openxmlformats.org/wordprocessingml/2006/main" xmlns:w14="http://schemas.microsoft.com/office/word/2010/wordml" xmlns:w15="http://schemas.microsoft.com/office/word/2012/wordml" xmlns:w16cex="http://schemas.microsoft.com/office/word/2018/wordml/cex" xmlns:w16cid="http://schemas.microsoft.com/office/word/2016/wordml/cid" xmlns:w16="http://schemas.microsoft.com/office/word/2018/wordml" xmlns:w16du="http://schemas.microsoft.com/office/word/2023/wordml/word16du" xmlns:w16sdtdh="http://schemas.microsoft.com/office/word/2020/wordml/sdtdatahash" xmlns:w16sdtfl="http://schemas.microsoft.com/office/word/2024/wordml/sdtformatlock" xmlns:w16se="http://schemas.microsoft.com/office/word/2015/wordml/symex" xmlns:wpg="http://schemas.microsoft.com/office/word/2010/wordprocessingGroup" xmlns:wpi="http://schemas.microsoft.com/office/word/2010/wordprocessingInk" xmlns:wne="http://schemas.microsoft.com/office/word/2006/wordml" xmlns:wps="http://schemas.microsoft.com/office/word/2010/wordprocessingShape" mc:Ignorable="w14 w15 w16se w16cid w16 w16cex w16sdtdh w16sdtfl w16du wp14">
   <w:abstractNum w:abstractNumId="0" w15:restartNumberingAfterBreak="0">
-    <w:nsid w:val="03B14C2B"/>
+    <w:nsid w:val="0B405381"/>
     <w:multiLevelType w:val="hybridMultilevel"/>
-    <w:tmpl w:val="ADEEF760"/>
-    <w:lvl w:ilvl="0" w:tplc="B9C2DD54">
+    <w:tmpl w:val="A06AB2FA"/>
+    <w:lvl w:ilvl="0" w:tplc="B1F6CDCC">
       <w:start w:val="1"/>
       <w:numFmt w:val="bullet"/>
       <w:lvlText w:val="–"/>
@@ -13516,52 +13448,106 @@
         <w:ind w:left="426" w:hanging="284"/>
       </w:pPr>
     </w:lvl>
-    <w:lvl w:ilvl="1" w:tplc="A10A8D18">
+    <w:lvl w:ilvl="1" w:tplc="AB127CDC">
       <w:numFmt w:val="decimal"/>
       <w:lvlText w:val=""/>
       <w:lvlJc w:val="left"/>
     </w:lvl>
-    <w:lvl w:ilvl="2" w:tplc="3556921E">
+    <w:lvl w:ilvl="2" w:tplc="72BE6FAC">
       <w:numFmt w:val="decimal"/>
       <w:lvlText w:val=""/>
       <w:lvlJc w:val="left"/>
     </w:lvl>
-    <w:lvl w:ilvl="3" w:tplc="256017BC">
+    <w:lvl w:ilvl="3" w:tplc="84820304">
       <w:numFmt w:val="decimal"/>
       <w:lvlText w:val=""/>
       <w:lvlJc w:val="left"/>
     </w:lvl>
-    <w:lvl w:ilvl="4" w:tplc="CF7A0FA8">
+    <w:lvl w:ilvl="4" w:tplc="EF38D962">
       <w:numFmt w:val="decimal"/>
       <w:lvlText w:val=""/>
       <w:lvlJc w:val="left"/>
     </w:lvl>
-    <w:lvl w:ilvl="5" w:tplc="0922CDC2">
+    <w:lvl w:ilvl="5" w:tplc="1EE24166">
       <w:numFmt w:val="decimal"/>
       <w:lvlText w:val=""/>
       <w:lvlJc w:val="left"/>
     </w:lvl>
-    <w:lvl w:ilvl="6" w:tplc="04FE0692">
+    <w:lvl w:ilvl="6" w:tplc="34FCF558">
       <w:numFmt w:val="decimal"/>
       <w:lvlText w:val=""/>
       <w:lvlJc w:val="left"/>
     </w:lvl>
-    <w:lvl w:ilvl="7" w:tplc="8AF68E72">
+    <w:lvl w:ilvl="7" w:tplc="ECAC3834">
       <w:numFmt w:val="decimal"/>
       <w:lvlText w:val=""/>
       <w:lvlJc w:val="left"/>
     </w:lvl>
-    <w:lvl w:ilvl="8" w:tplc="232E0912">
+    <w:lvl w:ilvl="8" w:tplc="AF0A98D2">
       <w:numFmt w:val="decimal"/>
       <w:lvlText w:val=""/>
       <w:lvlJc w:val="left"/>
     </w:lvl>
   </w:abstractNum>
   <w:abstractNum w:abstractNumId="1" w15:restartNumberingAfterBreak="0">
-    <w:nsid w:val="0ABF6F3E"/>
+    <w:nsid w:val="6B142C46"/>
     <w:multiLevelType w:val="hybridMultilevel"/>
-    <w:tmpl w:val="B62C6500"/>
-    <w:lvl w:ilvl="0" w:tplc="4A2E256E">
+    <w:tmpl w:val="686C632E"/>
+    <w:lvl w:ilvl="0" w:tplc="69648DBE">
+      <w:start w:val="1"/>
+      <w:numFmt w:val="decimal"/>
+      <w:lvlText w:val="%1."/>
+      <w:lvlJc w:val="left"/>
+      <w:pPr>
+        <w:ind w:left="426" w:hanging="284"/>
+      </w:pPr>
+    </w:lvl>
+    <w:lvl w:ilvl="1" w:tplc="20664D60">
+      <w:numFmt w:val="decimal"/>
+      <w:lvlText w:val=""/>
+      <w:lvlJc w:val="left"/>
+    </w:lvl>
+    <w:lvl w:ilvl="2" w:tplc="C9E28BA6">
+      <w:numFmt w:val="decimal"/>
+      <w:lvlText w:val=""/>
+      <w:lvlJc w:val="left"/>
+    </w:lvl>
+    <w:lvl w:ilvl="3" w:tplc="E72AE2BE">
+      <w:numFmt w:val="decimal"/>
+      <w:lvlText w:val=""/>
+      <w:lvlJc w:val="left"/>
+    </w:lvl>
+    <w:lvl w:ilvl="4" w:tplc="353232A8">
+      <w:numFmt w:val="decimal"/>
+      <w:lvlText w:val=""/>
+      <w:lvlJc w:val="left"/>
+    </w:lvl>
+    <w:lvl w:ilvl="5" w:tplc="DCD42FE8">
+      <w:numFmt w:val="decimal"/>
+      <w:lvlText w:val=""/>
+      <w:lvlJc w:val="left"/>
+    </w:lvl>
+    <w:lvl w:ilvl="6" w:tplc="44C830E4">
+      <w:numFmt w:val="decimal"/>
+      <w:lvlText w:val=""/>
+      <w:lvlJc w:val="left"/>
+    </w:lvl>
+    <w:lvl w:ilvl="7" w:tplc="2332B4C2">
+      <w:numFmt w:val="decimal"/>
+      <w:lvlText w:val=""/>
+      <w:lvlJc w:val="left"/>
+    </w:lvl>
+    <w:lvl w:ilvl="8" w:tplc="0ADAB764">
+      <w:numFmt w:val="decimal"/>
+      <w:lvlText w:val=""/>
+      <w:lvlJc w:val="left"/>
+    </w:lvl>
+  </w:abstractNum>
+  <w:abstractNum w:abstractNumId="2" w15:restartNumberingAfterBreak="0">
+    <w:nsid w:val="7287631C"/>
+    <w:multiLevelType w:val="hybridMultilevel"/>
+    <w:tmpl w:val="90848270"/>
+    <w:lvl w:ilvl="0" w:tplc="679C6282">
       <w:start w:val="1"/>
       <w:numFmt w:val="bullet"/>
       <w:lvlText w:val="●"/>
@@ -13570,7 +13556,7 @@
         <w:ind w:left="720" w:hanging="360"/>
       </w:pPr>
     </w:lvl>
-    <w:lvl w:ilvl="1" w:tplc="797ADA8A">
+    <w:lvl w:ilvl="1" w:tplc="7EDC61B0">
       <w:start w:val="1"/>
       <w:numFmt w:val="bullet"/>
       <w:lvlText w:val="○"/>
@@ -13579,7 +13565,7 @@
         <w:ind w:left="1440" w:hanging="360"/>
       </w:pPr>
     </w:lvl>
-    <w:lvl w:ilvl="2" w:tplc="7AA6A710">
+    <w:lvl w:ilvl="2" w:tplc="3B0C960A">
       <w:start w:val="1"/>
       <w:numFmt w:val="bullet"/>
       <w:lvlText w:val="■"/>
@@ -13588,7 +13574,7 @@
         <w:ind w:left="2160" w:hanging="360"/>
       </w:pPr>
     </w:lvl>
-    <w:lvl w:ilvl="3" w:tplc="928A3584">
+    <w:lvl w:ilvl="3" w:tplc="92CE7466">
       <w:start w:val="1"/>
       <w:numFmt w:val="bullet"/>
       <w:lvlText w:val="●"/>
@@ -13597,7 +13583,7 @@
         <w:ind w:left="2880" w:hanging="360"/>
       </w:pPr>
     </w:lvl>
-    <w:lvl w:ilvl="4" w:tplc="6562E4E6">
+    <w:lvl w:ilvl="4" w:tplc="10BA3140">
       <w:start w:val="1"/>
       <w:numFmt w:val="bullet"/>
       <w:lvlText w:val="○"/>
@@ -13606,7 +13592,7 @@
         <w:ind w:left="3600" w:hanging="360"/>
       </w:pPr>
     </w:lvl>
-    <w:lvl w:ilvl="5" w:tplc="CE0AF7B2">
+    <w:lvl w:ilvl="5" w:tplc="E37C8A2E">
       <w:start w:val="1"/>
       <w:numFmt w:val="bullet"/>
       <w:lvlText w:val="■"/>
@@ -13615,7 +13601,7 @@
         <w:ind w:left="4320" w:hanging="360"/>
       </w:pPr>
     </w:lvl>
-    <w:lvl w:ilvl="6" w:tplc="244A8BBE">
+    <w:lvl w:ilvl="6" w:tplc="7C203502">
       <w:start w:val="1"/>
       <w:numFmt w:val="bullet"/>
       <w:lvlText w:val="●"/>
@@ -13624,7 +13610,7 @@
         <w:ind w:left="5040" w:hanging="360"/>
       </w:pPr>
     </w:lvl>
-    <w:lvl w:ilvl="7" w:tplc="70584FAC">
+    <w:lvl w:ilvl="7" w:tplc="FE5EE7E6">
       <w:start w:val="1"/>
       <w:numFmt w:val="bullet"/>
       <w:lvlText w:val="●"/>
@@ -13633,7 +13619,7 @@
         <w:ind w:left="5760" w:hanging="360"/>
       </w:pPr>
     </w:lvl>
-    <w:lvl w:ilvl="8" w:tplc="CEB69732">
+    <w:lvl w:ilvl="8" w:tplc="E9726A02">
       <w:start w:val="1"/>
       <w:numFmt w:val="bullet"/>
       <w:lvlText w:val="●"/>
@@ -13643,67 +13629,13 @@
       </w:pPr>
     </w:lvl>
   </w:abstractNum>
-  <w:abstractNum w:abstractNumId="2" w15:restartNumberingAfterBreak="0">
-    <w:nsid w:val="4CA1782C"/>
-    <w:multiLevelType w:val="hybridMultilevel"/>
-    <w:tmpl w:val="EBCE016C"/>
-    <w:lvl w:ilvl="0" w:tplc="F0F46CD2">
-      <w:start w:val="1"/>
-      <w:numFmt w:val="decimal"/>
-      <w:lvlText w:val="%1."/>
-      <w:lvlJc w:val="left"/>
-      <w:pPr>
-        <w:ind w:left="426" w:hanging="284"/>
-      </w:pPr>
-    </w:lvl>
-    <w:lvl w:ilvl="1" w:tplc="45E01472">
-      <w:numFmt w:val="decimal"/>
-      <w:lvlText w:val=""/>
-      <w:lvlJc w:val="left"/>
-    </w:lvl>
-    <w:lvl w:ilvl="2" w:tplc="BE3462DC">
-      <w:numFmt w:val="decimal"/>
-      <w:lvlText w:val=""/>
-      <w:lvlJc w:val="left"/>
-    </w:lvl>
-    <w:lvl w:ilvl="3" w:tplc="EE3C3B9A">
-      <w:numFmt w:val="decimal"/>
-      <w:lvlText w:val=""/>
-      <w:lvlJc w:val="left"/>
-    </w:lvl>
-    <w:lvl w:ilvl="4" w:tplc="F1F85830">
-      <w:numFmt w:val="decimal"/>
-      <w:lvlText w:val=""/>
-      <w:lvlJc w:val="left"/>
-    </w:lvl>
-    <w:lvl w:ilvl="5" w:tplc="8DE28222">
-      <w:numFmt w:val="decimal"/>
-      <w:lvlText w:val=""/>
-      <w:lvlJc w:val="left"/>
-    </w:lvl>
-    <w:lvl w:ilvl="6" w:tplc="ED8CD786">
-      <w:numFmt w:val="decimal"/>
-      <w:lvlText w:val=""/>
-      <w:lvlJc w:val="left"/>
-    </w:lvl>
-    <w:lvl w:ilvl="7" w:tplc="C96CC740">
-      <w:numFmt w:val="decimal"/>
-      <w:lvlText w:val=""/>
-      <w:lvlJc w:val="left"/>
-    </w:lvl>
-    <w:lvl w:ilvl="8" w:tplc="72C68AAA">
-      <w:numFmt w:val="decimal"/>
-      <w:lvlText w:val=""/>
-      <w:lvlJc w:val="left"/>
-    </w:lvl>
-  </w:abstractNum>
-  <w:num w:numId="1" w16cid:durableId="2106606633">
-    <w:abstractNumId w:val="1"/>
+  <w:num w:numId="1" w16cid:durableId="686445317">
+    <w:abstractNumId w:val="2"/>
     <w:lvlOverride w:ilvl="0">
       <w:startOverride w:val="1"/>
     </w:lvlOverride>
   </w:num>
-  <w:num w:numId="2" w16cid:durableId="1682853231">
+  <w:num w:numId="2" w16cid:durableId="267589719">
     <w:abstractNumId w:val="0"/>
     <w:lvlOverride w:ilvl="0">
       <w:startOverride w:val="1"/>
@@ -14324,7 +14256,7 @@
     <w:autoRedefine/>
     <w:uiPriority w:val="39"/>
     <w:unhideWhenUsed/>
-    <w:rsid w:val="005E462F"/>
+    <w:rsid w:val="00B35FA9"/>
     <w:pPr>
       <w:spacing w:after="100"/>
     </w:pPr>
@@ -14336,7 +14268,7 @@
     <w:autoRedefine/>
     <w:uiPriority w:val="39"/>
     <w:unhideWhenUsed/>
-    <w:rsid w:val="005E462F"/>
+    <w:rsid w:val="00B35FA9"/>
     <w:pPr>
       <w:spacing w:after="100"/>
       <w:ind w:left="220"/>

--- a/docs/TZ-tsl-auth.docx
+++ b/docs/TZ-tsl-auth.docx
@@ -18902,7 +18902,297 @@
           </w:p>
         </w:tc>
       </w:tr>
+      <w:tr>
+        <w:tc>
+          <w:tcPr>
+            <w:tcW w:type="dxa" w:w="357"/>
+            <w:tcBorders>
+              <w:top w:val="single" w:color="999999" w:sz="4"/>
+              <w:left w:val="single" w:color="999999" w:sz="4"/>
+              <w:bottom w:val="single" w:color="999999" w:sz="4"/>
+              <w:right w:val="single" w:color="999999" w:sz="4"/>
+            </w:tcBorders>
+            <w:tcMar>
+              <w:top w:type="dxa" w:w="60"/>
+              <w:left w:type="dxa" w:w="100"/>
+              <w:bottom w:type="dxa" w:w="60"/>
+              <w:right w:type="dxa" w:w="100"/>
+            </w:tcMar>
+          </w:tcPr>
+          <w:p>
+            <w:pPr>
+              <w:spacing w:after="20"/>
+            </w:pPr>
+            <w:r>
+              <w:rPr>
+                <w:rFonts w:ascii="Arial" w:cs="Arial" w:eastAsia="Arial" w:hAnsi="Arial"/>
+                <w:sz w:val="19"/>
+                <w:szCs w:val="19"/>
+              </w:rPr>
+              <w:t xml:space="preserve">В-8</w:t>
+            </w:r>
+          </w:p>
+        </w:tc>
+        <w:tc>
+          <w:tcPr>
+            <w:tcW w:type="dxa" w:w="5354"/>
+            <w:tcBorders>
+              <w:top w:val="single" w:color="999999" w:sz="4"/>
+              <w:left w:val="single" w:color="999999" w:sz="4"/>
+              <w:bottom w:val="single" w:color="999999" w:sz="4"/>
+              <w:right w:val="single" w:color="999999" w:sz="4"/>
+            </w:tcBorders>
+            <w:tcMar>
+              <w:top w:type="dxa" w:w="60"/>
+              <w:left w:type="dxa" w:w="100"/>
+              <w:bottom w:type="dxa" w:w="60"/>
+              <w:right w:type="dxa" w:w="100"/>
+            </w:tcMar>
+          </w:tcPr>
+          <w:p>
+            <w:pPr>
+              <w:spacing w:after="20"/>
+            </w:pPr>
+            <w:r>
+              <w:rPr>
+                <w:rFonts w:ascii="Arial" w:cs="Arial" w:eastAsia="Arial" w:hAnsi="Arial"/>
+                <w:sz w:val="19"/>
+                <w:szCs w:val="19"/>
+              </w:rPr>
+              <w:t xml:space="preserve">Перечень пар несовместимых ролей и порядок исключения</w:t>
+            </w:r>
+          </w:p>
+        </w:tc>
+        <w:tc>
+          <w:tcPr>
+            <w:tcW w:type="dxa" w:w="3927"/>
+            <w:tcBorders>
+              <w:top w:val="single" w:color="999999" w:sz="4"/>
+              <w:left w:val="single" w:color="999999" w:sz="4"/>
+              <w:bottom w:val="single" w:color="999999" w:sz="4"/>
+              <w:right w:val="single" w:color="999999" w:sz="4"/>
+            </w:tcBorders>
+            <w:tcMar>
+              <w:top w:type="dxa" w:w="60"/>
+              <w:left w:type="dxa" w:w="100"/>
+              <w:bottom w:type="dxa" w:w="60"/>
+              <w:right w:type="dxa" w:w="100"/>
+            </w:tcMar>
+          </w:tcPr>
+          <w:p>
+            <w:pPr>
+              <w:spacing w:after="20"/>
+            </w:pPr>
+            <w:r>
+              <w:rPr>
+                <w:rFonts w:ascii="Arial" w:cs="Arial" w:eastAsia="Arial" w:hAnsi="Arial"/>
+                <w:sz w:val="19"/>
+                <w:szCs w:val="19"/>
+              </w:rPr>
+              <w:t xml:space="preserve">Заказчик, служба безопасности</w:t>
+            </w:r>
+          </w:p>
+        </w:tc>
+      </w:tr>
+      <w:tr>
+        <w:tc>
+          <w:tcPr>
+            <w:tcW w:type="dxa" w:w="357"/>
+            <w:tcBorders>
+              <w:top w:val="single" w:color="999999" w:sz="4"/>
+              <w:left w:val="single" w:color="999999" w:sz="4"/>
+              <w:bottom w:val="single" w:color="999999" w:sz="4"/>
+              <w:right w:val="single" w:color="999999" w:sz="4"/>
+            </w:tcBorders>
+            <w:tcMar>
+              <w:top w:type="dxa" w:w="60"/>
+              <w:left w:type="dxa" w:w="100"/>
+              <w:bottom w:type="dxa" w:w="60"/>
+              <w:right w:type="dxa" w:w="100"/>
+            </w:tcMar>
+          </w:tcPr>
+          <w:p>
+            <w:pPr>
+              <w:spacing w:after="20"/>
+            </w:pPr>
+            <w:r>
+              <w:rPr>
+                <w:rFonts w:ascii="Arial" w:cs="Arial" w:eastAsia="Arial" w:hAnsi="Arial"/>
+                <w:sz w:val="19"/>
+                <w:szCs w:val="19"/>
+              </w:rPr>
+              <w:t xml:space="preserve">В-9</w:t>
+            </w:r>
+          </w:p>
+        </w:tc>
+        <w:tc>
+          <w:tcPr>
+            <w:tcW w:type="dxa" w:w="5354"/>
+            <w:tcBorders>
+              <w:top w:val="single" w:color="999999" w:sz="4"/>
+              <w:left w:val="single" w:color="999999" w:sz="4"/>
+              <w:bottom w:val="single" w:color="999999" w:sz="4"/>
+              <w:right w:val="single" w:color="999999" w:sz="4"/>
+            </w:tcBorders>
+            <w:tcMar>
+              <w:top w:type="dxa" w:w="60"/>
+              <w:left w:type="dxa" w:w="100"/>
+              <w:bottom w:type="dxa" w:w="60"/>
+              <w:right w:type="dxa" w:w="100"/>
+            </w:tcMar>
+          </w:tcPr>
+          <w:p>
+            <w:pPr>
+              <w:spacing w:after="20"/>
+            </w:pPr>
+            <w:r>
+              <w:rPr>
+                <w:rFonts w:ascii="Arial" w:cs="Arial" w:eastAsia="Arial" w:hAnsi="Arial"/>
+                <w:sz w:val="19"/>
+                <w:szCs w:val="19"/>
+              </w:rPr>
+              <w:t xml:space="preserve">Способ второго фактора в закрытой сети: TOTP, аппаратный ключ или бот</w:t>
+            </w:r>
+          </w:p>
+        </w:tc>
+        <w:tc>
+          <w:tcPr>
+            <w:tcW w:type="dxa" w:w="3927"/>
+            <w:tcBorders>
+              <w:top w:val="single" w:color="999999" w:sz="4"/>
+              <w:left w:val="single" w:color="999999" w:sz="4"/>
+              <w:bottom w:val="single" w:color="999999" w:sz="4"/>
+              <w:right w:val="single" w:color="999999" w:sz="4"/>
+            </w:tcBorders>
+            <w:tcMar>
+              <w:top w:type="dxa" w:w="60"/>
+              <w:left w:type="dxa" w:w="100"/>
+              <w:bottom w:type="dxa" w:w="60"/>
+              <w:right w:type="dxa" w:w="100"/>
+            </w:tcMar>
+          </w:tcPr>
+          <w:p>
+            <w:pPr>
+              <w:spacing w:after="20"/>
+            </w:pPr>
+            <w:r>
+              <w:rPr>
+                <w:rFonts w:ascii="Arial" w:cs="Arial" w:eastAsia="Arial" w:hAnsi="Arial"/>
+                <w:sz w:val="19"/>
+                <w:szCs w:val="19"/>
+              </w:rPr>
+              <w:t xml:space="preserve">Заказчик, служба безопасности</w:t>
+            </w:r>
+          </w:p>
+        </w:tc>
+      </w:tr>
+      <w:tr>
+        <w:tc>
+          <w:tcPr>
+            <w:tcW w:type="dxa" w:w="357"/>
+            <w:tcBorders>
+              <w:top w:val="single" w:color="999999" w:sz="4"/>
+              <w:left w:val="single" w:color="999999" w:sz="4"/>
+              <w:bottom w:val="single" w:color="999999" w:sz="4"/>
+              <w:right w:val="single" w:color="999999" w:sz="4"/>
+            </w:tcBorders>
+            <w:tcMar>
+              <w:top w:type="dxa" w:w="60"/>
+              <w:left w:type="dxa" w:w="100"/>
+              <w:bottom w:type="dxa" w:w="60"/>
+              <w:right w:type="dxa" w:w="100"/>
+            </w:tcMar>
+          </w:tcPr>
+          <w:p>
+            <w:pPr>
+              <w:spacing w:after="20"/>
+            </w:pPr>
+            <w:r>
+              <w:rPr>
+                <w:rFonts w:ascii="Arial" w:cs="Arial" w:eastAsia="Arial" w:hAnsi="Arial"/>
+                <w:sz w:val="19"/>
+                <w:szCs w:val="19"/>
+              </w:rPr>
+              <w:t xml:space="preserve">В-10</w:t>
+            </w:r>
+          </w:p>
+        </w:tc>
+        <w:tc>
+          <w:tcPr>
+            <w:tcW w:type="dxa" w:w="5354"/>
+            <w:tcBorders>
+              <w:top w:val="single" w:color="999999" w:sz="4"/>
+              <w:left w:val="single" w:color="999999" w:sz="4"/>
+              <w:bottom w:val="single" w:color="999999" w:sz="4"/>
+              <w:right w:val="single" w:color="999999" w:sz="4"/>
+            </w:tcBorders>
+            <w:tcMar>
+              <w:top w:type="dxa" w:w="60"/>
+              <w:left w:type="dxa" w:w="100"/>
+              <w:bottom w:type="dxa" w:w="60"/>
+              <w:right w:type="dxa" w:w="100"/>
+            </w:tcMar>
+          </w:tcPr>
+          <w:p>
+            <w:pPr>
+              <w:spacing w:after="20"/>
+            </w:pPr>
+            <w:r>
+              <w:rPr>
+                <w:rFonts w:ascii="Arial" w:cs="Arial" w:eastAsia="Arial" w:hAnsi="Arial"/>
+                <w:sz w:val="19"/>
+                <w:szCs w:val="19"/>
+              </w:rPr>
+              <w:t xml:space="preserve">Частота и ответственные за пересмотр прав, срок автоматического отключения неактивных учётных записей</w:t>
+            </w:r>
+          </w:p>
+        </w:tc>
+        <w:tc>
+          <w:tcPr>
+            <w:tcW w:type="dxa" w:w="3927"/>
+            <w:tcBorders>
+              <w:top w:val="single" w:color="999999" w:sz="4"/>
+              <w:left w:val="single" w:color="999999" w:sz="4"/>
+              <w:bottom w:val="single" w:color="999999" w:sz="4"/>
+              <w:right w:val="single" w:color="999999" w:sz="4"/>
+            </w:tcBorders>
+            <w:tcMar>
+              <w:top w:type="dxa" w:w="60"/>
+              <w:left w:type="dxa" w:w="100"/>
+              <w:bottom w:type="dxa" w:w="60"/>
+              <w:right w:type="dxa" w:w="100"/>
+            </w:tcMar>
+          </w:tcPr>
+          <w:p>
+            <w:pPr>
+              <w:spacing w:after="20"/>
+            </w:pPr>
+            <w:r>
+              <w:rPr>
+                <w:rFonts w:ascii="Arial" w:cs="Arial" w:eastAsia="Arial" w:hAnsi="Arial"/>
+                <w:sz w:val="19"/>
+                <w:szCs w:val="19"/>
+              </w:rPr>
+              <w:t xml:space="preserve">Заказчик, служба безопасности</w:t>
+            </w:r>
+          </w:p>
+        </w:tc>
+      </w:tr>
     </w:tbl>
+    <w:p>
+      <w:pPr>
+        <w:spacing w:after="100" w:line="276"/>
+        <w:jc w:val="both"/>
+      </w:pPr>
+      <w:r>
+        <w:rPr>
+          <w:rFonts w:ascii="Arial" w:cs="Arial" w:eastAsia="Arial" w:hAnsi="Arial"/>
+          <w:sz w:val="22"/>
+          <w:szCs w:val="22"/>
+        </w:rPr>
+        <w:t xml:space="preserve">Варианты и предложения по каждому вопросу — в документе Вопросы для ЧТЗ.</w:t>
+      </w:r>
+    </w:p>
     <w:p>
       <w:pPr>
         <w:pStyle w:val="Heading1"/>

--- a/docs/TZ-tsl-auth.docx
+++ b/docs/TZ-tsl-auth.docx
@@ -56,7 +56,7 @@
           <w:sz w:val="22"/>
           <w:szCs w:val="22"/>
         </w:rPr>
-        <w:t xml:space="preserve">Версия 2.0 от 28.09.2026</w:t>
+        <w:t xml:space="preserve">Версия 2.1 от 28.09.2026</w:t>
       </w:r>
     </w:p>
     <w:p>
@@ -213,8 +213,8 @@
         </w:tblBorders>
       </w:tblPr>
       <w:tblGrid>
-        <w:gridCol w:w="1493"/>
-        <w:gridCol w:w="8145"/>
+        <w:gridCol w:w="1606"/>
+        <w:gridCol w:w="8032"/>
       </w:tblGrid>
       <w:tr>
         <w:trPr>
@@ -222,7 +222,7 @@
         </w:trPr>
         <w:tc>
           <w:tcPr>
-            <w:tcW w:type="dxa" w:w="1493"/>
+            <w:tcW w:type="dxa" w:w="1606"/>
             <w:tcBorders>
               <w:top w:val="single" w:color="999999" w:sz="4"/>
               <w:left w:val="single" w:color="999999" w:sz="4"/>
@@ -255,7 +255,7 @@
         </w:tc>
         <w:tc>
           <w:tcPr>
-            <w:tcW w:type="dxa" w:w="8145"/>
+            <w:tcW w:type="dxa" w:w="8032"/>
             <w:tcBorders>
               <w:top w:val="single" w:color="999999" w:sz="4"/>
               <w:left w:val="single" w:color="999999" w:sz="4"/>
@@ -290,7 +290,7 @@
       <w:tr>
         <w:tc>
           <w:tcPr>
-            <w:tcW w:type="dxa" w:w="1493"/>
+            <w:tcW w:type="dxa" w:w="1606"/>
             <w:tcBorders>
               <w:top w:val="single" w:color="999999" w:sz="4"/>
               <w:left w:val="single" w:color="999999" w:sz="4"/>
@@ -320,7 +320,7 @@
         </w:tc>
         <w:tc>
           <w:tcPr>
-            <w:tcW w:type="dxa" w:w="8145"/>
+            <w:tcW w:type="dxa" w:w="8032"/>
             <w:tcBorders>
               <w:top w:val="single" w:color="999999" w:sz="4"/>
               <w:left w:val="single" w:color="999999" w:sz="4"/>
@@ -352,7 +352,7 @@
       <w:tr>
         <w:tc>
           <w:tcPr>
-            <w:tcW w:type="dxa" w:w="1493"/>
+            <w:tcW w:type="dxa" w:w="1606"/>
             <w:tcBorders>
               <w:top w:val="single" w:color="999999" w:sz="4"/>
               <w:left w:val="single" w:color="999999" w:sz="4"/>
@@ -382,7 +382,7 @@
         </w:tc>
         <w:tc>
           <w:tcPr>
-            <w:tcW w:type="dxa" w:w="8145"/>
+            <w:tcW w:type="dxa" w:w="8032"/>
             <w:tcBorders>
               <w:top w:val="single" w:color="999999" w:sz="4"/>
               <w:left w:val="single" w:color="999999" w:sz="4"/>
@@ -414,7 +414,7 @@
       <w:tr>
         <w:tc>
           <w:tcPr>
-            <w:tcW w:type="dxa" w:w="1493"/>
+            <w:tcW w:type="dxa" w:w="1606"/>
             <w:tcBorders>
               <w:top w:val="single" w:color="999999" w:sz="4"/>
               <w:left w:val="single" w:color="999999" w:sz="4"/>
@@ -444,7 +444,7 @@
         </w:tc>
         <w:tc>
           <w:tcPr>
-            <w:tcW w:type="dxa" w:w="8145"/>
+            <w:tcW w:type="dxa" w:w="8032"/>
             <w:tcBorders>
               <w:top w:val="single" w:color="999999" w:sz="4"/>
               <w:left w:val="single" w:color="999999" w:sz="4"/>
@@ -476,61 +476,61 @@
       <w:tr>
         <w:tc>
           <w:tcPr>
-            <w:tcW w:type="dxa" w:w="1493"/>
-            <w:tcBorders>
-              <w:top w:val="single" w:color="999999" w:sz="4"/>
-              <w:left w:val="single" w:color="999999" w:sz="4"/>
-              <w:bottom w:val="single" w:color="999999" w:sz="4"/>
-              <w:right w:val="single" w:color="999999" w:sz="4"/>
-            </w:tcBorders>
-            <w:tcMar>
-              <w:top w:type="dxa" w:w="60"/>
-              <w:left w:type="dxa" w:w="100"/>
-              <w:bottom w:type="dxa" w:w="60"/>
-              <w:right w:type="dxa" w:w="100"/>
-            </w:tcMar>
-          </w:tcPr>
-          <w:p>
-            <w:pPr>
-              <w:spacing w:after="20"/>
-            </w:pPr>
-            <w:r>
-              <w:rPr>
-                <w:rFonts w:ascii="Arial" w:cs="Arial" w:eastAsia="Arial" w:hAnsi="Arial"/>
-                <w:sz w:val="19"/>
-                <w:szCs w:val="19"/>
-              </w:rPr>
-              <w:t xml:space="preserve">вопрос</w:t>
-            </w:r>
-          </w:p>
-        </w:tc>
-        <w:tc>
-          <w:tcPr>
-            <w:tcW w:type="dxa" w:w="8145"/>
-            <w:tcBorders>
-              <w:top w:val="single" w:color="999999" w:sz="4"/>
-              <w:left w:val="single" w:color="999999" w:sz="4"/>
-              <w:bottom w:val="single" w:color="999999" w:sz="4"/>
-              <w:right w:val="single" w:color="999999" w:sz="4"/>
-            </w:tcBorders>
-            <w:tcMar>
-              <w:top w:type="dxa" w:w="60"/>
-              <w:left w:type="dxa" w:w="100"/>
-              <w:bottom w:type="dxa" w:w="60"/>
-              <w:right w:type="dxa" w:w="100"/>
-            </w:tcMar>
-          </w:tcPr>
-          <w:p>
-            <w:pPr>
-              <w:spacing w:after="20"/>
-            </w:pPr>
-            <w:r>
-              <w:rPr>
-                <w:rFonts w:ascii="Arial" w:cs="Arial" w:eastAsia="Arial" w:hAnsi="Arial"/>
-                <w:sz w:val="19"/>
-                <w:szCs w:val="19"/>
-              </w:rPr>
-              <w:t xml:space="preserve">Не решено; вынесено в раздел 18</w:t>
+            <w:tcW w:type="dxa" w:w="1606"/>
+            <w:tcBorders>
+              <w:top w:val="single" w:color="999999" w:sz="4"/>
+              <w:left w:val="single" w:color="999999" w:sz="4"/>
+              <w:bottom w:val="single" w:color="999999" w:sz="4"/>
+              <w:right w:val="single" w:color="999999" w:sz="4"/>
+            </w:tcBorders>
+            <w:tcMar>
+              <w:top w:type="dxa" w:w="60"/>
+              <w:left w:type="dxa" w:w="100"/>
+              <w:bottom w:type="dxa" w:w="60"/>
+              <w:right w:type="dxa" w:w="100"/>
+            </w:tcMar>
+          </w:tcPr>
+          <w:p>
+            <w:pPr>
+              <w:spacing w:after="20"/>
+            </w:pPr>
+            <w:r>
+              <w:rPr>
+                <w:rFonts w:ascii="Arial" w:cs="Arial" w:eastAsia="Arial" w:hAnsi="Arial"/>
+                <w:sz w:val="19"/>
+                <w:szCs w:val="19"/>
+              </w:rPr>
+              <w:t xml:space="preserve">не требуется</w:t>
+            </w:r>
+          </w:p>
+        </w:tc>
+        <w:tc>
+          <w:tcPr>
+            <w:tcW w:type="dxa" w:w="8032"/>
+            <w:tcBorders>
+              <w:top w:val="single" w:color="999999" w:sz="4"/>
+              <w:left w:val="single" w:color="999999" w:sz="4"/>
+              <w:bottom w:val="single" w:color="999999" w:sz="4"/>
+              <w:right w:val="single" w:color="999999" w:sz="4"/>
+            </w:tcBorders>
+            <w:tcMar>
+              <w:top w:type="dxa" w:w="60"/>
+              <w:left w:type="dxa" w:w="100"/>
+              <w:bottom w:type="dxa" w:w="60"/>
+              <w:right w:type="dxa" w:w="100"/>
+            </w:tcMar>
+          </w:tcPr>
+          <w:p>
+            <w:pPr>
+              <w:spacing w:after="20"/>
+            </w:pPr>
+            <w:r>
+              <w:rPr>
+                <w:rFonts w:ascii="Arial" w:cs="Arial" w:eastAsia="Arial" w:hAnsi="Arial"/>
+                <w:sz w:val="19"/>
+                <w:szCs w:val="19"/>
+              </w:rPr>
+              <w:t xml:space="preserve">Исключено решением заказчика (раздел 18)</w:t>
             </w:r>
           </w:p>
         </w:tc>
@@ -1104,8 +1104,8 @@
         </w:tblBorders>
       </w:tblPr>
       <w:tblGrid>
-        <w:gridCol w:w="4653"/>
-        <w:gridCol w:w="4985"/>
+        <w:gridCol w:w="4819"/>
+        <w:gridCol w:w="4819"/>
       </w:tblGrid>
       <w:tr>
         <w:trPr>
@@ -1113,7 +1113,7 @@
         </w:trPr>
         <w:tc>
           <w:tcPr>
-            <w:tcW w:type="dxa" w:w="4653"/>
+            <w:tcW w:type="dxa" w:w="4819"/>
             <w:tcBorders>
               <w:top w:val="single" w:color="999999" w:sz="4"/>
               <w:left w:val="single" w:color="999999" w:sz="4"/>
@@ -1146,7 +1146,7 @@
         </w:tc>
         <w:tc>
           <w:tcPr>
-            <w:tcW w:type="dxa" w:w="4985"/>
+            <w:tcW w:type="dxa" w:w="4819"/>
             <w:tcBorders>
               <w:top w:val="single" w:color="999999" w:sz="4"/>
               <w:left w:val="single" w:color="999999" w:sz="4"/>
@@ -1181,37 +1181,37 @@
       <w:tr>
         <w:tc>
           <w:tcPr>
-            <w:tcW w:type="dxa" w:w="4653"/>
-            <w:tcBorders>
-              <w:top w:val="single" w:color="999999" w:sz="4"/>
-              <w:left w:val="single" w:color="999999" w:sz="4"/>
-              <w:bottom w:val="single" w:color="999999" w:sz="4"/>
-              <w:right w:val="single" w:color="999999" w:sz="4"/>
-            </w:tcBorders>
-            <w:tcMar>
-              <w:top w:type="dxa" w:w="60"/>
-              <w:left w:type="dxa" w:w="100"/>
-              <w:bottom w:type="dxa" w:w="60"/>
-              <w:right w:type="dxa" w:w="100"/>
-            </w:tcMar>
-          </w:tcPr>
-          <w:p>
-            <w:pPr>
-              <w:spacing w:after="20"/>
-            </w:pPr>
-            <w:r>
-              <w:rPr>
-                <w:rFonts w:ascii="Arial" w:cs="Arial" w:eastAsia="Arial" w:hAnsi="Arial"/>
-                <w:sz w:val="19"/>
-                <w:szCs w:val="19"/>
-              </w:rPr>
-              <w:t xml:space="preserve">Учётные записи, пароли, блокировка, вход, выход, сессии</w:t>
-            </w:r>
-          </w:p>
-        </w:tc>
-        <w:tc>
-          <w:tcPr>
-            <w:tcW w:type="dxa" w:w="4985"/>
+            <w:tcW w:type="dxa" w:w="4819"/>
+            <w:tcBorders>
+              <w:top w:val="single" w:color="999999" w:sz="4"/>
+              <w:left w:val="single" w:color="999999" w:sz="4"/>
+              <w:bottom w:val="single" w:color="999999" w:sz="4"/>
+              <w:right w:val="single" w:color="999999" w:sz="4"/>
+            </w:tcBorders>
+            <w:tcMar>
+              <w:top w:type="dxa" w:w="60"/>
+              <w:left w:type="dxa" w:w="100"/>
+              <w:bottom w:type="dxa" w:w="60"/>
+              <w:right w:type="dxa" w:w="100"/>
+            </w:tcMar>
+          </w:tcPr>
+          <w:p>
+            <w:pPr>
+              <w:spacing w:after="20"/>
+            </w:pPr>
+            <w:r>
+              <w:rPr>
+                <w:rFonts w:ascii="Arial" w:cs="Arial" w:eastAsia="Arial" w:hAnsi="Arial"/>
+                <w:sz w:val="19"/>
+                <w:szCs w:val="19"/>
+              </w:rPr>
+              <w:t xml:space="preserve">Учётные записи, пароли, блокировка, двухфакторный вход, выход, сессии</w:t>
+            </w:r>
+          </w:p>
+        </w:tc>
+        <w:tc>
+          <w:tcPr>
+            <w:tcW w:type="dxa" w:w="4819"/>
             <w:tcBorders>
               <w:top w:val="single" w:color="999999" w:sz="4"/>
               <w:left w:val="single" w:color="999999" w:sz="4"/>
@@ -1243,7 +1243,7 @@
       <w:tr>
         <w:tc>
           <w:tcPr>
-            <w:tcW w:type="dxa" w:w="4653"/>
+            <w:tcW w:type="dxa" w:w="4819"/>
             <w:tcBorders>
               <w:top w:val="single" w:color="999999" w:sz="4"/>
               <w:left w:val="single" w:color="999999" w:sz="4"/>
@@ -1273,7 +1273,7 @@
         </w:tc>
         <w:tc>
           <w:tcPr>
-            <w:tcW w:type="dxa" w:w="4985"/>
+            <w:tcW w:type="dxa" w:w="4819"/>
             <w:tcBorders>
               <w:top w:val="single" w:color="999999" w:sz="4"/>
               <w:left w:val="single" w:color="999999" w:sz="4"/>
@@ -1305,7 +1305,7 @@
       <w:tr>
         <w:tc>
           <w:tcPr>
-            <w:tcW w:type="dxa" w:w="4653"/>
+            <w:tcW w:type="dxa" w:w="4819"/>
             <w:tcBorders>
               <w:top w:val="single" w:color="999999" w:sz="4"/>
               <w:left w:val="single" w:color="999999" w:sz="4"/>
@@ -1335,7 +1335,7 @@
         </w:tc>
         <w:tc>
           <w:tcPr>
-            <w:tcW w:type="dxa" w:w="4985"/>
+            <w:tcW w:type="dxa" w:w="4819"/>
             <w:tcBorders>
               <w:top w:val="single" w:color="999999" w:sz="4"/>
               <w:left w:val="single" w:color="999999" w:sz="4"/>
@@ -1367,7 +1367,7 @@
       <w:tr>
         <w:tc>
           <w:tcPr>
-            <w:tcW w:type="dxa" w:w="4653"/>
+            <w:tcW w:type="dxa" w:w="4819"/>
             <w:tcBorders>
               <w:top w:val="single" w:color="999999" w:sz="4"/>
               <w:left w:val="single" w:color="999999" w:sz="4"/>
@@ -1397,7 +1397,7 @@
         </w:tc>
         <w:tc>
           <w:tcPr>
-            <w:tcW w:type="dxa" w:w="4985"/>
+            <w:tcW w:type="dxa" w:w="4819"/>
             <w:tcBorders>
               <w:top w:val="single" w:color="999999" w:sz="4"/>
               <w:left w:val="single" w:color="999999" w:sz="4"/>
@@ -1438,7 +1438,7 @@
           <w:sz w:val="22"/>
           <w:szCs w:val="22"/>
         </w:rPr>
-        <w:t xml:space="preserve">Хранение областей доступа (в tsl-auth как атрибуты назначения или в ядре ERP) — вопрос В-1.</w:t>
+        <w:t xml:space="preserve">Принятое решение (В-1): области доступа хранятся в отдельной базе ядра ERP рядом с оргструктурой; tsl-auth их не хранит и в токене не передаёт.</w:t>
       </w:r>
     </w:p>
     <w:p>
@@ -2561,6 +2561,42 @@
     </w:p>
     <w:p>
       <w:pPr>
+        <w:pStyle w:val="ListParagraph"/>
+        <w:numPr>
+          <w:ilvl w:val="0"/>
+          <w:numId w:val="2"/>
+        </w:numPr>
+        <w:spacing w:after="60" w:line="276"/>
+      </w:pPr>
+      <w:r>
+        <w:rPr>
+          <w:rFonts w:ascii="Arial" w:cs="Arial" w:eastAsia="Arial" w:hAnsi="Arial"/>
+          <w:sz w:val="22"/>
+          <w:szCs w:val="22"/>
+        </w:rPr>
+        <w:t xml:space="preserve">Двухфакторный вход: пароль → код с почты или из мессенджера (для ролей с флагом 2FA).</w:t>
+      </w:r>
+    </w:p>
+    <w:p>
+      <w:pPr>
+        <w:pStyle w:val="ListParagraph"/>
+        <w:numPr>
+          <w:ilvl w:val="0"/>
+          <w:numId w:val="2"/>
+        </w:numPr>
+        <w:spacing w:after="60" w:line="276"/>
+      </w:pPr>
+      <w:r>
+        <w:rPr>
+          <w:rFonts w:ascii="Arial" w:cs="Arial" w:eastAsia="Arial" w:hAnsi="Arial"/>
+          <w:sz w:val="22"/>
+          <w:szCs w:val="22"/>
+        </w:rPr>
+        <w:t xml:space="preserve">Автоматическое отключение учётной записи без входа 90 дней (кроме администраторов сервиса).</w:t>
+      </w:r>
+    </w:p>
+    <w:p>
+      <w:pPr>
         <w:keepNext/>
         <w:spacing w:before="120"/>
         <w:jc w:val="center"/>
@@ -2888,9 +2924,9 @@
         </w:tblBorders>
       </w:tblPr>
       <w:tblGrid>
-        <w:gridCol w:w="2720"/>
-        <w:gridCol w:w="2254"/>
-        <w:gridCol w:w="4664"/>
+        <w:gridCol w:w="2811"/>
+        <w:gridCol w:w="2008"/>
+        <w:gridCol w:w="4819"/>
       </w:tblGrid>
       <w:tr>
         <w:trPr>
@@ -2898,7 +2934,7 @@
         </w:trPr>
         <w:tc>
           <w:tcPr>
-            <w:tcW w:type="dxa" w:w="2720"/>
+            <w:tcW w:type="dxa" w:w="2811"/>
             <w:tcBorders>
               <w:top w:val="single" w:color="999999" w:sz="4"/>
               <w:left w:val="single" w:color="999999" w:sz="4"/>
@@ -2931,7 +2967,7 @@
         </w:tc>
         <w:tc>
           <w:tcPr>
-            <w:tcW w:type="dxa" w:w="2254"/>
+            <w:tcW w:type="dxa" w:w="2008"/>
             <w:tcBorders>
               <w:top w:val="single" w:color="999999" w:sz="4"/>
               <w:left w:val="single" w:color="999999" w:sz="4"/>
@@ -2964,7 +3000,7 @@
         </w:tc>
         <w:tc>
           <w:tcPr>
-            <w:tcW w:type="dxa" w:w="4664"/>
+            <w:tcW w:type="dxa" w:w="4819"/>
             <w:tcBorders>
               <w:top w:val="single" w:color="999999" w:sz="4"/>
               <w:left w:val="single" w:color="999999" w:sz="4"/>
@@ -2999,7 +3035,7 @@
       <w:tr>
         <w:tc>
           <w:tcPr>
-            <w:tcW w:type="dxa" w:w="2720"/>
+            <w:tcW w:type="dxa" w:w="2811"/>
             <w:tcBorders>
               <w:top w:val="single" w:color="999999" w:sz="4"/>
               <w:left w:val="single" w:color="999999" w:sz="4"/>
@@ -3029,7 +3065,7 @@
         </w:tc>
         <w:tc>
           <w:tcPr>
-            <w:tcW w:type="dxa" w:w="2254"/>
+            <w:tcW w:type="dxa" w:w="2008"/>
             <w:tcBorders>
               <w:top w:val="single" w:color="999999" w:sz="4"/>
               <w:left w:val="single" w:color="999999" w:sz="4"/>
@@ -3059,7 +3095,7 @@
         </w:tc>
         <w:tc>
           <w:tcPr>
-            <w:tcW w:type="dxa" w:w="4664"/>
+            <w:tcW w:type="dxa" w:w="4819"/>
             <w:tcBorders>
               <w:top w:val="single" w:color="999999" w:sz="4"/>
               <w:left w:val="single" w:color="999999" w:sz="4"/>
@@ -3091,7 +3127,7 @@
       <w:tr>
         <w:tc>
           <w:tcPr>
-            <w:tcW w:type="dxa" w:w="2720"/>
+            <w:tcW w:type="dxa" w:w="2811"/>
             <w:tcBorders>
               <w:top w:val="single" w:color="999999" w:sz="4"/>
               <w:left w:val="single" w:color="999999" w:sz="4"/>
@@ -3121,37 +3157,37 @@
         </w:tc>
         <w:tc>
           <w:tcPr>
-            <w:tcW w:type="dxa" w:w="2254"/>
-            <w:tcBorders>
-              <w:top w:val="single" w:color="999999" w:sz="4"/>
-              <w:left w:val="single" w:color="999999" w:sz="4"/>
-              <w:bottom w:val="single" w:color="999999" w:sz="4"/>
-              <w:right w:val="single" w:color="999999" w:sz="4"/>
-            </w:tcBorders>
-            <w:tcMar>
-              <w:top w:type="dxa" w:w="60"/>
-              <w:left w:type="dxa" w:w="100"/>
-              <w:bottom w:type="dxa" w:w="60"/>
-              <w:right w:type="dxa" w:w="100"/>
-            </w:tcMar>
-          </w:tcPr>
-          <w:p>
-            <w:pPr>
-              <w:spacing w:after="20"/>
-            </w:pPr>
-            <w:r>
-              <w:rPr>
-                <w:rFonts w:ascii="Arial" w:cs="Arial" w:eastAsia="Arial" w:hAnsi="Arial"/>
-                <w:sz w:val="19"/>
-                <w:szCs w:val="19"/>
-              </w:rPr>
-              <w:t xml:space="preserve">1С:ЗУП через ERP (вопрос В-3)</w:t>
-            </w:r>
-          </w:p>
-        </w:tc>
-        <w:tc>
-          <w:tcPr>
-            <w:tcW w:type="dxa" w:w="4664"/>
+            <w:tcW w:type="dxa" w:w="2008"/>
+            <w:tcBorders>
+              <w:top w:val="single" w:color="999999" w:sz="4"/>
+              <w:left w:val="single" w:color="999999" w:sz="4"/>
+              <w:bottom w:val="single" w:color="999999" w:sz="4"/>
+              <w:right w:val="single" w:color="999999" w:sz="4"/>
+            </w:tcBorders>
+            <w:tcMar>
+              <w:top w:type="dxa" w:w="60"/>
+              <w:left w:type="dxa" w:w="100"/>
+              <w:bottom w:type="dxa" w:w="60"/>
+              <w:right w:type="dxa" w:w="100"/>
+            </w:tcMar>
+          </w:tcPr>
+          <w:p>
+            <w:pPr>
+              <w:spacing w:after="20"/>
+            </w:pPr>
+            <w:r>
+              <w:rPr>
+                <w:rFonts w:ascii="Arial" w:cs="Arial" w:eastAsia="Arial" w:hAnsi="Arial"/>
+                <w:sz w:val="19"/>
+                <w:szCs w:val="19"/>
+              </w:rPr>
+              <w:t xml:space="preserve">1С:ЗУП через ERP</w:t>
+            </w:r>
+          </w:p>
+        </w:tc>
+        <w:tc>
+          <w:tcPr>
+            <w:tcW w:type="dxa" w:w="4819"/>
             <w:tcBorders>
               <w:top w:val="single" w:color="999999" w:sz="4"/>
               <w:left w:val="single" w:color="999999" w:sz="4"/>
@@ -3183,7 +3219,7 @@
       <w:tr>
         <w:tc>
           <w:tcPr>
-            <w:tcW w:type="dxa" w:w="2720"/>
+            <w:tcW w:type="dxa" w:w="2811"/>
             <w:tcBorders>
               <w:top w:val="single" w:color="999999" w:sz="4"/>
               <w:left w:val="single" w:color="999999" w:sz="4"/>
@@ -3213,7 +3249,7 @@
         </w:tc>
         <w:tc>
           <w:tcPr>
-            <w:tcW w:type="dxa" w:w="2254"/>
+            <w:tcW w:type="dxa" w:w="2008"/>
             <w:tcBorders>
               <w:top w:val="single" w:color="999999" w:sz="4"/>
               <w:left w:val="single" w:color="999999" w:sz="4"/>
@@ -3243,7 +3279,7 @@
         </w:tc>
         <w:tc>
           <w:tcPr>
-            <w:tcW w:type="dxa" w:w="4664"/>
+            <w:tcW w:type="dxa" w:w="4819"/>
             <w:tcBorders>
               <w:top w:val="single" w:color="999999" w:sz="4"/>
               <w:left w:val="single" w:color="999999" w:sz="4"/>
@@ -3275,7 +3311,7 @@
       <w:tr>
         <w:tc>
           <w:tcPr>
-            <w:tcW w:type="dxa" w:w="2720"/>
+            <w:tcW w:type="dxa" w:w="2811"/>
             <w:tcBorders>
               <w:top w:val="single" w:color="999999" w:sz="4"/>
               <w:left w:val="single" w:color="999999" w:sz="4"/>
@@ -3305,7 +3341,7 @@
         </w:tc>
         <w:tc>
           <w:tcPr>
-            <w:tcW w:type="dxa" w:w="2254"/>
+            <w:tcW w:type="dxa" w:w="2008"/>
             <w:tcBorders>
               <w:top w:val="single" w:color="999999" w:sz="4"/>
               <w:left w:val="single" w:color="999999" w:sz="4"/>
@@ -3335,7 +3371,7 @@
         </w:tc>
         <w:tc>
           <w:tcPr>
-            <w:tcW w:type="dxa" w:w="4664"/>
+            <w:tcW w:type="dxa" w:w="4819"/>
             <w:tcBorders>
               <w:top w:val="single" w:color="999999" w:sz="4"/>
               <w:left w:val="single" w:color="999999" w:sz="4"/>
@@ -3367,7 +3403,7 @@
       <w:tr>
         <w:tc>
           <w:tcPr>
-            <w:tcW w:type="dxa" w:w="2720"/>
+            <w:tcW w:type="dxa" w:w="2811"/>
             <w:tcBorders>
               <w:top w:val="single" w:color="999999" w:sz="4"/>
               <w:left w:val="single" w:color="999999" w:sz="4"/>
@@ -3397,7 +3433,7 @@
         </w:tc>
         <w:tc>
           <w:tcPr>
-            <w:tcW w:type="dxa" w:w="2254"/>
+            <w:tcW w:type="dxa" w:w="2008"/>
             <w:tcBorders>
               <w:top w:val="single" w:color="999999" w:sz="4"/>
               <w:left w:val="single" w:color="999999" w:sz="4"/>
@@ -3427,7 +3463,7 @@
         </w:tc>
         <w:tc>
           <w:tcPr>
-            <w:tcW w:type="dxa" w:w="4664"/>
+            <w:tcW w:type="dxa" w:w="4819"/>
             <w:tcBorders>
               <w:top w:val="single" w:color="999999" w:sz="4"/>
               <w:left w:val="single" w:color="999999" w:sz="4"/>
@@ -3459,7 +3495,7 @@
       <w:tr>
         <w:tc>
           <w:tcPr>
-            <w:tcW w:type="dxa" w:w="2720"/>
+            <w:tcW w:type="dxa" w:w="2811"/>
             <w:tcBorders>
               <w:top w:val="single" w:color="999999" w:sz="4"/>
               <w:left w:val="single" w:color="999999" w:sz="4"/>
@@ -3489,61 +3525,61 @@
         </w:tc>
         <w:tc>
           <w:tcPr>
-            <w:tcW w:type="dxa" w:w="2254"/>
-            <w:tcBorders>
-              <w:top w:val="single" w:color="999999" w:sz="4"/>
-              <w:left w:val="single" w:color="999999" w:sz="4"/>
-              <w:bottom w:val="single" w:color="999999" w:sz="4"/>
-              <w:right w:val="single" w:color="999999" w:sz="4"/>
-            </w:tcBorders>
-            <w:tcMar>
-              <w:top w:type="dxa" w:w="60"/>
-              <w:left w:type="dxa" w:w="100"/>
-              <w:bottom w:type="dxa" w:w="60"/>
-              <w:right w:type="dxa" w:w="100"/>
-            </w:tcMar>
-          </w:tcPr>
-          <w:p>
-            <w:pPr>
-              <w:spacing w:after="20"/>
-            </w:pPr>
-            <w:r>
-              <w:rPr>
-                <w:rFonts w:ascii="Arial" w:cs="Arial" w:eastAsia="Arial" w:hAnsi="Arial"/>
-                <w:sz w:val="19"/>
-                <w:szCs w:val="19"/>
-              </w:rPr>
-              <w:t xml:space="preserve">вопрос В-1</w:t>
-            </w:r>
-          </w:p>
-        </w:tc>
-        <w:tc>
-          <w:tcPr>
-            <w:tcW w:type="dxa" w:w="4664"/>
-            <w:tcBorders>
-              <w:top w:val="single" w:color="999999" w:sz="4"/>
-              <w:left w:val="single" w:color="999999" w:sz="4"/>
-              <w:bottom w:val="single" w:color="999999" w:sz="4"/>
-              <w:right w:val="single" w:color="999999" w:sz="4"/>
-            </w:tcBorders>
-            <w:tcMar>
-              <w:top w:type="dxa" w:w="60"/>
-              <w:left w:type="dxa" w:w="100"/>
-              <w:bottom w:type="dxa" w:w="60"/>
-              <w:right w:type="dxa" w:w="100"/>
-            </w:tcMar>
-          </w:tcPr>
-          <w:p>
-            <w:pPr>
-              <w:spacing w:after="20"/>
-            </w:pPr>
-            <w:r>
-              <w:rPr>
-                <w:rFonts w:ascii="Arial" w:cs="Arial" w:eastAsia="Arial" w:hAnsi="Arial"/>
-                <w:sz w:val="19"/>
-                <w:szCs w:val="19"/>
-              </w:rPr>
-              <w:t xml:space="preserve">вопрос В-1</w:t>
+            <w:tcW w:type="dxa" w:w="2008"/>
+            <w:tcBorders>
+              <w:top w:val="single" w:color="999999" w:sz="4"/>
+              <w:left w:val="single" w:color="999999" w:sz="4"/>
+              <w:bottom w:val="single" w:color="999999" w:sz="4"/>
+              <w:right w:val="single" w:color="999999" w:sz="4"/>
+            </w:tcBorders>
+            <w:tcMar>
+              <w:top w:type="dxa" w:w="60"/>
+              <w:left w:type="dxa" w:w="100"/>
+              <w:bottom w:type="dxa" w:w="60"/>
+              <w:right w:type="dxa" w:w="100"/>
+            </w:tcMar>
+          </w:tcPr>
+          <w:p>
+            <w:pPr>
+              <w:spacing w:after="20"/>
+            </w:pPr>
+            <w:r>
+              <w:rPr>
+                <w:rFonts w:ascii="Arial" w:cs="Arial" w:eastAsia="Arial" w:hAnsi="Arial"/>
+                <w:sz w:val="19"/>
+                <w:szCs w:val="19"/>
+              </w:rPr>
+              <w:t xml:space="preserve">ядро ERP (отдельная база)</w:t>
+            </w:r>
+          </w:p>
+        </w:tc>
+        <w:tc>
+          <w:tcPr>
+            <w:tcW w:type="dxa" w:w="4819"/>
+            <w:tcBorders>
+              <w:top w:val="single" w:color="999999" w:sz="4"/>
+              <w:left w:val="single" w:color="999999" w:sz="4"/>
+              <w:bottom w:val="single" w:color="999999" w:sz="4"/>
+              <w:right w:val="single" w:color="999999" w:sz="4"/>
+            </w:tcBorders>
+            <w:tcMar>
+              <w:top w:type="dxa" w:w="60"/>
+              <w:left w:type="dxa" w:w="100"/>
+              <w:bottom w:type="dxa" w:w="60"/>
+              <w:right w:type="dxa" w:w="100"/>
+            </w:tcMar>
+          </w:tcPr>
+          <w:p>
+            <w:pPr>
+              <w:spacing w:after="20"/>
+            </w:pPr>
+            <w:r>
+              <w:rPr>
+                <w:rFonts w:ascii="Arial" w:cs="Arial" w:eastAsia="Arial" w:hAnsi="Arial"/>
+                <w:sz w:val="19"/>
+                <w:szCs w:val="19"/>
+              </w:rPr>
+              <w:t xml:space="preserve">ERP</w:t>
             </w:r>
           </w:p>
         </w:tc>
@@ -4387,9 +4423,9 @@
         </w:tblBorders>
       </w:tblPr>
       <w:tblGrid>
-        <w:gridCol w:w="514"/>
-        <w:gridCol w:w="7710"/>
-        <w:gridCol w:w="1414"/>
+        <w:gridCol w:w="378"/>
+        <w:gridCol w:w="5669"/>
+        <w:gridCol w:w="3591"/>
       </w:tblGrid>
       <w:tr>
         <w:trPr>
@@ -4397,7 +4433,7 @@
         </w:trPr>
         <w:tc>
           <w:tcPr>
-            <w:tcW w:type="dxa" w:w="514"/>
+            <w:tcW w:type="dxa" w:w="378"/>
             <w:tcBorders>
               <w:top w:val="single" w:color="999999" w:sz="4"/>
               <w:left w:val="single" w:color="999999" w:sz="4"/>
@@ -4430,7 +4466,7 @@
         </w:tc>
         <w:tc>
           <w:tcPr>
-            <w:tcW w:type="dxa" w:w="7710"/>
+            <w:tcW w:type="dxa" w:w="5669"/>
             <w:tcBorders>
               <w:top w:val="single" w:color="999999" w:sz="4"/>
               <w:left w:val="single" w:color="999999" w:sz="4"/>
@@ -4463,7 +4499,7 @@
         </w:tc>
         <w:tc>
           <w:tcPr>
-            <w:tcW w:type="dxa" w:w="1414"/>
+            <w:tcW w:type="dxa" w:w="3591"/>
             <w:tcBorders>
               <w:top w:val="single" w:color="999999" w:sz="4"/>
               <w:left w:val="single" w:color="999999" w:sz="4"/>
@@ -4498,7 +4534,7 @@
       <w:tr>
         <w:tc>
           <w:tcPr>
-            <w:tcW w:type="dxa" w:w="514"/>
+            <w:tcW w:type="dxa" w:w="378"/>
             <w:tcBorders>
               <w:top w:val="single" w:color="999999" w:sz="4"/>
               <w:left w:val="single" w:color="999999" w:sz="4"/>
@@ -4528,7 +4564,7 @@
         </w:tc>
         <w:tc>
           <w:tcPr>
-            <w:tcW w:type="dxa" w:w="7710"/>
+            <w:tcW w:type="dxa" w:w="5669"/>
             <w:tcBorders>
               <w:top w:val="single" w:color="999999" w:sz="4"/>
               <w:left w:val="single" w:color="999999" w:sz="4"/>
@@ -4558,7 +4594,7 @@
         </w:tc>
         <w:tc>
           <w:tcPr>
-            <w:tcW w:type="dxa" w:w="1414"/>
+            <w:tcW w:type="dxa" w:w="3591"/>
             <w:tcBorders>
               <w:top w:val="single" w:color="999999" w:sz="4"/>
               <w:left w:val="single" w:color="999999" w:sz="4"/>
@@ -4590,7 +4626,7 @@
       <w:tr>
         <w:tc>
           <w:tcPr>
-            <w:tcW w:type="dxa" w:w="514"/>
+            <w:tcW w:type="dxa" w:w="378"/>
             <w:tcBorders>
               <w:top w:val="single" w:color="999999" w:sz="4"/>
               <w:left w:val="single" w:color="999999" w:sz="4"/>
@@ -4620,7 +4656,7 @@
         </w:tc>
         <w:tc>
           <w:tcPr>
-            <w:tcW w:type="dxa" w:w="7710"/>
+            <w:tcW w:type="dxa" w:w="5669"/>
             <w:tcBorders>
               <w:top w:val="single" w:color="999999" w:sz="4"/>
               <w:left w:val="single" w:color="999999" w:sz="4"/>
@@ -4650,7 +4686,7 @@
         </w:tc>
         <w:tc>
           <w:tcPr>
-            <w:tcW w:type="dxa" w:w="1414"/>
+            <w:tcW w:type="dxa" w:w="3591"/>
             <w:tcBorders>
               <w:top w:val="single" w:color="999999" w:sz="4"/>
               <w:left w:val="single" w:color="999999" w:sz="4"/>
@@ -4682,7 +4718,7 @@
       <w:tr>
         <w:tc>
           <w:tcPr>
-            <w:tcW w:type="dxa" w:w="514"/>
+            <w:tcW w:type="dxa" w:w="378"/>
             <w:tcBorders>
               <w:top w:val="single" w:color="999999" w:sz="4"/>
               <w:left w:val="single" w:color="999999" w:sz="4"/>
@@ -4712,7 +4748,7 @@
         </w:tc>
         <w:tc>
           <w:tcPr>
-            <w:tcW w:type="dxa" w:w="7710"/>
+            <w:tcW w:type="dxa" w:w="5669"/>
             <w:tcBorders>
               <w:top w:val="single" w:color="999999" w:sz="4"/>
               <w:left w:val="single" w:color="999999" w:sz="4"/>
@@ -4742,7 +4778,7 @@
         </w:tc>
         <w:tc>
           <w:tcPr>
-            <w:tcW w:type="dxa" w:w="1414"/>
+            <w:tcW w:type="dxa" w:w="3591"/>
             <w:tcBorders>
               <w:top w:val="single" w:color="999999" w:sz="4"/>
               <w:left w:val="single" w:color="999999" w:sz="4"/>
@@ -4774,7 +4810,7 @@
       <w:tr>
         <w:tc>
           <w:tcPr>
-            <w:tcW w:type="dxa" w:w="514"/>
+            <w:tcW w:type="dxa" w:w="378"/>
             <w:tcBorders>
               <w:top w:val="single" w:color="999999" w:sz="4"/>
               <w:left w:val="single" w:color="999999" w:sz="4"/>
@@ -4804,7 +4840,7 @@
         </w:tc>
         <w:tc>
           <w:tcPr>
-            <w:tcW w:type="dxa" w:w="7710"/>
+            <w:tcW w:type="dxa" w:w="5669"/>
             <w:tcBorders>
               <w:top w:val="single" w:color="999999" w:sz="4"/>
               <w:left w:val="single" w:color="999999" w:sz="4"/>
@@ -4834,7 +4870,7 @@
         </w:tc>
         <w:tc>
           <w:tcPr>
-            <w:tcW w:type="dxa" w:w="1414"/>
+            <w:tcW w:type="dxa" w:w="3591"/>
             <w:tcBorders>
               <w:top w:val="single" w:color="999999" w:sz="4"/>
               <w:left w:val="single" w:color="999999" w:sz="4"/>
@@ -4866,7 +4902,7 @@
       <w:tr>
         <w:tc>
           <w:tcPr>
-            <w:tcW w:type="dxa" w:w="514"/>
+            <w:tcW w:type="dxa" w:w="378"/>
             <w:tcBorders>
               <w:top w:val="single" w:color="999999" w:sz="4"/>
               <w:left w:val="single" w:color="999999" w:sz="4"/>
@@ -4896,61 +4932,61 @@
         </w:tc>
         <w:tc>
           <w:tcPr>
-            <w:tcW w:type="dxa" w:w="7710"/>
-            <w:tcBorders>
-              <w:top w:val="single" w:color="999999" w:sz="4"/>
-              <w:left w:val="single" w:color="999999" w:sz="4"/>
-              <w:bottom w:val="single" w:color="999999" w:sz="4"/>
-              <w:right w:val="single" w:color="999999" w:sz="4"/>
-            </w:tcBorders>
-            <w:tcMar>
-              <w:top w:type="dxa" w:w="60"/>
-              <w:left w:type="dxa" w:w="100"/>
-              <w:bottom w:type="dxa" w:w="60"/>
-              <w:right w:type="dxa" w:w="100"/>
-            </w:tcMar>
-          </w:tcPr>
-          <w:p>
-            <w:pPr>
-              <w:spacing w:after="20"/>
-            </w:pPr>
-            <w:r>
-              <w:rPr>
-                <w:rFonts w:ascii="Arial" w:cs="Arial" w:eastAsia="Arial" w:hAnsi="Arial"/>
-                <w:sz w:val="19"/>
-                <w:szCs w:val="19"/>
-              </w:rPr>
-              <w:t xml:space="preserve">Администратор задаёт пары несовместимых ролей. Сервис блокирует назначение второй роли пары и показывает причину; попытка пишется в журнал</w:t>
-            </w:r>
-          </w:p>
-        </w:tc>
-        <w:tc>
-          <w:tcPr>
-            <w:tcW w:type="dxa" w:w="1414"/>
-            <w:tcBorders>
-              <w:top w:val="single" w:color="999999" w:sz="4"/>
-              <w:left w:val="single" w:color="999999" w:sz="4"/>
-              <w:bottom w:val="single" w:color="999999" w:sz="4"/>
-              <w:right w:val="single" w:color="999999" w:sz="4"/>
-            </w:tcBorders>
-            <w:tcMar>
-              <w:top w:type="dxa" w:w="60"/>
-              <w:left w:type="dxa" w:w="100"/>
-              <w:bottom w:type="dxa" w:w="60"/>
-              <w:right w:type="dxa" w:w="100"/>
-            </w:tcMar>
-          </w:tcPr>
-          <w:p>
-            <w:pPr>
-              <w:spacing w:after="20"/>
-            </w:pPr>
-            <w:r>
-              <w:rPr>
-                <w:rFonts w:ascii="Arial" w:cs="Arial" w:eastAsia="Arial" w:hAnsi="Arial"/>
-                <w:sz w:val="19"/>
-                <w:szCs w:val="19"/>
-              </w:rPr>
-              <w:t xml:space="preserve">1-я очередь</w:t>
+            <w:tcW w:type="dxa" w:w="5669"/>
+            <w:tcBorders>
+              <w:top w:val="single" w:color="999999" w:sz="4"/>
+              <w:left w:val="single" w:color="999999" w:sz="4"/>
+              <w:bottom w:val="single" w:color="999999" w:sz="4"/>
+              <w:right w:val="single" w:color="999999" w:sz="4"/>
+            </w:tcBorders>
+            <w:tcMar>
+              <w:top w:type="dxa" w:w="60"/>
+              <w:left w:type="dxa" w:w="100"/>
+              <w:bottom w:type="dxa" w:w="60"/>
+              <w:right w:type="dxa" w:w="100"/>
+            </w:tcMar>
+          </w:tcPr>
+          <w:p>
+            <w:pPr>
+              <w:spacing w:after="20"/>
+            </w:pPr>
+            <w:r>
+              <w:rPr>
+                <w:rFonts w:ascii="Arial" w:cs="Arial" w:eastAsia="Arial" w:hAnsi="Arial"/>
+                <w:sz w:val="19"/>
+                <w:szCs w:val="19"/>
+              </w:rPr>
+              <w:t xml:space="preserve">Несовместимые роли не проверяются: доступ задаётся матрицей «роль × разрешение» приложения, пары несовместимых ролей заказчиком не определены (решение В-8)</w:t>
+            </w:r>
+          </w:p>
+        </w:tc>
+        <w:tc>
+          <w:tcPr>
+            <w:tcW w:type="dxa" w:w="3591"/>
+            <w:tcBorders>
+              <w:top w:val="single" w:color="999999" w:sz="4"/>
+              <w:left w:val="single" w:color="999999" w:sz="4"/>
+              <w:bottom w:val="single" w:color="999999" w:sz="4"/>
+              <w:right w:val="single" w:color="999999" w:sz="4"/>
+            </w:tcBorders>
+            <w:tcMar>
+              <w:top w:type="dxa" w:w="60"/>
+              <w:left w:type="dxa" w:w="100"/>
+              <w:bottom w:type="dxa" w:w="60"/>
+              <w:right w:type="dxa" w:w="100"/>
+            </w:tcMar>
+          </w:tcPr>
+          <w:p>
+            <w:pPr>
+              <w:spacing w:after="20"/>
+            </w:pPr>
+            <w:r>
+              <w:rPr>
+                <w:rFonts w:ascii="Arial" w:cs="Arial" w:eastAsia="Arial" w:hAnsi="Arial"/>
+                <w:sz w:val="19"/>
+                <w:szCs w:val="19"/>
+              </w:rPr>
+              <w:t xml:space="preserve">не требуется</w:t>
             </w:r>
           </w:p>
         </w:tc>
@@ -4958,7 +4994,7 @@
       <w:tr>
         <w:tc>
           <w:tcPr>
-            <w:tcW w:type="dxa" w:w="514"/>
+            <w:tcW w:type="dxa" w:w="378"/>
             <w:tcBorders>
               <w:top w:val="single" w:color="999999" w:sz="4"/>
               <w:left w:val="single" w:color="999999" w:sz="4"/>
@@ -4988,37 +5024,37 @@
         </w:tc>
         <w:tc>
           <w:tcPr>
-            <w:tcW w:type="dxa" w:w="7710"/>
-            <w:tcBorders>
-              <w:top w:val="single" w:color="999999" w:sz="4"/>
-              <w:left w:val="single" w:color="999999" w:sz="4"/>
-              <w:bottom w:val="single" w:color="999999" w:sz="4"/>
-              <w:right w:val="single" w:color="999999" w:sz="4"/>
-            </w:tcBorders>
-            <w:tcMar>
-              <w:top w:type="dxa" w:w="60"/>
-              <w:left w:type="dxa" w:w="100"/>
-              <w:bottom w:type="dxa" w:w="60"/>
-              <w:right w:type="dxa" w:w="100"/>
-            </w:tcMar>
-          </w:tcPr>
-          <w:p>
-            <w:pPr>
-              <w:spacing w:after="20"/>
-            </w:pPr>
-            <w:r>
-              <w:rPr>
-                <w:rFonts w:ascii="Arial" w:cs="Arial" w:eastAsia="Arial" w:hAnsi="Arial"/>
-                <w:sz w:val="19"/>
-                <w:szCs w:val="19"/>
-              </w:rPr>
-              <w:t xml:space="preserve">Замещение: пользователь получает роли другого пользователя на указанный период по назначению администратора. В токене замещающего передаётся claim с идентификатором замещаемого</w:t>
-            </w:r>
-          </w:p>
-        </w:tc>
-        <w:tc>
-          <w:tcPr>
-            <w:tcW w:type="dxa" w:w="1414"/>
+            <w:tcW w:type="dxa" w:w="5669"/>
+            <w:tcBorders>
+              <w:top w:val="single" w:color="999999" w:sz="4"/>
+              <w:left w:val="single" w:color="999999" w:sz="4"/>
+              <w:bottom w:val="single" w:color="999999" w:sz="4"/>
+              <w:right w:val="single" w:color="999999" w:sz="4"/>
+            </w:tcBorders>
+            <w:tcMar>
+              <w:top w:type="dxa" w:w="60"/>
+              <w:left w:type="dxa" w:w="100"/>
+              <w:bottom w:type="dxa" w:w="60"/>
+              <w:right w:type="dxa" w:w="100"/>
+            </w:tcMar>
+          </w:tcPr>
+          <w:p>
+            <w:pPr>
+              <w:spacing w:after="20"/>
+            </w:pPr>
+            <w:r>
+              <w:rPr>
+                <w:rFonts w:ascii="Arial" w:cs="Arial" w:eastAsia="Arial" w:hAnsi="Arial"/>
+                <w:sz w:val="19"/>
+                <w:szCs w:val="19"/>
+              </w:rPr>
+              <w:t xml:space="preserve">Замещение назначает только администратор доступа: пользователь получает роли другого пользователя на указанный период. В токене замещающего передаётся claim с идентификатором замещаемого. По окончании периода роли снимаются</w:t>
+            </w:r>
+          </w:p>
+        </w:tc>
+        <w:tc>
+          <w:tcPr>
+            <w:tcW w:type="dxa" w:w="3591"/>
             <w:tcBorders>
               <w:top w:val="single" w:color="999999" w:sz="4"/>
               <w:left w:val="single" w:color="999999" w:sz="4"/>
@@ -5050,7 +5086,7 @@
       <w:tr>
         <w:tc>
           <w:tcPr>
-            <w:tcW w:type="dxa" w:w="514"/>
+            <w:tcW w:type="dxa" w:w="378"/>
             <w:tcBorders>
               <w:top w:val="single" w:color="999999" w:sz="4"/>
               <w:left w:val="single" w:color="999999" w:sz="4"/>
@@ -5080,123 +5116,31 @@
         </w:tc>
         <w:tc>
           <w:tcPr>
-            <w:tcW w:type="dxa" w:w="7710"/>
-            <w:tcBorders>
-              <w:top w:val="single" w:color="999999" w:sz="4"/>
-              <w:left w:val="single" w:color="999999" w:sz="4"/>
-              <w:bottom w:val="single" w:color="999999" w:sz="4"/>
-              <w:right w:val="single" w:color="999999" w:sz="4"/>
-            </w:tcBorders>
-            <w:tcMar>
-              <w:top w:type="dxa" w:w="60"/>
-              <w:left w:type="dxa" w:w="100"/>
-              <w:bottom w:type="dxa" w:w="60"/>
-              <w:right w:type="dxa" w:w="100"/>
-            </w:tcMar>
-          </w:tcPr>
-          <w:p>
-            <w:pPr>
-              <w:spacing w:after="20"/>
-            </w:pPr>
-            <w:r>
-              <w:rPr>
-                <w:rFonts w:ascii="Arial" w:cs="Arial" w:eastAsia="Arial" w:hAnsi="Arial"/>
-                <w:sz w:val="19"/>
-                <w:szCs w:val="19"/>
-              </w:rPr>
-              <w:t xml:space="preserve">Отчёт для периодического пересмотра прав: пользователи, роли, дата и автор назначения, дата последнего входа, учётные записи без входа дольше заданного срока. Выгрузка в CSV</w:t>
-            </w:r>
-          </w:p>
-        </w:tc>
-        <w:tc>
-          <w:tcPr>
-            <w:tcW w:type="dxa" w:w="1414"/>
-            <w:tcBorders>
-              <w:top w:val="single" w:color="999999" w:sz="4"/>
-              <w:left w:val="single" w:color="999999" w:sz="4"/>
-              <w:bottom w:val="single" w:color="999999" w:sz="4"/>
-              <w:right w:val="single" w:color="999999" w:sz="4"/>
-            </w:tcBorders>
-            <w:tcMar>
-              <w:top w:type="dxa" w:w="60"/>
-              <w:left w:type="dxa" w:w="100"/>
-              <w:bottom w:type="dxa" w:w="60"/>
-              <w:right w:type="dxa" w:w="100"/>
-            </w:tcMar>
-          </w:tcPr>
-          <w:p>
-            <w:pPr>
-              <w:spacing w:after="20"/>
-            </w:pPr>
-            <w:r>
-              <w:rPr>
-                <w:rFonts w:ascii="Arial" w:cs="Arial" w:eastAsia="Arial" w:hAnsi="Arial"/>
-                <w:sz w:val="19"/>
-                <w:szCs w:val="19"/>
-              </w:rPr>
-              <w:t xml:space="preserve">1-я очередь</w:t>
-            </w:r>
-          </w:p>
-        </w:tc>
-      </w:tr>
-      <w:tr>
-        <w:tc>
-          <w:tcPr>
-            <w:tcW w:type="dxa" w:w="514"/>
-            <w:tcBorders>
-              <w:top w:val="single" w:color="999999" w:sz="4"/>
-              <w:left w:val="single" w:color="999999" w:sz="4"/>
-              <w:bottom w:val="single" w:color="999999" w:sz="4"/>
-              <w:right w:val="single" w:color="999999" w:sz="4"/>
-            </w:tcBorders>
-            <w:tcMar>
-              <w:top w:type="dxa" w:w="60"/>
-              <w:left w:type="dxa" w:w="100"/>
-              <w:bottom w:type="dxa" w:w="60"/>
-              <w:right w:type="dxa" w:w="100"/>
-            </w:tcMar>
-          </w:tcPr>
-          <w:p>
-            <w:pPr>
-              <w:spacing w:after="20"/>
-            </w:pPr>
-            <w:r>
-              <w:rPr>
-                <w:rFonts w:ascii="Arial" w:cs="Arial" w:eastAsia="Arial" w:hAnsi="Arial"/>
-                <w:sz w:val="19"/>
-                <w:szCs w:val="19"/>
-              </w:rPr>
-              <w:t xml:space="preserve">Ф-13</w:t>
-            </w:r>
-          </w:p>
-        </w:tc>
-        <w:tc>
-          <w:tcPr>
-            <w:tcW w:type="dxa" w:w="7710"/>
-            <w:tcBorders>
-              <w:top w:val="single" w:color="999999" w:sz="4"/>
-              <w:left w:val="single" w:color="999999" w:sz="4"/>
-              <w:bottom w:val="single" w:color="999999" w:sz="4"/>
-              <w:right w:val="single" w:color="999999" w:sz="4"/>
-            </w:tcBorders>
-            <w:tcMar>
-              <w:top w:type="dxa" w:w="60"/>
-              <w:left w:type="dxa" w:w="100"/>
-              <w:bottom w:type="dxa" w:w="60"/>
-              <w:right w:type="dxa" w:w="100"/>
-            </w:tcMar>
-          </w:tcPr>
-          <w:p>
-            <w:pPr>
-              <w:spacing w:after="20"/>
-            </w:pPr>
-            <w:r>
-              <w:rPr>
-                <w:rFonts w:ascii="Arial" w:cs="Arial" w:eastAsia="Arial" w:hAnsi="Arial"/>
-                <w:sz w:val="19"/>
-                <w:szCs w:val="19"/>
-              </w:rPr>
-              <w:t xml:space="preserve">Роли </w:t>
+            <w:tcW w:type="dxa" w:w="5669"/>
+            <w:tcBorders>
+              <w:top w:val="single" w:color="999999" w:sz="4"/>
+              <w:left w:val="single" w:color="999999" w:sz="4"/>
+              <w:bottom w:val="single" w:color="999999" w:sz="4"/>
+              <w:right w:val="single" w:color="999999" w:sz="4"/>
+            </w:tcBorders>
+            <w:tcMar>
+              <w:top w:type="dxa" w:w="60"/>
+              <w:left w:type="dxa" w:w="100"/>
+              <w:bottom w:type="dxa" w:w="60"/>
+              <w:right w:type="dxa" w:w="100"/>
+            </w:tcMar>
+          </w:tcPr>
+          <w:p>
+            <w:pPr>
+              <w:spacing w:after="20"/>
+            </w:pPr>
+            <w:r>
+              <w:rPr>
+                <w:rFonts w:ascii="Arial" w:cs="Arial" w:eastAsia="Arial" w:hAnsi="Arial"/>
+                <w:sz w:val="19"/>
+                <w:szCs w:val="19"/>
+              </w:rPr>
+              <w:t xml:space="preserve">Учётная запись без входа дольше 90 дней отключается автоматически при плановом обслуживании БД (раз в час); срок и включение меняются в настройках («Неактивные учётные записи»). Для никогда не входивших отсчёт идёт от даты создания. Пользователи с ролью </w:t>
             </w:r>
             <w:r>
               <w:rPr>
@@ -5204,6 +5148,146 @@
                 <w:sz w:val="17"/>
                 <w:szCs w:val="17"/>
               </w:rPr>
+              <w:t xml:space="preserve">administrator</w:t>
+            </w:r>
+            <w:r>
+              <w:rPr>
+                <w:rFonts w:ascii="Arial" w:cs="Arial" w:eastAsia="Arial" w:hAnsi="Arial"/>
+                <w:sz w:val="19"/>
+                <w:szCs w:val="19"/>
+              </w:rPr>
+              <w:t xml:space="preserve"> сервиса автоматически не отключаются — только вручную. Отключение отзывает сессии, пишется в журнал (</w:t>
+            </w:r>
+            <w:r>
+              <w:rPr>
+                <w:rFonts w:ascii="Consolas" w:cs="Consolas" w:eastAsia="Consolas" w:hAnsi="Consolas"/>
+                <w:sz w:val="17"/>
+                <w:szCs w:val="17"/>
+              </w:rPr>
+              <w:t xml:space="preserve">user.disabled_inactive</w:t>
+            </w:r>
+            <w:r>
+              <w:rPr>
+                <w:rFonts w:ascii="Arial" w:cs="Arial" w:eastAsia="Arial" w:hAnsi="Arial"/>
+                <w:sz w:val="19"/>
+                <w:szCs w:val="19"/>
+              </w:rPr>
+              <w:t xml:space="preserve">) и уходит в ленту </w:t>
+            </w:r>
+            <w:r>
+              <w:rPr>
+                <w:rFonts w:ascii="Consolas" w:cs="Consolas" w:eastAsia="Consolas" w:hAnsi="Consolas"/>
+                <w:sz w:val="17"/>
+                <w:szCs w:val="17"/>
+              </w:rPr>
+              <w:t xml:space="preserve">security.alert</w:t>
+            </w:r>
+            <w:r>
+              <w:rPr>
+                <w:rFonts w:ascii="Arial" w:cs="Arial" w:eastAsia="Arial" w:hAnsi="Arial"/>
+                <w:sz w:val="19"/>
+                <w:szCs w:val="19"/>
+              </w:rPr>
+              <w:t xml:space="preserve">. Отчёт для пересмотра прав с выгрузкой в CSV — 1-я очередь</w:t>
+            </w:r>
+          </w:p>
+        </w:tc>
+        <w:tc>
+          <w:tcPr>
+            <w:tcW w:type="dxa" w:w="3591"/>
+            <w:tcBorders>
+              <w:top w:val="single" w:color="999999" w:sz="4"/>
+              <w:left w:val="single" w:color="999999" w:sz="4"/>
+              <w:bottom w:val="single" w:color="999999" w:sz="4"/>
+              <w:right w:val="single" w:color="999999" w:sz="4"/>
+            </w:tcBorders>
+            <w:tcMar>
+              <w:top w:type="dxa" w:w="60"/>
+              <w:left w:type="dxa" w:w="100"/>
+              <w:bottom w:type="dxa" w:w="60"/>
+              <w:right w:type="dxa" w:w="100"/>
+            </w:tcMar>
+          </w:tcPr>
+          <w:p>
+            <w:pPr>
+              <w:spacing w:after="20"/>
+            </w:pPr>
+            <w:r>
+              <w:rPr>
+                <w:rFonts w:ascii="Arial" w:cs="Arial" w:eastAsia="Arial" w:hAnsi="Arial"/>
+                <w:sz w:val="19"/>
+                <w:szCs w:val="19"/>
+              </w:rPr>
+              <w:t xml:space="preserve">есть (отключение); 1-я очередь (отчёт)</w:t>
+            </w:r>
+          </w:p>
+        </w:tc>
+      </w:tr>
+      <w:tr>
+        <w:tc>
+          <w:tcPr>
+            <w:tcW w:type="dxa" w:w="378"/>
+            <w:tcBorders>
+              <w:top w:val="single" w:color="999999" w:sz="4"/>
+              <w:left w:val="single" w:color="999999" w:sz="4"/>
+              <w:bottom w:val="single" w:color="999999" w:sz="4"/>
+              <w:right w:val="single" w:color="999999" w:sz="4"/>
+            </w:tcBorders>
+            <w:tcMar>
+              <w:top w:type="dxa" w:w="60"/>
+              <w:left w:type="dxa" w:w="100"/>
+              <w:bottom w:type="dxa" w:w="60"/>
+              <w:right w:type="dxa" w:w="100"/>
+            </w:tcMar>
+          </w:tcPr>
+          <w:p>
+            <w:pPr>
+              <w:spacing w:after="20"/>
+            </w:pPr>
+            <w:r>
+              <w:rPr>
+                <w:rFonts w:ascii="Arial" w:cs="Arial" w:eastAsia="Arial" w:hAnsi="Arial"/>
+                <w:sz w:val="19"/>
+                <w:szCs w:val="19"/>
+              </w:rPr>
+              <w:t xml:space="preserve">Ф-13</w:t>
+            </w:r>
+          </w:p>
+        </w:tc>
+        <w:tc>
+          <w:tcPr>
+            <w:tcW w:type="dxa" w:w="5669"/>
+            <w:tcBorders>
+              <w:top w:val="single" w:color="999999" w:sz="4"/>
+              <w:left w:val="single" w:color="999999" w:sz="4"/>
+              <w:bottom w:val="single" w:color="999999" w:sz="4"/>
+              <w:right w:val="single" w:color="999999" w:sz="4"/>
+            </w:tcBorders>
+            <w:tcMar>
+              <w:top w:type="dxa" w:w="60"/>
+              <w:left w:type="dxa" w:w="100"/>
+              <w:bottom w:type="dxa" w:w="60"/>
+              <w:right w:type="dxa" w:w="100"/>
+            </w:tcMar>
+          </w:tcPr>
+          <w:p>
+            <w:pPr>
+              <w:spacing w:after="20"/>
+            </w:pPr>
+            <w:r>
+              <w:rPr>
+                <w:rFonts w:ascii="Arial" w:cs="Arial" w:eastAsia="Arial" w:hAnsi="Arial"/>
+                <w:sz w:val="19"/>
+                <w:szCs w:val="19"/>
+              </w:rPr>
+              <w:t xml:space="preserve">Роли </w:t>
+            </w:r>
+            <w:r>
+              <w:rPr>
+                <w:rFonts w:ascii="Consolas" w:cs="Consolas" w:eastAsia="Consolas" w:hAnsi="Consolas"/>
+                <w:sz w:val="17"/>
+                <w:szCs w:val="17"/>
+              </w:rPr>
               <w:t xml:space="preserve">tsl-auth-admin</w:t>
             </w:r>
             <w:r>
@@ -5218,7 +5302,7 @@
         </w:tc>
         <w:tc>
           <w:tcPr>
-            <w:tcW w:type="dxa" w:w="1414"/>
+            <w:tcW w:type="dxa" w:w="3591"/>
             <w:tcBorders>
               <w:top w:val="single" w:color="999999" w:sz="4"/>
               <w:left w:val="single" w:color="999999" w:sz="4"/>
@@ -5294,9 +5378,9 @@
         </w:tblBorders>
       </w:tblPr>
       <w:tblGrid>
-        <w:gridCol w:w="367"/>
-        <w:gridCol w:w="5507"/>
-        <w:gridCol w:w="3764"/>
+        <w:gridCol w:w="567"/>
+        <w:gridCol w:w="8504"/>
+        <w:gridCol w:w="567"/>
       </w:tblGrid>
       <w:tr>
         <w:trPr>
@@ -5304,7 +5388,7 @@
         </w:trPr>
         <w:tc>
           <w:tcPr>
-            <w:tcW w:type="dxa" w:w="367"/>
+            <w:tcW w:type="dxa" w:w="567"/>
             <w:tcBorders>
               <w:top w:val="single" w:color="999999" w:sz="4"/>
               <w:left w:val="single" w:color="999999" w:sz="4"/>
@@ -5337,7 +5421,7 @@
         </w:tc>
         <w:tc>
           <w:tcPr>
-            <w:tcW w:type="dxa" w:w="5507"/>
+            <w:tcW w:type="dxa" w:w="8504"/>
             <w:tcBorders>
               <w:top w:val="single" w:color="999999" w:sz="4"/>
               <w:left w:val="single" w:color="999999" w:sz="4"/>
@@ -5370,7 +5454,7 @@
         </w:tc>
         <w:tc>
           <w:tcPr>
-            <w:tcW w:type="dxa" w:w="3764"/>
+            <w:tcW w:type="dxa" w:w="567"/>
             <w:tcBorders>
               <w:top w:val="single" w:color="999999" w:sz="4"/>
               <w:left w:val="single" w:color="999999" w:sz="4"/>
@@ -5405,7 +5489,7 @@
       <w:tr>
         <w:tc>
           <w:tcPr>
-            <w:tcW w:type="dxa" w:w="367"/>
+            <w:tcW w:type="dxa" w:w="567"/>
             <w:tcBorders>
               <w:top w:val="single" w:color="999999" w:sz="4"/>
               <w:left w:val="single" w:color="999999" w:sz="4"/>
@@ -5435,7 +5519,7 @@
         </w:tc>
         <w:tc>
           <w:tcPr>
-            <w:tcW w:type="dxa" w:w="5507"/>
+            <w:tcW w:type="dxa" w:w="8504"/>
             <w:tcBorders>
               <w:top w:val="single" w:color="999999" w:sz="4"/>
               <w:left w:val="single" w:color="999999" w:sz="4"/>
@@ -5465,7 +5549,7 @@
         </w:tc>
         <w:tc>
           <w:tcPr>
-            <w:tcW w:type="dxa" w:w="3764"/>
+            <w:tcW w:type="dxa" w:w="567"/>
             <w:tcBorders>
               <w:top w:val="single" w:color="999999" w:sz="4"/>
               <w:left w:val="single" w:color="999999" w:sz="4"/>
@@ -5497,7 +5581,7 @@
       <w:tr>
         <w:tc>
           <w:tcPr>
-            <w:tcW w:type="dxa" w:w="367"/>
+            <w:tcW w:type="dxa" w:w="567"/>
             <w:tcBorders>
               <w:top w:val="single" w:color="999999" w:sz="4"/>
               <w:left w:val="single" w:color="999999" w:sz="4"/>
@@ -5527,7 +5611,7 @@
         </w:tc>
         <w:tc>
           <w:tcPr>
-            <w:tcW w:type="dxa" w:w="5507"/>
+            <w:tcW w:type="dxa" w:w="8504"/>
             <w:tcBorders>
               <w:top w:val="single" w:color="999999" w:sz="4"/>
               <w:left w:val="single" w:color="999999" w:sz="4"/>
@@ -5557,7 +5641,7 @@
         </w:tc>
         <w:tc>
           <w:tcPr>
-            <w:tcW w:type="dxa" w:w="3764"/>
+            <w:tcW w:type="dxa" w:w="567"/>
             <w:tcBorders>
               <w:top w:val="single" w:color="999999" w:sz="4"/>
               <w:left w:val="single" w:color="999999" w:sz="4"/>
@@ -5589,7 +5673,7 @@
       <w:tr>
         <w:tc>
           <w:tcPr>
-            <w:tcW w:type="dxa" w:w="367"/>
+            <w:tcW w:type="dxa" w:w="567"/>
             <w:tcBorders>
               <w:top w:val="single" w:color="999999" w:sz="4"/>
               <w:left w:val="single" w:color="999999" w:sz="4"/>
@@ -5619,7 +5703,7 @@
         </w:tc>
         <w:tc>
           <w:tcPr>
-            <w:tcW w:type="dxa" w:w="5507"/>
+            <w:tcW w:type="dxa" w:w="8504"/>
             <w:tcBorders>
               <w:top w:val="single" w:color="999999" w:sz="4"/>
               <w:left w:val="single" w:color="999999" w:sz="4"/>
@@ -5649,7 +5733,7 @@
         </w:tc>
         <w:tc>
           <w:tcPr>
-            <w:tcW w:type="dxa" w:w="3764"/>
+            <w:tcW w:type="dxa" w:w="567"/>
             <w:tcBorders>
               <w:top w:val="single" w:color="999999" w:sz="4"/>
               <w:left w:val="single" w:color="999999" w:sz="4"/>
@@ -5681,7 +5765,7 @@
       <w:tr>
         <w:tc>
           <w:tcPr>
-            <w:tcW w:type="dxa" w:w="367"/>
+            <w:tcW w:type="dxa" w:w="567"/>
             <w:tcBorders>
               <w:top w:val="single" w:color="999999" w:sz="4"/>
               <w:left w:val="single" w:color="999999" w:sz="4"/>
@@ -5711,7 +5795,7 @@
         </w:tc>
         <w:tc>
           <w:tcPr>
-            <w:tcW w:type="dxa" w:w="5507"/>
+            <w:tcW w:type="dxa" w:w="8504"/>
             <w:tcBorders>
               <w:top w:val="single" w:color="999999" w:sz="4"/>
               <w:left w:val="single" w:color="999999" w:sz="4"/>
@@ -5741,7 +5825,7 @@
         </w:tc>
         <w:tc>
           <w:tcPr>
-            <w:tcW w:type="dxa" w:w="3764"/>
+            <w:tcW w:type="dxa" w:w="567"/>
             <w:tcBorders>
               <w:top w:val="single" w:color="999999" w:sz="4"/>
               <w:left w:val="single" w:color="999999" w:sz="4"/>
@@ -5773,7 +5857,7 @@
       <w:tr>
         <w:tc>
           <w:tcPr>
-            <w:tcW w:type="dxa" w:w="367"/>
+            <w:tcW w:type="dxa" w:w="567"/>
             <w:tcBorders>
               <w:top w:val="single" w:color="999999" w:sz="4"/>
               <w:left w:val="single" w:color="999999" w:sz="4"/>
@@ -5803,31 +5887,31 @@
         </w:tc>
         <w:tc>
           <w:tcPr>
-            <w:tcW w:type="dxa" w:w="5507"/>
-            <w:tcBorders>
-              <w:top w:val="single" w:color="999999" w:sz="4"/>
-              <w:left w:val="single" w:color="999999" w:sz="4"/>
-              <w:bottom w:val="single" w:color="999999" w:sz="4"/>
-              <w:right w:val="single" w:color="999999" w:sz="4"/>
-            </w:tcBorders>
-            <w:tcMar>
-              <w:top w:type="dxa" w:w="60"/>
-              <w:left w:type="dxa" w:w="100"/>
-              <w:bottom w:type="dxa" w:w="60"/>
-              <w:right w:type="dxa" w:w="100"/>
-            </w:tcMar>
-          </w:tcPr>
-          <w:p>
-            <w:pPr>
-              <w:spacing w:after="20"/>
-            </w:pPr>
-            <w:r>
-              <w:rPr>
-                <w:rFonts w:ascii="Arial" w:cs="Arial" w:eastAsia="Arial" w:hAnsi="Arial"/>
-                <w:sz w:val="19"/>
-                <w:szCs w:val="19"/>
-              </w:rPr>
-              <w:t xml:space="preserve">Многофакторная аутентификация (TOTP) обязательна для ролей </w:t>
+            <w:tcW w:type="dxa" w:w="8504"/>
+            <w:tcBorders>
+              <w:top w:val="single" w:color="999999" w:sz="4"/>
+              <w:left w:val="single" w:color="999999" w:sz="4"/>
+              <w:bottom w:val="single" w:color="999999" w:sz="4"/>
+              <w:right w:val="single" w:color="999999" w:sz="4"/>
+            </w:tcBorders>
+            <w:tcMar>
+              <w:top w:type="dxa" w:w="60"/>
+              <w:left w:type="dxa" w:w="100"/>
+              <w:bottom w:type="dxa" w:w="60"/>
+              <w:right w:type="dxa" w:w="100"/>
+            </w:tcMar>
+          </w:tcPr>
+          <w:p>
+            <w:pPr>
+              <w:spacing w:after="20"/>
+            </w:pPr>
+            <w:r>
+              <w:rPr>
+                <w:rFonts w:ascii="Arial" w:cs="Arial" w:eastAsia="Arial" w:hAnsi="Arial"/>
+                <w:sz w:val="19"/>
+                <w:szCs w:val="19"/>
+              </w:rPr>
+              <w:t xml:space="preserve">Двухфакторный вход назначается ролям: администратор ставит у роли флаг «требовать 2FA» в матрице приложения или через Admin API (</w:t>
             </w:r>
             <w:r>
               <w:rPr>
@@ -5835,15 +5919,15 @@
                 <w:sz w:val="17"/>
                 <w:szCs w:val="17"/>
               </w:rPr>
-              <w:t xml:space="preserve">tsl-auth-admin</w:t>
-            </w:r>
-            <w:r>
-              <w:rPr>
-                <w:rFonts w:ascii="Arial" w:cs="Arial" w:eastAsia="Arial" w:hAnsi="Arial"/>
-                <w:sz w:val="19"/>
-                <w:szCs w:val="19"/>
-              </w:rPr>
-              <w:t xml:space="preserve"> и для ролей приложений, помеченных как административные или критические. Сервис передаёт в токене claim </w:t>
+              <w:t xml:space="preserve">PUT /api/admin/applications/{client}/roles/{role}/two-factor</w:t>
+            </w:r>
+            <w:r>
+              <w:rPr>
+                <w:rFonts w:ascii="Arial" w:cs="Arial" w:eastAsia="Arial" w:hAnsi="Arial"/>
+                <w:sz w:val="19"/>
+                <w:szCs w:val="19"/>
+              </w:rPr>
+              <w:t xml:space="preserve">); приложение через App API флаг не меняет. Если у пользователя есть хотя бы одна такая роль, после пароля открывается страница кода. Каналы: код на email (кнопка «Отправить код») и код в мессенджере (пользователь пишет боту </w:t>
             </w:r>
             <w:r>
               <w:rPr>
@@ -5851,6 +5935,38 @@
                 <w:sz w:val="17"/>
                 <w:szCs w:val="17"/>
               </w:rPr>
+              <w:t xml:space="preserve">/code</w:t>
+            </w:r>
+            <w:r>
+              <w:rPr>
+                <w:rFonts w:ascii="Arial" w:cs="Arial" w:eastAsia="Arial" w:hAnsi="Arial"/>
+                <w:sz w:val="19"/>
+                <w:szCs w:val="19"/>
+              </w:rPr>
+              <w:t xml:space="preserve">, бот получает код по Bot API </w:t>
+            </w:r>
+            <w:r>
+              <w:rPr>
+                <w:rFonts w:ascii="Consolas" w:cs="Consolas" w:eastAsia="Consolas" w:hAnsi="Consolas"/>
+                <w:sz w:val="17"/>
+                <w:szCs w:val="17"/>
+              </w:rPr>
+              <w:t xml:space="preserve">POST /api/bot/2fa-code</w:t>
+            </w:r>
+            <w:r>
+              <w:rPr>
+                <w:rFonts w:ascii="Arial" w:cs="Arial" w:eastAsia="Arial" w:hAnsi="Arial"/>
+                <w:sz w:val="19"/>
+                <w:szCs w:val="19"/>
+              </w:rPr>
+              <w:t xml:space="preserve">). Коды одноразовые, по времени (TOTP по security stamp), не хранятся и действуют несколько минут; неверные коды считаются в блокировку. Нет ни email, ни мессенджера — вход не выполняется, пользователь видит причину. Password grant для таких пользователей закрыт. Сессия, полученная без кода, после назначения роли не продлевается. В токенах передаётся claim </w:t>
+            </w:r>
+            <w:r>
+              <w:rPr>
+                <w:rFonts w:ascii="Consolas" w:cs="Consolas" w:eastAsia="Consolas" w:hAnsi="Consolas"/>
+                <w:sz w:val="17"/>
+                <w:szCs w:val="17"/>
+              </w:rPr>
               <w:t xml:space="preserve">amr</w:t>
             </w:r>
             <w:r>
@@ -5859,37 +5975,101 @@
                 <w:sz w:val="19"/>
                 <w:szCs w:val="19"/>
               </w:rPr>
-              <w:t xml:space="preserve">, по которому приложение требует повторного подтверждения для критической операции</w:t>
-            </w:r>
-          </w:p>
-        </w:tc>
-        <w:tc>
-          <w:tcPr>
-            <w:tcW w:type="dxa" w:w="3764"/>
-            <w:tcBorders>
-              <w:top w:val="single" w:color="999999" w:sz="4"/>
-              <w:left w:val="single" w:color="999999" w:sz="4"/>
-              <w:bottom w:val="single" w:color="999999" w:sz="4"/>
-              <w:right w:val="single" w:color="999999" w:sz="4"/>
-            </w:tcBorders>
-            <w:tcMar>
-              <w:top w:type="dxa" w:w="60"/>
-              <w:left w:type="dxa" w:w="100"/>
-              <w:bottom w:type="dxa" w:w="60"/>
-              <w:right w:type="dxa" w:w="100"/>
-            </w:tcMar>
-          </w:tcPr>
-          <w:p>
-            <w:pPr>
-              <w:spacing w:after="20"/>
-            </w:pPr>
-            <w:r>
-              <w:rPr>
-                <w:rFonts w:ascii="Arial" w:cs="Arial" w:eastAsia="Arial" w:hAnsi="Arial"/>
-                <w:sz w:val="19"/>
-                <w:szCs w:val="19"/>
-              </w:rPr>
-              <w:t xml:space="preserve">1-я очередь</w:t>
+              <w:t xml:space="preserve"> (</w:t>
+            </w:r>
+            <w:r>
+              <w:rPr>
+                <w:rFonts w:ascii="Consolas" w:cs="Consolas" w:eastAsia="Consolas" w:hAnsi="Consolas"/>
+                <w:sz w:val="17"/>
+                <w:szCs w:val="17"/>
+              </w:rPr>
+              <w:t xml:space="preserve">pwd</w:t>
+            </w:r>
+            <w:r>
+              <w:rPr>
+                <w:rFonts w:ascii="Arial" w:cs="Arial" w:eastAsia="Arial" w:hAnsi="Arial"/>
+                <w:sz w:val="19"/>
+                <w:szCs w:val="19"/>
+              </w:rPr>
+              <w:t xml:space="preserve"> или </w:t>
+            </w:r>
+            <w:r>
+              <w:rPr>
+                <w:rFonts w:ascii="Consolas" w:cs="Consolas" w:eastAsia="Consolas" w:hAnsi="Consolas"/>
+                <w:sz w:val="17"/>
+                <w:szCs w:val="17"/>
+              </w:rPr>
+              <w:t xml:space="preserve">pwd</w:t>
+            </w:r>
+            <w:r>
+              <w:rPr>
+                <w:rFonts w:ascii="Arial" w:cs="Arial" w:eastAsia="Arial" w:hAnsi="Arial"/>
+                <w:sz w:val="19"/>
+                <w:szCs w:val="19"/>
+              </w:rPr>
+              <w:t xml:space="preserve">, </w:t>
+            </w:r>
+            <w:r>
+              <w:rPr>
+                <w:rFonts w:ascii="Consolas" w:cs="Consolas" w:eastAsia="Consolas" w:hAnsi="Consolas"/>
+                <w:sz w:val="17"/>
+                <w:szCs w:val="17"/>
+              </w:rPr>
+              <w:t xml:space="preserve">otp</w:t>
+            </w:r>
+            <w:r>
+              <w:rPr>
+                <w:rFonts w:ascii="Arial" w:cs="Arial" w:eastAsia="Arial" w:hAnsi="Arial"/>
+                <w:sz w:val="19"/>
+                <w:szCs w:val="19"/>
+              </w:rPr>
+              <w:t xml:space="preserve">, </w:t>
+            </w:r>
+            <w:r>
+              <w:rPr>
+                <w:rFonts w:ascii="Consolas" w:cs="Consolas" w:eastAsia="Consolas" w:hAnsi="Consolas"/>
+                <w:sz w:val="17"/>
+                <w:szCs w:val="17"/>
+              </w:rPr>
+              <w:t xml:space="preserve">mfa</w:t>
+            </w:r>
+            <w:r>
+              <w:rPr>
+                <w:rFonts w:ascii="Arial" w:cs="Arial" w:eastAsia="Arial" w:hAnsi="Arial"/>
+                <w:sz w:val="19"/>
+                <w:szCs w:val="19"/>
+              </w:rPr>
+              <w:t xml:space="preserve">). TOTP-приложения и аппаратные ключи — задел на будущее; повторное подтверждение критических операций — на стороне прикладной системы (решения В-7, В-9)</w:t>
+            </w:r>
+          </w:p>
+        </w:tc>
+        <w:tc>
+          <w:tcPr>
+            <w:tcW w:type="dxa" w:w="567"/>
+            <w:tcBorders>
+              <w:top w:val="single" w:color="999999" w:sz="4"/>
+              <w:left w:val="single" w:color="999999" w:sz="4"/>
+              <w:bottom w:val="single" w:color="999999" w:sz="4"/>
+              <w:right w:val="single" w:color="999999" w:sz="4"/>
+            </w:tcBorders>
+            <w:tcMar>
+              <w:top w:type="dxa" w:w="60"/>
+              <w:left w:type="dxa" w:w="100"/>
+              <w:bottom w:type="dxa" w:w="60"/>
+              <w:right w:type="dxa" w:w="100"/>
+            </w:tcMar>
+          </w:tcPr>
+          <w:p>
+            <w:pPr>
+              <w:spacing w:after="20"/>
+            </w:pPr>
+            <w:r>
+              <w:rPr>
+                <w:rFonts w:ascii="Arial" w:cs="Arial" w:eastAsia="Arial" w:hAnsi="Arial"/>
+                <w:sz w:val="19"/>
+                <w:szCs w:val="19"/>
+              </w:rPr>
+              <w:t xml:space="preserve">есть</w:t>
             </w:r>
           </w:p>
         </w:tc>
@@ -5897,7 +6077,7 @@
       <w:tr>
         <w:tc>
           <w:tcPr>
-            <w:tcW w:type="dxa" w:w="367"/>
+            <w:tcW w:type="dxa" w:w="567"/>
             <w:tcBorders>
               <w:top w:val="single" w:color="999999" w:sz="4"/>
               <w:left w:val="single" w:color="999999" w:sz="4"/>
@@ -5927,61 +6107,61 @@
         </w:tc>
         <w:tc>
           <w:tcPr>
-            <w:tcW w:type="dxa" w:w="5507"/>
-            <w:tcBorders>
-              <w:top w:val="single" w:color="999999" w:sz="4"/>
-              <w:left w:val="single" w:color="999999" w:sz="4"/>
-              <w:bottom w:val="single" w:color="999999" w:sz="4"/>
-              <w:right w:val="single" w:color="999999" w:sz="4"/>
-            </w:tcBorders>
-            <w:tcMar>
-              <w:top w:type="dxa" w:w="60"/>
-              <w:left w:type="dxa" w:w="100"/>
-              <w:bottom w:type="dxa" w:w="60"/>
-              <w:right w:type="dxa" w:w="100"/>
-            </w:tcMar>
-          </w:tcPr>
-          <w:p>
-            <w:pPr>
-              <w:spacing w:after="20"/>
-            </w:pPr>
-            <w:r>
-              <w:rPr>
-                <w:rFonts w:ascii="Arial" w:cs="Arial" w:eastAsia="Arial" w:hAnsi="Arial"/>
-                <w:sz w:val="19"/>
-                <w:szCs w:val="19"/>
-              </w:rPr>
-              <w:t xml:space="preserve">Прекращение доступа по кадровому событию: ERP вызывает Admin API при увольнении или смене должности, сервис отключает учётную запись или снимает роли и отзывает сессии</w:t>
-            </w:r>
-          </w:p>
-        </w:tc>
-        <w:tc>
-          <w:tcPr>
-            <w:tcW w:type="dxa" w:w="3764"/>
-            <w:tcBorders>
-              <w:top w:val="single" w:color="999999" w:sz="4"/>
-              <w:left w:val="single" w:color="999999" w:sz="4"/>
-              <w:bottom w:val="single" w:color="999999" w:sz="4"/>
-              <w:right w:val="single" w:color="999999" w:sz="4"/>
-            </w:tcBorders>
-            <w:tcMar>
-              <w:top w:type="dxa" w:w="60"/>
-              <w:left w:type="dxa" w:w="100"/>
-              <w:bottom w:type="dxa" w:w="60"/>
-              <w:right w:type="dxa" w:w="100"/>
-            </w:tcMar>
-          </w:tcPr>
-          <w:p>
-            <w:pPr>
-              <w:spacing w:after="20"/>
-            </w:pPr>
-            <w:r>
-              <w:rPr>
-                <w:rFonts w:ascii="Arial" w:cs="Arial" w:eastAsia="Arial" w:hAnsi="Arial"/>
-                <w:sz w:val="19"/>
-                <w:szCs w:val="19"/>
-              </w:rPr>
-              <w:t xml:space="preserve">есть (API); источник событий — вопрос В-3</w:t>
+            <w:tcW w:type="dxa" w:w="8504"/>
+            <w:tcBorders>
+              <w:top w:val="single" w:color="999999" w:sz="4"/>
+              <w:left w:val="single" w:color="999999" w:sz="4"/>
+              <w:bottom w:val="single" w:color="999999" w:sz="4"/>
+              <w:right w:val="single" w:color="999999" w:sz="4"/>
+            </w:tcBorders>
+            <w:tcMar>
+              <w:top w:type="dxa" w:w="60"/>
+              <w:left w:type="dxa" w:w="100"/>
+              <w:bottom w:type="dxa" w:w="60"/>
+              <w:right w:type="dxa" w:w="100"/>
+            </w:tcMar>
+          </w:tcPr>
+          <w:p>
+            <w:pPr>
+              <w:spacing w:after="20"/>
+            </w:pPr>
+            <w:r>
+              <w:rPr>
+                <w:rFonts w:ascii="Arial" w:cs="Arial" w:eastAsia="Arial" w:hAnsi="Arial"/>
+                <w:sz w:val="19"/>
+                <w:szCs w:val="19"/>
+              </w:rPr>
+              <w:t xml:space="preserve">Прекращение доступа работает как отзыв refresh-токена: отключение учётной записи или снятие роли применяется при следующем refresh, не позднее срока жизни access-токена (15 мин). Отключение вызывает администратор или ERP через Admin API (решение В-3)</w:t>
+            </w:r>
+          </w:p>
+        </w:tc>
+        <w:tc>
+          <w:tcPr>
+            <w:tcW w:type="dxa" w:w="567"/>
+            <w:tcBorders>
+              <w:top w:val="single" w:color="999999" w:sz="4"/>
+              <w:left w:val="single" w:color="999999" w:sz="4"/>
+              <w:bottom w:val="single" w:color="999999" w:sz="4"/>
+              <w:right w:val="single" w:color="999999" w:sz="4"/>
+            </w:tcBorders>
+            <w:tcMar>
+              <w:top w:type="dxa" w:w="60"/>
+              <w:left w:type="dxa" w:w="100"/>
+              <w:bottom w:type="dxa" w:w="60"/>
+              <w:right w:type="dxa" w:w="100"/>
+            </w:tcMar>
+          </w:tcPr>
+          <w:p>
+            <w:pPr>
+              <w:spacing w:after="20"/>
+            </w:pPr>
+            <w:r>
+              <w:rPr>
+                <w:rFonts w:ascii="Arial" w:cs="Arial" w:eastAsia="Arial" w:hAnsi="Arial"/>
+                <w:sz w:val="19"/>
+                <w:szCs w:val="19"/>
+              </w:rPr>
+              <w:t xml:space="preserve">есть</w:t>
             </w:r>
           </w:p>
         </w:tc>
@@ -8811,7 +8991,39 @@
                 <w:sz w:val="19"/>
                 <w:szCs w:val="19"/>
               </w:rPr>
-              <w:t xml:space="preserve">Журнал не изменяется и не удаляется через интерфейсы сервиса; удаление выполняется только по сроку хранения, отдельно для каждого типа событий</w:t>
+              <w:t xml:space="preserve">Журнал не изменяется и не удаляется через интерфейсы сервиса; удаление выполняется только по сроку хранения, отдельно для каждого типа событий. Сроки по умолчанию: входы, выходы и второй фактор (</w:t>
+            </w:r>
+            <w:r>
+              <w:rPr>
+                <w:rFonts w:ascii="Consolas" w:cs="Consolas" w:eastAsia="Consolas" w:hAnsi="Consolas"/>
+                <w:sz w:val="17"/>
+                <w:szCs w:val="17"/>
+              </w:rPr>
+              <w:t xml:space="preserve">auth.*</w:t>
+            </w:r>
+            <w:r>
+              <w:rPr>
+                <w:rFonts w:ascii="Arial" w:cs="Arial" w:eastAsia="Arial" w:hAnsi="Arial"/>
+                <w:sz w:val="19"/>
+                <w:szCs w:val="19"/>
+              </w:rPr>
+              <w:t xml:space="preserve">) — 1 год; блокировки, изменения учётных записей, паролей, ролей, настроек, действия администраторов и отказы в доступе — 5 лет; технические события токенов (</w:t>
+            </w:r>
+            <w:r>
+              <w:rPr>
+                <w:rFonts w:ascii="Consolas" w:cs="Consolas" w:eastAsia="Consolas" w:hAnsi="Consolas"/>
+                <w:sz w:val="17"/>
+                <w:szCs w:val="17"/>
+              </w:rPr>
+              <w:t xml:space="preserve">token.*</w:t>
+            </w:r>
+            <w:r>
+              <w:rPr>
+                <w:rFonts w:ascii="Arial" w:cs="Arial" w:eastAsia="Arial" w:hAnsi="Arial"/>
+                <w:sz w:val="19"/>
+                <w:szCs w:val="19"/>
+              </w:rPr>
+              <w:t xml:space="preserve">) — 90 дней. Сроки меняются в настройках (решение В-5)</w:t>
             </w:r>
           </w:p>
         </w:tc>
@@ -9134,7 +9346,7 @@
           <w:sz w:val="22"/>
           <w:szCs w:val="22"/>
         </w:rPr>
-        <w:t xml:space="preserve">Сроки хранения по типам событий — вопрос В-5.</w:t>
+        <w:t xml:space="preserve">Сроки хранения по умолчанию заданы решением В-5 и меняются в настройках.</w:t>
       </w:r>
     </w:p>
     <w:p>
@@ -10503,7 +10715,7 @@
                 <w:sz w:val="19"/>
                 <w:szCs w:val="19"/>
               </w:rPr>
-              <w:t xml:space="preserve">RPO не более 15 минут, RTO не более 4 часов — за счёт резервного копирования PostgreSQL (11.4)</w:t>
+              <w:t xml:space="preserve">RPO не более 15 минут, RTO не более 4 часов — за счёт резервного копирования PostgreSQL на площадке заказчика (11.4)</w:t>
             </w:r>
           </w:p>
         </w:tc>
@@ -10599,9 +10811,9 @@
         </w:tblBorders>
       </w:tblPr>
       <w:tblGrid>
-        <w:gridCol w:w="347"/>
-        <w:gridCol w:w="5210"/>
-        <w:gridCol w:w="4081"/>
+        <w:gridCol w:w="514"/>
+        <w:gridCol w:w="7710"/>
+        <w:gridCol w:w="1414"/>
       </w:tblGrid>
       <w:tr>
         <w:trPr>
@@ -10609,7 +10821,7 @@
         </w:trPr>
         <w:tc>
           <w:tcPr>
-            <w:tcW w:type="dxa" w:w="347"/>
+            <w:tcW w:type="dxa" w:w="514"/>
             <w:tcBorders>
               <w:top w:val="single" w:color="999999" w:sz="4"/>
               <w:left w:val="single" w:color="999999" w:sz="4"/>
@@ -10642,7 +10854,7 @@
         </w:tc>
         <w:tc>
           <w:tcPr>
-            <w:tcW w:type="dxa" w:w="5210"/>
+            <w:tcW w:type="dxa" w:w="7710"/>
             <w:tcBorders>
               <w:top w:val="single" w:color="999999" w:sz="4"/>
               <w:left w:val="single" w:color="999999" w:sz="4"/>
@@ -10675,7 +10887,7 @@
         </w:tc>
         <w:tc>
           <w:tcPr>
-            <w:tcW w:type="dxa" w:w="4081"/>
+            <w:tcW w:type="dxa" w:w="1414"/>
             <w:tcBorders>
               <w:top w:val="single" w:color="999999" w:sz="4"/>
               <w:left w:val="single" w:color="999999" w:sz="4"/>
@@ -10710,7 +10922,7 @@
       <w:tr>
         <w:tc>
           <w:tcPr>
-            <w:tcW w:type="dxa" w:w="347"/>
+            <w:tcW w:type="dxa" w:w="514"/>
             <w:tcBorders>
               <w:top w:val="single" w:color="999999" w:sz="4"/>
               <w:left w:val="single" w:color="999999" w:sz="4"/>
@@ -10740,61 +10952,61 @@
         </w:tc>
         <w:tc>
           <w:tcPr>
-            <w:tcW w:type="dxa" w:w="5210"/>
-            <w:tcBorders>
-              <w:top w:val="single" w:color="999999" w:sz="4"/>
-              <w:left w:val="single" w:color="999999" w:sz="4"/>
-              <w:bottom w:val="single" w:color="999999" w:sz="4"/>
-              <w:right w:val="single" w:color="999999" w:sz="4"/>
-            </w:tcBorders>
-            <w:tcMar>
-              <w:top w:type="dxa" w:w="60"/>
-              <w:left w:type="dxa" w:w="100"/>
-              <w:bottom w:type="dxa" w:w="60"/>
-              <w:right w:type="dxa" w:w="100"/>
-            </w:tcMar>
-          </w:tcPr>
-          <w:p>
-            <w:pPr>
-              <w:spacing w:after="20"/>
-            </w:pPr>
-            <w:r>
-              <w:rPr>
-                <w:rFonts w:ascii="Arial" w:cs="Arial" w:eastAsia="Arial" w:hAnsi="Arial"/>
-                <w:sz w:val="19"/>
-                <w:szCs w:val="19"/>
-              </w:rPr>
-              <w:t xml:space="preserve">Режим копирования PostgreSQL — по 04.08: полная копия еженедельно, ежедневная инкрементальная, журналы транзакций с интервалом не более 15 минут; суточные копии хранятся 35 дней, недельные — 6 месяцев</w:t>
-            </w:r>
-          </w:p>
-        </w:tc>
-        <w:tc>
-          <w:tcPr>
-            <w:tcW w:type="dxa" w:w="4081"/>
-            <w:tcBorders>
-              <w:top w:val="single" w:color="999999" w:sz="4"/>
-              <w:left w:val="single" w:color="999999" w:sz="4"/>
-              <w:bottom w:val="single" w:color="999999" w:sz="4"/>
-              <w:right w:val="single" w:color="999999" w:sz="4"/>
-            </w:tcBorders>
-            <w:tcMar>
-              <w:top w:type="dxa" w:w="60"/>
-              <w:left w:type="dxa" w:w="100"/>
-              <w:bottom w:type="dxa" w:w="60"/>
-              <w:right w:type="dxa" w:w="100"/>
-            </w:tcMar>
-          </w:tcPr>
-          <w:p>
-            <w:pPr>
-              <w:spacing w:after="20"/>
-            </w:pPr>
-            <w:r>
-              <w:rPr>
-                <w:rFonts w:ascii="Arial" w:cs="Arial" w:eastAsia="Arial" w:hAnsi="Arial"/>
-                <w:sz w:val="19"/>
-                <w:szCs w:val="19"/>
-              </w:rPr>
-              <w:t xml:space="preserve">1-я очередь (на площадке заказчика, вопрос В-6)</w:t>
+            <w:tcW w:type="dxa" w:w="7710"/>
+            <w:tcBorders>
+              <w:top w:val="single" w:color="999999" w:sz="4"/>
+              <w:left w:val="single" w:color="999999" w:sz="4"/>
+              <w:bottom w:val="single" w:color="999999" w:sz="4"/>
+              <w:right w:val="single" w:color="999999" w:sz="4"/>
+            </w:tcBorders>
+            <w:tcMar>
+              <w:top w:type="dxa" w:w="60"/>
+              <w:left w:type="dxa" w:w="100"/>
+              <w:bottom w:type="dxa" w:w="60"/>
+              <w:right w:type="dxa" w:w="100"/>
+            </w:tcMar>
+          </w:tcPr>
+          <w:p>
+            <w:pPr>
+              <w:spacing w:after="20"/>
+            </w:pPr>
+            <w:r>
+              <w:rPr>
+                <w:rFonts w:ascii="Arial" w:cs="Arial" w:eastAsia="Arial" w:hAnsi="Arial"/>
+                <w:sz w:val="19"/>
+                <w:szCs w:val="19"/>
+              </w:rPr>
+              <w:t xml:space="preserve">Режим копирования PostgreSQL — по 04.08: полная копия еженедельно, ежедневная инкрементальная, журналы транзакций с интервалом не более 15 минут; суточные копии хранятся 35 дней, недельные — 6 месяцев. Мастер-ключ в промышленной среде хранится в OpenBao отдельно от копий БД (решение В-6)</w:t>
+            </w:r>
+          </w:p>
+        </w:tc>
+        <w:tc>
+          <w:tcPr>
+            <w:tcW w:type="dxa" w:w="1414"/>
+            <w:tcBorders>
+              <w:top w:val="single" w:color="999999" w:sz="4"/>
+              <w:left w:val="single" w:color="999999" w:sz="4"/>
+              <w:bottom w:val="single" w:color="999999" w:sz="4"/>
+              <w:right w:val="single" w:color="999999" w:sz="4"/>
+            </w:tcBorders>
+            <w:tcMar>
+              <w:top w:type="dxa" w:w="60"/>
+              <w:left w:type="dxa" w:w="100"/>
+              <w:bottom w:type="dxa" w:w="60"/>
+              <w:right w:type="dxa" w:w="100"/>
+            </w:tcMar>
+          </w:tcPr>
+          <w:p>
+            <w:pPr>
+              <w:spacing w:after="20"/>
+            </w:pPr>
+            <w:r>
+              <w:rPr>
+                <w:rFonts w:ascii="Arial" w:cs="Arial" w:eastAsia="Arial" w:hAnsi="Arial"/>
+                <w:sz w:val="19"/>
+                <w:szCs w:val="19"/>
+              </w:rPr>
+              <w:t xml:space="preserve">1-я очередь</w:t>
             </w:r>
           </w:p>
         </w:tc>
@@ -10802,7 +11014,7 @@
       <w:tr>
         <w:tc>
           <w:tcPr>
-            <w:tcW w:type="dxa" w:w="347"/>
+            <w:tcW w:type="dxa" w:w="514"/>
             <w:tcBorders>
               <w:top w:val="single" w:color="999999" w:sz="4"/>
               <w:left w:val="single" w:color="999999" w:sz="4"/>
@@ -10832,7 +11044,7 @@
         </w:tc>
         <w:tc>
           <w:tcPr>
-            <w:tcW w:type="dxa" w:w="5210"/>
+            <w:tcW w:type="dxa" w:w="7710"/>
             <w:tcBorders>
               <w:top w:val="single" w:color="999999" w:sz="4"/>
               <w:left w:val="single" w:color="999999" w:sz="4"/>
@@ -10862,7 +11074,7 @@
         </w:tc>
         <w:tc>
           <w:tcPr>
-            <w:tcW w:type="dxa" w:w="4081"/>
+            <w:tcW w:type="dxa" w:w="1414"/>
             <w:tcBorders>
               <w:top w:val="single" w:color="999999" w:sz="4"/>
               <w:left w:val="single" w:color="999999" w:sz="4"/>
@@ -10894,7 +11106,7 @@
       <w:tr>
         <w:tc>
           <w:tcPr>
-            <w:tcW w:type="dxa" w:w="347"/>
+            <w:tcW w:type="dxa" w:w="514"/>
             <w:tcBorders>
               <w:top w:val="single" w:color="999999" w:sz="4"/>
               <w:left w:val="single" w:color="999999" w:sz="4"/>
@@ -10924,7 +11136,7 @@
         </w:tc>
         <w:tc>
           <w:tcPr>
-            <w:tcW w:type="dxa" w:w="5210"/>
+            <w:tcW w:type="dxa" w:w="7710"/>
             <w:tcBorders>
               <w:top w:val="single" w:color="999999" w:sz="4"/>
               <w:left w:val="single" w:color="999999" w:sz="4"/>
@@ -10954,7 +11166,7 @@
         </w:tc>
         <w:tc>
           <w:tcPr>
-            <w:tcW w:type="dxa" w:w="4081"/>
+            <w:tcW w:type="dxa" w:w="1414"/>
             <w:tcBorders>
               <w:top w:val="single" w:color="999999" w:sz="4"/>
               <w:left w:val="single" w:color="999999" w:sz="4"/>
@@ -11524,9 +11736,9 @@
         </w:tblBorders>
       </w:tblPr>
       <w:tblGrid>
-        <w:gridCol w:w="357"/>
-        <w:gridCol w:w="5354"/>
-        <w:gridCol w:w="3927"/>
+        <w:gridCol w:w="482"/>
+        <w:gridCol w:w="7229"/>
+        <w:gridCol w:w="1927"/>
       </w:tblGrid>
       <w:tr>
         <w:trPr>
@@ -11534,7 +11746,7 @@
         </w:trPr>
         <w:tc>
           <w:tcPr>
-            <w:tcW w:type="dxa" w:w="357"/>
+            <w:tcW w:type="dxa" w:w="482"/>
             <w:tcBorders>
               <w:top w:val="single" w:color="999999" w:sz="4"/>
               <w:left w:val="single" w:color="999999" w:sz="4"/>
@@ -11567,7 +11779,7 @@
         </w:tc>
         <w:tc>
           <w:tcPr>
-            <w:tcW w:type="dxa" w:w="5354"/>
+            <w:tcW w:type="dxa" w:w="7229"/>
             <w:tcBorders>
               <w:top w:val="single" w:color="999999" w:sz="4"/>
               <w:left w:val="single" w:color="999999" w:sz="4"/>
@@ -11600,7 +11812,7 @@
         </w:tc>
         <w:tc>
           <w:tcPr>
-            <w:tcW w:type="dxa" w:w="3927"/>
+            <w:tcW w:type="dxa" w:w="1927"/>
             <w:tcBorders>
               <w:top w:val="single" w:color="999999" w:sz="4"/>
               <w:left w:val="single" w:color="999999" w:sz="4"/>
@@ -11635,7 +11847,7 @@
       <w:tr>
         <w:tc>
           <w:tcPr>
-            <w:tcW w:type="dxa" w:w="357"/>
+            <w:tcW w:type="dxa" w:w="482"/>
             <w:tcBorders>
               <w:top w:val="single" w:color="999999" w:sz="4"/>
               <w:left w:val="single" w:color="999999" w:sz="4"/>
@@ -11665,7 +11877,7 @@
         </w:tc>
         <w:tc>
           <w:tcPr>
-            <w:tcW w:type="dxa" w:w="5354"/>
+            <w:tcW w:type="dxa" w:w="7229"/>
             <w:tcBorders>
               <w:top w:val="single" w:color="999999" w:sz="4"/>
               <w:left w:val="single" w:color="999999" w:sz="4"/>
@@ -11695,7 +11907,7 @@
         </w:tc>
         <w:tc>
           <w:tcPr>
-            <w:tcW w:type="dxa" w:w="3927"/>
+            <w:tcW w:type="dxa" w:w="1927"/>
             <w:tcBorders>
               <w:top w:val="single" w:color="999999" w:sz="4"/>
               <w:left w:val="single" w:color="999999" w:sz="4"/>
@@ -11727,7 +11939,7 @@
       <w:tr>
         <w:tc>
           <w:tcPr>
-            <w:tcW w:type="dxa" w:w="357"/>
+            <w:tcW w:type="dxa" w:w="482"/>
             <w:tcBorders>
               <w:top w:val="single" w:color="999999" w:sz="4"/>
               <w:left w:val="single" w:color="999999" w:sz="4"/>
@@ -11757,7 +11969,7 @@
         </w:tc>
         <w:tc>
           <w:tcPr>
-            <w:tcW w:type="dxa" w:w="5354"/>
+            <w:tcW w:type="dxa" w:w="7229"/>
             <w:tcBorders>
               <w:top w:val="single" w:color="999999" w:sz="4"/>
               <w:left w:val="single" w:color="999999" w:sz="4"/>
@@ -11787,7 +11999,7 @@
         </w:tc>
         <w:tc>
           <w:tcPr>
-            <w:tcW w:type="dxa" w:w="3927"/>
+            <w:tcW w:type="dxa" w:w="1927"/>
             <w:tcBorders>
               <w:top w:val="single" w:color="999999" w:sz="4"/>
               <w:left w:val="single" w:color="999999" w:sz="4"/>
@@ -11819,7 +12031,7 @@
       <w:tr>
         <w:tc>
           <w:tcPr>
-            <w:tcW w:type="dxa" w:w="357"/>
+            <w:tcW w:type="dxa" w:w="482"/>
             <w:tcBorders>
               <w:top w:val="single" w:color="999999" w:sz="4"/>
               <w:left w:val="single" w:color="999999" w:sz="4"/>
@@ -11849,7 +12061,7 @@
         </w:tc>
         <w:tc>
           <w:tcPr>
-            <w:tcW w:type="dxa" w:w="5354"/>
+            <w:tcW w:type="dxa" w:w="7229"/>
             <w:tcBorders>
               <w:top w:val="single" w:color="999999" w:sz="4"/>
               <w:left w:val="single" w:color="999999" w:sz="4"/>
@@ -11879,7 +12091,7 @@
         </w:tc>
         <w:tc>
           <w:tcPr>
-            <w:tcW w:type="dxa" w:w="3927"/>
+            <w:tcW w:type="dxa" w:w="1927"/>
             <w:tcBorders>
               <w:top w:val="single" w:color="999999" w:sz="4"/>
               <w:left w:val="single" w:color="999999" w:sz="4"/>
@@ -11911,7 +12123,7 @@
       <w:tr>
         <w:tc>
           <w:tcPr>
-            <w:tcW w:type="dxa" w:w="357"/>
+            <w:tcW w:type="dxa" w:w="482"/>
             <w:tcBorders>
               <w:top w:val="single" w:color="999999" w:sz="4"/>
               <w:left w:val="single" w:color="999999" w:sz="4"/>
@@ -11941,7 +12153,7 @@
         </w:tc>
         <w:tc>
           <w:tcPr>
-            <w:tcW w:type="dxa" w:w="5354"/>
+            <w:tcW w:type="dxa" w:w="7229"/>
             <w:tcBorders>
               <w:top w:val="single" w:color="999999" w:sz="4"/>
               <w:left w:val="single" w:color="999999" w:sz="4"/>
@@ -11971,7 +12183,7 @@
         </w:tc>
         <w:tc>
           <w:tcPr>
-            <w:tcW w:type="dxa" w:w="3927"/>
+            <w:tcW w:type="dxa" w:w="1927"/>
             <w:tcBorders>
               <w:top w:val="single" w:color="999999" w:sz="4"/>
               <w:left w:val="single" w:color="999999" w:sz="4"/>
@@ -12003,7 +12215,7 @@
       <w:tr>
         <w:tc>
           <w:tcPr>
-            <w:tcW w:type="dxa" w:w="357"/>
+            <w:tcW w:type="dxa" w:w="482"/>
             <w:tcBorders>
               <w:top w:val="single" w:color="999999" w:sz="4"/>
               <w:left w:val="single" w:color="999999" w:sz="4"/>
@@ -12033,215 +12245,31 @@
         </w:tc>
         <w:tc>
           <w:tcPr>
-            <w:tcW w:type="dxa" w:w="5354"/>
-            <w:tcBorders>
-              <w:top w:val="single" w:color="999999" w:sz="4"/>
-              <w:left w:val="single" w:color="999999" w:sz="4"/>
-              <w:bottom w:val="single" w:color="999999" w:sz="4"/>
-              <w:right w:val="single" w:color="999999" w:sz="4"/>
-            </w:tcBorders>
-            <w:tcMar>
-              <w:top w:type="dxa" w:w="60"/>
-              <w:left w:type="dxa" w:w="100"/>
-              <w:bottom w:type="dxa" w:w="60"/>
-              <w:right w:type="dxa" w:w="100"/>
-            </w:tcMar>
-          </w:tcPr>
-          <w:p>
-            <w:pPr>
-              <w:spacing w:after="20"/>
-            </w:pPr>
-            <w:r>
-              <w:rPr>
-                <w:rFonts w:ascii="Arial" w:cs="Arial" w:eastAsia="Arial" w:hAnsi="Arial"/>
-                <w:sz w:val="19"/>
-                <w:szCs w:val="19"/>
-              </w:rPr>
-              <w:t xml:space="preserve">Защищённое хранилище секретов: OpenBao KV v2 по AppRole под теми же ключами настроек, без изменения кода. Сервис поддерживает его уже сейчас; развёртывание — после MVP</w:t>
-            </w:r>
-          </w:p>
-        </w:tc>
-        <w:tc>
-          <w:tcPr>
-            <w:tcW w:type="dxa" w:w="3927"/>
-            <w:tcBorders>
-              <w:top w:val="single" w:color="999999" w:sz="4"/>
-              <w:left w:val="single" w:color="999999" w:sz="4"/>
-              <w:bottom w:val="single" w:color="999999" w:sz="4"/>
-              <w:right w:val="single" w:color="999999" w:sz="4"/>
-            </w:tcBorders>
-            <w:tcMar>
-              <w:top w:type="dxa" w:w="60"/>
-              <w:left w:type="dxa" w:w="100"/>
-              <w:bottom w:type="dxa" w:w="60"/>
-              <w:right w:type="dxa" w:w="100"/>
-            </w:tcMar>
-          </w:tcPr>
-          <w:p>
-            <w:pPr>
-              <w:spacing w:after="20"/>
-            </w:pPr>
-            <w:r>
-              <w:rPr>
-                <w:rFonts w:ascii="Arial" w:cs="Arial" w:eastAsia="Arial" w:hAnsi="Arial"/>
-                <w:sz w:val="19"/>
-                <w:szCs w:val="19"/>
-              </w:rPr>
-              <w:t xml:space="preserve">есть (поддержка); развёртывание — вопрос В-4</w:t>
-            </w:r>
-          </w:p>
-        </w:tc>
-      </w:tr>
-      <w:tr>
-        <w:tc>
-          <w:tcPr>
-            <w:tcW w:type="dxa" w:w="357"/>
-            <w:tcBorders>
-              <w:top w:val="single" w:color="999999" w:sz="4"/>
-              <w:left w:val="single" w:color="999999" w:sz="4"/>
-              <w:bottom w:val="single" w:color="999999" w:sz="4"/>
-              <w:right w:val="single" w:color="999999" w:sz="4"/>
-            </w:tcBorders>
-            <w:tcMar>
-              <w:top w:type="dxa" w:w="60"/>
-              <w:left w:type="dxa" w:w="100"/>
-              <w:bottom w:type="dxa" w:w="60"/>
-              <w:right w:type="dxa" w:w="100"/>
-            </w:tcMar>
-          </w:tcPr>
-          <w:p>
-            <w:pPr>
-              <w:spacing w:after="20"/>
-            </w:pPr>
-            <w:r>
-              <w:rPr>
-                <w:rFonts w:ascii="Arial" w:cs="Arial" w:eastAsia="Arial" w:hAnsi="Arial"/>
-                <w:sz w:val="19"/>
-                <w:szCs w:val="19"/>
-              </w:rPr>
-              <w:t xml:space="preserve">Б-6</w:t>
-            </w:r>
-          </w:p>
-        </w:tc>
-        <w:tc>
-          <w:tcPr>
-            <w:tcW w:type="dxa" w:w="5354"/>
-            <w:tcBorders>
-              <w:top w:val="single" w:color="999999" w:sz="4"/>
-              <w:left w:val="single" w:color="999999" w:sz="4"/>
-              <w:bottom w:val="single" w:color="999999" w:sz="4"/>
-              <w:right w:val="single" w:color="999999" w:sz="4"/>
-            </w:tcBorders>
-            <w:tcMar>
-              <w:top w:type="dxa" w:w="60"/>
-              <w:left w:type="dxa" w:w="100"/>
-              <w:bottom w:type="dxa" w:w="60"/>
-              <w:right w:type="dxa" w:w="100"/>
-            </w:tcMar>
-          </w:tcPr>
-          <w:p>
-            <w:pPr>
-              <w:spacing w:after="20"/>
-            </w:pPr>
-            <w:r>
-              <w:rPr>
-                <w:rFonts w:ascii="Arial" w:cs="Arial" w:eastAsia="Arial" w:hAnsi="Arial"/>
-                <w:sz w:val="19"/>
-                <w:szCs w:val="19"/>
-              </w:rPr>
-              <w:t xml:space="preserve">Каналы шифруются: HTTPS в контейнере или на обратном прокси, TLS к PostgreSQL</w:t>
-            </w:r>
-          </w:p>
-        </w:tc>
-        <w:tc>
-          <w:tcPr>
-            <w:tcW w:type="dxa" w:w="3927"/>
-            <w:tcBorders>
-              <w:top w:val="single" w:color="999999" w:sz="4"/>
-              <w:left w:val="single" w:color="999999" w:sz="4"/>
-              <w:bottom w:val="single" w:color="999999" w:sz="4"/>
-              <w:right w:val="single" w:color="999999" w:sz="4"/>
-            </w:tcBorders>
-            <w:tcMar>
-              <w:top w:type="dxa" w:w="60"/>
-              <w:left w:type="dxa" w:w="100"/>
-              <w:bottom w:type="dxa" w:w="60"/>
-              <w:right w:type="dxa" w:w="100"/>
-            </w:tcMar>
-          </w:tcPr>
-          <w:p>
-            <w:pPr>
-              <w:spacing w:after="20"/>
-            </w:pPr>
-            <w:r>
-              <w:rPr>
-                <w:rFonts w:ascii="Arial" w:cs="Arial" w:eastAsia="Arial" w:hAnsi="Arial"/>
-                <w:sz w:val="19"/>
-                <w:szCs w:val="19"/>
-              </w:rPr>
-              <w:t xml:space="preserve">есть</w:t>
-            </w:r>
-          </w:p>
-        </w:tc>
-      </w:tr>
-      <w:tr>
-        <w:tc>
-          <w:tcPr>
-            <w:tcW w:type="dxa" w:w="357"/>
-            <w:tcBorders>
-              <w:top w:val="single" w:color="999999" w:sz="4"/>
-              <w:left w:val="single" w:color="999999" w:sz="4"/>
-              <w:bottom w:val="single" w:color="999999" w:sz="4"/>
-              <w:right w:val="single" w:color="999999" w:sz="4"/>
-            </w:tcBorders>
-            <w:tcMar>
-              <w:top w:type="dxa" w:w="60"/>
-              <w:left w:type="dxa" w:w="100"/>
-              <w:bottom w:type="dxa" w:w="60"/>
-              <w:right w:type="dxa" w:w="100"/>
-            </w:tcMar>
-          </w:tcPr>
-          <w:p>
-            <w:pPr>
-              <w:spacing w:after="20"/>
-            </w:pPr>
-            <w:r>
-              <w:rPr>
-                <w:rFonts w:ascii="Arial" w:cs="Arial" w:eastAsia="Arial" w:hAnsi="Arial"/>
-                <w:sz w:val="19"/>
-                <w:szCs w:val="19"/>
-              </w:rPr>
-              <w:t xml:space="preserve">Б-7</w:t>
-            </w:r>
-          </w:p>
-        </w:tc>
-        <w:tc>
-          <w:tcPr>
-            <w:tcW w:type="dxa" w:w="5354"/>
-            <w:tcBorders>
-              <w:top w:val="single" w:color="999999" w:sz="4"/>
-              <w:left w:val="single" w:color="999999" w:sz="4"/>
-              <w:bottom w:val="single" w:color="999999" w:sz="4"/>
-              <w:right w:val="single" w:color="999999" w:sz="4"/>
-            </w:tcBorders>
-            <w:tcMar>
-              <w:top w:type="dxa" w:w="60"/>
-              <w:left w:type="dxa" w:w="100"/>
-              <w:bottom w:type="dxa" w:w="60"/>
-              <w:right w:type="dxa" w:w="100"/>
-            </w:tcMar>
-          </w:tcPr>
-          <w:p>
-            <w:pPr>
-              <w:spacing w:after="20"/>
-            </w:pPr>
-            <w:r>
-              <w:rPr>
-                <w:rFonts w:ascii="Arial" w:cs="Arial" w:eastAsia="Arial" w:hAnsi="Arial"/>
-                <w:sz w:val="19"/>
-                <w:szCs w:val="19"/>
-              </w:rPr>
-              <w:t xml:space="preserve">Rate limiting на вход, </w:t>
+            <w:tcW w:type="dxa" w:w="7229"/>
+            <w:tcBorders>
+              <w:top w:val="single" w:color="999999" w:sz="4"/>
+              <w:left w:val="single" w:color="999999" w:sz="4"/>
+              <w:bottom w:val="single" w:color="999999" w:sz="4"/>
+              <w:right w:val="single" w:color="999999" w:sz="4"/>
+            </w:tcBorders>
+            <w:tcMar>
+              <w:top w:type="dxa" w:w="60"/>
+              <w:left w:type="dxa" w:w="100"/>
+              <w:bottom w:type="dxa" w:w="60"/>
+              <w:right w:type="dxa" w:w="100"/>
+            </w:tcMar>
+          </w:tcPr>
+          <w:p>
+            <w:pPr>
+              <w:spacing w:after="20"/>
+            </w:pPr>
+            <w:r>
+              <w:rPr>
+                <w:rFonts w:ascii="Arial" w:cs="Arial" w:eastAsia="Arial" w:hAnsi="Arial"/>
+                <w:sz w:val="19"/>
+                <w:szCs w:val="19"/>
+              </w:rPr>
+              <w:t xml:space="preserve">Защищённое хранилище секретов: OpenBao KV v2 по AppRole под теми же ключами настроек, без изменения кода. На MVP секреты задаются в </w:t>
             </w:r>
             <w:r>
               <w:rPr>
@@ -12249,45 +12277,45 @@
                 <w:sz w:val="17"/>
                 <w:szCs w:val="17"/>
               </w:rPr>
-              <w:t xml:space="preserve">/connect/token</w:t>
-            </w:r>
-            <w:r>
-              <w:rPr>
-                <w:rFonts w:ascii="Arial" w:cs="Arial" w:eastAsia="Arial" w:hAnsi="Arial"/>
-                <w:sz w:val="19"/>
-                <w:szCs w:val="19"/>
-              </w:rPr>
-              <w:t xml:space="preserve">, introspect и revoke. Строгий CSP, antiforgery, SameSite cookie</w:t>
-            </w:r>
-          </w:p>
-        </w:tc>
-        <w:tc>
-          <w:tcPr>
-            <w:tcW w:type="dxa" w:w="3927"/>
-            <w:tcBorders>
-              <w:top w:val="single" w:color="999999" w:sz="4"/>
-              <w:left w:val="single" w:color="999999" w:sz="4"/>
-              <w:bottom w:val="single" w:color="999999" w:sz="4"/>
-              <w:right w:val="single" w:color="999999" w:sz="4"/>
-            </w:tcBorders>
-            <w:tcMar>
-              <w:top w:type="dxa" w:w="60"/>
-              <w:left w:type="dxa" w:w="100"/>
-              <w:bottom w:type="dxa" w:w="60"/>
-              <w:right w:type="dxa" w:w="100"/>
-            </w:tcMar>
-          </w:tcPr>
-          <w:p>
-            <w:pPr>
-              <w:spacing w:after="20"/>
-            </w:pPr>
-            <w:r>
-              <w:rPr>
-                <w:rFonts w:ascii="Arial" w:cs="Arial" w:eastAsia="Arial" w:hAnsi="Arial"/>
-                <w:sz w:val="19"/>
-                <w:szCs w:val="19"/>
-              </w:rPr>
-              <w:t xml:space="preserve">есть</w:t>
+              <w:t xml:space="preserve">.env</w:t>
+            </w:r>
+            <w:r>
+              <w:rPr>
+                <w:rFonts w:ascii="Arial" w:cs="Arial" w:eastAsia="Arial" w:hAnsi="Arial"/>
+                <w:sz w:val="19"/>
+                <w:szCs w:val="19"/>
+              </w:rPr>
+              <w:t xml:space="preserve"> и файле настроек; в промышленной среде — OpenBao (решения В-4, В-6)</w:t>
+            </w:r>
+          </w:p>
+        </w:tc>
+        <w:tc>
+          <w:tcPr>
+            <w:tcW w:type="dxa" w:w="1927"/>
+            <w:tcBorders>
+              <w:top w:val="single" w:color="999999" w:sz="4"/>
+              <w:left w:val="single" w:color="999999" w:sz="4"/>
+              <w:bottom w:val="single" w:color="999999" w:sz="4"/>
+              <w:right w:val="single" w:color="999999" w:sz="4"/>
+            </w:tcBorders>
+            <w:tcMar>
+              <w:top w:type="dxa" w:w="60"/>
+              <w:left w:type="dxa" w:w="100"/>
+              <w:bottom w:type="dxa" w:w="60"/>
+              <w:right w:type="dxa" w:w="100"/>
+            </w:tcMar>
+          </w:tcPr>
+          <w:p>
+            <w:pPr>
+              <w:spacing w:after="20"/>
+            </w:pPr>
+            <w:r>
+              <w:rPr>
+                <w:rFonts w:ascii="Arial" w:cs="Arial" w:eastAsia="Arial" w:hAnsi="Arial"/>
+                <w:sz w:val="19"/>
+                <w:szCs w:val="19"/>
+              </w:rPr>
+              <w:t xml:space="preserve">есть (поддержка)</w:t>
             </w:r>
           </w:p>
         </w:tc>
@@ -12295,177 +12323,269 @@
       <w:tr>
         <w:tc>
           <w:tcPr>
-            <w:tcW w:type="dxa" w:w="357"/>
-            <w:tcBorders>
-              <w:top w:val="single" w:color="999999" w:sz="4"/>
-              <w:left w:val="single" w:color="999999" w:sz="4"/>
-              <w:bottom w:val="single" w:color="999999" w:sz="4"/>
-              <w:right w:val="single" w:color="999999" w:sz="4"/>
-            </w:tcBorders>
-            <w:tcMar>
-              <w:top w:type="dxa" w:w="60"/>
-              <w:left w:type="dxa" w:w="100"/>
-              <w:bottom w:type="dxa" w:w="60"/>
-              <w:right w:type="dxa" w:w="100"/>
-            </w:tcMar>
-          </w:tcPr>
-          <w:p>
-            <w:pPr>
-              <w:spacing w:after="20"/>
-            </w:pPr>
-            <w:r>
-              <w:rPr>
-                <w:rFonts w:ascii="Arial" w:cs="Arial" w:eastAsia="Arial" w:hAnsi="Arial"/>
-                <w:sz w:val="19"/>
-                <w:szCs w:val="19"/>
-              </w:rPr>
-              <w:t xml:space="preserve">Б-8</w:t>
-            </w:r>
-          </w:p>
-        </w:tc>
-        <w:tc>
-          <w:tcPr>
-            <w:tcW w:type="dxa" w:w="5354"/>
-            <w:tcBorders>
-              <w:top w:val="single" w:color="999999" w:sz="4"/>
-              <w:left w:val="single" w:color="999999" w:sz="4"/>
-              <w:bottom w:val="single" w:color="999999" w:sz="4"/>
-              <w:right w:val="single" w:color="999999" w:sz="4"/>
-            </w:tcBorders>
-            <w:tcMar>
-              <w:top w:type="dxa" w:w="60"/>
-              <w:left w:type="dxa" w:w="100"/>
-              <w:bottom w:type="dxa" w:w="60"/>
-              <w:right w:type="dxa" w:w="100"/>
-            </w:tcMar>
-          </w:tcPr>
-          <w:p>
-            <w:pPr>
-              <w:spacing w:after="20"/>
-            </w:pPr>
+            <w:tcW w:type="dxa" w:w="482"/>
+            <w:tcBorders>
+              <w:top w:val="single" w:color="999999" w:sz="4"/>
+              <w:left w:val="single" w:color="999999" w:sz="4"/>
+              <w:bottom w:val="single" w:color="999999" w:sz="4"/>
+              <w:right w:val="single" w:color="999999" w:sz="4"/>
+            </w:tcBorders>
+            <w:tcMar>
+              <w:top w:type="dxa" w:w="60"/>
+              <w:left w:type="dxa" w:w="100"/>
+              <w:bottom w:type="dxa" w:w="60"/>
+              <w:right w:type="dxa" w:w="100"/>
+            </w:tcMar>
+          </w:tcPr>
+          <w:p>
+            <w:pPr>
+              <w:spacing w:after="20"/>
+            </w:pPr>
+            <w:r>
+              <w:rPr>
+                <w:rFonts w:ascii="Arial" w:cs="Arial" w:eastAsia="Arial" w:hAnsi="Arial"/>
+                <w:sz w:val="19"/>
+                <w:szCs w:val="19"/>
+              </w:rPr>
+              <w:t xml:space="preserve">Б-6</w:t>
+            </w:r>
+          </w:p>
+        </w:tc>
+        <w:tc>
+          <w:tcPr>
+            <w:tcW w:type="dxa" w:w="7229"/>
+            <w:tcBorders>
+              <w:top w:val="single" w:color="999999" w:sz="4"/>
+              <w:left w:val="single" w:color="999999" w:sz="4"/>
+              <w:bottom w:val="single" w:color="999999" w:sz="4"/>
+              <w:right w:val="single" w:color="999999" w:sz="4"/>
+            </w:tcBorders>
+            <w:tcMar>
+              <w:top w:type="dxa" w:w="60"/>
+              <w:left w:type="dxa" w:w="100"/>
+              <w:bottom w:type="dxa" w:w="60"/>
+              <w:right w:type="dxa" w:w="100"/>
+            </w:tcMar>
+          </w:tcPr>
+          <w:p>
+            <w:pPr>
+              <w:spacing w:after="20"/>
+            </w:pPr>
+            <w:r>
+              <w:rPr>
+                <w:rFonts w:ascii="Arial" w:cs="Arial" w:eastAsia="Arial" w:hAnsi="Arial"/>
+                <w:sz w:val="19"/>
+                <w:szCs w:val="19"/>
+              </w:rPr>
+              <w:t xml:space="preserve">Каналы шифруются: HTTPS в контейнере или на обратном прокси, TLS к PostgreSQL</w:t>
+            </w:r>
+          </w:p>
+        </w:tc>
+        <w:tc>
+          <w:tcPr>
+            <w:tcW w:type="dxa" w:w="1927"/>
+            <w:tcBorders>
+              <w:top w:val="single" w:color="999999" w:sz="4"/>
+              <w:left w:val="single" w:color="999999" w:sz="4"/>
+              <w:bottom w:val="single" w:color="999999" w:sz="4"/>
+              <w:right w:val="single" w:color="999999" w:sz="4"/>
+            </w:tcBorders>
+            <w:tcMar>
+              <w:top w:type="dxa" w:w="60"/>
+              <w:left w:type="dxa" w:w="100"/>
+              <w:bottom w:type="dxa" w:w="60"/>
+              <w:right w:type="dxa" w:w="100"/>
+            </w:tcMar>
+          </w:tcPr>
+          <w:p>
+            <w:pPr>
+              <w:spacing w:after="20"/>
+            </w:pPr>
+            <w:r>
+              <w:rPr>
+                <w:rFonts w:ascii="Arial" w:cs="Arial" w:eastAsia="Arial" w:hAnsi="Arial"/>
+                <w:sz w:val="19"/>
+                <w:szCs w:val="19"/>
+              </w:rPr>
+              <w:t xml:space="preserve">есть</w:t>
+            </w:r>
+          </w:p>
+        </w:tc>
+      </w:tr>
+      <w:tr>
+        <w:tc>
+          <w:tcPr>
+            <w:tcW w:type="dxa" w:w="482"/>
+            <w:tcBorders>
+              <w:top w:val="single" w:color="999999" w:sz="4"/>
+              <w:left w:val="single" w:color="999999" w:sz="4"/>
+              <w:bottom w:val="single" w:color="999999" w:sz="4"/>
+              <w:right w:val="single" w:color="999999" w:sz="4"/>
+            </w:tcBorders>
+            <w:tcMar>
+              <w:top w:type="dxa" w:w="60"/>
+              <w:left w:type="dxa" w:w="100"/>
+              <w:bottom w:type="dxa" w:w="60"/>
+              <w:right w:type="dxa" w:w="100"/>
+            </w:tcMar>
+          </w:tcPr>
+          <w:p>
+            <w:pPr>
+              <w:spacing w:after="20"/>
+            </w:pPr>
+            <w:r>
+              <w:rPr>
+                <w:rFonts w:ascii="Arial" w:cs="Arial" w:eastAsia="Arial" w:hAnsi="Arial"/>
+                <w:sz w:val="19"/>
+                <w:szCs w:val="19"/>
+              </w:rPr>
+              <w:t xml:space="preserve">Б-7</w:t>
+            </w:r>
+          </w:p>
+        </w:tc>
+        <w:tc>
+          <w:tcPr>
+            <w:tcW w:type="dxa" w:w="7229"/>
+            <w:tcBorders>
+              <w:top w:val="single" w:color="999999" w:sz="4"/>
+              <w:left w:val="single" w:color="999999" w:sz="4"/>
+              <w:bottom w:val="single" w:color="999999" w:sz="4"/>
+              <w:right w:val="single" w:color="999999" w:sz="4"/>
+            </w:tcBorders>
+            <w:tcMar>
+              <w:top w:type="dxa" w:w="60"/>
+              <w:left w:type="dxa" w:w="100"/>
+              <w:bottom w:type="dxa" w:w="60"/>
+              <w:right w:type="dxa" w:w="100"/>
+            </w:tcMar>
+          </w:tcPr>
+          <w:p>
+            <w:pPr>
+              <w:spacing w:after="20"/>
+            </w:pPr>
+            <w:r>
+              <w:rPr>
+                <w:rFonts w:ascii="Arial" w:cs="Arial" w:eastAsia="Arial" w:hAnsi="Arial"/>
+                <w:sz w:val="19"/>
+                <w:szCs w:val="19"/>
+              </w:rPr>
+              <w:t xml:space="preserve">Rate limiting на вход, </w:t>
+            </w:r>
             <w:r>
               <w:rPr>
                 <w:rFonts w:ascii="Consolas" w:cs="Consolas" w:eastAsia="Consolas" w:hAnsi="Consolas"/>
                 <w:sz w:val="17"/>
                 <w:szCs w:val="17"/>
               </w:rPr>
-              <w:t xml:space="preserve">iss</w:t>
-            </w:r>
-            <w:r>
-              <w:rPr>
-                <w:rFonts w:ascii="Arial" w:cs="Arial" w:eastAsia="Arial" w:hAnsi="Arial"/>
-                <w:sz w:val="19"/>
-                <w:szCs w:val="19"/>
-              </w:rPr>
-              <w:t xml:space="preserve"> и ссылки строятся только из </w:t>
-            </w:r>
+              <w:t xml:space="preserve">/connect/token</w:t>
+            </w:r>
+            <w:r>
+              <w:rPr>
+                <w:rFonts w:ascii="Arial" w:cs="Arial" w:eastAsia="Arial" w:hAnsi="Arial"/>
+                <w:sz w:val="19"/>
+                <w:szCs w:val="19"/>
+              </w:rPr>
+              <w:t xml:space="preserve">, introspect и revoke. Строгий CSP, antiforgery, SameSite cookie</w:t>
+            </w:r>
+          </w:p>
+        </w:tc>
+        <w:tc>
+          <w:tcPr>
+            <w:tcW w:type="dxa" w:w="1927"/>
+            <w:tcBorders>
+              <w:top w:val="single" w:color="999999" w:sz="4"/>
+              <w:left w:val="single" w:color="999999" w:sz="4"/>
+              <w:bottom w:val="single" w:color="999999" w:sz="4"/>
+              <w:right w:val="single" w:color="999999" w:sz="4"/>
+            </w:tcBorders>
+            <w:tcMar>
+              <w:top w:type="dxa" w:w="60"/>
+              <w:left w:type="dxa" w:w="100"/>
+              <w:bottom w:type="dxa" w:w="60"/>
+              <w:right w:type="dxa" w:w="100"/>
+            </w:tcMar>
+          </w:tcPr>
+          <w:p>
+            <w:pPr>
+              <w:spacing w:after="20"/>
+            </w:pPr>
+            <w:r>
+              <w:rPr>
+                <w:rFonts w:ascii="Arial" w:cs="Arial" w:eastAsia="Arial" w:hAnsi="Arial"/>
+                <w:sz w:val="19"/>
+                <w:szCs w:val="19"/>
+              </w:rPr>
+              <w:t xml:space="preserve">есть</w:t>
+            </w:r>
+          </w:p>
+        </w:tc>
+      </w:tr>
+      <w:tr>
+        <w:tc>
+          <w:tcPr>
+            <w:tcW w:type="dxa" w:w="482"/>
+            <w:tcBorders>
+              <w:top w:val="single" w:color="999999" w:sz="4"/>
+              <w:left w:val="single" w:color="999999" w:sz="4"/>
+              <w:bottom w:val="single" w:color="999999" w:sz="4"/>
+              <w:right w:val="single" w:color="999999" w:sz="4"/>
+            </w:tcBorders>
+            <w:tcMar>
+              <w:top w:type="dxa" w:w="60"/>
+              <w:left w:type="dxa" w:w="100"/>
+              <w:bottom w:type="dxa" w:w="60"/>
+              <w:right w:type="dxa" w:w="100"/>
+            </w:tcMar>
+          </w:tcPr>
+          <w:p>
+            <w:pPr>
+              <w:spacing w:after="20"/>
+            </w:pPr>
+            <w:r>
+              <w:rPr>
+                <w:rFonts w:ascii="Arial" w:cs="Arial" w:eastAsia="Arial" w:hAnsi="Arial"/>
+                <w:sz w:val="19"/>
+                <w:szCs w:val="19"/>
+              </w:rPr>
+              <w:t xml:space="preserve">Б-8</w:t>
+            </w:r>
+          </w:p>
+        </w:tc>
+        <w:tc>
+          <w:tcPr>
+            <w:tcW w:type="dxa" w:w="7229"/>
+            <w:tcBorders>
+              <w:top w:val="single" w:color="999999" w:sz="4"/>
+              <w:left w:val="single" w:color="999999" w:sz="4"/>
+              <w:bottom w:val="single" w:color="999999" w:sz="4"/>
+              <w:right w:val="single" w:color="999999" w:sz="4"/>
+            </w:tcBorders>
+            <w:tcMar>
+              <w:top w:type="dxa" w:w="60"/>
+              <w:left w:type="dxa" w:w="100"/>
+              <w:bottom w:type="dxa" w:w="60"/>
+              <w:right w:type="dxa" w:w="100"/>
+            </w:tcMar>
+          </w:tcPr>
+          <w:p>
+            <w:pPr>
+              <w:spacing w:after="20"/>
+            </w:pPr>
             <w:r>
               <w:rPr>
                 <w:rFonts w:ascii="Consolas" w:cs="Consolas" w:eastAsia="Consolas" w:hAnsi="Consolas"/>
                 <w:sz w:val="17"/>
                 <w:szCs w:val="17"/>
               </w:rPr>
-              <w:t xml:space="preserve">Auth__Issuer</w:t>
-            </w:r>
-            <w:r>
-              <w:rPr>
-                <w:rFonts w:ascii="Arial" w:cs="Arial" w:eastAsia="Arial" w:hAnsi="Arial"/>
-                <w:sz w:val="19"/>
-                <w:szCs w:val="19"/>
-              </w:rPr>
-              <w:t xml:space="preserve">. Заголовки прокси принимаются только из доверенных сетей</w:t>
-            </w:r>
-          </w:p>
-        </w:tc>
-        <w:tc>
-          <w:tcPr>
-            <w:tcW w:type="dxa" w:w="3927"/>
-            <w:tcBorders>
-              <w:top w:val="single" w:color="999999" w:sz="4"/>
-              <w:left w:val="single" w:color="999999" w:sz="4"/>
-              <w:bottom w:val="single" w:color="999999" w:sz="4"/>
-              <w:right w:val="single" w:color="999999" w:sz="4"/>
-            </w:tcBorders>
-            <w:tcMar>
-              <w:top w:type="dxa" w:w="60"/>
-              <w:left w:type="dxa" w:w="100"/>
-              <w:bottom w:type="dxa" w:w="60"/>
-              <w:right w:type="dxa" w:w="100"/>
-            </w:tcMar>
-          </w:tcPr>
-          <w:p>
-            <w:pPr>
-              <w:spacing w:after="20"/>
-            </w:pPr>
-            <w:r>
-              <w:rPr>
-                <w:rFonts w:ascii="Arial" w:cs="Arial" w:eastAsia="Arial" w:hAnsi="Arial"/>
-                <w:sz w:val="19"/>
-                <w:szCs w:val="19"/>
-              </w:rPr>
-              <w:t xml:space="preserve">есть</w:t>
-            </w:r>
-          </w:p>
-        </w:tc>
-      </w:tr>
-      <w:tr>
-        <w:tc>
-          <w:tcPr>
-            <w:tcW w:type="dxa" w:w="357"/>
-            <w:tcBorders>
-              <w:top w:val="single" w:color="999999" w:sz="4"/>
-              <w:left w:val="single" w:color="999999" w:sz="4"/>
-              <w:bottom w:val="single" w:color="999999" w:sz="4"/>
-              <w:right w:val="single" w:color="999999" w:sz="4"/>
-            </w:tcBorders>
-            <w:tcMar>
-              <w:top w:type="dxa" w:w="60"/>
-              <w:left w:type="dxa" w:w="100"/>
-              <w:bottom w:type="dxa" w:w="60"/>
-              <w:right w:type="dxa" w:w="100"/>
-            </w:tcMar>
-          </w:tcPr>
-          <w:p>
-            <w:pPr>
-              <w:spacing w:after="20"/>
-            </w:pPr>
-            <w:r>
-              <w:rPr>
-                <w:rFonts w:ascii="Arial" w:cs="Arial" w:eastAsia="Arial" w:hAnsi="Arial"/>
-                <w:sz w:val="19"/>
-                <w:szCs w:val="19"/>
-              </w:rPr>
-              <w:t xml:space="preserve">Б-9</w:t>
-            </w:r>
-          </w:p>
-        </w:tc>
-        <w:tc>
-          <w:tcPr>
-            <w:tcW w:type="dxa" w:w="5354"/>
-            <w:tcBorders>
-              <w:top w:val="single" w:color="999999" w:sz="4"/>
-              <w:left w:val="single" w:color="999999" w:sz="4"/>
-              <w:bottom w:val="single" w:color="999999" w:sz="4"/>
-              <w:right w:val="single" w:color="999999" w:sz="4"/>
-            </w:tcBorders>
-            <w:tcMar>
-              <w:top w:type="dxa" w:w="60"/>
-              <w:left w:type="dxa" w:w="100"/>
-              <w:bottom w:type="dxa" w:w="60"/>
-              <w:right w:type="dxa" w:w="100"/>
-            </w:tcMar>
-          </w:tcPr>
-          <w:p>
-            <w:pPr>
-              <w:spacing w:after="20"/>
-            </w:pPr>
-            <w:r>
-              <w:rPr>
-                <w:rFonts w:ascii="Arial" w:cs="Arial" w:eastAsia="Arial" w:hAnsi="Arial"/>
-                <w:sz w:val="19"/>
-                <w:szCs w:val="19"/>
-              </w:rPr>
-              <w:t xml:space="preserve">Образ distroless, non-root, read-only ФС, </w:t>
+              <w:t xml:space="preserve">iss</w:t>
+            </w:r>
+            <w:r>
+              <w:rPr>
+                <w:rFonts w:ascii="Arial" w:cs="Arial" w:eastAsia="Arial" w:hAnsi="Arial"/>
+                <w:sz w:val="19"/>
+                <w:szCs w:val="19"/>
+              </w:rPr>
+              <w:t xml:space="preserve"> и ссылки строятся только из </w:t>
             </w:r>
             <w:r>
               <w:rPr>
@@ -12473,21 +12593,21 @@
                 <w:sz w:val="17"/>
                 <w:szCs w:val="17"/>
               </w:rPr>
-              <w:t xml:space="preserve">cap_drop: ALL</w:t>
-            </w:r>
-            <w:r>
-              <w:rPr>
-                <w:rFonts w:ascii="Arial" w:cs="Arial" w:eastAsia="Arial" w:hAnsi="Arial"/>
-                <w:sz w:val="19"/>
-                <w:szCs w:val="19"/>
-              </w:rPr>
-              <w:t xml:space="preserve">. Trivy — 0 уязвимостей, Dockle — CIS пройден. Подпись cosign, SBOM, SLSA provenance. Релиз с критической уязвимостью не выпускается</w:t>
-            </w:r>
-          </w:p>
-        </w:tc>
-        <w:tc>
-          <w:tcPr>
-            <w:tcW w:type="dxa" w:w="3927"/>
+              <w:t xml:space="preserve">Auth__Issuer</w:t>
+            </w:r>
+            <w:r>
+              <w:rPr>
+                <w:rFonts w:ascii="Arial" w:cs="Arial" w:eastAsia="Arial" w:hAnsi="Arial"/>
+                <w:sz w:val="19"/>
+                <w:szCs w:val="19"/>
+              </w:rPr>
+              <w:t xml:space="preserve">. Заголовки прокси принимаются только из доверенных сетей</w:t>
+            </w:r>
+          </w:p>
+        </w:tc>
+        <w:tc>
+          <w:tcPr>
+            <w:tcW w:type="dxa" w:w="1927"/>
             <w:tcBorders>
               <w:top w:val="single" w:color="999999" w:sz="4"/>
               <w:left w:val="single" w:color="999999" w:sz="4"/>
@@ -12519,7 +12639,115 @@
       <w:tr>
         <w:tc>
           <w:tcPr>
-            <w:tcW w:type="dxa" w:w="357"/>
+            <w:tcW w:type="dxa" w:w="482"/>
+            <w:tcBorders>
+              <w:top w:val="single" w:color="999999" w:sz="4"/>
+              <w:left w:val="single" w:color="999999" w:sz="4"/>
+              <w:bottom w:val="single" w:color="999999" w:sz="4"/>
+              <w:right w:val="single" w:color="999999" w:sz="4"/>
+            </w:tcBorders>
+            <w:tcMar>
+              <w:top w:type="dxa" w:w="60"/>
+              <w:left w:type="dxa" w:w="100"/>
+              <w:bottom w:type="dxa" w:w="60"/>
+              <w:right w:type="dxa" w:w="100"/>
+            </w:tcMar>
+          </w:tcPr>
+          <w:p>
+            <w:pPr>
+              <w:spacing w:after="20"/>
+            </w:pPr>
+            <w:r>
+              <w:rPr>
+                <w:rFonts w:ascii="Arial" w:cs="Arial" w:eastAsia="Arial" w:hAnsi="Arial"/>
+                <w:sz w:val="19"/>
+                <w:szCs w:val="19"/>
+              </w:rPr>
+              <w:t xml:space="preserve">Б-9</w:t>
+            </w:r>
+          </w:p>
+        </w:tc>
+        <w:tc>
+          <w:tcPr>
+            <w:tcW w:type="dxa" w:w="7229"/>
+            <w:tcBorders>
+              <w:top w:val="single" w:color="999999" w:sz="4"/>
+              <w:left w:val="single" w:color="999999" w:sz="4"/>
+              <w:bottom w:val="single" w:color="999999" w:sz="4"/>
+              <w:right w:val="single" w:color="999999" w:sz="4"/>
+            </w:tcBorders>
+            <w:tcMar>
+              <w:top w:type="dxa" w:w="60"/>
+              <w:left w:type="dxa" w:w="100"/>
+              <w:bottom w:type="dxa" w:w="60"/>
+              <w:right w:type="dxa" w:w="100"/>
+            </w:tcMar>
+          </w:tcPr>
+          <w:p>
+            <w:pPr>
+              <w:spacing w:after="20"/>
+            </w:pPr>
+            <w:r>
+              <w:rPr>
+                <w:rFonts w:ascii="Arial" w:cs="Arial" w:eastAsia="Arial" w:hAnsi="Arial"/>
+                <w:sz w:val="19"/>
+                <w:szCs w:val="19"/>
+              </w:rPr>
+              <w:t xml:space="preserve">Образ distroless, non-root, read-only ФС, </w:t>
+            </w:r>
+            <w:r>
+              <w:rPr>
+                <w:rFonts w:ascii="Consolas" w:cs="Consolas" w:eastAsia="Consolas" w:hAnsi="Consolas"/>
+                <w:sz w:val="17"/>
+                <w:szCs w:val="17"/>
+              </w:rPr>
+              <w:t xml:space="preserve">cap_drop: ALL</w:t>
+            </w:r>
+            <w:r>
+              <w:rPr>
+                <w:rFonts w:ascii="Arial" w:cs="Arial" w:eastAsia="Arial" w:hAnsi="Arial"/>
+                <w:sz w:val="19"/>
+                <w:szCs w:val="19"/>
+              </w:rPr>
+              <w:t xml:space="preserve">. Trivy — 0 уязвимостей, Dockle — CIS пройден. Подпись cosign, SBOM, SLSA provenance. Релиз с критической уязвимостью не выпускается</w:t>
+            </w:r>
+          </w:p>
+        </w:tc>
+        <w:tc>
+          <w:tcPr>
+            <w:tcW w:type="dxa" w:w="1927"/>
+            <w:tcBorders>
+              <w:top w:val="single" w:color="999999" w:sz="4"/>
+              <w:left w:val="single" w:color="999999" w:sz="4"/>
+              <w:bottom w:val="single" w:color="999999" w:sz="4"/>
+              <w:right w:val="single" w:color="999999" w:sz="4"/>
+            </w:tcBorders>
+            <w:tcMar>
+              <w:top w:type="dxa" w:w="60"/>
+              <w:left w:type="dxa" w:w="100"/>
+              <w:bottom w:type="dxa" w:w="60"/>
+              <w:right w:type="dxa" w:w="100"/>
+            </w:tcMar>
+          </w:tcPr>
+          <w:p>
+            <w:pPr>
+              <w:spacing w:after="20"/>
+            </w:pPr>
+            <w:r>
+              <w:rPr>
+                <w:rFonts w:ascii="Arial" w:cs="Arial" w:eastAsia="Arial" w:hAnsi="Arial"/>
+                <w:sz w:val="19"/>
+                <w:szCs w:val="19"/>
+              </w:rPr>
+              <w:t xml:space="preserve">есть</w:t>
+            </w:r>
+          </w:p>
+        </w:tc>
+      </w:tr>
+      <w:tr>
+        <w:tc>
+          <w:tcPr>
+            <w:tcW w:type="dxa" w:w="482"/>
             <w:tcBorders>
               <w:top w:val="single" w:color="999999" w:sz="4"/>
               <w:left w:val="single" w:color="999999" w:sz="4"/>
@@ -12549,7 +12777,7 @@
         </w:tc>
         <w:tc>
           <w:tcPr>
-            <w:tcW w:type="dxa" w:w="5354"/>
+            <w:tcW w:type="dxa" w:w="7229"/>
             <w:tcBorders>
               <w:top w:val="single" w:color="999999" w:sz="4"/>
               <w:left w:val="single" w:color="999999" w:sz="4"/>
@@ -12579,7 +12807,7 @@
         </w:tc>
         <w:tc>
           <w:tcPr>
-            <w:tcW w:type="dxa" w:w="3927"/>
+            <w:tcW w:type="dxa" w:w="1927"/>
             <w:tcBorders>
               <w:top w:val="single" w:color="999999" w:sz="4"/>
               <w:left w:val="single" w:color="999999" w:sz="4"/>
@@ -13660,9 +13888,9 @@
         </w:tblBorders>
       </w:tblPr>
       <w:tblGrid>
-        <w:gridCol w:w="1836"/>
-        <w:gridCol w:w="3934"/>
-        <w:gridCol w:w="3868"/>
+        <w:gridCol w:w="1823"/>
+        <w:gridCol w:w="3907"/>
+        <w:gridCol w:w="3908"/>
       </w:tblGrid>
       <w:tr>
         <w:trPr>
@@ -13670,7 +13898,7 @@
         </w:trPr>
         <w:tc>
           <w:tcPr>
-            <w:tcW w:type="dxa" w:w="1836"/>
+            <w:tcW w:type="dxa" w:w="1823"/>
             <w:tcBorders>
               <w:top w:val="single" w:color="999999" w:sz="4"/>
               <w:left w:val="single" w:color="999999" w:sz="4"/>
@@ -13703,7 +13931,7 @@
         </w:tc>
         <w:tc>
           <w:tcPr>
-            <w:tcW w:type="dxa" w:w="3934"/>
+            <w:tcW w:type="dxa" w:w="3907"/>
             <w:tcBorders>
               <w:top w:val="single" w:color="999999" w:sz="4"/>
               <w:left w:val="single" w:color="999999" w:sz="4"/>
@@ -13736,7 +13964,7 @@
         </w:tc>
         <w:tc>
           <w:tcPr>
-            <w:tcW w:type="dxa" w:w="3868"/>
+            <w:tcW w:type="dxa" w:w="3908"/>
             <w:tcBorders>
               <w:top w:val="single" w:color="999999" w:sz="4"/>
               <w:left w:val="single" w:color="999999" w:sz="4"/>
@@ -13771,7 +13999,7 @@
       <w:tr>
         <w:tc>
           <w:tcPr>
-            <w:tcW w:type="dxa" w:w="1836"/>
+            <w:tcW w:type="dxa" w:w="1823"/>
             <w:tcBorders>
               <w:top w:val="single" w:color="999999" w:sz="4"/>
               <w:left w:val="single" w:color="999999" w:sz="4"/>
@@ -13801,7 +14029,7 @@
         </w:tc>
         <w:tc>
           <w:tcPr>
-            <w:tcW w:type="dxa" w:w="3934"/>
+            <w:tcW w:type="dxa" w:w="3907"/>
             <w:tcBorders>
               <w:top w:val="single" w:color="999999" w:sz="4"/>
               <w:left w:val="single" w:color="999999" w:sz="4"/>
@@ -13847,7 +14075,7 @@
         </w:tc>
         <w:tc>
           <w:tcPr>
-            <w:tcW w:type="dxa" w:w="3868"/>
+            <w:tcW w:type="dxa" w:w="3908"/>
             <w:tcBorders>
               <w:top w:val="single" w:color="999999" w:sz="4"/>
               <w:left w:val="single" w:color="999999" w:sz="4"/>
@@ -13879,7 +14107,7 @@
       <w:tr>
         <w:tc>
           <w:tcPr>
-            <w:tcW w:type="dxa" w:w="1836"/>
+            <w:tcW w:type="dxa" w:w="1823"/>
             <w:tcBorders>
               <w:top w:val="single" w:color="999999" w:sz="4"/>
               <w:left w:val="single" w:color="999999" w:sz="4"/>
@@ -13909,7 +14137,7 @@
         </w:tc>
         <w:tc>
           <w:tcPr>
-            <w:tcW w:type="dxa" w:w="3934"/>
+            <w:tcW w:type="dxa" w:w="3907"/>
             <w:tcBorders>
               <w:top w:val="single" w:color="999999" w:sz="4"/>
               <w:left w:val="single" w:color="999999" w:sz="4"/>
@@ -13939,7 +14167,7 @@
         </w:tc>
         <w:tc>
           <w:tcPr>
-            <w:tcW w:type="dxa" w:w="3868"/>
+            <w:tcW w:type="dxa" w:w="3908"/>
             <w:tcBorders>
               <w:top w:val="single" w:color="999999" w:sz="4"/>
               <w:left w:val="single" w:color="999999" w:sz="4"/>
@@ -13971,7 +14199,7 @@
       <w:tr>
         <w:tc>
           <w:tcPr>
-            <w:tcW w:type="dxa" w:w="1836"/>
+            <w:tcW w:type="dxa" w:w="1823"/>
             <w:tcBorders>
               <w:top w:val="single" w:color="999999" w:sz="4"/>
               <w:left w:val="single" w:color="999999" w:sz="4"/>
@@ -14001,7 +14229,7 @@
         </w:tc>
         <w:tc>
           <w:tcPr>
-            <w:tcW w:type="dxa" w:w="3934"/>
+            <w:tcW w:type="dxa" w:w="3907"/>
             <w:tcBorders>
               <w:top w:val="single" w:color="999999" w:sz="4"/>
               <w:left w:val="single" w:color="999999" w:sz="4"/>
@@ -14031,7 +14259,7 @@
         </w:tc>
         <w:tc>
           <w:tcPr>
-            <w:tcW w:type="dxa" w:w="3868"/>
+            <w:tcW w:type="dxa" w:w="3908"/>
             <w:tcBorders>
               <w:top w:val="single" w:color="999999" w:sz="4"/>
               <w:left w:val="single" w:color="999999" w:sz="4"/>
@@ -14063,7 +14291,7 @@
       <w:tr>
         <w:tc>
           <w:tcPr>
-            <w:tcW w:type="dxa" w:w="1836"/>
+            <w:tcW w:type="dxa" w:w="1823"/>
             <w:tcBorders>
               <w:top w:val="single" w:color="999999" w:sz="4"/>
               <w:left w:val="single" w:color="999999" w:sz="4"/>
@@ -14093,7 +14321,7 @@
         </w:tc>
         <w:tc>
           <w:tcPr>
-            <w:tcW w:type="dxa" w:w="3934"/>
+            <w:tcW w:type="dxa" w:w="3907"/>
             <w:tcBorders>
               <w:top w:val="single" w:color="999999" w:sz="4"/>
               <w:left w:val="single" w:color="999999" w:sz="4"/>
@@ -14123,7 +14351,7 @@
         </w:tc>
         <w:tc>
           <w:tcPr>
-            <w:tcW w:type="dxa" w:w="3868"/>
+            <w:tcW w:type="dxa" w:w="3908"/>
             <w:tcBorders>
               <w:top w:val="single" w:color="999999" w:sz="4"/>
               <w:left w:val="single" w:color="999999" w:sz="4"/>
@@ -14155,7 +14383,7 @@
       <w:tr>
         <w:tc>
           <w:tcPr>
-            <w:tcW w:type="dxa" w:w="1836"/>
+            <w:tcW w:type="dxa" w:w="1823"/>
             <w:tcBorders>
               <w:top w:val="single" w:color="999999" w:sz="4"/>
               <w:left w:val="single" w:color="999999" w:sz="4"/>
@@ -14185,7 +14413,7 @@
         </w:tc>
         <w:tc>
           <w:tcPr>
-            <w:tcW w:type="dxa" w:w="3934"/>
+            <w:tcW w:type="dxa" w:w="3907"/>
             <w:tcBorders>
               <w:top w:val="single" w:color="999999" w:sz="4"/>
               <w:left w:val="single" w:color="999999" w:sz="4"/>
@@ -14215,7 +14443,7 @@
         </w:tc>
         <w:tc>
           <w:tcPr>
-            <w:tcW w:type="dxa" w:w="3868"/>
+            <w:tcW w:type="dxa" w:w="3908"/>
             <w:tcBorders>
               <w:top w:val="single" w:color="999999" w:sz="4"/>
               <w:left w:val="single" w:color="999999" w:sz="4"/>
@@ -14247,37 +14475,37 @@
       <w:tr>
         <w:tc>
           <w:tcPr>
-            <w:tcW w:type="dxa" w:w="1836"/>
-            <w:tcBorders>
-              <w:top w:val="single" w:color="999999" w:sz="4"/>
-              <w:left w:val="single" w:color="999999" w:sz="4"/>
-              <w:bottom w:val="single" w:color="999999" w:sz="4"/>
-              <w:right w:val="single" w:color="999999" w:sz="4"/>
-            </w:tcBorders>
-            <w:tcMar>
-              <w:top w:type="dxa" w:w="60"/>
-              <w:left w:type="dxa" w:w="100"/>
-              <w:bottom w:type="dxa" w:w="60"/>
-              <w:right w:type="dxa" w:w="100"/>
-            </w:tcMar>
-          </w:tcPr>
-          <w:p>
-            <w:pPr>
-              <w:spacing w:after="20"/>
-            </w:pPr>
-            <w:r>
-              <w:rPr>
-                <w:rFonts w:ascii="Arial" w:cs="Arial" w:eastAsia="Arial" w:hAnsi="Arial"/>
-                <w:sz w:val="19"/>
-                <w:szCs w:val="19"/>
-              </w:rPr>
-              <w:t xml:space="preserve">Секреты в переменных и файле</w:t>
-            </w:r>
-          </w:p>
-        </w:tc>
-        <w:tc>
-          <w:tcPr>
-            <w:tcW w:type="dxa" w:w="3934"/>
+            <w:tcW w:type="dxa" w:w="1823"/>
+            <w:tcBorders>
+              <w:top w:val="single" w:color="999999" w:sz="4"/>
+              <w:left w:val="single" w:color="999999" w:sz="4"/>
+              <w:bottom w:val="single" w:color="999999" w:sz="4"/>
+              <w:right w:val="single" w:color="999999" w:sz="4"/>
+            </w:tcBorders>
+            <w:tcMar>
+              <w:top w:type="dxa" w:w="60"/>
+              <w:left w:type="dxa" w:w="100"/>
+              <w:bottom w:type="dxa" w:w="60"/>
+              <w:right w:type="dxa" w:w="100"/>
+            </w:tcMar>
+          </w:tcPr>
+          <w:p>
+            <w:pPr>
+              <w:spacing w:after="20"/>
+            </w:pPr>
+            <w:r>
+              <w:rPr>
+                <w:rFonts w:ascii="Arial" w:cs="Arial" w:eastAsia="Arial" w:hAnsi="Arial"/>
+                <w:sz w:val="19"/>
+                <w:szCs w:val="19"/>
+              </w:rPr>
+              <w:t xml:space="preserve">Решения заказчика</w:t>
+            </w:r>
+          </w:p>
+        </w:tc>
+        <w:tc>
+          <w:tcPr>
+            <w:tcW w:type="dxa" w:w="3907"/>
             <w:tcBorders>
               <w:top w:val="single" w:color="999999" w:sz="4"/>
               <w:left w:val="single" w:color="999999" w:sz="4"/>
@@ -14301,37 +14529,15 @@
                 <w:sz w:val="17"/>
                 <w:szCs w:val="17"/>
               </w:rPr>
-              <w:t xml:space="preserve">tests/resilience/run-env-secrets.ps1</w:t>
-            </w:r>
-          </w:p>
-        </w:tc>
-        <w:tc>
-          <w:tcPr>
-            <w:tcW w:type="dxa" w:w="3868"/>
-            <w:tcBorders>
-              <w:top w:val="single" w:color="999999" w:sz="4"/>
-              <w:left w:val="single" w:color="999999" w:sz="4"/>
-              <w:bottom w:val="single" w:color="999999" w:sz="4"/>
-              <w:right w:val="single" w:color="999999" w:sz="4"/>
-            </w:tcBorders>
-            <w:tcMar>
-              <w:top w:type="dxa" w:w="60"/>
-              <w:left w:type="dxa" w:w="100"/>
-              <w:bottom w:type="dxa" w:w="60"/>
-              <w:right w:type="dxa" w:w="100"/>
-            </w:tcMar>
-          </w:tcPr>
-          <w:p>
-            <w:pPr>
-              <w:spacing w:after="20"/>
-            </w:pPr>
-            <w:r>
-              <w:rPr>
-                <w:rFonts w:ascii="Arial" w:cs="Arial" w:eastAsia="Arial" w:hAnsi="Arial"/>
-                <w:sz w:val="19"/>
-                <w:szCs w:val="19"/>
-              </w:rPr>
-              <w:t xml:space="preserve">Сервис стартует с секретами из </w:t>
+              <w:t xml:space="preserve">TwoFactorScenarios</w:t>
+            </w:r>
+            <w:r>
+              <w:rPr>
+                <w:rFonts w:ascii="Arial" w:cs="Arial" w:eastAsia="Arial" w:hAnsi="Arial"/>
+                <w:sz w:val="19"/>
+                <w:szCs w:val="19"/>
+              </w:rPr>
+              <w:t xml:space="preserve"> (SQLite и PostgreSQL), </w:t>
             </w:r>
             <w:r>
               <w:rPr>
@@ -14339,199 +14545,53 @@
                 <w:sz w:val="17"/>
                 <w:szCs w:val="17"/>
               </w:rPr>
-              <w:t xml:space="preserve">.env</w:t>
-            </w:r>
-            <w:r>
-              <w:rPr>
-                <w:rFonts w:ascii="Arial" w:cs="Arial" w:eastAsia="Arial" w:hAnsi="Arial"/>
-                <w:sz w:val="19"/>
-                <w:szCs w:val="19"/>
-              </w:rPr>
-              <w:t xml:space="preserve"> и из файла настроек</w:t>
-            </w:r>
-          </w:p>
-        </w:tc>
-      </w:tr>
-      <w:tr>
-        <w:tc>
-          <w:tcPr>
-            <w:tcW w:type="dxa" w:w="1836"/>
-            <w:tcBorders>
-              <w:top w:val="single" w:color="999999" w:sz="4"/>
-              <w:left w:val="single" w:color="999999" w:sz="4"/>
-              <w:bottom w:val="single" w:color="999999" w:sz="4"/>
-              <w:right w:val="single" w:color="999999" w:sz="4"/>
-            </w:tcBorders>
-            <w:tcMar>
-              <w:top w:type="dxa" w:w="60"/>
-              <w:left w:type="dxa" w:w="100"/>
-              <w:bottom w:type="dxa" w:w="60"/>
-              <w:right w:type="dxa" w:w="100"/>
-            </w:tcMar>
-          </w:tcPr>
-          <w:p>
-            <w:pPr>
-              <w:spacing w:after="20"/>
-            </w:pPr>
-            <w:r>
-              <w:rPr>
-                <w:rFonts w:ascii="Arial" w:cs="Arial" w:eastAsia="Arial" w:hAnsi="Arial"/>
-                <w:sz w:val="19"/>
-                <w:szCs w:val="19"/>
-              </w:rPr>
-              <w:t xml:space="preserve">Безопасность</w:t>
-            </w:r>
-          </w:p>
-        </w:tc>
-        <w:tc>
-          <w:tcPr>
-            <w:tcW w:type="dxa" w:w="3934"/>
-            <w:tcBorders>
-              <w:top w:val="single" w:color="999999" w:sz="4"/>
-              <w:left w:val="single" w:color="999999" w:sz="4"/>
-              <w:bottom w:val="single" w:color="999999" w:sz="4"/>
-              <w:right w:val="single" w:color="999999" w:sz="4"/>
-            </w:tcBorders>
-            <w:tcMar>
-              <w:top w:type="dxa" w:w="60"/>
-              <w:left w:type="dxa" w:w="100"/>
-              <w:bottom w:type="dxa" w:w="60"/>
-              <w:right w:type="dxa" w:w="100"/>
-            </w:tcMar>
-          </w:tcPr>
-          <w:p>
-            <w:pPr>
-              <w:spacing w:after="20"/>
-            </w:pPr>
-            <w:r>
-              <w:rPr>
-                <w:rFonts w:ascii="Arial" w:cs="Arial" w:eastAsia="Arial" w:hAnsi="Arial"/>
-                <w:sz w:val="19"/>
-                <w:szCs w:val="19"/>
-              </w:rPr>
-              <w:t xml:space="preserve">Trivy, Dockle, gitleaks</w:t>
-            </w:r>
-          </w:p>
-        </w:tc>
-        <w:tc>
-          <w:tcPr>
-            <w:tcW w:type="dxa" w:w="3868"/>
-            <w:tcBorders>
-              <w:top w:val="single" w:color="999999" w:sz="4"/>
-              <w:left w:val="single" w:color="999999" w:sz="4"/>
-              <w:bottom w:val="single" w:color="999999" w:sz="4"/>
-              <w:right w:val="single" w:color="999999" w:sz="4"/>
-            </w:tcBorders>
-            <w:tcMar>
-              <w:top w:type="dxa" w:w="60"/>
-              <w:left w:type="dxa" w:w="100"/>
-              <w:bottom w:type="dxa" w:w="60"/>
-              <w:right w:type="dxa" w:w="100"/>
-            </w:tcMar>
-          </w:tcPr>
-          <w:p>
-            <w:pPr>
-              <w:spacing w:after="20"/>
-            </w:pPr>
-            <w:r>
-              <w:rPr>
-                <w:rFonts w:ascii="Arial" w:cs="Arial" w:eastAsia="Arial" w:hAnsi="Arial"/>
-                <w:sz w:val="19"/>
-                <w:szCs w:val="19"/>
-              </w:rPr>
-              <w:t xml:space="preserve">0 уязвимостей, CIS пройден, 0 секретов</w:t>
-            </w:r>
-          </w:p>
-        </w:tc>
-      </w:tr>
-      <w:tr>
-        <w:tc>
-          <w:tcPr>
-            <w:tcW w:type="dxa" w:w="1836"/>
-            <w:tcBorders>
-              <w:top w:val="single" w:color="999999" w:sz="4"/>
-              <w:left w:val="single" w:color="999999" w:sz="4"/>
-              <w:bottom w:val="single" w:color="999999" w:sz="4"/>
-              <w:right w:val="single" w:color="999999" w:sz="4"/>
-            </w:tcBorders>
-            <w:tcMar>
-              <w:top w:type="dxa" w:w="60"/>
-              <w:left w:type="dxa" w:w="100"/>
-              <w:bottom w:type="dxa" w:w="60"/>
-              <w:right w:type="dxa" w:w="100"/>
-            </w:tcMar>
-          </w:tcPr>
-          <w:p>
-            <w:pPr>
-              <w:spacing w:after="20"/>
-            </w:pPr>
-            <w:r>
-              <w:rPr>
-                <w:rFonts w:ascii="Arial" w:cs="Arial" w:eastAsia="Arial" w:hAnsi="Arial"/>
-                <w:sz w:val="19"/>
-                <w:szCs w:val="19"/>
-              </w:rPr>
-              <w:t xml:space="preserve">Документация</w:t>
-            </w:r>
-          </w:p>
-        </w:tc>
-        <w:tc>
-          <w:tcPr>
-            <w:tcW w:type="dxa" w:w="3934"/>
-            <w:tcBorders>
-              <w:top w:val="single" w:color="999999" w:sz="4"/>
-              <w:left w:val="single" w:color="999999" w:sz="4"/>
-              <w:bottom w:val="single" w:color="999999" w:sz="4"/>
-              <w:right w:val="single" w:color="999999" w:sz="4"/>
-            </w:tcBorders>
-            <w:tcMar>
-              <w:top w:type="dxa" w:w="60"/>
-              <w:left w:type="dxa" w:w="100"/>
-              <w:bottom w:type="dxa" w:w="60"/>
-              <w:right w:type="dxa" w:w="100"/>
-            </w:tcMar>
-          </w:tcPr>
-          <w:p>
-            <w:pPr>
-              <w:spacing w:after="20"/>
-            </w:pPr>
+              <w:t xml:space="preserve">SettingsTests</w:t>
+            </w:r>
+          </w:p>
+        </w:tc>
+        <w:tc>
+          <w:tcPr>
+            <w:tcW w:type="dxa" w:w="3908"/>
+            <w:tcBorders>
+              <w:top w:val="single" w:color="999999" w:sz="4"/>
+              <w:left w:val="single" w:color="999999" w:sz="4"/>
+              <w:bottom w:val="single" w:color="999999" w:sz="4"/>
+              <w:right w:val="single" w:color="999999" w:sz="4"/>
+            </w:tcBorders>
+            <w:tcMar>
+              <w:top w:type="dxa" w:w="60"/>
+              <w:left w:type="dxa" w:w="100"/>
+              <w:bottom w:type="dxa" w:w="60"/>
+              <w:right w:type="dxa" w:w="100"/>
+            </w:tcMar>
+          </w:tcPr>
+          <w:p>
+            <w:pPr>
+              <w:spacing w:after="20"/>
+            </w:pPr>
+            <w:r>
+              <w:rPr>
+                <w:rFonts w:ascii="Arial" w:cs="Arial" w:eastAsia="Arial" w:hAnsi="Arial"/>
+                <w:sz w:val="19"/>
+                <w:szCs w:val="19"/>
+              </w:rPr>
+              <w:t xml:space="preserve">Двухфакторный вход по роли: страница кода, неверный код отклонён, код с почты и из мессенджера принят, </w:t>
+            </w:r>
             <w:r>
               <w:rPr>
                 <w:rFonts w:ascii="Consolas" w:cs="Consolas" w:eastAsia="Consolas" w:hAnsi="Consolas"/>
                 <w:sz w:val="17"/>
                 <w:szCs w:val="17"/>
               </w:rPr>
-              <w:t xml:space="preserve">scripts/validate-docs.ps1</w:t>
-            </w:r>
-          </w:p>
-        </w:tc>
-        <w:tc>
-          <w:tcPr>
-            <w:tcW w:type="dxa" w:w="3868"/>
-            <w:tcBorders>
-              <w:top w:val="single" w:color="999999" w:sz="4"/>
-              <w:left w:val="single" w:color="999999" w:sz="4"/>
-              <w:bottom w:val="single" w:color="999999" w:sz="4"/>
-              <w:right w:val="single" w:color="999999" w:sz="4"/>
-            </w:tcBorders>
-            <w:tcMar>
-              <w:top w:type="dxa" w:w="60"/>
-              <w:left w:type="dxa" w:w="100"/>
-              <w:bottom w:type="dxa" w:w="60"/>
-              <w:right w:type="dxa" w:w="100"/>
-            </w:tcMar>
-          </w:tcPr>
-          <w:p>
-            <w:pPr>
-              <w:spacing w:after="20"/>
-            </w:pPr>
-            <w:r>
-              <w:rPr>
-                <w:rFonts w:ascii="Arial" w:cs="Arial" w:eastAsia="Arial" w:hAnsi="Arial"/>
-                <w:sz w:val="19"/>
-                <w:szCs w:val="19"/>
-              </w:rPr>
-              <w:t xml:space="preserve">0 проблем</w:t>
+              <w:t xml:space="preserve">amr</w:t>
+            </w:r>
+            <w:r>
+              <w:rPr>
+                <w:rFonts w:ascii="Arial" w:cs="Arial" w:eastAsia="Arial" w:hAnsi="Arial"/>
+                <w:sz w:val="19"/>
+                <w:szCs w:val="19"/>
+              </w:rPr>
+              <w:t xml:space="preserve"> в токенах и после refresh; password grant закрыт; без каналов вход не выполняется; неактивные отключены, администратор — нет; сроки журнала по умолчанию</w:t>
             </w:r>
           </w:p>
         </w:tc>
@@ -14539,7 +14599,299 @@
       <w:tr>
         <w:tc>
           <w:tcPr>
-            <w:tcW w:type="dxa" w:w="1836"/>
+            <w:tcW w:type="dxa" w:w="1823"/>
+            <w:tcBorders>
+              <w:top w:val="single" w:color="999999" w:sz="4"/>
+              <w:left w:val="single" w:color="999999" w:sz="4"/>
+              <w:bottom w:val="single" w:color="999999" w:sz="4"/>
+              <w:right w:val="single" w:color="999999" w:sz="4"/>
+            </w:tcBorders>
+            <w:tcMar>
+              <w:top w:type="dxa" w:w="60"/>
+              <w:left w:type="dxa" w:w="100"/>
+              <w:bottom w:type="dxa" w:w="60"/>
+              <w:right w:type="dxa" w:w="100"/>
+            </w:tcMar>
+          </w:tcPr>
+          <w:p>
+            <w:pPr>
+              <w:spacing w:after="20"/>
+            </w:pPr>
+            <w:r>
+              <w:rPr>
+                <w:rFonts w:ascii="Arial" w:cs="Arial" w:eastAsia="Arial" w:hAnsi="Arial"/>
+                <w:sz w:val="19"/>
+                <w:szCs w:val="19"/>
+              </w:rPr>
+              <w:t xml:space="preserve">Секреты в переменных и файле</w:t>
+            </w:r>
+          </w:p>
+        </w:tc>
+        <w:tc>
+          <w:tcPr>
+            <w:tcW w:type="dxa" w:w="3907"/>
+            <w:tcBorders>
+              <w:top w:val="single" w:color="999999" w:sz="4"/>
+              <w:left w:val="single" w:color="999999" w:sz="4"/>
+              <w:bottom w:val="single" w:color="999999" w:sz="4"/>
+              <w:right w:val="single" w:color="999999" w:sz="4"/>
+            </w:tcBorders>
+            <w:tcMar>
+              <w:top w:type="dxa" w:w="60"/>
+              <w:left w:type="dxa" w:w="100"/>
+              <w:bottom w:type="dxa" w:w="60"/>
+              <w:right w:type="dxa" w:w="100"/>
+            </w:tcMar>
+          </w:tcPr>
+          <w:p>
+            <w:pPr>
+              <w:spacing w:after="20"/>
+            </w:pPr>
+            <w:r>
+              <w:rPr>
+                <w:rFonts w:ascii="Consolas" w:cs="Consolas" w:eastAsia="Consolas" w:hAnsi="Consolas"/>
+                <w:sz w:val="17"/>
+                <w:szCs w:val="17"/>
+              </w:rPr>
+              <w:t xml:space="preserve">tests/resilience/run-env-secrets.ps1</w:t>
+            </w:r>
+          </w:p>
+        </w:tc>
+        <w:tc>
+          <w:tcPr>
+            <w:tcW w:type="dxa" w:w="3908"/>
+            <w:tcBorders>
+              <w:top w:val="single" w:color="999999" w:sz="4"/>
+              <w:left w:val="single" w:color="999999" w:sz="4"/>
+              <w:bottom w:val="single" w:color="999999" w:sz="4"/>
+              <w:right w:val="single" w:color="999999" w:sz="4"/>
+            </w:tcBorders>
+            <w:tcMar>
+              <w:top w:type="dxa" w:w="60"/>
+              <w:left w:type="dxa" w:w="100"/>
+              <w:bottom w:type="dxa" w:w="60"/>
+              <w:right w:type="dxa" w:w="100"/>
+            </w:tcMar>
+          </w:tcPr>
+          <w:p>
+            <w:pPr>
+              <w:spacing w:after="20"/>
+            </w:pPr>
+            <w:r>
+              <w:rPr>
+                <w:rFonts w:ascii="Arial" w:cs="Arial" w:eastAsia="Arial" w:hAnsi="Arial"/>
+                <w:sz w:val="19"/>
+                <w:szCs w:val="19"/>
+              </w:rPr>
+              <w:t xml:space="preserve">Сервис стартует с секретами из </w:t>
+            </w:r>
+            <w:r>
+              <w:rPr>
+                <w:rFonts w:ascii="Consolas" w:cs="Consolas" w:eastAsia="Consolas" w:hAnsi="Consolas"/>
+                <w:sz w:val="17"/>
+                <w:szCs w:val="17"/>
+              </w:rPr>
+              <w:t xml:space="preserve">.env</w:t>
+            </w:r>
+            <w:r>
+              <w:rPr>
+                <w:rFonts w:ascii="Arial" w:cs="Arial" w:eastAsia="Arial" w:hAnsi="Arial"/>
+                <w:sz w:val="19"/>
+                <w:szCs w:val="19"/>
+              </w:rPr>
+              <w:t xml:space="preserve"> и из файла настроек</w:t>
+            </w:r>
+          </w:p>
+        </w:tc>
+      </w:tr>
+      <w:tr>
+        <w:tc>
+          <w:tcPr>
+            <w:tcW w:type="dxa" w:w="1823"/>
+            <w:tcBorders>
+              <w:top w:val="single" w:color="999999" w:sz="4"/>
+              <w:left w:val="single" w:color="999999" w:sz="4"/>
+              <w:bottom w:val="single" w:color="999999" w:sz="4"/>
+              <w:right w:val="single" w:color="999999" w:sz="4"/>
+            </w:tcBorders>
+            <w:tcMar>
+              <w:top w:type="dxa" w:w="60"/>
+              <w:left w:type="dxa" w:w="100"/>
+              <w:bottom w:type="dxa" w:w="60"/>
+              <w:right w:type="dxa" w:w="100"/>
+            </w:tcMar>
+          </w:tcPr>
+          <w:p>
+            <w:pPr>
+              <w:spacing w:after="20"/>
+            </w:pPr>
+            <w:r>
+              <w:rPr>
+                <w:rFonts w:ascii="Arial" w:cs="Arial" w:eastAsia="Arial" w:hAnsi="Arial"/>
+                <w:sz w:val="19"/>
+                <w:szCs w:val="19"/>
+              </w:rPr>
+              <w:t xml:space="preserve">Безопасность</w:t>
+            </w:r>
+          </w:p>
+        </w:tc>
+        <w:tc>
+          <w:tcPr>
+            <w:tcW w:type="dxa" w:w="3907"/>
+            <w:tcBorders>
+              <w:top w:val="single" w:color="999999" w:sz="4"/>
+              <w:left w:val="single" w:color="999999" w:sz="4"/>
+              <w:bottom w:val="single" w:color="999999" w:sz="4"/>
+              <w:right w:val="single" w:color="999999" w:sz="4"/>
+            </w:tcBorders>
+            <w:tcMar>
+              <w:top w:type="dxa" w:w="60"/>
+              <w:left w:type="dxa" w:w="100"/>
+              <w:bottom w:type="dxa" w:w="60"/>
+              <w:right w:type="dxa" w:w="100"/>
+            </w:tcMar>
+          </w:tcPr>
+          <w:p>
+            <w:pPr>
+              <w:spacing w:after="20"/>
+            </w:pPr>
+            <w:r>
+              <w:rPr>
+                <w:rFonts w:ascii="Arial" w:cs="Arial" w:eastAsia="Arial" w:hAnsi="Arial"/>
+                <w:sz w:val="19"/>
+                <w:szCs w:val="19"/>
+              </w:rPr>
+              <w:t xml:space="preserve">Trivy, Dockle, gitleaks</w:t>
+            </w:r>
+          </w:p>
+        </w:tc>
+        <w:tc>
+          <w:tcPr>
+            <w:tcW w:type="dxa" w:w="3908"/>
+            <w:tcBorders>
+              <w:top w:val="single" w:color="999999" w:sz="4"/>
+              <w:left w:val="single" w:color="999999" w:sz="4"/>
+              <w:bottom w:val="single" w:color="999999" w:sz="4"/>
+              <w:right w:val="single" w:color="999999" w:sz="4"/>
+            </w:tcBorders>
+            <w:tcMar>
+              <w:top w:type="dxa" w:w="60"/>
+              <w:left w:type="dxa" w:w="100"/>
+              <w:bottom w:type="dxa" w:w="60"/>
+              <w:right w:type="dxa" w:w="100"/>
+            </w:tcMar>
+          </w:tcPr>
+          <w:p>
+            <w:pPr>
+              <w:spacing w:after="20"/>
+            </w:pPr>
+            <w:r>
+              <w:rPr>
+                <w:rFonts w:ascii="Arial" w:cs="Arial" w:eastAsia="Arial" w:hAnsi="Arial"/>
+                <w:sz w:val="19"/>
+                <w:szCs w:val="19"/>
+              </w:rPr>
+              <w:t xml:space="preserve">0 уязвимостей, CIS пройден, 0 секретов</w:t>
+            </w:r>
+          </w:p>
+        </w:tc>
+      </w:tr>
+      <w:tr>
+        <w:tc>
+          <w:tcPr>
+            <w:tcW w:type="dxa" w:w="1823"/>
+            <w:tcBorders>
+              <w:top w:val="single" w:color="999999" w:sz="4"/>
+              <w:left w:val="single" w:color="999999" w:sz="4"/>
+              <w:bottom w:val="single" w:color="999999" w:sz="4"/>
+              <w:right w:val="single" w:color="999999" w:sz="4"/>
+            </w:tcBorders>
+            <w:tcMar>
+              <w:top w:type="dxa" w:w="60"/>
+              <w:left w:type="dxa" w:w="100"/>
+              <w:bottom w:type="dxa" w:w="60"/>
+              <w:right w:type="dxa" w:w="100"/>
+            </w:tcMar>
+          </w:tcPr>
+          <w:p>
+            <w:pPr>
+              <w:spacing w:after="20"/>
+            </w:pPr>
+            <w:r>
+              <w:rPr>
+                <w:rFonts w:ascii="Arial" w:cs="Arial" w:eastAsia="Arial" w:hAnsi="Arial"/>
+                <w:sz w:val="19"/>
+                <w:szCs w:val="19"/>
+              </w:rPr>
+              <w:t xml:space="preserve">Документация</w:t>
+            </w:r>
+          </w:p>
+        </w:tc>
+        <w:tc>
+          <w:tcPr>
+            <w:tcW w:type="dxa" w:w="3907"/>
+            <w:tcBorders>
+              <w:top w:val="single" w:color="999999" w:sz="4"/>
+              <w:left w:val="single" w:color="999999" w:sz="4"/>
+              <w:bottom w:val="single" w:color="999999" w:sz="4"/>
+              <w:right w:val="single" w:color="999999" w:sz="4"/>
+            </w:tcBorders>
+            <w:tcMar>
+              <w:top w:type="dxa" w:w="60"/>
+              <w:left w:type="dxa" w:w="100"/>
+              <w:bottom w:type="dxa" w:w="60"/>
+              <w:right w:type="dxa" w:w="100"/>
+            </w:tcMar>
+          </w:tcPr>
+          <w:p>
+            <w:pPr>
+              <w:spacing w:after="20"/>
+            </w:pPr>
+            <w:r>
+              <w:rPr>
+                <w:rFonts w:ascii="Consolas" w:cs="Consolas" w:eastAsia="Consolas" w:hAnsi="Consolas"/>
+                <w:sz w:val="17"/>
+                <w:szCs w:val="17"/>
+              </w:rPr>
+              <w:t xml:space="preserve">scripts/validate-docs.ps1</w:t>
+            </w:r>
+          </w:p>
+        </w:tc>
+        <w:tc>
+          <w:tcPr>
+            <w:tcW w:type="dxa" w:w="3908"/>
+            <w:tcBorders>
+              <w:top w:val="single" w:color="999999" w:sz="4"/>
+              <w:left w:val="single" w:color="999999" w:sz="4"/>
+              <w:bottom w:val="single" w:color="999999" w:sz="4"/>
+              <w:right w:val="single" w:color="999999" w:sz="4"/>
+            </w:tcBorders>
+            <w:tcMar>
+              <w:top w:type="dxa" w:w="60"/>
+              <w:left w:type="dxa" w:w="100"/>
+              <w:bottom w:type="dxa" w:w="60"/>
+              <w:right w:type="dxa" w:w="100"/>
+            </w:tcMar>
+          </w:tcPr>
+          <w:p>
+            <w:pPr>
+              <w:spacing w:after="20"/>
+            </w:pPr>
+            <w:r>
+              <w:rPr>
+                <w:rFonts w:ascii="Arial" w:cs="Arial" w:eastAsia="Arial" w:hAnsi="Arial"/>
+                <w:sz w:val="19"/>
+                <w:szCs w:val="19"/>
+              </w:rPr>
+              <w:t xml:space="preserve">0 проблем</w:t>
+            </w:r>
+          </w:p>
+        </w:tc>
+      </w:tr>
+      <w:tr>
+        <w:tc>
+          <w:tcPr>
+            <w:tcW w:type="dxa" w:w="1823"/>
             <w:tcBorders>
               <w:top w:val="single" w:color="999999" w:sz="4"/>
               <w:left w:val="single" w:color="999999" w:sz="4"/>
@@ -14569,7 +14921,7 @@
         </w:tc>
         <w:tc>
           <w:tcPr>
-            <w:tcW w:type="dxa" w:w="3934"/>
+            <w:tcW w:type="dxa" w:w="3907"/>
             <w:tcBorders>
               <w:top w:val="single" w:color="999999" w:sz="4"/>
               <w:left w:val="single" w:color="999999" w:sz="4"/>
@@ -14599,7 +14951,7 @@
         </w:tc>
         <w:tc>
           <w:tcPr>
-            <w:tcW w:type="dxa" w:w="3868"/>
+            <w:tcW w:type="dxa" w:w="3908"/>
             <w:tcBorders>
               <w:top w:val="single" w:color="999999" w:sz="4"/>
               <w:left w:val="single" w:color="999999" w:sz="4"/>
@@ -15285,6 +15637,98 @@
                 <w:sz w:val="19"/>
                 <w:szCs w:val="19"/>
               </w:rPr>
+              <w:t xml:space="preserve">Решения заказчика по вопросам ЧТЗ</w:t>
+            </w:r>
+          </w:p>
+        </w:tc>
+        <w:tc>
+          <w:tcPr>
+            <w:tcW w:type="dxa" w:w="5404"/>
+            <w:tcBorders>
+              <w:top w:val="single" w:color="999999" w:sz="4"/>
+              <w:left w:val="single" w:color="999999" w:sz="4"/>
+              <w:bottom w:val="single" w:color="999999" w:sz="4"/>
+              <w:right w:val="single" w:color="999999" w:sz="4"/>
+            </w:tcBorders>
+            <w:tcMar>
+              <w:top w:type="dxa" w:w="60"/>
+              <w:left w:type="dxa" w:w="100"/>
+              <w:bottom w:type="dxa" w:w="60"/>
+              <w:right w:type="dxa" w:w="100"/>
+            </w:tcMar>
+          </w:tcPr>
+          <w:p>
+            <w:pPr>
+              <w:spacing w:after="20"/>
+            </w:pPr>
+            <w:r>
+              <w:rPr>
+                <w:rFonts w:ascii="Arial" w:cs="Arial" w:eastAsia="Arial" w:hAnsi="Arial"/>
+                <w:sz w:val="19"/>
+                <w:szCs w:val="19"/>
+              </w:rPr>
+              <w:t xml:space="preserve">Двухфакторный вход по ролям (Ф-18), отключение неактивных учётных записей (Ф-12), сроки хранения журнала по умолчанию (А-4)</w:t>
+            </w:r>
+          </w:p>
+        </w:tc>
+        <w:tc>
+          <w:tcPr>
+            <w:tcW w:type="dxa" w:w="1081"/>
+            <w:tcBorders>
+              <w:top w:val="single" w:color="999999" w:sz="4"/>
+              <w:left w:val="single" w:color="999999" w:sz="4"/>
+              <w:bottom w:val="single" w:color="999999" w:sz="4"/>
+              <w:right w:val="single" w:color="999999" w:sz="4"/>
+            </w:tcBorders>
+            <w:tcMar>
+              <w:top w:type="dxa" w:w="60"/>
+              <w:left w:type="dxa" w:w="100"/>
+              <w:bottom w:type="dxa" w:w="60"/>
+              <w:right w:type="dxa" w:w="100"/>
+            </w:tcMar>
+          </w:tcPr>
+          <w:p>
+            <w:pPr>
+              <w:spacing w:after="20"/>
+            </w:pPr>
+            <w:r>
+              <w:rPr>
+                <w:rFonts w:ascii="Arial" w:cs="Arial" w:eastAsia="Arial" w:hAnsi="Arial"/>
+                <w:sz w:val="19"/>
+                <w:szCs w:val="19"/>
+              </w:rPr>
+              <w:t xml:space="preserve">выполнен</w:t>
+            </w:r>
+          </w:p>
+        </w:tc>
+      </w:tr>
+      <w:tr>
+        <w:tc>
+          <w:tcPr>
+            <w:tcW w:type="dxa" w:w="3153"/>
+            <w:tcBorders>
+              <w:top w:val="single" w:color="999999" w:sz="4"/>
+              <w:left w:val="single" w:color="999999" w:sz="4"/>
+              <w:bottom w:val="single" w:color="999999" w:sz="4"/>
+              <w:right w:val="single" w:color="999999" w:sz="4"/>
+            </w:tcBorders>
+            <w:tcMar>
+              <w:top w:type="dxa" w:w="60"/>
+              <w:left w:type="dxa" w:w="100"/>
+              <w:bottom w:type="dxa" w:w="60"/>
+              <w:right w:type="dxa" w:w="100"/>
+            </w:tcMar>
+          </w:tcPr>
+          <w:p>
+            <w:pPr>
+              <w:spacing w:after="20"/>
+            </w:pPr>
+            <w:r>
+              <w:rPr>
+                <w:rFonts w:ascii="Arial" w:cs="Arial" w:eastAsia="Arial" w:hAnsi="Arial"/>
+                <w:sz w:val="19"/>
+                <w:szCs w:val="19"/>
+              </w:rPr>
               <w:t xml:space="preserve">Доработка для первой очереди ERP</w:t>
             </w:r>
           </w:p>
@@ -15315,7 +15759,7 @@
                 <w:sz w:val="19"/>
                 <w:szCs w:val="19"/>
               </w:rPr>
-              <w:t xml:space="preserve">Ф-9–Ф-12, Ф-18, А-2а, А-3, А-7, Н-6, К-1, К-3, пример FastAPI, профиль нагрузки 220 пользователей</w:t>
+              <w:t xml:space="preserve">Ф-9, Ф-11, отчёт Ф-12, А-2а, А-3, А-7, Н-6, К-1, К-3, пример FastAPI, профиль нагрузки 220 пользователей</w:t>
             </w:r>
           </w:p>
         </w:tc>
@@ -16154,9 +16598,9 @@
         </w:tblBorders>
       </w:tblPr>
       <w:tblGrid>
-        <w:gridCol w:w="5901"/>
-        <w:gridCol w:w="1180"/>
-        <w:gridCol w:w="2557"/>
+        <w:gridCol w:w="5029"/>
+        <w:gridCol w:w="1006"/>
+        <w:gridCol w:w="3603"/>
       </w:tblGrid>
       <w:tr>
         <w:trPr>
@@ -16164,7 +16608,7 @@
         </w:trPr>
         <w:tc>
           <w:tcPr>
-            <w:tcW w:type="dxa" w:w="5901"/>
+            <w:tcW w:type="dxa" w:w="5029"/>
             <w:tcBorders>
               <w:top w:val="single" w:color="999999" w:sz="4"/>
               <w:left w:val="single" w:color="999999" w:sz="4"/>
@@ -16197,7 +16641,7 @@
         </w:tc>
         <w:tc>
           <w:tcPr>
-            <w:tcW w:type="dxa" w:w="1180"/>
+            <w:tcW w:type="dxa" w:w="1006"/>
             <w:tcBorders>
               <w:top w:val="single" w:color="999999" w:sz="4"/>
               <w:left w:val="single" w:color="999999" w:sz="4"/>
@@ -16230,7 +16674,7 @@
         </w:tc>
         <w:tc>
           <w:tcPr>
-            <w:tcW w:type="dxa" w:w="2557"/>
+            <w:tcW w:type="dxa" w:w="3603"/>
             <w:tcBorders>
               <w:top w:val="single" w:color="999999" w:sz="4"/>
               <w:left w:val="single" w:color="999999" w:sz="4"/>
@@ -16265,7 +16709,7 @@
       <w:tr>
         <w:tc>
           <w:tcPr>
-            <w:tcW w:type="dxa" w:w="5901"/>
+            <w:tcW w:type="dxa" w:w="5029"/>
             <w:tcBorders>
               <w:top w:val="single" w:color="999999" w:sz="4"/>
               <w:left w:val="single" w:color="999999" w:sz="4"/>
@@ -16295,7 +16739,7 @@
         </w:tc>
         <w:tc>
           <w:tcPr>
-            <w:tcW w:type="dxa" w:w="1180"/>
+            <w:tcW w:type="dxa" w:w="1006"/>
             <w:tcBorders>
               <w:top w:val="single" w:color="999999" w:sz="4"/>
               <w:left w:val="single" w:color="999999" w:sz="4"/>
@@ -16325,7 +16769,7 @@
         </w:tc>
         <w:tc>
           <w:tcPr>
-            <w:tcW w:type="dxa" w:w="2557"/>
+            <w:tcW w:type="dxa" w:w="3603"/>
             <w:tcBorders>
               <w:top w:val="single" w:color="999999" w:sz="4"/>
               <w:left w:val="single" w:color="999999" w:sz="4"/>
@@ -16357,7 +16801,7 @@
       <w:tr>
         <w:tc>
           <w:tcPr>
-            <w:tcW w:type="dxa" w:w="5901"/>
+            <w:tcW w:type="dxa" w:w="5029"/>
             <w:tcBorders>
               <w:top w:val="single" w:color="999999" w:sz="4"/>
               <w:left w:val="single" w:color="999999" w:sz="4"/>
@@ -16387,7 +16831,7 @@
         </w:tc>
         <w:tc>
           <w:tcPr>
-            <w:tcW w:type="dxa" w:w="1180"/>
+            <w:tcW w:type="dxa" w:w="1006"/>
             <w:tcBorders>
               <w:top w:val="single" w:color="999999" w:sz="4"/>
               <w:left w:val="single" w:color="999999" w:sz="4"/>
@@ -16417,7 +16861,7 @@
         </w:tc>
         <w:tc>
           <w:tcPr>
-            <w:tcW w:type="dxa" w:w="2557"/>
+            <w:tcW w:type="dxa" w:w="3603"/>
             <w:tcBorders>
               <w:top w:val="single" w:color="999999" w:sz="4"/>
               <w:left w:val="single" w:color="999999" w:sz="4"/>
@@ -16449,7 +16893,7 @@
       <w:tr>
         <w:tc>
           <w:tcPr>
-            <w:tcW w:type="dxa" w:w="5901"/>
+            <w:tcW w:type="dxa" w:w="5029"/>
             <w:tcBorders>
               <w:top w:val="single" w:color="999999" w:sz="4"/>
               <w:left w:val="single" w:color="999999" w:sz="4"/>
@@ -16479,7 +16923,7 @@
         </w:tc>
         <w:tc>
           <w:tcPr>
-            <w:tcW w:type="dxa" w:w="1180"/>
+            <w:tcW w:type="dxa" w:w="1006"/>
             <w:tcBorders>
               <w:top w:val="single" w:color="999999" w:sz="4"/>
               <w:left w:val="single" w:color="999999" w:sz="4"/>
@@ -16509,7 +16953,7 @@
         </w:tc>
         <w:tc>
           <w:tcPr>
-            <w:tcW w:type="dxa" w:w="2557"/>
+            <w:tcW w:type="dxa" w:w="3603"/>
             <w:tcBorders>
               <w:top w:val="single" w:color="999999" w:sz="4"/>
               <w:left w:val="single" w:color="999999" w:sz="4"/>
@@ -16541,7 +16985,7 @@
       <w:tr>
         <w:tc>
           <w:tcPr>
-            <w:tcW w:type="dxa" w:w="5901"/>
+            <w:tcW w:type="dxa" w:w="5029"/>
             <w:tcBorders>
               <w:top w:val="single" w:color="999999" w:sz="4"/>
               <w:left w:val="single" w:color="999999" w:sz="4"/>
@@ -16571,7 +17015,7 @@
         </w:tc>
         <w:tc>
           <w:tcPr>
-            <w:tcW w:type="dxa" w:w="1180"/>
+            <w:tcW w:type="dxa" w:w="1006"/>
             <w:tcBorders>
               <w:top w:val="single" w:color="999999" w:sz="4"/>
               <w:left w:val="single" w:color="999999" w:sz="4"/>
@@ -16601,31 +17045,31 @@
         </w:tc>
         <w:tc>
           <w:tcPr>
-            <w:tcW w:type="dxa" w:w="2557"/>
-            <w:tcBorders>
-              <w:top w:val="single" w:color="999999" w:sz="4"/>
-              <w:left w:val="single" w:color="999999" w:sz="4"/>
-              <w:bottom w:val="single" w:color="999999" w:sz="4"/>
-              <w:right w:val="single" w:color="999999" w:sz="4"/>
-            </w:tcBorders>
-            <w:tcMar>
-              <w:top w:type="dxa" w:w="60"/>
-              <w:left w:type="dxa" w:w="100"/>
-              <w:bottom w:type="dxa" w:w="60"/>
-              <w:right w:type="dxa" w:w="100"/>
-            </w:tcMar>
-          </w:tcPr>
-          <w:p>
-            <w:pPr>
-              <w:spacing w:after="20"/>
-            </w:pPr>
-            <w:r>
-              <w:rPr>
-                <w:rFonts w:ascii="Arial" w:cs="Arial" w:eastAsia="Arial" w:hAnsi="Arial"/>
-                <w:sz w:val="19"/>
-                <w:szCs w:val="19"/>
-              </w:rPr>
-              <w:t xml:space="preserve">Ф-7, Ф-10</w:t>
+            <w:tcW w:type="dxa" w:w="3603"/>
+            <w:tcBorders>
+              <w:top w:val="single" w:color="999999" w:sz="4"/>
+              <w:left w:val="single" w:color="999999" w:sz="4"/>
+              <w:bottom w:val="single" w:color="999999" w:sz="4"/>
+              <w:right w:val="single" w:color="999999" w:sz="4"/>
+            </w:tcBorders>
+            <w:tcMar>
+              <w:top w:type="dxa" w:w="60"/>
+              <w:left w:type="dxa" w:w="100"/>
+              <w:bottom w:type="dxa" w:w="60"/>
+              <w:right w:type="dxa" w:w="100"/>
+            </w:tcMar>
+          </w:tcPr>
+          <w:p>
+            <w:pPr>
+              <w:spacing w:after="20"/>
+            </w:pPr>
+            <w:r>
+              <w:rPr>
+                <w:rFonts w:ascii="Arial" w:cs="Arial" w:eastAsia="Arial" w:hAnsi="Arial"/>
+                <w:sz w:val="19"/>
+                <w:szCs w:val="19"/>
+              </w:rPr>
+              <w:t xml:space="preserve">Ф-7; несовместимые роли не определены (В-8)</w:t>
             </w:r>
           </w:p>
         </w:tc>
@@ -16633,7 +17077,7 @@
       <w:tr>
         <w:tc>
           <w:tcPr>
-            <w:tcW w:type="dxa" w:w="5901"/>
+            <w:tcW w:type="dxa" w:w="5029"/>
             <w:tcBorders>
               <w:top w:val="single" w:color="999999" w:sz="4"/>
               <w:left w:val="single" w:color="999999" w:sz="4"/>
@@ -16663,7 +17107,7 @@
         </w:tc>
         <w:tc>
           <w:tcPr>
-            <w:tcW w:type="dxa" w:w="1180"/>
+            <w:tcW w:type="dxa" w:w="1006"/>
             <w:tcBorders>
               <w:top w:val="single" w:color="999999" w:sz="4"/>
               <w:left w:val="single" w:color="999999" w:sz="4"/>
@@ -16693,31 +17137,31 @@
         </w:tc>
         <w:tc>
           <w:tcPr>
-            <w:tcW w:type="dxa" w:w="2557"/>
-            <w:tcBorders>
-              <w:top w:val="single" w:color="999999" w:sz="4"/>
-              <w:left w:val="single" w:color="999999" w:sz="4"/>
-              <w:bottom w:val="single" w:color="999999" w:sz="4"/>
-              <w:right w:val="single" w:color="999999" w:sz="4"/>
-            </w:tcBorders>
-            <w:tcMar>
-              <w:top w:type="dxa" w:w="60"/>
-              <w:left w:type="dxa" w:w="100"/>
-              <w:bottom w:type="dxa" w:w="60"/>
-              <w:right w:type="dxa" w:w="100"/>
-            </w:tcMar>
-          </w:tcPr>
-          <w:p>
-            <w:pPr>
-              <w:spacing w:after="20"/>
-            </w:pPr>
-            <w:r>
-              <w:rPr>
-                <w:rFonts w:ascii="Arial" w:cs="Arial" w:eastAsia="Arial" w:hAnsi="Arial"/>
-                <w:sz w:val="19"/>
-                <w:szCs w:val="19"/>
-              </w:rPr>
-              <w:t xml:space="preserve">ядро ERP; В-1</w:t>
+            <w:tcW w:type="dxa" w:w="3603"/>
+            <w:tcBorders>
+              <w:top w:val="single" w:color="999999" w:sz="4"/>
+              <w:left w:val="single" w:color="999999" w:sz="4"/>
+              <w:bottom w:val="single" w:color="999999" w:sz="4"/>
+              <w:right w:val="single" w:color="999999" w:sz="4"/>
+            </w:tcBorders>
+            <w:tcMar>
+              <w:top w:type="dxa" w:w="60"/>
+              <w:left w:type="dxa" w:w="100"/>
+              <w:bottom w:type="dxa" w:w="60"/>
+              <w:right w:type="dxa" w:w="100"/>
+            </w:tcMar>
+          </w:tcPr>
+          <w:p>
+            <w:pPr>
+              <w:spacing w:after="20"/>
+            </w:pPr>
+            <w:r>
+              <w:rPr>
+                <w:rFonts w:ascii="Arial" w:cs="Arial" w:eastAsia="Arial" w:hAnsi="Arial"/>
+                <w:sz w:val="19"/>
+                <w:szCs w:val="19"/>
+              </w:rPr>
+              <w:t xml:space="preserve">ядро ERP (В-1)</w:t>
             </w:r>
           </w:p>
         </w:tc>
@@ -16725,7 +17169,7 @@
       <w:tr>
         <w:tc>
           <w:tcPr>
-            <w:tcW w:type="dxa" w:w="5901"/>
+            <w:tcW w:type="dxa" w:w="5029"/>
             <w:tcBorders>
               <w:top w:val="single" w:color="999999" w:sz="4"/>
               <w:left w:val="single" w:color="999999" w:sz="4"/>
@@ -16755,7 +17199,7 @@
         </w:tc>
         <w:tc>
           <w:tcPr>
-            <w:tcW w:type="dxa" w:w="1180"/>
+            <w:tcW w:type="dxa" w:w="1006"/>
             <w:tcBorders>
               <w:top w:val="single" w:color="999999" w:sz="4"/>
               <w:left w:val="single" w:color="999999" w:sz="4"/>
@@ -16785,31 +17229,31 @@
         </w:tc>
         <w:tc>
           <w:tcPr>
-            <w:tcW w:type="dxa" w:w="2557"/>
-            <w:tcBorders>
-              <w:top w:val="single" w:color="999999" w:sz="4"/>
-              <w:left w:val="single" w:color="999999" w:sz="4"/>
-              <w:bottom w:val="single" w:color="999999" w:sz="4"/>
-              <w:right w:val="single" w:color="999999" w:sz="4"/>
-            </w:tcBorders>
-            <w:tcMar>
-              <w:top w:type="dxa" w:w="60"/>
-              <w:left w:type="dxa" w:w="100"/>
-              <w:bottom w:type="dxa" w:w="60"/>
-              <w:right w:type="dxa" w:w="100"/>
-            </w:tcMar>
-          </w:tcPr>
-          <w:p>
-            <w:pPr>
-              <w:spacing w:after="20"/>
-            </w:pPr>
-            <w:r>
-              <w:rPr>
-                <w:rFonts w:ascii="Arial" w:cs="Arial" w:eastAsia="Arial" w:hAnsi="Arial"/>
-                <w:sz w:val="19"/>
-                <w:szCs w:val="19"/>
-              </w:rPr>
-              <w:t xml:space="preserve">Ф-9, Ф-11; правила — В-2</w:t>
+            <w:tcW w:type="dxa" w:w="3603"/>
+            <w:tcBorders>
+              <w:top w:val="single" w:color="999999" w:sz="4"/>
+              <w:left w:val="single" w:color="999999" w:sz="4"/>
+              <w:bottom w:val="single" w:color="999999" w:sz="4"/>
+              <w:right w:val="single" w:color="999999" w:sz="4"/>
+            </w:tcBorders>
+            <w:tcMar>
+              <w:top w:type="dxa" w:w="60"/>
+              <w:left w:type="dxa" w:w="100"/>
+              <w:bottom w:type="dxa" w:w="60"/>
+              <w:right w:type="dxa" w:w="100"/>
+            </w:tcMar>
+          </w:tcPr>
+          <w:p>
+            <w:pPr>
+              <w:spacing w:after="20"/>
+            </w:pPr>
+            <w:r>
+              <w:rPr>
+                <w:rFonts w:ascii="Arial" w:cs="Arial" w:eastAsia="Arial" w:hAnsi="Arial"/>
+                <w:sz w:val="19"/>
+                <w:szCs w:val="19"/>
+              </w:rPr>
+              <w:t xml:space="preserve">Ф-9, Ф-11</w:t>
             </w:r>
           </w:p>
         </w:tc>
@@ -16817,7 +17261,7 @@
       <w:tr>
         <w:tc>
           <w:tcPr>
-            <w:tcW w:type="dxa" w:w="5901"/>
+            <w:tcW w:type="dxa" w:w="5029"/>
             <w:tcBorders>
               <w:top w:val="single" w:color="999999" w:sz="4"/>
               <w:left w:val="single" w:color="999999" w:sz="4"/>
@@ -16847,7 +17291,7 @@
         </w:tc>
         <w:tc>
           <w:tcPr>
-            <w:tcW w:type="dxa" w:w="1180"/>
+            <w:tcW w:type="dxa" w:w="1006"/>
             <w:tcBorders>
               <w:top w:val="single" w:color="999999" w:sz="4"/>
               <w:left w:val="single" w:color="999999" w:sz="4"/>
@@ -16877,31 +17321,31 @@
         </w:tc>
         <w:tc>
           <w:tcPr>
-            <w:tcW w:type="dxa" w:w="2557"/>
-            <w:tcBorders>
-              <w:top w:val="single" w:color="999999" w:sz="4"/>
-              <w:left w:val="single" w:color="999999" w:sz="4"/>
-              <w:bottom w:val="single" w:color="999999" w:sz="4"/>
-              <w:right w:val="single" w:color="999999" w:sz="4"/>
-            </w:tcBorders>
-            <w:tcMar>
-              <w:top w:type="dxa" w:w="60"/>
-              <w:left w:type="dxa" w:w="100"/>
-              <w:bottom w:type="dxa" w:w="60"/>
-              <w:right w:type="dxa" w:w="100"/>
-            </w:tcMar>
-          </w:tcPr>
-          <w:p>
-            <w:pPr>
-              <w:spacing w:after="20"/>
-            </w:pPr>
-            <w:r>
-              <w:rPr>
-                <w:rFonts w:ascii="Arial" w:cs="Arial" w:eastAsia="Arial" w:hAnsi="Arial"/>
-                <w:sz w:val="19"/>
-                <w:szCs w:val="19"/>
-              </w:rPr>
-              <w:t xml:space="preserve">Ф-14, Ф-19; источник — В-3</w:t>
+            <w:tcW w:type="dxa" w:w="3603"/>
+            <w:tcBorders>
+              <w:top w:val="single" w:color="999999" w:sz="4"/>
+              <w:left w:val="single" w:color="999999" w:sz="4"/>
+              <w:bottom w:val="single" w:color="999999" w:sz="4"/>
+              <w:right w:val="single" w:color="999999" w:sz="4"/>
+            </w:tcBorders>
+            <w:tcMar>
+              <w:top w:type="dxa" w:w="60"/>
+              <w:left w:type="dxa" w:w="100"/>
+              <w:bottom w:type="dxa" w:w="60"/>
+              <w:right w:type="dxa" w:w="100"/>
+            </w:tcMar>
+          </w:tcPr>
+          <w:p>
+            <w:pPr>
+              <w:spacing w:after="20"/>
+            </w:pPr>
+            <w:r>
+              <w:rPr>
+                <w:rFonts w:ascii="Arial" w:cs="Arial" w:eastAsia="Arial" w:hAnsi="Arial"/>
+                <w:sz w:val="19"/>
+                <w:szCs w:val="19"/>
+              </w:rPr>
+              <w:t xml:space="preserve">Ф-14, Ф-19</w:t>
             </w:r>
           </w:p>
         </w:tc>
@@ -16909,7 +17353,7 @@
       <w:tr>
         <w:tc>
           <w:tcPr>
-            <w:tcW w:type="dxa" w:w="5901"/>
+            <w:tcW w:type="dxa" w:w="5029"/>
             <w:tcBorders>
               <w:top w:val="single" w:color="999999" w:sz="4"/>
               <w:left w:val="single" w:color="999999" w:sz="4"/>
@@ -16939,7 +17383,7 @@
         </w:tc>
         <w:tc>
           <w:tcPr>
-            <w:tcW w:type="dxa" w:w="1180"/>
+            <w:tcW w:type="dxa" w:w="1006"/>
             <w:tcBorders>
               <w:top w:val="single" w:color="999999" w:sz="4"/>
               <w:left w:val="single" w:color="999999" w:sz="4"/>
@@ -16969,7 +17413,7 @@
         </w:tc>
         <w:tc>
           <w:tcPr>
-            <w:tcW w:type="dxa" w:w="2557"/>
+            <w:tcW w:type="dxa" w:w="3603"/>
             <w:tcBorders>
               <w:top w:val="single" w:color="999999" w:sz="4"/>
               <w:left w:val="single" w:color="999999" w:sz="4"/>
@@ -17001,7 +17445,7 @@
       <w:tr>
         <w:tc>
           <w:tcPr>
-            <w:tcW w:type="dxa" w:w="5901"/>
+            <w:tcW w:type="dxa" w:w="5029"/>
             <w:tcBorders>
               <w:top w:val="single" w:color="999999" w:sz="4"/>
               <w:left w:val="single" w:color="999999" w:sz="4"/>
@@ -17031,7 +17475,7 @@
         </w:tc>
         <w:tc>
           <w:tcPr>
-            <w:tcW w:type="dxa" w:w="1180"/>
+            <w:tcW w:type="dxa" w:w="1006"/>
             <w:tcBorders>
               <w:top w:val="single" w:color="999999" w:sz="4"/>
               <w:left w:val="single" w:color="999999" w:sz="4"/>
@@ -17061,7 +17505,7 @@
         </w:tc>
         <w:tc>
           <w:tcPr>
-            <w:tcW w:type="dxa" w:w="2557"/>
+            <w:tcW w:type="dxa" w:w="3603"/>
             <w:tcBorders>
               <w:top w:val="single" w:color="999999" w:sz="4"/>
               <w:left w:val="single" w:color="999999" w:sz="4"/>
@@ -17093,7 +17537,7 @@
       <w:tr>
         <w:tc>
           <w:tcPr>
-            <w:tcW w:type="dxa" w:w="5901"/>
+            <w:tcW w:type="dxa" w:w="5029"/>
             <w:tcBorders>
               <w:top w:val="single" w:color="999999" w:sz="4"/>
               <w:left w:val="single" w:color="999999" w:sz="4"/>
@@ -17123,7 +17567,7 @@
         </w:tc>
         <w:tc>
           <w:tcPr>
-            <w:tcW w:type="dxa" w:w="1180"/>
+            <w:tcW w:type="dxa" w:w="1006"/>
             <w:tcBorders>
               <w:top w:val="single" w:color="999999" w:sz="4"/>
               <w:left w:val="single" w:color="999999" w:sz="4"/>
@@ -17153,7 +17597,7 @@
         </w:tc>
         <w:tc>
           <w:tcPr>
-            <w:tcW w:type="dxa" w:w="2557"/>
+            <w:tcW w:type="dxa" w:w="3603"/>
             <w:tcBorders>
               <w:top w:val="single" w:color="999999" w:sz="4"/>
               <w:left w:val="single" w:color="999999" w:sz="4"/>
@@ -17185,7 +17629,7 @@
       <w:tr>
         <w:tc>
           <w:tcPr>
-            <w:tcW w:type="dxa" w:w="5901"/>
+            <w:tcW w:type="dxa" w:w="5029"/>
             <w:tcBorders>
               <w:top w:val="single" w:color="999999" w:sz="4"/>
               <w:left w:val="single" w:color="999999" w:sz="4"/>
@@ -17215,7 +17659,7 @@
         </w:tc>
         <w:tc>
           <w:tcPr>
-            <w:tcW w:type="dxa" w:w="1180"/>
+            <w:tcW w:type="dxa" w:w="1006"/>
             <w:tcBorders>
               <w:top w:val="single" w:color="999999" w:sz="4"/>
               <w:left w:val="single" w:color="999999" w:sz="4"/>
@@ -17245,7 +17689,7 @@
         </w:tc>
         <w:tc>
           <w:tcPr>
-            <w:tcW w:type="dxa" w:w="2557"/>
+            <w:tcW w:type="dxa" w:w="3603"/>
             <w:tcBorders>
               <w:top w:val="single" w:color="999999" w:sz="4"/>
               <w:left w:val="single" w:color="999999" w:sz="4"/>
@@ -17277,7 +17721,7 @@
       <w:tr>
         <w:tc>
           <w:tcPr>
-            <w:tcW w:type="dxa" w:w="5901"/>
+            <w:tcW w:type="dxa" w:w="5029"/>
             <w:tcBorders>
               <w:top w:val="single" w:color="999999" w:sz="4"/>
               <w:left w:val="single" w:color="999999" w:sz="4"/>
@@ -17307,7 +17751,7 @@
         </w:tc>
         <w:tc>
           <w:tcPr>
-            <w:tcW w:type="dxa" w:w="1180"/>
+            <w:tcW w:type="dxa" w:w="1006"/>
             <w:tcBorders>
               <w:top w:val="single" w:color="999999" w:sz="4"/>
               <w:left w:val="single" w:color="999999" w:sz="4"/>
@@ -17337,7 +17781,7 @@
         </w:tc>
         <w:tc>
           <w:tcPr>
-            <w:tcW w:type="dxa" w:w="2557"/>
+            <w:tcW w:type="dxa" w:w="3603"/>
             <w:tcBorders>
               <w:top w:val="single" w:color="999999" w:sz="4"/>
               <w:left w:val="single" w:color="999999" w:sz="4"/>
@@ -17369,7 +17813,7 @@
       <w:tr>
         <w:tc>
           <w:tcPr>
-            <w:tcW w:type="dxa" w:w="5901"/>
+            <w:tcW w:type="dxa" w:w="5029"/>
             <w:tcBorders>
               <w:top w:val="single" w:color="999999" w:sz="4"/>
               <w:left w:val="single" w:color="999999" w:sz="4"/>
@@ -17399,7 +17843,7 @@
         </w:tc>
         <w:tc>
           <w:tcPr>
-            <w:tcW w:type="dxa" w:w="1180"/>
+            <w:tcW w:type="dxa" w:w="1006"/>
             <w:tcBorders>
               <w:top w:val="single" w:color="999999" w:sz="4"/>
               <w:left w:val="single" w:color="999999" w:sz="4"/>
@@ -17429,7 +17873,7 @@
         </w:tc>
         <w:tc>
           <w:tcPr>
-            <w:tcW w:type="dxa" w:w="2557"/>
+            <w:tcW w:type="dxa" w:w="3603"/>
             <w:tcBorders>
               <w:top w:val="single" w:color="999999" w:sz="4"/>
               <w:left w:val="single" w:color="999999" w:sz="4"/>
@@ -17461,7 +17905,7 @@
       <w:tr>
         <w:tc>
           <w:tcPr>
-            <w:tcW w:type="dxa" w:w="5901"/>
+            <w:tcW w:type="dxa" w:w="5029"/>
             <w:tcBorders>
               <w:top w:val="single" w:color="999999" w:sz="4"/>
               <w:left w:val="single" w:color="999999" w:sz="4"/>
@@ -17491,7 +17935,7 @@
         </w:tc>
         <w:tc>
           <w:tcPr>
-            <w:tcW w:type="dxa" w:w="1180"/>
+            <w:tcW w:type="dxa" w:w="1006"/>
             <w:tcBorders>
               <w:top w:val="single" w:color="999999" w:sz="4"/>
               <w:left w:val="single" w:color="999999" w:sz="4"/>
@@ -17521,7 +17965,7 @@
         </w:tc>
         <w:tc>
           <w:tcPr>
-            <w:tcW w:type="dxa" w:w="2557"/>
+            <w:tcW w:type="dxa" w:w="3603"/>
             <w:tcBorders>
               <w:top w:val="single" w:color="999999" w:sz="4"/>
               <w:left w:val="single" w:color="999999" w:sz="4"/>
@@ -17553,7 +17997,7 @@
       <w:tr>
         <w:tc>
           <w:tcPr>
-            <w:tcW w:type="dxa" w:w="5901"/>
+            <w:tcW w:type="dxa" w:w="5029"/>
             <w:tcBorders>
               <w:top w:val="single" w:color="999999" w:sz="4"/>
               <w:left w:val="single" w:color="999999" w:sz="4"/>
@@ -17583,7 +18027,7 @@
         </w:tc>
         <w:tc>
           <w:tcPr>
-            <w:tcW w:type="dxa" w:w="1180"/>
+            <w:tcW w:type="dxa" w:w="1006"/>
             <w:tcBorders>
               <w:top w:val="single" w:color="999999" w:sz="4"/>
               <w:left w:val="single" w:color="999999" w:sz="4"/>
@@ -17613,7 +18057,7 @@
         </w:tc>
         <w:tc>
           <w:tcPr>
-            <w:tcW w:type="dxa" w:w="2557"/>
+            <w:tcW w:type="dxa" w:w="3603"/>
             <w:tcBorders>
               <w:top w:val="single" w:color="999999" w:sz="4"/>
               <w:left w:val="single" w:color="999999" w:sz="4"/>
@@ -17645,7 +18089,7 @@
       <w:tr>
         <w:tc>
           <w:tcPr>
-            <w:tcW w:type="dxa" w:w="5901"/>
+            <w:tcW w:type="dxa" w:w="5029"/>
             <w:tcBorders>
               <w:top w:val="single" w:color="999999" w:sz="4"/>
               <w:left w:val="single" w:color="999999" w:sz="4"/>
@@ -17675,7 +18119,7 @@
         </w:tc>
         <w:tc>
           <w:tcPr>
-            <w:tcW w:type="dxa" w:w="1180"/>
+            <w:tcW w:type="dxa" w:w="1006"/>
             <w:tcBorders>
               <w:top w:val="single" w:color="999999" w:sz="4"/>
               <w:left w:val="single" w:color="999999" w:sz="4"/>
@@ -17705,7 +18149,7 @@
         </w:tc>
         <w:tc>
           <w:tcPr>
-            <w:tcW w:type="dxa" w:w="2557"/>
+            <w:tcW w:type="dxa" w:w="3603"/>
             <w:tcBorders>
               <w:top w:val="single" w:color="999999" w:sz="4"/>
               <w:left w:val="single" w:color="999999" w:sz="4"/>
@@ -17737,7 +18181,7 @@
       <w:tr>
         <w:tc>
           <w:tcPr>
-            <w:tcW w:type="dxa" w:w="5901"/>
+            <w:tcW w:type="dxa" w:w="5029"/>
             <w:tcBorders>
               <w:top w:val="single" w:color="999999" w:sz="4"/>
               <w:left w:val="single" w:color="999999" w:sz="4"/>
@@ -17767,7 +18211,7 @@
         </w:tc>
         <w:tc>
           <w:tcPr>
-            <w:tcW w:type="dxa" w:w="1180"/>
+            <w:tcW w:type="dxa" w:w="1006"/>
             <w:tcBorders>
               <w:top w:val="single" w:color="999999" w:sz="4"/>
               <w:left w:val="single" w:color="999999" w:sz="4"/>
@@ -17797,7 +18241,7 @@
         </w:tc>
         <w:tc>
           <w:tcPr>
-            <w:tcW w:type="dxa" w:w="2557"/>
+            <w:tcW w:type="dxa" w:w="3603"/>
             <w:tcBorders>
               <w:top w:val="single" w:color="999999" w:sz="4"/>
               <w:left w:val="single" w:color="999999" w:sz="4"/>
@@ -17829,7 +18273,7 @@
       <w:tr>
         <w:tc>
           <w:tcPr>
-            <w:tcW w:type="dxa" w:w="5901"/>
+            <w:tcW w:type="dxa" w:w="5029"/>
             <w:tcBorders>
               <w:top w:val="single" w:color="999999" w:sz="4"/>
               <w:left w:val="single" w:color="999999" w:sz="4"/>
@@ -17859,7 +18303,7 @@
         </w:tc>
         <w:tc>
           <w:tcPr>
-            <w:tcW w:type="dxa" w:w="1180"/>
+            <w:tcW w:type="dxa" w:w="1006"/>
             <w:tcBorders>
               <w:top w:val="single" w:color="999999" w:sz="4"/>
               <w:left w:val="single" w:color="999999" w:sz="4"/>
@@ -17889,7 +18333,7 @@
         </w:tc>
         <w:tc>
           <w:tcPr>
-            <w:tcW w:type="dxa" w:w="2557"/>
+            <w:tcW w:type="dxa" w:w="3603"/>
             <w:tcBorders>
               <w:top w:val="single" w:color="999999" w:sz="4"/>
               <w:left w:val="single" w:color="999999" w:sz="4"/>
@@ -17921,7 +18365,7 @@
       <w:tr>
         <w:tc>
           <w:tcPr>
-            <w:tcW w:type="dxa" w:w="5901"/>
+            <w:tcW w:type="dxa" w:w="5029"/>
             <w:tcBorders>
               <w:top w:val="single" w:color="999999" w:sz="4"/>
               <w:left w:val="single" w:color="999999" w:sz="4"/>
@@ -17951,7 +18395,7 @@
         </w:tc>
         <w:tc>
           <w:tcPr>
-            <w:tcW w:type="dxa" w:w="1180"/>
+            <w:tcW w:type="dxa" w:w="1006"/>
             <w:tcBorders>
               <w:top w:val="single" w:color="999999" w:sz="4"/>
               <w:left w:val="single" w:color="999999" w:sz="4"/>
@@ -17981,7 +18425,7 @@
         </w:tc>
         <w:tc>
           <w:tcPr>
-            <w:tcW w:type="dxa" w:w="2557"/>
+            <w:tcW w:type="dxa" w:w="3603"/>
             <w:tcBorders>
               <w:top w:val="single" w:color="999999" w:sz="4"/>
               <w:left w:val="single" w:color="999999" w:sz="4"/>
@@ -18013,7 +18457,7 @@
       <w:tr>
         <w:tc>
           <w:tcPr>
-            <w:tcW w:type="dxa" w:w="5901"/>
+            <w:tcW w:type="dxa" w:w="5029"/>
             <w:tcBorders>
               <w:top w:val="single" w:color="999999" w:sz="4"/>
               <w:left w:val="single" w:color="999999" w:sz="4"/>
@@ -18043,7 +18487,7 @@
         </w:tc>
         <w:tc>
           <w:tcPr>
-            <w:tcW w:type="dxa" w:w="1180"/>
+            <w:tcW w:type="dxa" w:w="1006"/>
             <w:tcBorders>
               <w:top w:val="single" w:color="999999" w:sz="4"/>
               <w:left w:val="single" w:color="999999" w:sz="4"/>
@@ -18073,7 +18517,7 @@
         </w:tc>
         <w:tc>
           <w:tcPr>
-            <w:tcW w:type="dxa" w:w="2557"/>
+            <w:tcW w:type="dxa" w:w="3603"/>
             <w:tcBorders>
               <w:top w:val="single" w:color="999999" w:sz="4"/>
               <w:left w:val="single" w:color="999999" w:sz="4"/>
@@ -18118,7 +18562,21 @@
           <w:sz w:val="32"/>
           <w:szCs w:val="32"/>
         </w:rPr>
-        <w:t xml:space="preserve">18. Открытые вопросы</w:t>
+        <w:t xml:space="preserve">18. Принятые решения по вопросам</w:t>
+      </w:r>
+    </w:p>
+    <w:p>
+      <w:pPr>
+        <w:spacing w:after="100" w:line="276"/>
+        <w:jc w:val="both"/>
+      </w:pPr>
+      <w:r>
+        <w:rPr>
+          <w:rFonts w:ascii="Arial" w:cs="Arial" w:eastAsia="Arial" w:hAnsi="Arial"/>
+          <w:sz w:val="22"/>
+          <w:szCs w:val="22"/>
+        </w:rPr>
+        <w:t xml:space="preserve">Ответы заказчика на вопросы для ЧТЗ.</w:t>
       </w:r>
     </w:p>
     <w:p>
@@ -18134,7 +18592,7 @@
           <w:sz w:val="20"/>
           <w:szCs w:val="20"/>
         </w:rPr>
-        <w:t xml:space="preserve">Таблица 23. 18. Открытые вопросы</w:t>
+        <w:t xml:space="preserve">Таблица 23. 18. Принятые решения по вопросам</w:t>
       </w:r>
     </w:p>
     <w:tbl>
@@ -18150,9 +18608,9 @@
         </w:tblBorders>
       </w:tblPr>
       <w:tblGrid>
-        <w:gridCol w:w="357"/>
-        <w:gridCol w:w="5354"/>
-        <w:gridCol w:w="3927"/>
+        <w:gridCol w:w="347"/>
+        <w:gridCol w:w="4081"/>
+        <w:gridCol w:w="5210"/>
       </w:tblGrid>
       <w:tr>
         <w:trPr>
@@ -18160,7 +18618,7 @@
         </w:trPr>
         <w:tc>
           <w:tcPr>
-            <w:tcW w:type="dxa" w:w="357"/>
+            <w:tcW w:type="dxa" w:w="347"/>
             <w:tcBorders>
               <w:top w:val="single" w:color="999999" w:sz="4"/>
               <w:left w:val="single" w:color="999999" w:sz="4"/>
@@ -18193,7 +18651,7 @@
         </w:tc>
         <w:tc>
           <w:tcPr>
-            <w:tcW w:type="dxa" w:w="5354"/>
+            <w:tcW w:type="dxa" w:w="4081"/>
             <w:tcBorders>
               <w:top w:val="single" w:color="999999" w:sz="4"/>
               <w:left w:val="single" w:color="999999" w:sz="4"/>
@@ -18226,7 +18684,7 @@
         </w:tc>
         <w:tc>
           <w:tcPr>
-            <w:tcW w:type="dxa" w:w="3927"/>
+            <w:tcW w:type="dxa" w:w="5210"/>
             <w:tcBorders>
               <w:top w:val="single" w:color="999999" w:sz="4"/>
               <w:left w:val="single" w:color="999999" w:sz="4"/>
@@ -18253,7 +18711,7 @@
                 <w:sz w:val="19"/>
                 <w:szCs w:val="19"/>
               </w:rPr>
-              <w:t xml:space="preserve">Кто решает</w:t>
+              <w:t xml:space="preserve">Решение</w:t>
             </w:r>
           </w:p>
         </w:tc>
@@ -18261,7 +18719,7 @@
       <w:tr>
         <w:tc>
           <w:tcPr>
-            <w:tcW w:type="dxa" w:w="357"/>
+            <w:tcW w:type="dxa" w:w="347"/>
             <w:tcBorders>
               <w:top w:val="single" w:color="999999" w:sz="4"/>
               <w:left w:val="single" w:color="999999" w:sz="4"/>
@@ -18291,61 +18749,61 @@
         </w:tc>
         <w:tc>
           <w:tcPr>
-            <w:tcW w:type="dxa" w:w="5354"/>
-            <w:tcBorders>
-              <w:top w:val="single" w:color="999999" w:sz="4"/>
-              <w:left w:val="single" w:color="999999" w:sz="4"/>
-              <w:bottom w:val="single" w:color="999999" w:sz="4"/>
-              <w:right w:val="single" w:color="999999" w:sz="4"/>
-            </w:tcBorders>
-            <w:tcMar>
-              <w:top w:type="dxa" w:w="60"/>
-              <w:left w:type="dxa" w:w="100"/>
-              <w:bottom w:type="dxa" w:w="60"/>
-              <w:right w:type="dxa" w:w="100"/>
-            </w:tcMar>
-          </w:tcPr>
-          <w:p>
-            <w:pPr>
-              <w:spacing w:after="20"/>
-            </w:pPr>
-            <w:r>
-              <w:rPr>
-                <w:rFonts w:ascii="Arial" w:cs="Arial" w:eastAsia="Arial" w:hAnsi="Arial"/>
-                <w:sz w:val="19"/>
-                <w:szCs w:val="19"/>
-              </w:rPr>
-              <w:t xml:space="preserve">Где хранятся области доступа (организация, подразделение, ЦФО, проект, объект): как атрибуты назначения роли в tsl-auth с передачей в токене или в ядре ERP с проверкой при выборке данных</w:t>
-            </w:r>
-          </w:p>
-        </w:tc>
-        <w:tc>
-          <w:tcPr>
-            <w:tcW w:type="dxa" w:w="3927"/>
-            <w:tcBorders>
-              <w:top w:val="single" w:color="999999" w:sz="4"/>
-              <w:left w:val="single" w:color="999999" w:sz="4"/>
-              <w:bottom w:val="single" w:color="999999" w:sz="4"/>
-              <w:right w:val="single" w:color="999999" w:sz="4"/>
-            </w:tcBorders>
-            <w:tcMar>
-              <w:top w:type="dxa" w:w="60"/>
-              <w:left w:type="dxa" w:w="100"/>
-              <w:bottom w:type="dxa" w:w="60"/>
-              <w:right w:type="dxa" w:w="100"/>
-            </w:tcMar>
-          </w:tcPr>
-          <w:p>
-            <w:pPr>
-              <w:spacing w:after="20"/>
-            </w:pPr>
-            <w:r>
-              <w:rPr>
-                <w:rFonts w:ascii="Arial" w:cs="Arial" w:eastAsia="Arial" w:hAnsi="Arial"/>
-                <w:sz w:val="19"/>
-                <w:szCs w:val="19"/>
-              </w:rPr>
-              <w:t xml:space="preserve">Архитектор ERP, ответственный за авторизацию</w:t>
+            <w:tcW w:type="dxa" w:w="4081"/>
+            <w:tcBorders>
+              <w:top w:val="single" w:color="999999" w:sz="4"/>
+              <w:left w:val="single" w:color="999999" w:sz="4"/>
+              <w:bottom w:val="single" w:color="999999" w:sz="4"/>
+              <w:right w:val="single" w:color="999999" w:sz="4"/>
+            </w:tcBorders>
+            <w:tcMar>
+              <w:top w:type="dxa" w:w="60"/>
+              <w:left w:type="dxa" w:w="100"/>
+              <w:bottom w:type="dxa" w:w="60"/>
+              <w:right w:type="dxa" w:w="100"/>
+            </w:tcMar>
+          </w:tcPr>
+          <w:p>
+            <w:pPr>
+              <w:spacing w:after="20"/>
+            </w:pPr>
+            <w:r>
+              <w:rPr>
+                <w:rFonts w:ascii="Arial" w:cs="Arial" w:eastAsia="Arial" w:hAnsi="Arial"/>
+                <w:sz w:val="19"/>
+                <w:szCs w:val="19"/>
+              </w:rPr>
+              <w:t xml:space="preserve">Где хранятся области доступа</w:t>
+            </w:r>
+          </w:p>
+        </w:tc>
+        <w:tc>
+          <w:tcPr>
+            <w:tcW w:type="dxa" w:w="5210"/>
+            <w:tcBorders>
+              <w:top w:val="single" w:color="999999" w:sz="4"/>
+              <w:left w:val="single" w:color="999999" w:sz="4"/>
+              <w:bottom w:val="single" w:color="999999" w:sz="4"/>
+              <w:right w:val="single" w:color="999999" w:sz="4"/>
+            </w:tcBorders>
+            <w:tcMar>
+              <w:top w:type="dxa" w:w="60"/>
+              <w:left w:type="dxa" w:w="100"/>
+              <w:bottom w:type="dxa" w:w="60"/>
+              <w:right w:type="dxa" w:w="100"/>
+            </w:tcMar>
+          </w:tcPr>
+          <w:p>
+            <w:pPr>
+              <w:spacing w:after="20"/>
+            </w:pPr>
+            <w:r>
+              <w:rPr>
+                <w:rFonts w:ascii="Arial" w:cs="Arial" w:eastAsia="Arial" w:hAnsi="Arial"/>
+                <w:sz w:val="19"/>
+                <w:szCs w:val="19"/>
+              </w:rPr>
+              <w:t xml:space="preserve">В отдельной базе ядра ERP рядом с оргструктурой. tsl-auth их не хранит</w:t>
             </w:r>
           </w:p>
         </w:tc>
@@ -18353,7 +18811,7 @@
       <w:tr>
         <w:tc>
           <w:tcPr>
-            <w:tcW w:type="dxa" w:w="357"/>
+            <w:tcW w:type="dxa" w:w="347"/>
             <w:tcBorders>
               <w:top w:val="single" w:color="999999" w:sz="4"/>
               <w:left w:val="single" w:color="999999" w:sz="4"/>
@@ -18383,61 +18841,61 @@
         </w:tc>
         <w:tc>
           <w:tcPr>
-            <w:tcW w:type="dxa" w:w="5354"/>
-            <w:tcBorders>
-              <w:top w:val="single" w:color="999999" w:sz="4"/>
-              <w:left w:val="single" w:color="999999" w:sz="4"/>
-              <w:bottom w:val="single" w:color="999999" w:sz="4"/>
-              <w:right w:val="single" w:color="999999" w:sz="4"/>
-            </w:tcBorders>
-            <w:tcMar>
-              <w:top w:type="dxa" w:w="60"/>
-              <w:left w:type="dxa" w:w="100"/>
-              <w:bottom w:type="dxa" w:w="60"/>
-              <w:right w:type="dxa" w:w="100"/>
-            </w:tcMar>
-          </w:tcPr>
-          <w:p>
-            <w:pPr>
-              <w:spacing w:after="20"/>
-            </w:pPr>
-            <w:r>
-              <w:rPr>
-                <w:rFonts w:ascii="Arial" w:cs="Arial" w:eastAsia="Arial" w:hAnsi="Arial"/>
-                <w:sz w:val="19"/>
-                <w:szCs w:val="19"/>
-              </w:rPr>
-              <w:t xml:space="preserve">Правила делегирования и замещения: кто назначает, максимальный срок, какие роли не делегируются</w:t>
-            </w:r>
-          </w:p>
-        </w:tc>
-        <w:tc>
-          <w:tcPr>
-            <w:tcW w:type="dxa" w:w="3927"/>
-            <w:tcBorders>
-              <w:top w:val="single" w:color="999999" w:sz="4"/>
-              <w:left w:val="single" w:color="999999" w:sz="4"/>
-              <w:bottom w:val="single" w:color="999999" w:sz="4"/>
-              <w:right w:val="single" w:color="999999" w:sz="4"/>
-            </w:tcBorders>
-            <w:tcMar>
-              <w:top w:type="dxa" w:w="60"/>
-              <w:left w:type="dxa" w:w="100"/>
-              <w:bottom w:type="dxa" w:w="60"/>
-              <w:right w:type="dxa" w:w="100"/>
-            </w:tcMar>
-          </w:tcPr>
-          <w:p>
-            <w:pPr>
-              <w:spacing w:after="20"/>
-            </w:pPr>
-            <w:r>
-              <w:rPr>
-                <w:rFonts w:ascii="Arial" w:cs="Arial" w:eastAsia="Arial" w:hAnsi="Arial"/>
-                <w:sz w:val="19"/>
-                <w:szCs w:val="19"/>
-              </w:rPr>
-              <w:t xml:space="preserve">Заказчик, владельцы процессов</w:t>
+            <w:tcW w:type="dxa" w:w="4081"/>
+            <w:tcBorders>
+              <w:top w:val="single" w:color="999999" w:sz="4"/>
+              <w:left w:val="single" w:color="999999" w:sz="4"/>
+              <w:bottom w:val="single" w:color="999999" w:sz="4"/>
+              <w:right w:val="single" w:color="999999" w:sz="4"/>
+            </w:tcBorders>
+            <w:tcMar>
+              <w:top w:type="dxa" w:w="60"/>
+              <w:left w:type="dxa" w:w="100"/>
+              <w:bottom w:type="dxa" w:w="60"/>
+              <w:right w:type="dxa" w:w="100"/>
+            </w:tcMar>
+          </w:tcPr>
+          <w:p>
+            <w:pPr>
+              <w:spacing w:after="20"/>
+            </w:pPr>
+            <w:r>
+              <w:rPr>
+                <w:rFonts w:ascii="Arial" w:cs="Arial" w:eastAsia="Arial" w:hAnsi="Arial"/>
+                <w:sz w:val="19"/>
+                <w:szCs w:val="19"/>
+              </w:rPr>
+              <w:t xml:space="preserve">Делегирование и замещение</w:t>
+            </w:r>
+          </w:p>
+        </w:tc>
+        <w:tc>
+          <w:tcPr>
+            <w:tcW w:type="dxa" w:w="5210"/>
+            <w:tcBorders>
+              <w:top w:val="single" w:color="999999" w:sz="4"/>
+              <w:left w:val="single" w:color="999999" w:sz="4"/>
+              <w:bottom w:val="single" w:color="999999" w:sz="4"/>
+              <w:right w:val="single" w:color="999999" w:sz="4"/>
+            </w:tcBorders>
+            <w:tcMar>
+              <w:top w:type="dxa" w:w="60"/>
+              <w:left w:type="dxa" w:w="100"/>
+              <w:bottom w:type="dxa" w:w="60"/>
+              <w:right w:type="dxa" w:w="100"/>
+            </w:tcMar>
+          </w:tcPr>
+          <w:p>
+            <w:pPr>
+              <w:spacing w:after="20"/>
+            </w:pPr>
+            <w:r>
+              <w:rPr>
+                <w:rFonts w:ascii="Arial" w:cs="Arial" w:eastAsia="Arial" w:hAnsi="Arial"/>
+                <w:sz w:val="19"/>
+                <w:szCs w:val="19"/>
+              </w:rPr>
+              <w:t xml:space="preserve">Замещение назначает администратор доступа (Ф-11)</w:t>
             </w:r>
           </w:p>
         </w:tc>
@@ -18445,7 +18903,7 @@
       <w:tr>
         <w:tc>
           <w:tcPr>
-            <w:tcW w:type="dxa" w:w="357"/>
+            <w:tcW w:type="dxa" w:w="347"/>
             <w:tcBorders>
               <w:top w:val="single" w:color="999999" w:sz="4"/>
               <w:left w:val="single" w:color="999999" w:sz="4"/>
@@ -18475,61 +18933,61 @@
         </w:tc>
         <w:tc>
           <w:tcPr>
-            <w:tcW w:type="dxa" w:w="5354"/>
-            <w:tcBorders>
-              <w:top w:val="single" w:color="999999" w:sz="4"/>
-              <w:left w:val="single" w:color="999999" w:sz="4"/>
-              <w:bottom w:val="single" w:color="999999" w:sz="4"/>
-              <w:right w:val="single" w:color="999999" w:sz="4"/>
-            </w:tcBorders>
-            <w:tcMar>
-              <w:top w:type="dxa" w:w="60"/>
-              <w:left w:type="dxa" w:w="100"/>
-              <w:bottom w:type="dxa" w:w="60"/>
-              <w:right w:type="dxa" w:w="100"/>
-            </w:tcMar>
-          </w:tcPr>
-          <w:p>
-            <w:pPr>
-              <w:spacing w:after="20"/>
-            </w:pPr>
-            <w:r>
-              <w:rPr>
-                <w:rFonts w:ascii="Arial" w:cs="Arial" w:eastAsia="Arial" w:hAnsi="Arial"/>
-                <w:sz w:val="19"/>
-                <w:szCs w:val="19"/>
-              </w:rPr>
-              <w:t xml:space="preserve">Источник кадровых событий (1С:ЗУП через ERP) и допустимая задержка прекращения доступа после увольнения</w:t>
-            </w:r>
-          </w:p>
-        </w:tc>
-        <w:tc>
-          <w:tcPr>
-            <w:tcW w:type="dxa" w:w="3927"/>
-            <w:tcBorders>
-              <w:top w:val="single" w:color="999999" w:sz="4"/>
-              <w:left w:val="single" w:color="999999" w:sz="4"/>
-              <w:bottom w:val="single" w:color="999999" w:sz="4"/>
-              <w:right w:val="single" w:color="999999" w:sz="4"/>
-            </w:tcBorders>
-            <w:tcMar>
-              <w:top w:type="dxa" w:w="60"/>
-              <w:left w:type="dxa" w:w="100"/>
-              <w:bottom w:type="dxa" w:w="60"/>
-              <w:right w:type="dxa" w:w="100"/>
-            </w:tcMar>
-          </w:tcPr>
-          <w:p>
-            <w:pPr>
-              <w:spacing w:after="20"/>
-            </w:pPr>
-            <w:r>
-              <w:rPr>
-                <w:rFonts w:ascii="Arial" w:cs="Arial" w:eastAsia="Arial" w:hAnsi="Arial"/>
-                <w:sz w:val="19"/>
-                <w:szCs w:val="19"/>
-              </w:rPr>
-              <w:t xml:space="preserve">Заказчик, ИТ заказчика</w:t>
+            <w:tcW w:type="dxa" w:w="4081"/>
+            <w:tcBorders>
+              <w:top w:val="single" w:color="999999" w:sz="4"/>
+              <w:left w:val="single" w:color="999999" w:sz="4"/>
+              <w:bottom w:val="single" w:color="999999" w:sz="4"/>
+              <w:right w:val="single" w:color="999999" w:sz="4"/>
+            </w:tcBorders>
+            <w:tcMar>
+              <w:top w:type="dxa" w:w="60"/>
+              <w:left w:type="dxa" w:w="100"/>
+              <w:bottom w:type="dxa" w:w="60"/>
+              <w:right w:type="dxa" w:w="100"/>
+            </w:tcMar>
+          </w:tcPr>
+          <w:p>
+            <w:pPr>
+              <w:spacing w:after="20"/>
+            </w:pPr>
+            <w:r>
+              <w:rPr>
+                <w:rFonts w:ascii="Arial" w:cs="Arial" w:eastAsia="Arial" w:hAnsi="Arial"/>
+                <w:sz w:val="19"/>
+                <w:szCs w:val="19"/>
+              </w:rPr>
+              <w:t xml:space="preserve">Прекращение доступа при увольнении</w:t>
+            </w:r>
+          </w:p>
+        </w:tc>
+        <w:tc>
+          <w:tcPr>
+            <w:tcW w:type="dxa" w:w="5210"/>
+            <w:tcBorders>
+              <w:top w:val="single" w:color="999999" w:sz="4"/>
+              <w:left w:val="single" w:color="999999" w:sz="4"/>
+              <w:bottom w:val="single" w:color="999999" w:sz="4"/>
+              <w:right w:val="single" w:color="999999" w:sz="4"/>
+            </w:tcBorders>
+            <w:tcMar>
+              <w:top w:type="dxa" w:w="60"/>
+              <w:left w:type="dxa" w:w="100"/>
+              <w:bottom w:type="dxa" w:w="60"/>
+              <w:right w:type="dxa" w:w="100"/>
+            </w:tcMar>
+          </w:tcPr>
+          <w:p>
+            <w:pPr>
+              <w:spacing w:after="20"/>
+            </w:pPr>
+            <w:r>
+              <w:rPr>
+                <w:rFonts w:ascii="Arial" w:cs="Arial" w:eastAsia="Arial" w:hAnsi="Arial"/>
+                <w:sz w:val="19"/>
+                <w:szCs w:val="19"/>
+              </w:rPr>
+              <w:t xml:space="preserve">Как отзыв refresh-токена: применяется при следующем refresh, не позднее 15 минут (Ф-19)</w:t>
             </w:r>
           </w:p>
         </w:tc>
@@ -18537,7 +18995,7 @@
       <w:tr>
         <w:tc>
           <w:tcPr>
-            <w:tcW w:type="dxa" w:w="357"/>
+            <w:tcW w:type="dxa" w:w="347"/>
             <w:tcBorders>
               <w:top w:val="single" w:color="999999" w:sz="4"/>
               <w:left w:val="single" w:color="999999" w:sz="4"/>
@@ -18567,61 +19025,77 @@
         </w:tc>
         <w:tc>
           <w:tcPr>
-            <w:tcW w:type="dxa" w:w="5354"/>
-            <w:tcBorders>
-              <w:top w:val="single" w:color="999999" w:sz="4"/>
-              <w:left w:val="single" w:color="999999" w:sz="4"/>
-              <w:bottom w:val="single" w:color="999999" w:sz="4"/>
-              <w:right w:val="single" w:color="999999" w:sz="4"/>
-            </w:tcBorders>
-            <w:tcMar>
-              <w:top w:type="dxa" w:w="60"/>
-              <w:left w:type="dxa" w:w="100"/>
-              <w:bottom w:type="dxa" w:w="60"/>
-              <w:right w:type="dxa" w:w="100"/>
-            </w:tcMar>
-          </w:tcPr>
-          <w:p>
-            <w:pPr>
-              <w:spacing w:after="20"/>
-            </w:pPr>
-            <w:r>
-              <w:rPr>
-                <w:rFonts w:ascii="Arial" w:cs="Arial" w:eastAsia="Arial" w:hAnsi="Arial"/>
-                <w:sz w:val="19"/>
-                <w:szCs w:val="19"/>
-              </w:rPr>
-              <w:t xml:space="preserve">Срок развёртывания OpenBao в промышленной среде; до него секреты задаются переменными окружения и файлом настроек</w:t>
-            </w:r>
-          </w:p>
-        </w:tc>
-        <w:tc>
-          <w:tcPr>
-            <w:tcW w:type="dxa" w:w="3927"/>
-            <w:tcBorders>
-              <w:top w:val="single" w:color="999999" w:sz="4"/>
-              <w:left w:val="single" w:color="999999" w:sz="4"/>
-              <w:bottom w:val="single" w:color="999999" w:sz="4"/>
-              <w:right w:val="single" w:color="999999" w:sz="4"/>
-            </w:tcBorders>
-            <w:tcMar>
-              <w:top w:type="dxa" w:w="60"/>
-              <w:left w:type="dxa" w:w="100"/>
-              <w:bottom w:type="dxa" w:w="60"/>
-              <w:right w:type="dxa" w:w="100"/>
-            </w:tcMar>
-          </w:tcPr>
-          <w:p>
-            <w:pPr>
-              <w:spacing w:after="20"/>
-            </w:pPr>
-            <w:r>
-              <w:rPr>
-                <w:rFonts w:ascii="Arial" w:cs="Arial" w:eastAsia="Arial" w:hAnsi="Arial"/>
-                <w:sz w:val="19"/>
-                <w:szCs w:val="19"/>
-              </w:rPr>
-              <w:t xml:space="preserve">ИТ заказчика, архитектор</w:t>
+            <w:tcW w:type="dxa" w:w="4081"/>
+            <w:tcBorders>
+              <w:top w:val="single" w:color="999999" w:sz="4"/>
+              <w:left w:val="single" w:color="999999" w:sz="4"/>
+              <w:bottom w:val="single" w:color="999999" w:sz="4"/>
+              <w:right w:val="single" w:color="999999" w:sz="4"/>
+            </w:tcBorders>
+            <w:tcMar>
+              <w:top w:type="dxa" w:w="60"/>
+              <w:left w:type="dxa" w:w="100"/>
+              <w:bottom w:type="dxa" w:w="60"/>
+              <w:right w:type="dxa" w:w="100"/>
+            </w:tcMar>
+          </w:tcPr>
+          <w:p>
+            <w:pPr>
+              <w:spacing w:after="20"/>
+            </w:pPr>
+            <w:r>
+              <w:rPr>
+                <w:rFonts w:ascii="Arial" w:cs="Arial" w:eastAsia="Arial" w:hAnsi="Arial"/>
+                <w:sz w:val="19"/>
+                <w:szCs w:val="19"/>
+              </w:rPr>
+              <w:t xml:space="preserve">Срок развёртывания OpenBao</w:t>
+            </w:r>
+          </w:p>
+        </w:tc>
+        <w:tc>
+          <w:tcPr>
+            <w:tcW w:type="dxa" w:w="5210"/>
+            <w:tcBorders>
+              <w:top w:val="single" w:color="999999" w:sz="4"/>
+              <w:left w:val="single" w:color="999999" w:sz="4"/>
+              <w:bottom w:val="single" w:color="999999" w:sz="4"/>
+              <w:right w:val="single" w:color="999999" w:sz="4"/>
+            </w:tcBorders>
+            <w:tcMar>
+              <w:top w:type="dxa" w:w="60"/>
+              <w:left w:type="dxa" w:w="100"/>
+              <w:bottom w:type="dxa" w:w="60"/>
+              <w:right w:type="dxa" w:w="100"/>
+            </w:tcMar>
+          </w:tcPr>
+          <w:p>
+            <w:pPr>
+              <w:spacing w:after="20"/>
+            </w:pPr>
+            <w:r>
+              <w:rPr>
+                <w:rFonts w:ascii="Arial" w:cs="Arial" w:eastAsia="Arial" w:hAnsi="Arial"/>
+                <w:sz w:val="19"/>
+                <w:szCs w:val="19"/>
+              </w:rPr>
+              <w:t xml:space="preserve">На MVP секреты хранятся в </w:t>
+            </w:r>
+            <w:r>
+              <w:rPr>
+                <w:rFonts w:ascii="Consolas" w:cs="Consolas" w:eastAsia="Consolas" w:hAnsi="Consolas"/>
+                <w:sz w:val="17"/>
+                <w:szCs w:val="17"/>
+              </w:rPr>
+              <w:t xml:space="preserve">.env</w:t>
+            </w:r>
+            <w:r>
+              <w:rPr>
+                <w:rFonts w:ascii="Arial" w:cs="Arial" w:eastAsia="Arial" w:hAnsi="Arial"/>
+                <w:sz w:val="19"/>
+                <w:szCs w:val="19"/>
+              </w:rPr>
+              <w:t xml:space="preserve"> и файле настроек</w:t>
             </w:r>
           </w:p>
         </w:tc>
@@ -18629,7 +19103,7 @@
       <w:tr>
         <w:tc>
           <w:tcPr>
-            <w:tcW w:type="dxa" w:w="357"/>
+            <w:tcW w:type="dxa" w:w="347"/>
             <w:tcBorders>
               <w:top w:val="single" w:color="999999" w:sz="4"/>
               <w:left w:val="single" w:color="999999" w:sz="4"/>
@@ -18659,61 +19133,61 @@
         </w:tc>
         <w:tc>
           <w:tcPr>
-            <w:tcW w:type="dxa" w:w="5354"/>
-            <w:tcBorders>
-              <w:top w:val="single" w:color="999999" w:sz="4"/>
-              <w:left w:val="single" w:color="999999" w:sz="4"/>
-              <w:bottom w:val="single" w:color="999999" w:sz="4"/>
-              <w:right w:val="single" w:color="999999" w:sz="4"/>
-            </w:tcBorders>
-            <w:tcMar>
-              <w:top w:type="dxa" w:w="60"/>
-              <w:left w:type="dxa" w:w="100"/>
-              <w:bottom w:type="dxa" w:w="60"/>
-              <w:right w:type="dxa" w:w="100"/>
-            </w:tcMar>
-          </w:tcPr>
-          <w:p>
-            <w:pPr>
-              <w:spacing w:after="20"/>
-            </w:pPr>
-            <w:r>
-              <w:rPr>
-                <w:rFonts w:ascii="Arial" w:cs="Arial" w:eastAsia="Arial" w:hAnsi="Arial"/>
-                <w:sz w:val="19"/>
-                <w:szCs w:val="19"/>
-              </w:rPr>
-              <w:t xml:space="preserve">Сроки хранения журнала безопасности по типам событий и порядок доступа аудитора</w:t>
-            </w:r>
-          </w:p>
-        </w:tc>
-        <w:tc>
-          <w:tcPr>
-            <w:tcW w:type="dxa" w:w="3927"/>
-            <w:tcBorders>
-              <w:top w:val="single" w:color="999999" w:sz="4"/>
-              <w:left w:val="single" w:color="999999" w:sz="4"/>
-              <w:bottom w:val="single" w:color="999999" w:sz="4"/>
-              <w:right w:val="single" w:color="999999" w:sz="4"/>
-            </w:tcBorders>
-            <w:tcMar>
-              <w:top w:type="dxa" w:w="60"/>
-              <w:left w:type="dxa" w:w="100"/>
-              <w:bottom w:type="dxa" w:w="60"/>
-              <w:right w:type="dxa" w:w="100"/>
-            </w:tcMar>
-          </w:tcPr>
-          <w:p>
-            <w:pPr>
-              <w:spacing w:after="20"/>
-            </w:pPr>
-            <w:r>
-              <w:rPr>
-                <w:rFonts w:ascii="Arial" w:cs="Arial" w:eastAsia="Arial" w:hAnsi="Arial"/>
-                <w:sz w:val="19"/>
-                <w:szCs w:val="19"/>
-              </w:rPr>
-              <w:t xml:space="preserve">Заказчик, служба безопасности</w:t>
+            <w:tcW w:type="dxa" w:w="4081"/>
+            <w:tcBorders>
+              <w:top w:val="single" w:color="999999" w:sz="4"/>
+              <w:left w:val="single" w:color="999999" w:sz="4"/>
+              <w:bottom w:val="single" w:color="999999" w:sz="4"/>
+              <w:right w:val="single" w:color="999999" w:sz="4"/>
+            </w:tcBorders>
+            <w:tcMar>
+              <w:top w:type="dxa" w:w="60"/>
+              <w:left w:type="dxa" w:w="100"/>
+              <w:bottom w:type="dxa" w:w="60"/>
+              <w:right w:type="dxa" w:w="100"/>
+            </w:tcMar>
+          </w:tcPr>
+          <w:p>
+            <w:pPr>
+              <w:spacing w:after="20"/>
+            </w:pPr>
+            <w:r>
+              <w:rPr>
+                <w:rFonts w:ascii="Arial" w:cs="Arial" w:eastAsia="Arial" w:hAnsi="Arial"/>
+                <w:sz w:val="19"/>
+                <w:szCs w:val="19"/>
+              </w:rPr>
+              <w:t xml:space="preserve">Сроки хранения журнала</w:t>
+            </w:r>
+          </w:p>
+        </w:tc>
+        <w:tc>
+          <w:tcPr>
+            <w:tcW w:type="dxa" w:w="5210"/>
+            <w:tcBorders>
+              <w:top w:val="single" w:color="999999" w:sz="4"/>
+              <w:left w:val="single" w:color="999999" w:sz="4"/>
+              <w:bottom w:val="single" w:color="999999" w:sz="4"/>
+              <w:right w:val="single" w:color="999999" w:sz="4"/>
+            </w:tcBorders>
+            <w:tcMar>
+              <w:top w:type="dxa" w:w="60"/>
+              <w:left w:type="dxa" w:w="100"/>
+              <w:bottom w:type="dxa" w:w="60"/>
+              <w:right w:type="dxa" w:w="100"/>
+            </w:tcMar>
+          </w:tcPr>
+          <w:p>
+            <w:pPr>
+              <w:spacing w:after="20"/>
+            </w:pPr>
+            <w:r>
+              <w:rPr>
+                <w:rFonts w:ascii="Arial" w:cs="Arial" w:eastAsia="Arial" w:hAnsi="Arial"/>
+                <w:sz w:val="19"/>
+                <w:szCs w:val="19"/>
+              </w:rPr>
+              <w:t xml:space="preserve">По умолчанию: входы — 1 год, изменения и действия администраторов — 5 лет, технические события — 90 дней (А-4, реализовано)</w:t>
             </w:r>
           </w:p>
         </w:tc>
@@ -18721,7 +19195,7 @@
       <w:tr>
         <w:tc>
           <w:tcPr>
-            <w:tcW w:type="dxa" w:w="357"/>
+            <w:tcW w:type="dxa" w:w="347"/>
             <w:tcBorders>
               <w:top w:val="single" w:color="999999" w:sz="4"/>
               <w:left w:val="single" w:color="999999" w:sz="4"/>
@@ -18751,61 +19225,61 @@
         </w:tc>
         <w:tc>
           <w:tcPr>
-            <w:tcW w:type="dxa" w:w="5354"/>
-            <w:tcBorders>
-              <w:top w:val="single" w:color="999999" w:sz="4"/>
-              <w:left w:val="single" w:color="999999" w:sz="4"/>
-              <w:bottom w:val="single" w:color="999999" w:sz="4"/>
-              <w:right w:val="single" w:color="999999" w:sz="4"/>
-            </w:tcBorders>
-            <w:tcMar>
-              <w:top w:type="dxa" w:w="60"/>
-              <w:left w:type="dxa" w:w="100"/>
-              <w:bottom w:type="dxa" w:w="60"/>
-              <w:right w:type="dxa" w:w="100"/>
-            </w:tcMar>
-          </w:tcPr>
-          <w:p>
-            <w:pPr>
-              <w:spacing w:after="20"/>
-            </w:pPr>
-            <w:r>
-              <w:rPr>
-                <w:rFonts w:ascii="Arial" w:cs="Arial" w:eastAsia="Arial" w:hAnsi="Arial"/>
-                <w:sz w:val="19"/>
-                <w:szCs w:val="19"/>
-              </w:rPr>
-              <w:t xml:space="preserve">Площадка и средство резервного копирования PostgreSQL, отдельное хранение мастер-ключа (A15, A21 архитектурного ЧТЗ)</w:t>
-            </w:r>
-          </w:p>
-        </w:tc>
-        <w:tc>
-          <w:tcPr>
-            <w:tcW w:type="dxa" w:w="3927"/>
-            <w:tcBorders>
-              <w:top w:val="single" w:color="999999" w:sz="4"/>
-              <w:left w:val="single" w:color="999999" w:sz="4"/>
-              <w:bottom w:val="single" w:color="999999" w:sz="4"/>
-              <w:right w:val="single" w:color="999999" w:sz="4"/>
-            </w:tcBorders>
-            <w:tcMar>
-              <w:top w:type="dxa" w:w="60"/>
-              <w:left w:type="dxa" w:w="100"/>
-              <w:bottom w:type="dxa" w:w="60"/>
-              <w:right w:type="dxa" w:w="100"/>
-            </w:tcMar>
-          </w:tcPr>
-          <w:p>
-            <w:pPr>
-              <w:spacing w:after="20"/>
-            </w:pPr>
-            <w:r>
-              <w:rPr>
-                <w:rFonts w:ascii="Arial" w:cs="Arial" w:eastAsia="Arial" w:hAnsi="Arial"/>
-                <w:sz w:val="19"/>
-                <w:szCs w:val="19"/>
-              </w:rPr>
-              <w:t xml:space="preserve">ИТ заказчика</w:t>
+            <w:tcW w:type="dxa" w:w="4081"/>
+            <w:tcBorders>
+              <w:top w:val="single" w:color="999999" w:sz="4"/>
+              <w:left w:val="single" w:color="999999" w:sz="4"/>
+              <w:bottom w:val="single" w:color="999999" w:sz="4"/>
+              <w:right w:val="single" w:color="999999" w:sz="4"/>
+            </w:tcBorders>
+            <w:tcMar>
+              <w:top w:type="dxa" w:w="60"/>
+              <w:left w:type="dxa" w:w="100"/>
+              <w:bottom w:type="dxa" w:w="60"/>
+              <w:right w:type="dxa" w:w="100"/>
+            </w:tcMar>
+          </w:tcPr>
+          <w:p>
+            <w:pPr>
+              <w:spacing w:after="20"/>
+            </w:pPr>
+            <w:r>
+              <w:rPr>
+                <w:rFonts w:ascii="Arial" w:cs="Arial" w:eastAsia="Arial" w:hAnsi="Arial"/>
+                <w:sz w:val="19"/>
+                <w:szCs w:val="19"/>
+              </w:rPr>
+              <w:t xml:space="preserve">Резервное копирование и мастер-ключ</w:t>
+            </w:r>
+          </w:p>
+        </w:tc>
+        <w:tc>
+          <w:tcPr>
+            <w:tcW w:type="dxa" w:w="5210"/>
+            <w:tcBorders>
+              <w:top w:val="single" w:color="999999" w:sz="4"/>
+              <w:left w:val="single" w:color="999999" w:sz="4"/>
+              <w:bottom w:val="single" w:color="999999" w:sz="4"/>
+              <w:right w:val="single" w:color="999999" w:sz="4"/>
+            </w:tcBorders>
+            <w:tcMar>
+              <w:top w:type="dxa" w:w="60"/>
+              <w:left w:type="dxa" w:w="100"/>
+              <w:bottom w:type="dxa" w:w="60"/>
+              <w:right w:type="dxa" w:w="100"/>
+            </w:tcMar>
+          </w:tcPr>
+          <w:p>
+            <w:pPr>
+              <w:spacing w:after="20"/>
+            </w:pPr>
+            <w:r>
+              <w:rPr>
+                <w:rFonts w:ascii="Arial" w:cs="Arial" w:eastAsia="Arial" w:hAnsi="Arial"/>
+                <w:sz w:val="19"/>
+                <w:szCs w:val="19"/>
+              </w:rPr>
+              <w:t xml:space="preserve">В промышленной среде мастер-ключ и секреты — в OpenBao, отдельно от копий БД (К-1)</w:t>
             </w:r>
           </w:p>
         </w:tc>
@@ -18813,7 +19287,7 @@
       <w:tr>
         <w:tc>
           <w:tcPr>
-            <w:tcW w:type="dxa" w:w="357"/>
+            <w:tcW w:type="dxa" w:w="347"/>
             <w:tcBorders>
               <w:top w:val="single" w:color="999999" w:sz="4"/>
               <w:left w:val="single" w:color="999999" w:sz="4"/>
@@ -18843,61 +19317,69 @@
         </w:tc>
         <w:tc>
           <w:tcPr>
-            <w:tcW w:type="dxa" w:w="5354"/>
-            <w:tcBorders>
-              <w:top w:val="single" w:color="999999" w:sz="4"/>
-              <w:left w:val="single" w:color="999999" w:sz="4"/>
-              <w:bottom w:val="single" w:color="999999" w:sz="4"/>
-              <w:right w:val="single" w:color="999999" w:sz="4"/>
-            </w:tcBorders>
-            <w:tcMar>
-              <w:top w:type="dxa" w:w="60"/>
-              <w:left w:type="dxa" w:w="100"/>
-              <w:bottom w:type="dxa" w:w="60"/>
-              <w:right w:type="dxa" w:w="100"/>
-            </w:tcMar>
-          </w:tcPr>
-          <w:p>
-            <w:pPr>
-              <w:spacing w:after="20"/>
-            </w:pPr>
-            <w:r>
-              <w:rPr>
-                <w:rFonts w:ascii="Arial" w:cs="Arial" w:eastAsia="Arial" w:hAnsi="Arial"/>
-                <w:sz w:val="19"/>
-                <w:szCs w:val="19"/>
-              </w:rPr>
-              <w:t xml:space="preserve">Перечень критических операций ERP, требующих повторного подтверждения MFA</w:t>
-            </w:r>
-          </w:p>
-        </w:tc>
-        <w:tc>
-          <w:tcPr>
-            <w:tcW w:type="dxa" w:w="3927"/>
-            <w:tcBorders>
-              <w:top w:val="single" w:color="999999" w:sz="4"/>
-              <w:left w:val="single" w:color="999999" w:sz="4"/>
-              <w:bottom w:val="single" w:color="999999" w:sz="4"/>
-              <w:right w:val="single" w:color="999999" w:sz="4"/>
-            </w:tcBorders>
-            <w:tcMar>
-              <w:top w:type="dxa" w:w="60"/>
-              <w:left w:type="dxa" w:w="100"/>
-              <w:bottom w:type="dxa" w:w="60"/>
-              <w:right w:type="dxa" w:w="100"/>
-            </w:tcMar>
-          </w:tcPr>
-          <w:p>
-            <w:pPr>
-              <w:spacing w:after="20"/>
-            </w:pPr>
-            <w:r>
-              <w:rPr>
-                <w:rFonts w:ascii="Arial" w:cs="Arial" w:eastAsia="Arial" w:hAnsi="Arial"/>
-                <w:sz w:val="19"/>
-                <w:szCs w:val="19"/>
-              </w:rPr>
-              <w:t xml:space="preserve">Заказчик, владельцы процессов</w:t>
+            <w:tcW w:type="dxa" w:w="4081"/>
+            <w:tcBorders>
+              <w:top w:val="single" w:color="999999" w:sz="4"/>
+              <w:left w:val="single" w:color="999999" w:sz="4"/>
+              <w:bottom w:val="single" w:color="999999" w:sz="4"/>
+              <w:right w:val="single" w:color="999999" w:sz="4"/>
+            </w:tcBorders>
+            <w:tcMar>
+              <w:top w:type="dxa" w:w="60"/>
+              <w:left w:type="dxa" w:w="100"/>
+              <w:bottom w:type="dxa" w:w="60"/>
+              <w:right w:type="dxa" w:w="100"/>
+            </w:tcMar>
+          </w:tcPr>
+          <w:p>
+            <w:pPr>
+              <w:spacing w:after="20"/>
+            </w:pPr>
+            <w:r>
+              <w:rPr>
+                <w:rFonts w:ascii="Arial" w:cs="Arial" w:eastAsia="Arial" w:hAnsi="Arial"/>
+                <w:sz w:val="19"/>
+                <w:szCs w:val="19"/>
+              </w:rPr>
+              <w:t xml:space="preserve">Критические операции с повторным подтверждением</w:t>
+            </w:r>
+          </w:p>
+        </w:tc>
+        <w:tc>
+          <w:tcPr>
+            <w:tcW w:type="dxa" w:w="5210"/>
+            <w:tcBorders>
+              <w:top w:val="single" w:color="999999" w:sz="4"/>
+              <w:left w:val="single" w:color="999999" w:sz="4"/>
+              <w:bottom w:val="single" w:color="999999" w:sz="4"/>
+              <w:right w:val="single" w:color="999999" w:sz="4"/>
+            </w:tcBorders>
+            <w:tcMar>
+              <w:top w:type="dxa" w:w="60"/>
+              <w:left w:type="dxa" w:w="100"/>
+              <w:bottom w:type="dxa" w:w="60"/>
+              <w:right w:type="dxa" w:w="100"/>
+            </w:tcMar>
+          </w:tcPr>
+          <w:p>
+            <w:pPr>
+              <w:spacing w:after="20"/>
+            </w:pPr>
+            <w:r>
+              <w:rPr>
+                <w:rFonts w:ascii="Arial" w:cs="Arial" w:eastAsia="Arial" w:hAnsi="Arial"/>
+                <w:sz w:val="19"/>
+                <w:szCs w:val="19"/>
+              </w:rPr>
+              <w:t xml:space="preserve">Не относится к tsl-auth: определяется прикладной системой, например документооборотом. tsl-auth передаёт claim </w:t>
+            </w:r>
+            <w:r>
+              <w:rPr>
+                <w:rFonts w:ascii="Consolas" w:cs="Consolas" w:eastAsia="Consolas" w:hAnsi="Consolas"/>
+                <w:sz w:val="17"/>
+                <w:szCs w:val="17"/>
+              </w:rPr>
+              <w:t xml:space="preserve">amr</w:t>
             </w:r>
           </w:p>
         </w:tc>
@@ -18905,7 +19387,7 @@
       <w:tr>
         <w:tc>
           <w:tcPr>
-            <w:tcW w:type="dxa" w:w="357"/>
+            <w:tcW w:type="dxa" w:w="347"/>
             <w:tcBorders>
               <w:top w:val="single" w:color="999999" w:sz="4"/>
               <w:left w:val="single" w:color="999999" w:sz="4"/>
@@ -18935,61 +19417,61 @@
         </w:tc>
         <w:tc>
           <w:tcPr>
-            <w:tcW w:type="dxa" w:w="5354"/>
-            <w:tcBorders>
-              <w:top w:val="single" w:color="999999" w:sz="4"/>
-              <w:left w:val="single" w:color="999999" w:sz="4"/>
-              <w:bottom w:val="single" w:color="999999" w:sz="4"/>
-              <w:right w:val="single" w:color="999999" w:sz="4"/>
-            </w:tcBorders>
-            <w:tcMar>
-              <w:top w:type="dxa" w:w="60"/>
-              <w:left w:type="dxa" w:w="100"/>
-              <w:bottom w:type="dxa" w:w="60"/>
-              <w:right w:type="dxa" w:w="100"/>
-            </w:tcMar>
-          </w:tcPr>
-          <w:p>
-            <w:pPr>
-              <w:spacing w:after="20"/>
-            </w:pPr>
-            <w:r>
-              <w:rPr>
-                <w:rFonts w:ascii="Arial" w:cs="Arial" w:eastAsia="Arial" w:hAnsi="Arial"/>
-                <w:sz w:val="19"/>
-                <w:szCs w:val="19"/>
-              </w:rPr>
-              <w:t xml:space="preserve">Перечень пар несовместимых ролей и порядок исключения</w:t>
-            </w:r>
-          </w:p>
-        </w:tc>
-        <w:tc>
-          <w:tcPr>
-            <w:tcW w:type="dxa" w:w="3927"/>
-            <w:tcBorders>
-              <w:top w:val="single" w:color="999999" w:sz="4"/>
-              <w:left w:val="single" w:color="999999" w:sz="4"/>
-              <w:bottom w:val="single" w:color="999999" w:sz="4"/>
-              <w:right w:val="single" w:color="999999" w:sz="4"/>
-            </w:tcBorders>
-            <w:tcMar>
-              <w:top w:type="dxa" w:w="60"/>
-              <w:left w:type="dxa" w:w="100"/>
-              <w:bottom w:type="dxa" w:w="60"/>
-              <w:right w:type="dxa" w:w="100"/>
-            </w:tcMar>
-          </w:tcPr>
-          <w:p>
-            <w:pPr>
-              <w:spacing w:after="20"/>
-            </w:pPr>
-            <w:r>
-              <w:rPr>
-                <w:rFonts w:ascii="Arial" w:cs="Arial" w:eastAsia="Arial" w:hAnsi="Arial"/>
-                <w:sz w:val="19"/>
-                <w:szCs w:val="19"/>
-              </w:rPr>
-              <w:t xml:space="preserve">Заказчик, служба безопасности</w:t>
+            <w:tcW w:type="dxa" w:w="4081"/>
+            <w:tcBorders>
+              <w:top w:val="single" w:color="999999" w:sz="4"/>
+              <w:left w:val="single" w:color="999999" w:sz="4"/>
+              <w:bottom w:val="single" w:color="999999" w:sz="4"/>
+              <w:right w:val="single" w:color="999999" w:sz="4"/>
+            </w:tcBorders>
+            <w:tcMar>
+              <w:top w:type="dxa" w:w="60"/>
+              <w:left w:type="dxa" w:w="100"/>
+              <w:bottom w:type="dxa" w:w="60"/>
+              <w:right w:type="dxa" w:w="100"/>
+            </w:tcMar>
+          </w:tcPr>
+          <w:p>
+            <w:pPr>
+              <w:spacing w:after="20"/>
+            </w:pPr>
+            <w:r>
+              <w:rPr>
+                <w:rFonts w:ascii="Arial" w:cs="Arial" w:eastAsia="Arial" w:hAnsi="Arial"/>
+                <w:sz w:val="19"/>
+                <w:szCs w:val="19"/>
+              </w:rPr>
+              <w:t xml:space="preserve">Несовместимые роли</w:t>
+            </w:r>
+          </w:p>
+        </w:tc>
+        <w:tc>
+          <w:tcPr>
+            <w:tcW w:type="dxa" w:w="5210"/>
+            <w:tcBorders>
+              <w:top w:val="single" w:color="999999" w:sz="4"/>
+              <w:left w:val="single" w:color="999999" w:sz="4"/>
+              <w:bottom w:val="single" w:color="999999" w:sz="4"/>
+              <w:right w:val="single" w:color="999999" w:sz="4"/>
+            </w:tcBorders>
+            <w:tcMar>
+              <w:top w:type="dxa" w:w="60"/>
+              <w:left w:type="dxa" w:w="100"/>
+              <w:bottom w:type="dxa" w:w="60"/>
+              <w:right w:type="dxa" w:w="100"/>
+            </w:tcMar>
+          </w:tcPr>
+          <w:p>
+            <w:pPr>
+              <w:spacing w:after="20"/>
+            </w:pPr>
+            <w:r>
+              <w:rPr>
+                <w:rFonts w:ascii="Arial" w:cs="Arial" w:eastAsia="Arial" w:hAnsi="Arial"/>
+                <w:sz w:val="19"/>
+                <w:szCs w:val="19"/>
+              </w:rPr>
+              <w:t xml:space="preserve">Не требуются: доступ задаётся матрицей «роль × разрешение» (Ф-10)</w:t>
             </w:r>
           </w:p>
         </w:tc>
@@ -18997,7 +19479,7 @@
       <w:tr>
         <w:tc>
           <w:tcPr>
-            <w:tcW w:type="dxa" w:w="357"/>
+            <w:tcW w:type="dxa" w:w="347"/>
             <w:tcBorders>
               <w:top w:val="single" w:color="999999" w:sz="4"/>
               <w:left w:val="single" w:color="999999" w:sz="4"/>
@@ -19027,61 +19509,61 @@
         </w:tc>
         <w:tc>
           <w:tcPr>
-            <w:tcW w:type="dxa" w:w="5354"/>
-            <w:tcBorders>
-              <w:top w:val="single" w:color="999999" w:sz="4"/>
-              <w:left w:val="single" w:color="999999" w:sz="4"/>
-              <w:bottom w:val="single" w:color="999999" w:sz="4"/>
-              <w:right w:val="single" w:color="999999" w:sz="4"/>
-            </w:tcBorders>
-            <w:tcMar>
-              <w:top w:type="dxa" w:w="60"/>
-              <w:left w:type="dxa" w:w="100"/>
-              <w:bottom w:type="dxa" w:w="60"/>
-              <w:right w:type="dxa" w:w="100"/>
-            </w:tcMar>
-          </w:tcPr>
-          <w:p>
-            <w:pPr>
-              <w:spacing w:after="20"/>
-            </w:pPr>
-            <w:r>
-              <w:rPr>
-                <w:rFonts w:ascii="Arial" w:cs="Arial" w:eastAsia="Arial" w:hAnsi="Arial"/>
-                <w:sz w:val="19"/>
-                <w:szCs w:val="19"/>
-              </w:rPr>
-              <w:t xml:space="preserve">Способ второго фактора в закрытой сети: TOTP, аппаратный ключ или бот</w:t>
-            </w:r>
-          </w:p>
-        </w:tc>
-        <w:tc>
-          <w:tcPr>
-            <w:tcW w:type="dxa" w:w="3927"/>
-            <w:tcBorders>
-              <w:top w:val="single" w:color="999999" w:sz="4"/>
-              <w:left w:val="single" w:color="999999" w:sz="4"/>
-              <w:bottom w:val="single" w:color="999999" w:sz="4"/>
-              <w:right w:val="single" w:color="999999" w:sz="4"/>
-            </w:tcBorders>
-            <w:tcMar>
-              <w:top w:type="dxa" w:w="60"/>
-              <w:left w:type="dxa" w:w="100"/>
-              <w:bottom w:type="dxa" w:w="60"/>
-              <w:right w:type="dxa" w:w="100"/>
-            </w:tcMar>
-          </w:tcPr>
-          <w:p>
-            <w:pPr>
-              <w:spacing w:after="20"/>
-            </w:pPr>
-            <w:r>
-              <w:rPr>
-                <w:rFonts w:ascii="Arial" w:cs="Arial" w:eastAsia="Arial" w:hAnsi="Arial"/>
-                <w:sz w:val="19"/>
-                <w:szCs w:val="19"/>
-              </w:rPr>
-              <w:t xml:space="preserve">Заказчик, служба безопасности</w:t>
+            <w:tcW w:type="dxa" w:w="4081"/>
+            <w:tcBorders>
+              <w:top w:val="single" w:color="999999" w:sz="4"/>
+              <w:left w:val="single" w:color="999999" w:sz="4"/>
+              <w:bottom w:val="single" w:color="999999" w:sz="4"/>
+              <w:right w:val="single" w:color="999999" w:sz="4"/>
+            </w:tcBorders>
+            <w:tcMar>
+              <w:top w:type="dxa" w:w="60"/>
+              <w:left w:type="dxa" w:w="100"/>
+              <w:bottom w:type="dxa" w:w="60"/>
+              <w:right w:type="dxa" w:w="100"/>
+            </w:tcMar>
+          </w:tcPr>
+          <w:p>
+            <w:pPr>
+              <w:spacing w:after="20"/>
+            </w:pPr>
+            <w:r>
+              <w:rPr>
+                <w:rFonts w:ascii="Arial" w:cs="Arial" w:eastAsia="Arial" w:hAnsi="Arial"/>
+                <w:sz w:val="19"/>
+                <w:szCs w:val="19"/>
+              </w:rPr>
+              <w:t xml:space="preserve">Способ второго фактора</w:t>
+            </w:r>
+          </w:p>
+        </w:tc>
+        <w:tc>
+          <w:tcPr>
+            <w:tcW w:type="dxa" w:w="5210"/>
+            <w:tcBorders>
+              <w:top w:val="single" w:color="999999" w:sz="4"/>
+              <w:left w:val="single" w:color="999999" w:sz="4"/>
+              <w:bottom w:val="single" w:color="999999" w:sz="4"/>
+              <w:right w:val="single" w:color="999999" w:sz="4"/>
+            </w:tcBorders>
+            <w:tcMar>
+              <w:top w:type="dxa" w:w="60"/>
+              <w:left w:type="dxa" w:w="100"/>
+              <w:bottom w:type="dxa" w:w="60"/>
+              <w:right w:type="dxa" w:w="100"/>
+            </w:tcMar>
+          </w:tcPr>
+          <w:p>
+            <w:pPr>
+              <w:spacing w:after="20"/>
+            </w:pPr>
+            <w:r>
+              <w:rPr>
+                <w:rFonts w:ascii="Arial" w:cs="Arial" w:eastAsia="Arial" w:hAnsi="Arial"/>
+                <w:sz w:val="19"/>
+                <w:szCs w:val="19"/>
+              </w:rPr>
+              <w:t xml:space="preserve">Код на email и в мессенджер через бота; какие роли требуют второй фактор, задаёт администратор флагом роли. TOTP и аппаратные ключи — задел на будущее (Ф-18, реализовано)</w:t>
             </w:r>
           </w:p>
         </w:tc>
@@ -19089,7 +19571,7 @@
       <w:tr>
         <w:tc>
           <w:tcPr>
-            <w:tcW w:type="dxa" w:w="357"/>
+            <w:tcW w:type="dxa" w:w="347"/>
             <w:tcBorders>
               <w:top w:val="single" w:color="999999" w:sz="4"/>
               <w:left w:val="single" w:color="999999" w:sz="4"/>
@@ -19119,61 +19601,61 @@
         </w:tc>
         <w:tc>
           <w:tcPr>
-            <w:tcW w:type="dxa" w:w="5354"/>
-            <w:tcBorders>
-              <w:top w:val="single" w:color="999999" w:sz="4"/>
-              <w:left w:val="single" w:color="999999" w:sz="4"/>
-              <w:bottom w:val="single" w:color="999999" w:sz="4"/>
-              <w:right w:val="single" w:color="999999" w:sz="4"/>
-            </w:tcBorders>
-            <w:tcMar>
-              <w:top w:type="dxa" w:w="60"/>
-              <w:left w:type="dxa" w:w="100"/>
-              <w:bottom w:type="dxa" w:w="60"/>
-              <w:right w:type="dxa" w:w="100"/>
-            </w:tcMar>
-          </w:tcPr>
-          <w:p>
-            <w:pPr>
-              <w:spacing w:after="20"/>
-            </w:pPr>
-            <w:r>
-              <w:rPr>
-                <w:rFonts w:ascii="Arial" w:cs="Arial" w:eastAsia="Arial" w:hAnsi="Arial"/>
-                <w:sz w:val="19"/>
-                <w:szCs w:val="19"/>
-              </w:rPr>
-              <w:t xml:space="preserve">Частота и ответственные за пересмотр прав, срок автоматического отключения неактивных учётных записей</w:t>
-            </w:r>
-          </w:p>
-        </w:tc>
-        <w:tc>
-          <w:tcPr>
-            <w:tcW w:type="dxa" w:w="3927"/>
-            <w:tcBorders>
-              <w:top w:val="single" w:color="999999" w:sz="4"/>
-              <w:left w:val="single" w:color="999999" w:sz="4"/>
-              <w:bottom w:val="single" w:color="999999" w:sz="4"/>
-              <w:right w:val="single" w:color="999999" w:sz="4"/>
-            </w:tcBorders>
-            <w:tcMar>
-              <w:top w:type="dxa" w:w="60"/>
-              <w:left w:type="dxa" w:w="100"/>
-              <w:bottom w:type="dxa" w:w="60"/>
-              <w:right w:type="dxa" w:w="100"/>
-            </w:tcMar>
-          </w:tcPr>
-          <w:p>
-            <w:pPr>
-              <w:spacing w:after="20"/>
-            </w:pPr>
-            <w:r>
-              <w:rPr>
-                <w:rFonts w:ascii="Arial" w:cs="Arial" w:eastAsia="Arial" w:hAnsi="Arial"/>
-                <w:sz w:val="19"/>
-                <w:szCs w:val="19"/>
-              </w:rPr>
-              <w:t xml:space="preserve">Заказчик, служба безопасности</w:t>
+            <w:tcW w:type="dxa" w:w="4081"/>
+            <w:tcBorders>
+              <w:top w:val="single" w:color="999999" w:sz="4"/>
+              <w:left w:val="single" w:color="999999" w:sz="4"/>
+              <w:bottom w:val="single" w:color="999999" w:sz="4"/>
+              <w:right w:val="single" w:color="999999" w:sz="4"/>
+            </w:tcBorders>
+            <w:tcMar>
+              <w:top w:type="dxa" w:w="60"/>
+              <w:left w:type="dxa" w:w="100"/>
+              <w:bottom w:type="dxa" w:w="60"/>
+              <w:right w:type="dxa" w:w="100"/>
+            </w:tcMar>
+          </w:tcPr>
+          <w:p>
+            <w:pPr>
+              <w:spacing w:after="20"/>
+            </w:pPr>
+            <w:r>
+              <w:rPr>
+                <w:rFonts w:ascii="Arial" w:cs="Arial" w:eastAsia="Arial" w:hAnsi="Arial"/>
+                <w:sz w:val="19"/>
+                <w:szCs w:val="19"/>
+              </w:rPr>
+              <w:t xml:space="preserve">Отключение неактивных учётных записей</w:t>
+            </w:r>
+          </w:p>
+        </w:tc>
+        <w:tc>
+          <w:tcPr>
+            <w:tcW w:type="dxa" w:w="5210"/>
+            <w:tcBorders>
+              <w:top w:val="single" w:color="999999" w:sz="4"/>
+              <w:left w:val="single" w:color="999999" w:sz="4"/>
+              <w:bottom w:val="single" w:color="999999" w:sz="4"/>
+              <w:right w:val="single" w:color="999999" w:sz="4"/>
+            </w:tcBorders>
+            <w:tcMar>
+              <w:top w:type="dxa" w:w="60"/>
+              <w:left w:type="dxa" w:w="100"/>
+              <w:bottom w:type="dxa" w:w="60"/>
+              <w:right w:type="dxa" w:w="100"/>
+            </w:tcMar>
+          </w:tcPr>
+          <w:p>
+            <w:pPr>
+              <w:spacing w:after="20"/>
+            </w:pPr>
+            <w:r>
+              <w:rPr>
+                <w:rFonts w:ascii="Arial" w:cs="Arial" w:eastAsia="Arial" w:hAnsi="Arial"/>
+                <w:sz w:val="19"/>
+                <w:szCs w:val="19"/>
+              </w:rPr>
+              <w:t xml:space="preserve">Автоматически после 90 дней без входа, кроме администраторов сервиса — их отключают только вручную (Ф-12, реализовано)</w:t>
             </w:r>
           </w:p>
         </w:tc>
@@ -19190,7 +19672,7 @@
           <w:sz w:val="22"/>
           <w:szCs w:val="22"/>
         </w:rPr>
-        <w:t xml:space="preserve">Варианты и предложения по каждому вопросу — в документе Вопросы для ЧТЗ.</w:t>
+        <w:t xml:space="preserve">Остаются открытыми: частота пересмотра прав и ответственные за него; срок, после которого отключённая учётная запись удаляется.</w:t>
       </w:r>
     </w:p>
     <w:p>
@@ -19362,7 +19844,7 @@
         <w:sz w:val="16"/>
         <w:szCs w:val="16"/>
       </w:rPr>
-      <w:t xml:space="preserve">ТЗ tsl-auth, версия 2.0</w:t>
+      <w:t xml:space="preserve">ТЗ tsl-auth, версия 2.1</w:t>
     </w:r>
   </w:p>
 </w:hdr>

--- a/docs/TZ-tsl-auth.docx
+++ b/docs/TZ-tsl-auth.docx
@@ -12897,7 +12897,23 @@
           <w:sz w:val="22"/>
           <w:szCs w:val="22"/>
         </w:rPr>
-        <w:t xml:space="preserve">, метрики Prometheus, трассировки и журналы по OTLP, журналы в Loki. Метрики: число входов и отказов, выдача токенов по grant type, блокировки, очередь вебхуков, время ответа. Идентификатор трассировки связывает запрос и журнал приложения; с событием журнала безопасности — после А-2а. Пороги уведомлений и ответственные — по решению A17 архитектурного ЧТЗ.</w:t>
+        <w:t xml:space="preserve">, метрики в формате Prometheus (</w:t>
+      </w:r>
+      <w:r>
+        <w:rPr>
+          <w:rFonts w:ascii="Consolas" w:cs="Consolas" w:eastAsia="Consolas" w:hAnsi="Consolas"/>
+          <w:sz w:val="20"/>
+          <w:szCs w:val="20"/>
+        </w:rPr>
+        <w:t xml:space="preserve">/metrics</w:t>
+      </w:r>
+      <w:r>
+        <w:rPr>
+          <w:rFonts w:ascii="Arial" w:cs="Arial" w:eastAsia="Arial" w:hAnsi="Arial"/>
+          <w:sz w:val="22"/>
+          <w:szCs w:val="22"/>
+        </w:rPr>
+        <w:t xml:space="preserve">, их опрашивает VictoriaMetrics), трассировки по OTLP (через коллектор в VictoriaTraces), журналы в stdout (их собирает Vector в VictoriaLogs). Метрики: число входов и отказов, выдача токенов по grant type, блокировки, очередь вебхуков, время ответа. Идентификатор трассировки связывает запрос и журнал приложения; с событием журнала безопасности — после А-2а. Пороги уведомлений и ответственные — по решению A17 архитектурного ЧТЗ.</w:t>
       </w:r>
     </w:p>
     <w:p>
@@ -15571,11 +15587,19 @@
             </w:pPr>
             <w:r>
               <w:rPr>
-                <w:rFonts w:ascii="Arial" w:cs="Arial" w:eastAsia="Arial" w:hAnsi="Arial"/>
-                <w:sz w:val="19"/>
-                <w:szCs w:val="19"/>
-              </w:rPr>
-              <w:t xml:space="preserve">Prometheus, OpenTelemetry, Loki</w:t>
+                <w:rFonts w:ascii="Consolas" w:cs="Consolas" w:eastAsia="Consolas" w:hAnsi="Consolas"/>
+                <w:sz w:val="17"/>
+                <w:szCs w:val="17"/>
+              </w:rPr>
+              <w:t xml:space="preserve">/metrics</w:t>
+            </w:r>
+            <w:r>
+              <w:rPr>
+                <w:rFonts w:ascii="Arial" w:cs="Arial" w:eastAsia="Arial" w:hAnsi="Arial"/>
+                <w:sz w:val="19"/>
+                <w:szCs w:val="19"/>
+              </w:rPr>
+              <w:t xml:space="preserve">, OpenTelemetry; VictoriaMetrics, VictoriaLogs, VictoriaTraces</w:t>
             </w:r>
           </w:p>
         </w:tc>

--- a/docs/TZ-tsl-auth.docx
+++ b/docs/TZ-tsl-auth.docx
@@ -34,7 +34,7 @@
         <w:jc w:val="center"/>
       </w:pPr>
       <w:r>
-        <w:t>Версия 2.2 от 30.09.2026</w:t>
+        <w:t>Версия 2.3 от 30.09.2026</w:t>
       </w:r>
     </w:p>
     <w:p>
@@ -61,7 +61,17 @@
     </w:p>
     <w:p>
       <w:r>
-        <w:t>Версия для согласования в Word: TZ-tsl-auth.docx.</w:t>
+        <w:t xml:space="preserve">Версия для согласования в Word: TZ-tsl-auth.docx (собирается </w:t>
+      </w:r>
+      <w:r>
+        <w:rPr>
+          <w:rFonts w:ascii="Consolas" w:hAnsi="Consolas"/>
+          <w:sz w:val="18"/>
+        </w:rPr>
+        <w:t>python scripts/build-tz-docx.py</w:t>
+      </w:r>
+      <w:r>
+        <w:t>).</w:t>
       </w:r>
     </w:p>
     <w:p>
@@ -3253,7 +3263,7 @@
               <w:t>act.sub</w:t>
             </w:r>
             <w:r>
-              <w:t xml:space="preserve"> = владелец) с разрешением политики в матрице владельца; сервисный токен — только чтение (в тестовых стендах — и изменения). Чужой клиент — 404; </w:t>
+              <w:t xml:space="preserve"> = владелец) с разрешением политики в матрице владельца; сервисный токен — только чтение (в тестовых стендах — и изменения); клиентский токен, полученный обменом другим приложением, владельцем не считается; без самоуправления владельца доступа нет. Предел неактивности считается по отметке последнего выданного токена. Чужой клиент — 404; </w:t>
             </w:r>
             <w:r>
               <w:rPr>
@@ -3348,7 +3358,7 @@
               <w:t>aud</w:t>
             </w:r>
             <w:r>
-              <w:t xml:space="preserve"> — token endpoint или issuer, </w:t>
+              <w:t xml:space="preserve"> — issuer сервиса (как в discovery), </w:t>
             </w:r>
             <w:r>
               <w:rPr>
@@ -3365,6 +3375,36 @@
                 <w:rFonts w:ascii="Consolas" w:hAnsi="Consolas"/>
                 <w:sz w:val="18"/>
               </w:rPr>
+              <w:t>iat</w:t>
+            </w:r>
+            <w:r>
+              <w:t>/</w:t>
+            </w:r>
+            <w:r>
+              <w:rPr>
+                <w:rFonts w:ascii="Consolas" w:hAnsi="Consolas"/>
+                <w:sz w:val="18"/>
+              </w:rPr>
+              <w:t>nbf</w:t>
+            </w:r>
+            <w:r>
+              <w:t>/</w:t>
+            </w:r>
+            <w:r>
+              <w:rPr>
+                <w:rFonts w:ascii="Consolas" w:hAnsi="Consolas"/>
+                <w:sz w:val="18"/>
+              </w:rPr>
+              <w:t>exp</w:t>
+            </w:r>
+            <w:r>
+              <w:t xml:space="preserve"> — секунды, </w:t>
+            </w:r>
+            <w:r>
+              <w:rPr>
+                <w:rFonts w:ascii="Consolas" w:hAnsi="Consolas"/>
+                <w:sz w:val="18"/>
+              </w:rPr>
               <w:t>jti</w:t>
             </w:r>
             <w:r>
@@ -3398,7 +3438,7 @@
               <w:t>invalid_client</w:t>
             </w:r>
             <w:r>
-              <w:t xml:space="preserve">, причина — в журнал (warning) и метрику; discovery публикует </w:t>
+              <w:t xml:space="preserve"> на token, introspection и revocation, причина — в журнал (warning) и метрику; discovery публикует </w:t>
             </w:r>
             <w:r>
               <w:rPr>
@@ -3418,7 +3458,7 @@
               <w:t>ES256</w:t>
             </w:r>
             <w:r>
-              <w:t xml:space="preserve">. SDK .NET и Go входят по ключу; предел отказов по </w:t>
+              <w:t>. SDK .NET и Go входят по ключу; предел отказов по паре «</w:t>
             </w:r>
             <w:r>
               <w:rPr>
@@ -3426,6 +3466,9 @@
                 <w:sz w:val="18"/>
               </w:rPr>
               <w:t>client_id</w:t>
+            </w:r>
+            <w:r>
+              <w:t xml:space="preserve"> + IP»</w:t>
             </w:r>
           </w:p>
         </w:tc>
